--- a/backend/src/assets/legal-templates/A4.docx
+++ b/backend/src/assets/legal-templates/A4.docx
@@ -1,6 +1,6 @@
 
 <file path=word/document.xml><?xml version="1.0" encoding="utf-8"?>
-<w:document xmlns:wpc="http://schemas.microsoft.com/office/word/2010/wordprocessingCanvas" xmlns:cx="http://schemas.microsoft.com/office/drawing/2014/chartex" xmlns:cx1="http://schemas.microsoft.com/office/drawing/2015/9/8/chartex" xmlns:cx2="http://schemas.microsoft.com/office/drawing/2015/10/21/chartex" xmlns:cx3="http://schemas.microsoft.com/office/drawing/2016/5/9/chartex" xmlns:cx4="http://schemas.microsoft.com/office/drawing/2016/5/10/chartex" xmlns:cx5="http://schemas.microsoft.com/office/drawing/2016/5/11/chartex" xmlns:cx6="http://schemas.microsoft.com/office/drawing/2016/5/12/chartex" xmlns:cx7="http://schemas.microsoft.com/office/drawing/2016/5/13/chartex" xmlns:cx8="http://schemas.microsoft.com/office/drawing/2016/5/14/chartex" xmlns:mc="http://schemas.openxmlformats.org/markup-compatibility/2006" xmlns:aink="http://schemas.microsoft.com/office/drawing/2016/ink" xmlns:am3d="http://schemas.microsoft.com/office/drawing/2017/model3d" xmlns:o="urn:schemas-microsoft-com:office:office" xmlns:oel="http://schemas.microsoft.com/office/2019/extlst" xmlns:r="http://schemas.openxmlformats.org/officeDocument/2006/relationships" xmlns:m="http://schemas.openxmlformats.org/officeDocument/2006/math" xmlns:v="urn:schemas-microsoft-com:vml" xmlns:wp14="http://schemas.microsoft.com/office/word/2010/wordprocessingDrawing" xmlns:wp="http://schemas.openxmlformats.org/drawingml/2006/wordprocessingDrawing" xmlns:w10="urn:schemas-microsoft-com:office:word" xmlns:w="http://schemas.openxmlformats.org/wordprocessingml/2006/main" xmlns:w14="http://schemas.microsoft.com/office/word/2010/wordml" xmlns:w15="http://schemas.microsoft.com/office/word/2012/wordml" xmlns:w16cei="http://schemas.microsoft.com/office/word/2026/wordml/cei" xmlns:w16cex="http://schemas.microsoft.com/office/word/2018/wordml/cex" xmlns:w16cid="http://schemas.microsoft.com/office/word/2016/wordml/cid" xmlns:w16="http://schemas.microsoft.com/office/word/2018/wordml" xmlns:w16du="http://schemas.microsoft.com/office/word/2023/wordml/word16du" xmlns:w16sdtdh="http://schemas.microsoft.com/office/word/2020/wordml/sdtdatahash" xmlns:w16sdtfl="http://schemas.microsoft.com/office/word/2024/wordml/sdtformatlock" xmlns:w16se="http://schemas.microsoft.com/office/word/2015/wordml/symex" xmlns:wpg="http://schemas.microsoft.com/office/word/2010/wordprocessingGroup" xmlns:wpi="http://schemas.microsoft.com/office/word/2010/wordprocessingInk" xmlns:wne="http://schemas.microsoft.com/office/word/2006/wordml" xmlns:wps="http://schemas.microsoft.com/office/word/2010/wordprocessingShape" mc:Ignorable="w14 w15 w16se w16cid w16 w16cex w16sdtdh w16sdtfl w16du wp14">
+<w:document xmlns:wpc="http://schemas.microsoft.com/office/word/2010/wordprocessingCanvas" xmlns:cx="http://schemas.microsoft.com/office/drawing/2014/chartex" xmlns:cx1="http://schemas.microsoft.com/office/drawing/2015/9/8/chartex" xmlns:cx2="http://schemas.microsoft.com/office/drawing/2015/10/21/chartex" xmlns:cx3="http://schemas.microsoft.com/office/drawing/2016/5/9/chartex" xmlns:cx4="http://schemas.microsoft.com/office/drawing/2016/5/10/chartex" xmlns:cx5="http://schemas.microsoft.com/office/drawing/2016/5/11/chartex" xmlns:cx6="http://schemas.microsoft.com/office/drawing/2016/5/12/chartex" xmlns:cx7="http://schemas.microsoft.com/office/drawing/2016/5/13/chartex" xmlns:cx8="http://schemas.microsoft.com/office/drawing/2016/5/14/chartex" xmlns:mc="http://schemas.openxmlformats.org/markup-compatibility/2006" xmlns:aink="http://schemas.microsoft.com/office/drawing/2016/ink" xmlns:am3d="http://schemas.microsoft.com/office/drawing/2017/model3d" xmlns:o="urn:schemas-microsoft-com:office:office" xmlns:oel="http://schemas.microsoft.com/office/2019/extlst" xmlns:r="http://schemas.openxmlformats.org/officeDocument/2006/relationships" xmlns:m="http://schemas.openxmlformats.org/officeDocument/2006/math" xmlns:v="urn:schemas-microsoft-com:vml" xmlns:wp14="http://schemas.microsoft.com/office/word/2010/wordprocessingDrawing" xmlns:wp="http://schemas.openxmlformats.org/drawingml/2006/wordprocessingDrawing" xmlns:w10="urn:schemas-microsoft-com:office:word" xmlns:w="http://schemas.openxmlformats.org/wordprocessingml/2006/main" xmlns:w14="http://schemas.microsoft.com/office/word/2010/wordml" xmlns:w15="http://schemas.microsoft.com/office/word/2012/wordml" xmlns:w16cex="http://schemas.microsoft.com/office/word/2018/wordml/cex" xmlns:w16cid="http://schemas.microsoft.com/office/word/2016/wordml/cid" xmlns:w16="http://schemas.microsoft.com/office/word/2018/wordml" xmlns:w16sdtdh="http://schemas.microsoft.com/office/word/2020/wordml/sdtdatahash" xmlns:w16se="http://schemas.microsoft.com/office/word/2015/wordml/symex" xmlns:wpg="http://schemas.microsoft.com/office/word/2010/wordprocessingGroup" xmlns:wpi="http://schemas.microsoft.com/office/word/2010/wordprocessingInk" xmlns:wne="http://schemas.microsoft.com/office/word/2006/wordml" xmlns:wps="http://schemas.microsoft.com/office/word/2010/wordprocessingShape" mc:Ignorable="w14 w15 w16se w16cid w16 w16cex w16sdtdh wp14">
   <w:body>
     <w:p>
       <w:pPr>
@@ -9,7 +9,7 @@
           <w:rFonts w:ascii="TH SarabunPSK" w:eastAsia="TH Sarabun PSK" w:hAnsi="TH SarabunPSK" w:cs="TH SarabunPSK"/>
           <w:b/>
           <w:bCs/>
-          <w:color w:val="000000"/>
+          <w:color w:val="000000" w:themeColor="text1"/>
           <w:sz w:val="32"/>
           <w:szCs w:val="32"/>
         </w:rPr>
@@ -19,13 +19,14 @@
           <w:rFonts w:ascii="TH SarabunPSK" w:eastAsia="TH Sarabun PSK" w:hAnsi="TH SarabunPSK" w:cs="TH SarabunPSK"/>
           <w:b/>
           <w:bCs/>
-          <w:color w:val="000000"/>
+          <w:color w:val="000000" w:themeColor="text1"/>
           <w:sz w:val="32"/>
           <w:szCs w:val="32"/>
           <w:cs/>
         </w:rPr>
         <w:t>แบบ</w:t>
       </w:r>
+      <w:proofErr w:type="spellStart"/>
       <w:r>
         <w:rPr>
           <w:rFonts w:ascii="TH SarabunPSK" w:eastAsia="TH Sarabun PSK" w:hAnsi="TH SarabunPSK" w:cs="TH SarabunPSK"/>
@@ -35,16 +36,29 @@
           <w:sz w:val="32"/>
           <w:szCs w:val="32"/>
         </w:rPr>
-        <w:t xml:space="preserve">นำส่งข้อมูล </w:t>
-      </w:r>
-    </w:p>
-    <w:p>
-      <w:pPr>
-        <w:jc w:val="center"/>
+        <w:t>นำส่งข้อมูล</w:t>
+      </w:r>
+      <w:proofErr w:type="spellEnd"/>
+      <w:r>
         <w:rPr>
           <w:rFonts w:ascii="TH SarabunPSK" w:eastAsia="TH Sarabun PSK" w:hAnsi="TH SarabunPSK" w:cs="TH SarabunPSK"/>
           <w:b/>
           <w:bCs/>
+          <w:color w:val="000000" w:themeColor="text1"/>
+          <w:sz w:val="32"/>
+          <w:szCs w:val="32"/>
+        </w:rPr>
+        <w:t xml:space="preserve"> </w:t>
+      </w:r>
+    </w:p>
+    <w:p>
+      <w:pPr>
+        <w:jc w:val="center"/>
+        <w:rPr>
+          <w:rFonts w:ascii="TH SarabunPSK" w:eastAsia="TH Sarabun PSK" w:hAnsi="TH SarabunPSK" w:cs="TH SarabunPSK"/>
+          <w:b/>
+          <w:bCs/>
+          <w:color w:val="000000" w:themeColor="text1"/>
           <w:sz w:val="32"/>
           <w:szCs w:val="32"/>
         </w:rPr>
@@ -54,7 +68,7 @@
           <w:rFonts w:ascii="TH SarabunPSK" w:eastAsia="TH Sarabun PSK" w:hAnsi="TH SarabunPSK" w:cs="TH SarabunPSK" w:hint="cs"/>
           <w:b/>
           <w:bCs/>
-          <w:color w:val="000000"/>
+          <w:color w:val="000000" w:themeColor="text1"/>
           <w:sz w:val="32"/>
           <w:szCs w:val="32"/>
           <w:cs/>
@@ -66,7 +80,7 @@
           <w:rFonts w:ascii="TH SarabunPSK" w:eastAsia="TH Sarabun PSK" w:hAnsi="TH SarabunPSK" w:cs="TH SarabunPSK" w:hint="cs"/>
           <w:b/>
           <w:bCs/>
-          <w:color w:val="000000"/>
+          <w:color w:val="000000" w:themeColor="text1"/>
           <w:sz w:val="32"/>
           <w:szCs w:val="32"/>
           <w:cs/>
@@ -83,6 +97,7 @@
           <w:bCs/>
           <w:i/>
           <w:iCs/>
+          <w:color w:val="000000" w:themeColor="text1"/>
           <w:sz w:val="32"/>
           <w:szCs w:val="32"/>
         </w:rPr>
@@ -94,202 +109,195 @@
           <w:bCs/>
           <w:i/>
           <w:iCs/>
-          <w:sz w:val="32"/>
-          <w:szCs w:val="32"/>
-        </w:rPr>
-        <w:t>(โปรดระบุรายชุดข้อมูล)</w:t>
-      </w:r>
-    </w:p>
-    <w:p>
-      <w:pPr>
-        <w:ind w:left="426"/>
-        <w:jc w:val="right"/>
+          <w:color w:val="000000" w:themeColor="text1"/>
+          <w:sz w:val="32"/>
+          <w:szCs w:val="32"/>
+        </w:rPr>
+        <w:t>(</w:t>
+      </w:r>
+      <w:proofErr w:type="spellStart"/>
+      <w:r>
         <w:rPr>
           <w:rFonts w:ascii="TH SarabunPSK" w:eastAsia="TH Sarabun PSK" w:hAnsi="TH SarabunPSK" w:cs="TH SarabunPSK"/>
           <w:b/>
           <w:bCs/>
-          <w:sz w:val="28"/>
-          <w:szCs w:val="28"/>
-          <w:highlight w:val="yellow"/>
-          <w:lang w:val="en-US"/>
-        </w:rPr>
-      </w:pPr>
-      <w:r>
-        <w:rPr>
-          <w:rFonts w:ascii="TH SarabunPSK" w:eastAsia="TH Sarabun PSK" w:hAnsi="TH SarabunPSK" w:cs="TH SarabunPSK" w:hint="cs"/>
+          <w:i/>
+          <w:iCs/>
+          <w:color w:val="000000" w:themeColor="text1"/>
+          <w:sz w:val="32"/>
+          <w:szCs w:val="32"/>
+        </w:rPr>
+        <w:t>โปรดระบุรายชุดข้อมูล</w:t>
+      </w:r>
+      <w:proofErr w:type="spellEnd"/>
+      <w:r>
+        <w:rPr>
+          <w:rFonts w:ascii="TH SarabunPSK" w:eastAsia="TH Sarabun PSK" w:hAnsi="TH SarabunPSK" w:cs="TH SarabunPSK"/>
           <w:b/>
           <w:bCs/>
-          <w:sz w:val="28"/>
-          <w:szCs w:val="28"/>
-          <w:highlight w:val="yellow"/>
-          <w:cs/>
-        </w:rPr>
-        <w:t xml:space="preserve">ตัวอักษรสีดำ คือ </w:t>
-      </w:r>
-      <w:r>
-        <w:rPr>
-          <w:rFonts w:ascii="TH SarabunPSK" w:eastAsia="TH Sarabun PSK" w:hAnsi="TH SarabunPSK" w:cs="TH SarabunPSK"/>
-          <w:b/>
-          <w:bCs/>
-          <w:sz w:val="28"/>
-          <w:szCs w:val="28"/>
-          <w:highlight w:val="yellow"/>
-          <w:lang w:val="en-US"/>
-        </w:rPr>
-        <w:t xml:space="preserve">metadata </w:t>
-      </w:r>
-      <w:r>
-        <w:rPr>
-          <w:rFonts w:ascii="TH SarabunPSK" w:eastAsia="TH Sarabun PSK" w:hAnsi="TH SarabunPSK" w:cs="TH SarabunPSK" w:hint="cs"/>
-          <w:b/>
-          <w:bCs/>
-          <w:sz w:val="28"/>
-          <w:szCs w:val="28"/>
-          <w:highlight w:val="yellow"/>
-          <w:cs/>
-          <w:lang w:val="en-US"/>
-        </w:rPr>
-        <w:t>หลักที่ สพร กำหนด</w:t>
-      </w:r>
-      <w:r>
-        <w:rPr>
-          <w:rFonts w:ascii="TH SarabunPSK" w:eastAsia="TH Sarabun PSK" w:hAnsi="TH SarabunPSK" w:cs="TH SarabunPSK"/>
-          <w:b/>
-          <w:bCs/>
-          <w:sz w:val="28"/>
-          <w:szCs w:val="28"/>
-          <w:highlight w:val="yellow"/>
-          <w:lang w:val="en-US"/>
-        </w:rPr>
-        <w:t xml:space="preserve"> (mandatory</w:t>
-      </w:r>
-      <w:r>
-        <w:rPr>
-          <w:rFonts w:ascii="TH SarabunPSK" w:eastAsia="TH Sarabun PSK" w:hAnsi="TH SarabunPSK" w:cs="TH SarabunPSK"/>
-          <w:b/>
-          <w:bCs/>
-          <w:sz w:val="28"/>
-          <w:szCs w:val="28"/>
-          <w:highlight w:val="yellow"/>
-          <w:lang w:val="en-US"/>
+          <w:i/>
+          <w:iCs/>
+          <w:color w:val="000000" w:themeColor="text1"/>
+          <w:sz w:val="32"/>
+          <w:szCs w:val="32"/>
         </w:rPr>
         <w:t>)</w:t>
       </w:r>
     </w:p>
     <w:p>
       <w:pPr>
-        <w:ind w:left="426"/>
-        <w:jc w:val="right"/>
-        <w:rPr>
-          <w:rFonts w:ascii="TH SarabunPSK" w:eastAsia="TH Sarabun PSK" w:hAnsi="TH SarabunPSK" w:cs="TH SarabunPSK"/>
-          <w:b/>
-          <w:bCs/>
-          <w:color w:val="0070C0"/>
-          <w:sz w:val="28"/>
-          <w:szCs w:val="28"/>
-          <w:cs/>
-          <w:lang w:val="en-US"/>
-        </w:rPr>
-      </w:pPr>
-      <w:r>
-        <w:rPr>
-          <w:rFonts w:ascii="TH SarabunPSK" w:eastAsia="TH Sarabun PSK" w:hAnsi="TH SarabunPSK" w:cs="TH SarabunPSK" w:hint="cs"/>
-          <w:b/>
-          <w:bCs/>
-          <w:color w:val="0070C0"/>
-          <w:sz w:val="28"/>
-          <w:szCs w:val="28"/>
-          <w:highlight w:val="yellow"/>
-          <w:cs/>
-          <w:lang w:val="en-US"/>
-        </w:rPr>
-        <w:t xml:space="preserve">ตัวอักษรสีน้ำเงิน คือ ที่ </w:t>
-      </w:r>
-      <w:r>
-        <w:rPr>
-          <w:rFonts w:ascii="TH SarabunPSK" w:eastAsia="TH Sarabun PSK" w:hAnsi="TH SarabunPSK" w:cs="TH SarabunPSK"/>
-          <w:b/>
-          <w:bCs/>
-          <w:color w:val="0070C0"/>
-          <w:sz w:val="28"/>
-          <w:szCs w:val="28"/>
-          <w:highlight w:val="yellow"/>
-          <w:lang w:val="en-US"/>
-        </w:rPr>
-        <w:t xml:space="preserve">BDI </w:t>
-      </w:r>
-      <w:r>
-        <w:rPr>
-          <w:rFonts w:ascii="TH SarabunPSK" w:eastAsia="TH Sarabun PSK" w:hAnsi="TH SarabunPSK" w:cs="TH SarabunPSK" w:hint="cs"/>
-          <w:b/>
-          <w:bCs/>
-          <w:color w:val="0070C0"/>
-          <w:sz w:val="28"/>
-          <w:szCs w:val="28"/>
-          <w:highlight w:val="yellow"/>
-          <w:cs/>
-          <w:lang w:val="en-US"/>
-        </w:rPr>
-        <w:t>ปรับปรุง/</w:t>
-      </w:r>
-      <w:r>
-        <w:rPr>
-          <w:rFonts w:ascii="TH SarabunPSK" w:eastAsia="TH Sarabun PSK" w:hAnsi="TH SarabunPSK" w:cs="TH SarabunPSK" w:hint="cs"/>
-          <w:b/>
-          <w:bCs/>
-          <w:color w:val="0070C0"/>
-          <w:sz w:val="28"/>
-          <w:szCs w:val="28"/>
-          <w:highlight w:val="yellow"/>
-          <w:cs/>
-          <w:lang w:val="en-US"/>
-        </w:rPr>
-        <w:t>กำหนด</w:t>
-      </w:r>
-      <w:r>
-        <w:rPr>
-          <w:rFonts w:ascii="TH SarabunPSK" w:eastAsia="TH Sarabun PSK" w:hAnsi="TH SarabunPSK" w:cs="TH SarabunPSK" w:hint="cs"/>
-          <w:b/>
-          <w:bCs/>
-          <w:color w:val="0070C0"/>
-          <w:sz w:val="28"/>
-          <w:szCs w:val="28"/>
-          <w:highlight w:val="yellow"/>
-          <w:cs/>
-          <w:lang w:val="en-US"/>
-        </w:rPr>
-        <w:t>เพิ่มเติม</w:t>
-      </w:r>
-    </w:p>
-    <w:p>
-      <w:pPr>
+        <w:pStyle w:val="ListParagraph"/>
         <w:numPr>
           <w:ilvl w:val="0"/>
-          <w:numId w:val="2"/>
+          <w:numId w:val="1"/>
         </w:numPr>
         <w:rPr>
           <w:rFonts w:ascii="TH SarabunPSK" w:eastAsia="TH Sarabun PSK" w:hAnsi="TH SarabunPSK" w:cs="TH SarabunPSK"/>
-          <w:sz w:val="32"/>
-          <w:szCs w:val="32"/>
-        </w:rPr>
-      </w:pPr>
+          <w:color w:val="000000" w:themeColor="text1"/>
+          <w:sz w:val="32"/>
+          <w:szCs w:val="32"/>
+        </w:rPr>
+      </w:pPr>
+      <w:r>
+        <w:rPr>
+          <w:rFonts w:ascii="TH SarabunPSK" w:eastAsia="TH Sarabun PSK" w:hAnsi="TH SarabunPSK" w:cs="TH SarabunPSK"/>
+          <w:color w:val="000000" w:themeColor="text1"/>
+          <w:sz w:val="32"/>
+          <w:szCs w:val="32"/>
+          <w:cs/>
+        </w:rPr>
+        <w:t>ประเภท</w:t>
+      </w:r>
+      <w:r>
+        <w:rPr>
+          <w:rFonts w:ascii="TH SarabunPSK" w:eastAsia="TH Sarabun PSK" w:hAnsi="TH SarabunPSK" w:cs="TH SarabunPSK"/>
+          <w:color w:val="000000" w:themeColor="text1"/>
+          <w:sz w:val="32"/>
+          <w:szCs w:val="32"/>
+          <w:cs/>
+        </w:rPr>
+        <w:t>ข้อมูล</w:t>
+      </w:r>
+    </w:p>
+    <w:p>
+      <w:pPr>
+        <w:ind w:left="720"/>
+        <w:rPr>
+          <w:rFonts w:ascii="TH SarabunPSK" w:eastAsia="TH Sarabun PSK" w:hAnsi="TH SarabunPSK" w:cs="TH SarabunPSK"/>
+          <w:color w:val="000000" w:themeColor="text1"/>
+          <w:sz w:val="32"/>
+          <w:szCs w:val="32"/>
+          <w:cs/>
+          <w:lang w:val="en-US"/>
+        </w:rPr>
+      </w:pPr>
+      <w:r>
+        <w:rPr>
+          <w:rFonts w:ascii="TH SarabunPSK" w:eastAsia="TH Sarabun PSK" w:hAnsi="TH SarabunPSK" w:cs="TH SarabunPSK"/>
+          <w:color w:val="000000" w:themeColor="text1"/>
+          <w:sz w:val="32"/>
+          <w:szCs w:val="32"/>
+          <w:lang w:val="en-US"/>
+        </w:rPr>
+        <w:t xml:space="preserve">1.1 </w:t>
+      </w:r>
       <w:r>
         <w:rPr>
           <w:rFonts w:ascii="TH SarabunPSK" w:eastAsia="TH Sarabun PSK" w:hAnsi="TH SarabunPSK" w:cs="TH SarabunPSK" w:hint="cs"/>
-          <w:sz w:val="32"/>
-          <w:szCs w:val="32"/>
-          <w:cs/>
-        </w:rPr>
-        <w:t>ประเภท</w:t>
-      </w:r>
-      <w:r>
-        <w:rPr>
-          <w:rFonts w:ascii="TH SarabunPSK" w:eastAsia="TH Sarabun PSK" w:hAnsi="TH SarabunPSK" w:cs="TH SarabunPSK" w:hint="cs"/>
-          <w:sz w:val="32"/>
-          <w:szCs w:val="32"/>
-          <w:cs/>
-        </w:rPr>
-        <w:t>ข้อมูล</w:t>
+          <w:color w:val="000000" w:themeColor="text1"/>
+          <w:sz w:val="32"/>
+          <w:szCs w:val="32"/>
+          <w:cs/>
+        </w:rPr>
+        <w:t>ประเภทข้อมูล</w:t>
+      </w:r>
+    </w:p>
+    <w:p>
+      <w:pPr>
+        <w:pStyle w:val="ListParagraph"/>
+        <w:rPr>
+          <w:rFonts w:ascii="TH SarabunPSK" w:eastAsia="TH Sarabun PSK" w:hAnsi="TH SarabunPSK" w:cs="TH SarabunPSK"/>
+          <w:color w:val="000000" w:themeColor="text1"/>
+          <w:sz w:val="32"/>
+          <w:szCs w:val="32"/>
+        </w:rPr>
+        <w:ind w:left="1440"/>
+      </w:pPr>
+      <w:r>
+        <w:rPr>
+          <w:rFonts w:ascii="TH SarabunPSK" w:eastAsia="TH Sarabun PSK" w:hAnsi="TH SarabunPSK" w:cs="TH SarabunPSK"/>
+          <w:color w:val="000000" w:themeColor="text1"/>
+          <w:sz w:val="32"/>
+          <w:szCs w:val="32"/>
+          <w:cs/>
+        </w:rPr>
+        <w:t xml:space="preserve">{{tick.dataType.1}} ข้อมูลระเบียน</w:t>
+      </w:r>
+    </w:p>
+    <w:p>
+      <w:pPr>
+        <w:pStyle w:val="ListParagraph"/>
+        <w:rPr>
+          <w:rFonts w:ascii="TH SarabunPSK" w:eastAsia="TH Sarabun PSK" w:hAnsi="TH SarabunPSK" w:cs="TH SarabunPSK"/>
+          <w:color w:val="000000" w:themeColor="text1"/>
+          <w:sz w:val="32"/>
+          <w:szCs w:val="32"/>
+        </w:rPr>
+        <w:ind w:left="1440"/>
+      </w:pPr>
+      <w:r>
+        <w:rPr>
+          <w:rFonts w:ascii="TH SarabunPSK" w:eastAsia="TH Sarabun PSK" w:hAnsi="TH SarabunPSK" w:cs="TH SarabunPSK"/>
+          <w:color w:val="000000" w:themeColor="text1"/>
+          <w:sz w:val="32"/>
+          <w:szCs w:val="32"/>
+          <w:cs/>
+        </w:rPr>
+        <w:t xml:space="preserve">{{tick.dataType.2}} ข้อมูลภูมิสารสนเทศ</w:t>
+      </w:r>
+    </w:p>
+    <w:p>
+      <w:pPr>
+        <w:pStyle w:val="ListParagraph"/>
+        <w:rPr>
+          <w:rFonts w:ascii="TH SarabunPSK" w:eastAsia="TH Sarabun PSK" w:hAnsi="TH SarabunPSK" w:cs="TH SarabunPSK"/>
+          <w:color w:val="000000" w:themeColor="text1"/>
+          <w:sz w:val="32"/>
+          <w:szCs w:val="32"/>
+        </w:rPr>
+        <w:ind w:left="1440"/>
+      </w:pPr>
+      <w:r>
+        <w:rPr>
+          <w:rFonts w:ascii="TH SarabunPSK" w:eastAsia="TH Sarabun PSK" w:hAnsi="TH SarabunPSK" w:cs="TH SarabunPSK"/>
+          <w:color w:val="000000" w:themeColor="text1"/>
+          <w:sz w:val="32"/>
+          <w:szCs w:val="32"/>
+          <w:cs/>
+        </w:rPr>
+        <w:t xml:space="preserve">{{tick.dataType.3}} ข้อมูลรวม (สถิติ)</w:t>
+      </w:r>
+    </w:p>
+    <w:p>
+      <w:pPr>
+        <w:pStyle w:val="ListParagraph"/>
+        <w:rPr>
+          <w:rFonts w:ascii="TH SarabunPSK" w:eastAsia="TH Sarabun PSK" w:hAnsi="TH SarabunPSK" w:cs="TH SarabunPSK"/>
+          <w:color w:val="000000" w:themeColor="text1"/>
+          <w:sz w:val="32"/>
+          <w:szCs w:val="32"/>
+        </w:rPr>
+        <w:ind w:left="1440"/>
+      </w:pPr>
+      <w:r>
+        <w:rPr>
+          <w:rFonts w:ascii="TH SarabunPSK" w:eastAsia="TH Sarabun PSK" w:hAnsi="TH SarabunPSK" w:cs="TH SarabunPSK"/>
+          <w:color w:val="000000" w:themeColor="text1"/>
+          <w:sz w:val="32"/>
+          <w:szCs w:val="32"/>
+          <w:cs/>
+        </w:rPr>
+        <w:t xml:space="preserve">{{tick.dataType.9}} ข้อมูลอื่น ๆ</w:t>
       </w:r>
     </w:p>
     <w:p>
@@ -297,27 +305,39 @@
         <w:ind w:left="720"/>
         <w:rPr>
           <w:rFonts w:ascii="TH SarabunPSK" w:eastAsia="TH Sarabun PSK" w:hAnsi="TH SarabunPSK" w:cs="TH SarabunPSK"/>
-          <w:sz w:val="32"/>
-          <w:szCs w:val="32"/>
-        </w:rPr>
-      </w:pPr>
-      <w:r>
-        <w:rPr>
-          <w:rFonts w:ascii="TH SarabunPSK" w:eastAsia="TH Sarabun PSK" w:hAnsi="TH SarabunPSK" w:cs="TH SarabunPSK"/>
-          <w:sz w:val="32"/>
-          <w:szCs w:val="32"/>
-          <w:lang w:val="en-US"/>
-        </w:rPr>
-        <w:t xml:space="preserve">1.1 </w:t>
-      </w:r>
-      <w:r>
-        <w:rPr>
-          <w:rFonts w:ascii="TH SarabunPSK" w:eastAsia="TH Sarabun PSK" w:hAnsi="TH SarabunPSK" w:cs="TH SarabunPSK" w:hint="cs"/>
-          <w:sz w:val="32"/>
-          <w:szCs w:val="32"/>
-          <w:cs/>
-        </w:rPr>
-        <w:t>ประเภทข้อมูล</w:t>
+          <w:color w:val="000000" w:themeColor="text1"/>
+          <w:sz w:val="32"/>
+          <w:szCs w:val="32"/>
+        </w:rPr>
+      </w:pPr>
+      <w:r>
+        <w:rPr>
+          <w:rFonts w:ascii="TH SarabunPSK" w:eastAsia="TH Sarabun PSK" w:hAnsi="TH SarabunPSK" w:cs="TH SarabunPSK"/>
+          <w:color w:val="000000" w:themeColor="text1"/>
+          <w:sz w:val="32"/>
+          <w:szCs w:val="32"/>
+        </w:rPr>
+        <w:t xml:space="preserve">1.2 </w:t>
+      </w:r>
+      <w:proofErr w:type="spellStart"/>
+      <w:r>
+        <w:rPr>
+          <w:rFonts w:ascii="TH SarabunPSK" w:eastAsia="TH Sarabun PSK" w:hAnsi="TH SarabunPSK" w:cs="TH SarabunPSK"/>
+          <w:color w:val="000000" w:themeColor="text1"/>
+          <w:sz w:val="32"/>
+          <w:szCs w:val="32"/>
+        </w:rPr>
+        <w:t>ประเด็น</w:t>
+      </w:r>
+      <w:proofErr w:type="spellEnd"/>
+      <w:r>
+        <w:rPr>
+          <w:rFonts w:ascii="TH SarabunPSK" w:eastAsia="TH Sarabun PSK" w:hAnsi="TH SarabunPSK" w:cs="TH SarabunPSK"/>
+          <w:color w:val="000000" w:themeColor="text1"/>
+          <w:sz w:val="32"/>
+          <w:szCs w:val="32"/>
+        </w:rPr>
+        <w:t xml:space="preserve"> </w:t>
       </w:r>
     </w:p>
     <w:p>
@@ -325,26 +345,30 @@
         <w:pStyle w:val="ListParagraph"/>
         <w:rPr>
           <w:rFonts w:ascii="TH SarabunPSK" w:eastAsia="TH Sarabun PSK" w:hAnsi="TH SarabunPSK" w:cs="TH SarabunPSK"/>
+          <w:color w:val="000000" w:themeColor="text1"/>
           <w:sz w:val="32"/>
           <w:szCs w:val="32"/>
         </w:rPr>
         <w:ind w:left="1440"/>
       </w:pPr>
-      <w:r>
-        <w:rPr>
-          <w:rFonts w:ascii="TH SarabunPSK" w:eastAsia="TH Sarabun PSK" w:hAnsi="TH SarabunPSK" w:cs="TH SarabunPSK" w:hint="cs"/>
-          <w:sz w:val="32"/>
-          <w:szCs w:val="32"/>
-          <w:cs/>
-        </w:rPr>
-        <w:t xml:space="preserve">{{tick.dataType.1}} ข้อมูลระเบียน</w:t>
-      </w:r>
+      <w:proofErr w:type="spellStart"/>
+      <w:r>
+        <w:rPr>
+          <w:rFonts w:ascii="TH SarabunPSK" w:eastAsia="TH Sarabun PSK" w:hAnsi="TH SarabunPSK" w:cs="TH SarabunPSK"/>
+          <w:color w:val="000000" w:themeColor="text1"/>
+          <w:sz w:val="32"/>
+          <w:szCs w:val="32"/>
+        </w:rPr>
+        <w:t xml:space="preserve">{{tick.dataTopic.01}} ทรัพยากรน้ำ</w:t>
+      </w:r>
+      <w:proofErr w:type="spellEnd"/>
     </w:p>
     <w:p>
       <w:pPr>
         <w:pStyle w:val="ListParagraph"/>
         <w:rPr>
           <w:rFonts w:ascii="TH SarabunPSK" w:eastAsia="TH Sarabun PSK" w:hAnsi="TH SarabunPSK" w:cs="TH SarabunPSK"/>
+          <w:color w:val="000000" w:themeColor="text1"/>
           <w:sz w:val="32"/>
           <w:szCs w:val="32"/>
         </w:rPr>
@@ -352,12 +376,12 @@
       </w:pPr>
       <w:r>
         <w:rPr>
-          <w:rFonts w:ascii="TH SarabunPSK" w:eastAsia="TH Sarabun PSK" w:hAnsi="TH SarabunPSK" w:cs="TH SarabunPSK" w:hint="cs"/>
-          <w:sz w:val="32"/>
-          <w:szCs w:val="32"/>
-          <w:cs/>
-        </w:rPr>
-        <w:t xml:space="preserve">{{tick.dataType.2}} ข้อมูลภูมิสารสนเทศ</w:t>
+          <w:rFonts w:ascii="TH SarabunPSK" w:eastAsia="TH Sarabun PSK" w:hAnsi="TH SarabunPSK" w:cs="TH SarabunPSK"/>
+          <w:color w:val="000000" w:themeColor="text1"/>
+          <w:sz w:val="32"/>
+          <w:szCs w:val="32"/>
+        </w:rPr>
+        <w:t xml:space="preserve">{{tick.dataTopic.02}} อุตุนิยมวิทยา</w:t>
       </w:r>
     </w:p>
     <w:p>
@@ -365,26 +389,30 @@
         <w:pStyle w:val="ListParagraph"/>
         <w:rPr>
           <w:rFonts w:ascii="TH SarabunPSK" w:eastAsia="TH Sarabun PSK" w:hAnsi="TH SarabunPSK" w:cs="TH SarabunPSK"/>
+          <w:color w:val="000000" w:themeColor="text1"/>
           <w:sz w:val="32"/>
           <w:szCs w:val="32"/>
         </w:rPr>
         <w:ind w:left="1440"/>
       </w:pPr>
-      <w:r>
-        <w:rPr>
-          <w:rFonts w:ascii="TH SarabunPSK" w:eastAsia="TH Sarabun PSK" w:hAnsi="TH SarabunPSK" w:cs="TH SarabunPSK" w:hint="cs"/>
-          <w:sz w:val="32"/>
-          <w:szCs w:val="32"/>
-          <w:cs/>
-        </w:rPr>
-        <w:t xml:space="preserve">{{tick.dataType.3}} ข้อมูลรวม (สถิติ)</w:t>
-      </w:r>
+      <w:proofErr w:type="spellStart"/>
+      <w:r>
+        <w:rPr>
+          <w:rFonts w:ascii="TH SarabunPSK" w:eastAsia="TH Sarabun PSK" w:hAnsi="TH SarabunPSK" w:cs="TH SarabunPSK"/>
+          <w:color w:val="000000" w:themeColor="text1"/>
+          <w:sz w:val="32"/>
+          <w:szCs w:val="32"/>
+        </w:rPr>
+        <w:t xml:space="preserve">{{tick.dataTopic.03}} ภัยพิบัติ</w:t>
+      </w:r>
+      <w:proofErr w:type="spellEnd"/>
     </w:p>
     <w:p>
       <w:pPr>
         <w:pStyle w:val="ListParagraph"/>
         <w:rPr>
           <w:rFonts w:ascii="TH SarabunPSK" w:eastAsia="TH Sarabun PSK" w:hAnsi="TH SarabunPSK" w:cs="TH SarabunPSK"/>
+          <w:color w:val="000000" w:themeColor="text1"/>
           <w:sz w:val="32"/>
           <w:szCs w:val="32"/>
         </w:rPr>
@@ -392,41 +420,12 @@
       </w:pPr>
       <w:r>
         <w:rPr>
-          <w:rFonts w:ascii="TH SarabunPSK" w:eastAsia="TH Sarabun PSK" w:hAnsi="TH SarabunPSK" w:cs="TH SarabunPSK" w:hint="cs"/>
-          <w:sz w:val="32"/>
-          <w:szCs w:val="32"/>
-          <w:cs/>
-        </w:rPr>
-        <w:t xml:space="preserve">{{tick.dataType.9}} ข้อมูลอื่น ๆ</w:t>
-      </w:r>
-    </w:p>
-    <w:p>
-      <w:pPr>
-        <w:ind w:left="720"/>
-        <w:rPr>
-          <w:rFonts w:ascii="TH SarabunPSK" w:eastAsia="TH Sarabun PSK" w:hAnsi="TH SarabunPSK" w:cs="TH SarabunPSK"/>
-          <w:color w:val="0070C0"/>
-          <w:sz w:val="32"/>
-          <w:szCs w:val="32"/>
-        </w:rPr>
-      </w:pPr>
-      <w:r>
-        <w:rPr>
-          <w:rFonts w:ascii="TH SarabunPSK" w:eastAsia="TH Sarabun PSK" w:hAnsi="TH SarabunPSK" w:cs="TH SarabunPSK"/>
-          <w:color w:val="0070C0"/>
-          <w:sz w:val="32"/>
-          <w:szCs w:val="32"/>
-        </w:rPr>
-        <w:t xml:space="preserve">1.2 </w:t>
-      </w:r>
-      <w:r>
-        <w:rPr>
-          <w:rFonts w:ascii="TH SarabunPSK" w:eastAsia="TH Sarabun PSK" w:hAnsi="TH SarabunPSK" w:cs="TH SarabunPSK"/>
-          <w:color w:val="0070C0"/>
-          <w:sz w:val="32"/>
-          <w:szCs w:val="32"/>
-        </w:rPr>
-        <w:t xml:space="preserve">ประเด็น </w:t>
+          <w:rFonts w:ascii="TH SarabunPSK" w:eastAsia="TH Sarabun PSK" w:hAnsi="TH SarabunPSK" w:cs="TH SarabunPSK"/>
+          <w:color w:val="000000" w:themeColor="text1"/>
+          <w:sz w:val="32"/>
+          <w:szCs w:val="32"/>
+        </w:rPr>
+        <w:t xml:space="preserve">{{tick.dataTopic.04}} สภาพพื้นที่</w:t>
       </w:r>
     </w:p>
     <w:p>
@@ -434,28 +433,30 @@
         <w:pStyle w:val="ListParagraph"/>
         <w:rPr>
           <w:rFonts w:ascii="TH SarabunPSK" w:eastAsia="TH Sarabun PSK" w:hAnsi="TH SarabunPSK" w:cs="TH SarabunPSK"/>
-          <w:color w:val="0070C0"/>
+          <w:color w:val="000000" w:themeColor="text1"/>
           <w:sz w:val="32"/>
           <w:szCs w:val="32"/>
         </w:rPr>
         <w:ind w:left="1440"/>
       </w:pPr>
-      <w:r>
-        <w:rPr>
-          <w:rFonts w:ascii="TH SarabunPSK" w:eastAsia="TH Sarabun PSK" w:hAnsi="TH SarabunPSK" w:cs="TH SarabunPSK"/>
-          <w:color w:val="0070C0"/>
-          <w:sz w:val="32"/>
-          <w:szCs w:val="32"/>
-        </w:rPr>
-        <w:t xml:space="preserve">{{tick.dataTopic.01}} ทรัพยากรน้ำ</w:t>
-      </w:r>
+      <w:proofErr w:type="spellStart"/>
+      <w:r>
+        <w:rPr>
+          <w:rFonts w:ascii="TH SarabunPSK" w:eastAsia="TH Sarabun PSK" w:hAnsi="TH SarabunPSK" w:cs="TH SarabunPSK"/>
+          <w:color w:val="000000" w:themeColor="text1"/>
+          <w:sz w:val="32"/>
+          <w:szCs w:val="32"/>
+        </w:rPr>
+        <w:t xml:space="preserve">{{tick.dataTopic.05}} โครงสร้างพื้นฐาน</w:t>
+      </w:r>
+      <w:proofErr w:type="spellEnd"/>
     </w:p>
     <w:p>
       <w:pPr>
         <w:pStyle w:val="ListParagraph"/>
         <w:rPr>
           <w:rFonts w:ascii="TH SarabunPSK" w:eastAsia="TH Sarabun PSK" w:hAnsi="TH SarabunPSK" w:cs="TH SarabunPSK"/>
-          <w:color w:val="0070C0"/>
+          <w:color w:val="000000" w:themeColor="text1"/>
           <w:sz w:val="32"/>
           <w:szCs w:val="32"/>
         </w:rPr>
@@ -464,11 +465,11 @@
       <w:r>
         <w:rPr>
           <w:rFonts w:ascii="TH SarabunPSK" w:eastAsia="TH Sarabun PSK" w:hAnsi="TH SarabunPSK" w:cs="TH SarabunPSK"/>
-          <w:color w:val="0070C0"/>
-          <w:sz w:val="32"/>
-          <w:szCs w:val="32"/>
-        </w:rPr>
-        <w:t xml:space="preserve">{{tick.dataTopic.02}} อุตุนิยมวิทยา</w:t>
+          <w:color w:val="000000" w:themeColor="text1"/>
+          <w:sz w:val="32"/>
+          <w:szCs w:val="32"/>
+        </w:rPr>
+        <w:t xml:space="preserve">{{tick.dataTopic.06}} การวางแผนและเยียวยา</w:t>
       </w:r>
     </w:p>
     <w:p>
@@ -476,7 +477,7 @@
         <w:pStyle w:val="ListParagraph"/>
         <w:rPr>
           <w:rFonts w:ascii="TH SarabunPSK" w:eastAsia="TH Sarabun PSK" w:hAnsi="TH SarabunPSK" w:cs="TH SarabunPSK"/>
-          <w:color w:val="0070C0"/>
+          <w:color w:val="000000" w:themeColor="text1"/>
           <w:sz w:val="32"/>
           <w:szCs w:val="32"/>
         </w:rPr>
@@ -485,11 +486,12 @@
       <w:r>
         <w:rPr>
           <w:rFonts w:ascii="TH SarabunPSK" w:eastAsia="TH Sarabun PSK" w:hAnsi="TH SarabunPSK" w:cs="TH SarabunPSK"/>
-          <w:color w:val="0070C0"/>
-          <w:sz w:val="32"/>
-          <w:szCs w:val="32"/>
-        </w:rPr>
-        <w:t xml:space="preserve">{{tick.dataTopic.03}} ภัยพิบัติ</w:t>
+          <w:color w:val="000000" w:themeColor="text1"/>
+          <w:sz w:val="32"/>
+          <w:szCs w:val="32"/>
+          <w:cs/>
+        </w:rPr>
+        <w:t xml:space="preserve">{{tick.dataTopic.07}} ด้านสาธารณสุข</w:t>
       </w:r>
     </w:p>
     <w:p>
@@ -497,7 +499,7 @@
         <w:pStyle w:val="ListParagraph"/>
         <w:rPr>
           <w:rFonts w:ascii="TH SarabunPSK" w:eastAsia="TH Sarabun PSK" w:hAnsi="TH SarabunPSK" w:cs="TH SarabunPSK"/>
-          <w:color w:val="0070C0"/>
+          <w:color w:val="000000" w:themeColor="text1"/>
           <w:sz w:val="32"/>
           <w:szCs w:val="32"/>
         </w:rPr>
@@ -506,118 +508,199 @@
       <w:r>
         <w:rPr>
           <w:rFonts w:ascii="TH SarabunPSK" w:eastAsia="TH Sarabun PSK" w:hAnsi="TH SarabunPSK" w:cs="TH SarabunPSK"/>
-          <w:color w:val="0070C0"/>
-          <w:sz w:val="32"/>
-          <w:szCs w:val="32"/>
-        </w:rPr>
-        <w:t xml:space="preserve">{{tick.dataTopic.04}} สภาพพื้นที่</w:t>
-      </w:r>
-    </w:p>
-    <w:p>
-      <w:pPr>
-        <w:pStyle w:val="ListParagraph"/>
-        <w:rPr>
-          <w:rFonts w:ascii="TH SarabunPSK" w:eastAsia="TH Sarabun PSK" w:hAnsi="TH SarabunPSK" w:cs="TH SarabunPSK"/>
-          <w:color w:val="0070C0"/>
-          <w:sz w:val="32"/>
-          <w:szCs w:val="32"/>
-        </w:rPr>
-        <w:ind w:left="1440"/>
-      </w:pPr>
-      <w:r>
-        <w:rPr>
-          <w:rFonts w:ascii="TH SarabunPSK" w:eastAsia="TH Sarabun PSK" w:hAnsi="TH SarabunPSK" w:cs="TH SarabunPSK"/>
-          <w:color w:val="0070C0"/>
-          <w:sz w:val="32"/>
-          <w:szCs w:val="32"/>
-        </w:rPr>
-        <w:t xml:space="preserve">{{tick.dataTopic.05}} โครงสร้างพื้นฐาน</w:t>
-      </w:r>
-    </w:p>
-    <w:p>
-      <w:pPr>
-        <w:pStyle w:val="ListParagraph"/>
-        <w:rPr>
-          <w:rFonts w:ascii="TH SarabunPSK" w:eastAsia="TH Sarabun PSK" w:hAnsi="TH SarabunPSK" w:cs="TH SarabunPSK"/>
-          <w:color w:val="0070C0"/>
-          <w:sz w:val="32"/>
-          <w:szCs w:val="32"/>
-        </w:rPr>
-        <w:ind w:left="1440"/>
-      </w:pPr>
-      <w:r>
-        <w:rPr>
-          <w:rFonts w:ascii="TH SarabunPSK" w:eastAsia="TH Sarabun PSK" w:hAnsi="TH SarabunPSK" w:cs="TH SarabunPSK"/>
-          <w:color w:val="0070C0"/>
-          <w:sz w:val="32"/>
-          <w:szCs w:val="32"/>
-        </w:rPr>
-        <w:t xml:space="preserve">{{tick.dataTopic.06}} การวางแผนและเยียวยา</w:t>
-      </w:r>
-    </w:p>
-    <w:p>
-      <w:pPr>
-        <w:pStyle w:val="ListParagraph"/>
-        <w:rPr>
-          <w:rFonts w:ascii="TH SarabunPSK" w:eastAsia="TH Sarabun PSK" w:hAnsi="TH SarabunPSK" w:cs="TH SarabunPSK"/>
-          <w:color w:val="0070C0"/>
-          <w:sz w:val="32"/>
-          <w:szCs w:val="32"/>
-        </w:rPr>
-        <w:ind w:left="1440"/>
-      </w:pPr>
-      <w:r>
-        <w:rPr>
-          <w:rFonts w:ascii="TH SarabunPSK" w:eastAsia="TH Sarabun PSK" w:hAnsi="TH SarabunPSK" w:cs="TH SarabunPSK"/>
-          <w:color w:val="0070C0"/>
-          <w:sz w:val="32"/>
-          <w:szCs w:val="32"/>
-          <w:cs/>
-        </w:rPr>
-        <w:t xml:space="preserve">{{tick.dataTopic.07}} ด้านสาธารณสุข</w:t>
-      </w:r>
-    </w:p>
-    <w:p>
-      <w:pPr>
-        <w:pStyle w:val="ListParagraph"/>
-        <w:rPr>
-          <w:rFonts w:ascii="TH SarabunPSK" w:eastAsia="TH Sarabun PSK" w:hAnsi="TH SarabunPSK" w:cs="TH SarabunPSK"/>
-          <w:color w:val="0070C0"/>
-          <w:sz w:val="32"/>
-          <w:szCs w:val="32"/>
-        </w:rPr>
-        <w:ind w:left="1440"/>
-      </w:pPr>
-      <w:r>
-        <w:rPr>
-          <w:rFonts w:ascii="TH SarabunPSK" w:eastAsia="TH Sarabun PSK" w:hAnsi="TH SarabunPSK" w:cs="TH SarabunPSK"/>
-          <w:color w:val="0070C0"/>
+          <w:color w:val="000000" w:themeColor="text1"/>
           <w:sz w:val="32"/>
           <w:szCs w:val="32"/>
         </w:rPr>
         <w:t xml:space="preserve">{{tick.dataTopic.99}} อื่น ๆ {{dataset.dataTopicOther}}</w:t>
+      </w:r>
+      <w:r>
+        <w:rPr>
+          <w:rFonts w:ascii="TH SarabunPSK" w:eastAsia="TH Sarabun PSK" w:hAnsi="TH SarabunPSK" w:cs="TH SarabunPSK"/>
+          <w:color w:val="000000" w:themeColor="text1"/>
+          <w:sz w:val="32"/>
+          <w:szCs w:val="32"/>
+          <w:cs/>
+        </w:rPr>
+        <w:t xml:space="preserve"/>
+      </w:r>
+      <w:r>
+        <w:rPr>
+          <w:rFonts w:ascii="TH SarabunPSK" w:eastAsia="TH Sarabun PSK" w:hAnsi="TH SarabunPSK" w:cs="TH SarabunPSK"/>
+          <w:color w:val="000000" w:themeColor="text1"/>
+          <w:sz w:val="32"/>
+          <w:szCs w:val="32"/>
+        </w:rPr>
+        <w:t xml:space="preserve"/>
+      </w:r>
+      <w:r>
+        <w:rPr>
+          <w:rFonts w:ascii="TH SarabunPSK" w:eastAsia="TH Sarabun PSK" w:hAnsi="TH SarabunPSK" w:cs="TH SarabunPSK"/>
+          <w:color w:val="000000" w:themeColor="text1"/>
+          <w:sz w:val="32"/>
+          <w:szCs w:val="32"/>
+          <w:cs/>
+        </w:rPr>
+        <w:t xml:space="preserve"/>
+      </w:r>
+      <w:r>
+        <w:rPr>
+          <w:rFonts w:ascii="TH SarabunPSK" w:eastAsia="TH Sarabun PSK" w:hAnsi="TH SarabunPSK" w:cs="TH SarabunPSK"/>
+          <w:color w:val="000000" w:themeColor="text1"/>
+          <w:sz w:val="32"/>
+          <w:szCs w:val="32"/>
+        </w:rPr>
+        <w:t xml:space="preserve"/>
+      </w:r>
+      <w:r>
+        <w:rPr>
+          <w:rFonts w:ascii="TH SarabunPSK" w:eastAsia="TH Sarabun PSK" w:hAnsi="TH SarabunPSK" w:cs="TH SarabunPSK"/>
+          <w:color w:val="000000" w:themeColor="text1"/>
+          <w:sz w:val="32"/>
+          <w:szCs w:val="32"/>
+          <w:cs/>
+        </w:rPr>
+        <w:t xml:space="preserve"/>
+      </w:r>
+      <w:r>
+        <w:rPr>
+          <w:rFonts w:ascii="TH SarabunPSK" w:eastAsia="TH Sarabun PSK" w:hAnsi="TH SarabunPSK" w:cs="TH SarabunPSK"/>
+          <w:color w:val="000000" w:themeColor="text1"/>
+          <w:sz w:val="32"/>
+          <w:szCs w:val="32"/>
+        </w:rPr>
+        <w:t xml:space="preserve"/>
       </w:r>
     </w:p>
     <w:p>
       <w:pPr>
         <w:numPr>
           <w:ilvl w:val="0"/>
-          <w:numId w:val="2"/>
+          <w:numId w:val="1"/>
         </w:numPr>
         <w:rPr>
           <w:rFonts w:ascii="TH SarabunPSK" w:eastAsia="TH Sarabun PSK" w:hAnsi="TH SarabunPSK" w:cs="TH SarabunPSK"/>
-          <w:sz w:val="32"/>
-          <w:szCs w:val="32"/>
-        </w:rPr>
-      </w:pPr>
+          <w:color w:val="000000" w:themeColor="text1"/>
+          <w:sz w:val="32"/>
+          <w:szCs w:val="32"/>
+        </w:rPr>
+      </w:pPr>
+      <w:r>
+        <w:rPr>
+          <w:rFonts w:ascii="TH SarabunPSK" w:eastAsia="TH Sarabun PSK" w:hAnsi="TH SarabunPSK" w:cs="TH SarabunPSK"/>
+          <w:color w:val="000000" w:themeColor="text1"/>
+          <w:sz w:val="32"/>
+          <w:szCs w:val="32"/>
+          <w:cs/>
+        </w:rPr>
+        <w:t>ชื่อชุดข้อมูล</w:t>
+      </w:r>
+    </w:p>
+    <w:p>
+      <w:pPr>
+        <w:ind w:left="720"/>
+        <w:rPr>
+          <w:rFonts w:ascii="TH SarabunPSK" w:eastAsia="TH Sarabun PSK" w:hAnsi="TH SarabunPSK" w:cs="TH SarabunPSK"/>
+          <w:color w:val="000000" w:themeColor="text1"/>
+          <w:sz w:val="32"/>
+          <w:szCs w:val="32"/>
+        </w:rPr>
+      </w:pPr>
+      <w:r>
+        <w:rPr>
+          <w:rFonts w:ascii="TH SarabunPSK" w:eastAsia="TH Sarabun PSK" w:hAnsi="TH SarabunPSK" w:cs="TH SarabunPSK"/>
+          <w:color w:val="000000" w:themeColor="text1"/>
+          <w:sz w:val="32"/>
+          <w:szCs w:val="32"/>
+          <w:lang w:val="en-US"/>
+        </w:rPr>
+        <w:t>2.1</w:t>
+      </w:r>
       <w:r>
         <w:rPr>
           <w:rFonts w:ascii="TH SarabunPSK" w:eastAsia="TH Sarabun PSK" w:hAnsi="TH SarabunPSK" w:cs="TH SarabunPSK" w:hint="cs"/>
-          <w:sz w:val="32"/>
-          <w:szCs w:val="32"/>
-          <w:cs/>
-        </w:rPr>
-        <w:t>ชื่อชุดข้อมูล</w:t>
+          <w:color w:val="000000" w:themeColor="text1"/>
+          <w:sz w:val="32"/>
+          <w:szCs w:val="32"/>
+          <w:cs/>
+        </w:rPr>
+        <w:t xml:space="preserve"> </w:t>
+      </w:r>
+      <w:r>
+        <w:rPr>
+          <w:rFonts w:ascii="TH SarabunPSK" w:eastAsia="TH Sarabun PSK" w:hAnsi="TH SarabunPSK" w:cs="TH SarabunPSK" w:hint="cs"/>
+          <w:color w:val="000000" w:themeColor="text1"/>
+          <w:sz w:val="32"/>
+          <w:szCs w:val="32"/>
+          <w:cs/>
+        </w:rPr>
+        <w:t>ชื่อชุดข้อมูล (ภาษาไทย)</w:t>
+      </w:r>
+    </w:p>
+    <w:p>
+      <w:pPr>
+        <w:pStyle w:val="ListParagraph"/>
+        <w:rPr>
+          <w:rFonts w:ascii="TH SarabunPSK" w:eastAsia="TH Sarabun PSK" w:hAnsi="TH SarabunPSK" w:cs="TH SarabunPSK"/>
+          <w:color w:val="000000" w:themeColor="text1"/>
+          <w:sz w:val="32"/>
+          <w:szCs w:val="32"/>
+        </w:rPr>
+      </w:pPr>
+      <w:r>
+        <w:rPr>
+          <w:rFonts w:ascii="TH SarabunPSK" w:eastAsia="TH Sarabun PSK" w:hAnsi="TH SarabunPSK" w:cs="TH SarabunPSK"/>
+          <w:color w:val="000000" w:themeColor="text1"/>
+          <w:sz w:val="32"/>
+          <w:szCs w:val="32"/>
+        </w:rPr>
+        <w:t xml:space="preserve"> {{dataset.title}}</w:t>
+      </w:r>
+    </w:p>
+    <w:p>
+      <w:pPr>
+        <w:pStyle w:val="ListParagraph"/>
+        <w:rPr>
+          <w:rFonts w:ascii="TH SarabunPSK" w:eastAsia="TH Sarabun PSK" w:hAnsi="TH SarabunPSK" w:cs="TH SarabunPSK"/>
+          <w:color w:val="000000" w:themeColor="text1"/>
+          <w:sz w:val="32"/>
+          <w:szCs w:val="32"/>
+        </w:rPr>
+      </w:pPr>
+      <w:r>
+        <w:rPr>
+          <w:rFonts w:ascii="TH SarabunPSK" w:eastAsia="TH Sarabun PSK" w:hAnsi="TH SarabunPSK" w:cs="TH SarabunPSK"/>
+          <w:color w:val="000000" w:themeColor="text1"/>
+          <w:sz w:val="32"/>
+          <w:szCs w:val="32"/>
+          <w:lang w:val="en-US"/>
+        </w:rPr>
+        <w:t xml:space="preserve">2.2 </w:t>
+      </w:r>
+      <w:r>
+        <w:rPr>
+          <w:rFonts w:ascii="TH SarabunPSK" w:eastAsia="TH Sarabun PSK" w:hAnsi="TH SarabunPSK" w:cs="TH SarabunPSK" w:hint="cs"/>
+          <w:color w:val="000000" w:themeColor="text1"/>
+          <w:sz w:val="32"/>
+          <w:szCs w:val="32"/>
+          <w:cs/>
+        </w:rPr>
+        <w:t>ชื่อชุดข้อมูล (ภาษาอังกฤษ)</w:t>
+      </w:r>
+    </w:p>
+    <w:p>
+      <w:pPr>
+        <w:pStyle w:val="ListParagraph"/>
+      </w:pPr>
+      <w:r>
+        <w:rPr>
+          <w:rFonts w:ascii="TH SarabunPSK" w:eastAsia="TH Sarabun PSK" w:hAnsi="TH SarabunPSK" w:cs="TH SarabunPSK"/>
+          <w:color w:val="000000" w:themeColor="text1"/>
+          <w:sz w:val="32"/>
+          <w:szCs w:val="32"/>
+          <w:lang w:val="en-US"/>
+        </w:rPr>
+        <w:t xml:space="preserve"> {{dataset.nameEn}}</w:t>
       </w:r>
     </w:p>
     <w:p>
@@ -625,140 +708,274 @@
         <w:ind w:left="720"/>
         <w:rPr>
           <w:rFonts w:ascii="TH SarabunPSK" w:eastAsia="TH Sarabun PSK" w:hAnsi="TH SarabunPSK" w:cs="TH SarabunPSK"/>
-          <w:sz w:val="32"/>
-          <w:szCs w:val="32"/>
-        </w:rPr>
-      </w:pPr>
-      <w:r>
-        <w:rPr>
-          <w:rFonts w:ascii="TH SarabunPSK" w:eastAsia="TH Sarabun PSK" w:hAnsi="TH SarabunPSK" w:cs="TH SarabunPSK"/>
-          <w:sz w:val="32"/>
-          <w:szCs w:val="32"/>
-          <w:lang w:val="en-US"/>
-        </w:rPr>
-        <w:t>2.1</w:t>
+          <w:color w:val="000000" w:themeColor="text1"/>
+          <w:sz w:val="32"/>
+          <w:szCs w:val="32"/>
+          <w:highlight w:val="yellow"/>
+        </w:rPr>
+      </w:pPr>
+      <w:r>
+        <w:rPr>
+          <w:rFonts w:ascii="TH SarabunPSK" w:eastAsia="TH Sarabun PSK" w:hAnsi="TH SarabunPSK" w:cs="TH SarabunPSK"/>
+          <w:color w:val="000000" w:themeColor="text1"/>
+          <w:sz w:val="32"/>
+          <w:szCs w:val="32"/>
+          <w:highlight w:val="yellow"/>
+          <w:lang w:val="en-US"/>
+        </w:rPr>
+        <w:t xml:space="preserve">2.3 รายการข้อมูล (ฟิลด์ข้อมูล) ที่ประสงค์นำส่ง (เช่น ข้อมูลพิกัด, ข้อมูลประเภทที่ตั้ง, ข้อมูลหน่วยให้บริการ) {{dataset.dataFields}}</w:t>
+      </w:r>
+      <w:proofErr w:type="spellStart"/>
+      <w:r>
+        <w:rPr>
+          <w:rFonts w:ascii="TH SarabunPSK" w:eastAsia="TH Sarabun PSK" w:hAnsi="TH SarabunPSK" w:cs="TH SarabunPSK"/>
+          <w:color w:val="000000" w:themeColor="text1"/>
+          <w:sz w:val="32"/>
+          <w:szCs w:val="32"/>
+          <w:highlight w:val="yellow"/>
+          <w:lang w:val="en-US"/>
+        </w:rPr>
+        <w:t xml:space="preserve"/>
+      </w:r>
+      <w:proofErr w:type="spellEnd"/>
+      <w:r>
+        <w:rPr>
+          <w:rFonts w:ascii="TH SarabunPSK" w:eastAsia="TH Sarabun PSK" w:hAnsi="TH SarabunPSK" w:cs="TH SarabunPSK"/>
+          <w:color w:val="000000" w:themeColor="text1"/>
+          <w:sz w:val="32"/>
+          <w:szCs w:val="32"/>
+          <w:highlight w:val="yellow"/>
+          <w:lang w:val="en-US"/>
+        </w:rPr>
+        <w:t xml:space="preserve"/>
+      </w:r>
+      <w:proofErr w:type="spellStart"/>
+      <w:r>
+        <w:rPr>
+          <w:rFonts w:ascii="TH SarabunPSK" w:eastAsia="TH Sarabun PSK" w:hAnsi="TH SarabunPSK" w:cs="TH SarabunPSK"/>
+          <w:color w:val="000000" w:themeColor="text1"/>
+          <w:sz w:val="32"/>
+          <w:szCs w:val="32"/>
+          <w:highlight w:val="yellow"/>
+          <w:lang w:val="en-US"/>
+        </w:rPr>
+        <w:t xml:space="preserve"/>
+      </w:r>
+      <w:proofErr w:type="spellEnd"/>
+      <w:r>
+        <w:rPr>
+          <w:rFonts w:ascii="TH SarabunPSK" w:eastAsia="TH Sarabun PSK" w:hAnsi="TH SarabunPSK" w:cs="TH SarabunPSK"/>
+          <w:color w:val="000000" w:themeColor="text1"/>
+          <w:sz w:val="32"/>
+          <w:szCs w:val="32"/>
+          <w:highlight w:val="yellow"/>
+          <w:lang w:val="en-US"/>
+        </w:rPr>
+        <w:t xml:space="preserve"/>
+      </w:r>
+      <w:proofErr w:type="spellStart"/>
+      <w:r>
+        <w:rPr>
+          <w:rFonts w:ascii="TH SarabunPSK" w:eastAsia="TH Sarabun PSK" w:hAnsi="TH SarabunPSK" w:cs="TH SarabunPSK"/>
+          <w:color w:val="000000" w:themeColor="text1"/>
+          <w:sz w:val="32"/>
+          <w:szCs w:val="32"/>
+          <w:highlight w:val="yellow"/>
+          <w:lang w:val="en-US"/>
+        </w:rPr>
+        <w:t xml:space="preserve"/>
+      </w:r>
+      <w:proofErr w:type="spellEnd"/>
+      <w:r>
+        <w:rPr>
+          <w:rFonts w:ascii="TH SarabunPSK" w:eastAsia="TH Sarabun PSK" w:hAnsi="TH SarabunPSK" w:cs="TH SarabunPSK"/>
+          <w:color w:val="000000" w:themeColor="text1"/>
+          <w:sz w:val="32"/>
+          <w:szCs w:val="32"/>
+          <w:highlight w:val="yellow"/>
+          <w:lang w:val="en-US"/>
+        </w:rPr>
+        <w:t xml:space="preserve"/>
       </w:r>
       <w:r>
         <w:rPr>
           <w:rFonts w:ascii="TH SarabunPSK" w:eastAsia="TH Sarabun PSK" w:hAnsi="TH SarabunPSK" w:cs="TH SarabunPSK" w:hint="cs"/>
-          <w:sz w:val="32"/>
-          <w:szCs w:val="32"/>
-          <w:cs/>
-        </w:rPr>
-        <w:t xml:space="preserve"> </w:t>
+          <w:color w:val="000000" w:themeColor="text1"/>
+          <w:sz w:val="32"/>
+          <w:szCs w:val="32"/>
+          <w:highlight w:val="yellow"/>
+          <w:cs/>
+          <w:lang w:val="en-US"/>
+        </w:rPr>
+        <w:t xml:space="preserve"/>
       </w:r>
       <w:r>
         <w:rPr>
           <w:rFonts w:ascii="TH SarabunPSK" w:eastAsia="TH Sarabun PSK" w:hAnsi="TH SarabunPSK" w:cs="TH SarabunPSK" w:hint="cs"/>
-          <w:sz w:val="32"/>
-          <w:szCs w:val="32"/>
-          <w:cs/>
-        </w:rPr>
-        <w:t>ชื่อชุดข้อมูล (ภาษาไทย)</w:t>
-      </w:r>
-    </w:p>
-    <w:p>
-      <w:pPr>
-        <w:pStyle w:val="ListParagraph"/>
-        <w:rPr>
-          <w:rFonts w:ascii="TH SarabunPSK" w:eastAsia="TH Sarabun PSK" w:hAnsi="TH SarabunPSK" w:cs="TH SarabunPSK"/>
-          <w:sz w:val="32"/>
-          <w:szCs w:val="32"/>
-        </w:rPr>
-      </w:pPr>
-      <w:r>
-        <w:rPr>
-          <w:rFonts w:ascii="TH SarabunPSK" w:eastAsia="TH Sarabun PSK" w:hAnsi="TH SarabunPSK" w:cs="TH SarabunPSK"/>
-          <w:sz w:val="32"/>
-          <w:szCs w:val="32"/>
-        </w:rPr>
-        <w:t xml:space="preserve">{{dataset.title}}</w:t>
-      </w:r>
-    </w:p>
-    <w:p>
-      <w:pPr>
-        <w:pStyle w:val="ListParagraph"/>
-        <w:rPr>
-          <w:rFonts w:ascii="TH SarabunPSK" w:eastAsia="TH Sarabun PSK" w:hAnsi="TH SarabunPSK" w:cs="TH SarabunPSK"/>
-          <w:color w:val="0070C0"/>
-          <w:sz w:val="32"/>
-          <w:szCs w:val="32"/>
-        </w:rPr>
-      </w:pPr>
-      <w:r>
-        <w:rPr>
-          <w:rFonts w:ascii="TH SarabunPSK" w:eastAsia="TH Sarabun PSK" w:hAnsi="TH SarabunPSK" w:cs="TH SarabunPSK"/>
-          <w:color w:val="0070C0"/>
-          <w:sz w:val="32"/>
-          <w:szCs w:val="32"/>
-          <w:lang w:val="en-US"/>
-        </w:rPr>
-        <w:t xml:space="preserve">2.2 </w:t>
+          <w:color w:val="000000" w:themeColor="text1"/>
+          <w:sz w:val="32"/>
+          <w:szCs w:val="32"/>
+          <w:highlight w:val="yellow"/>
+          <w:cs/>
+          <w:lang w:val="en-US"/>
+        </w:rPr>
+        <w:t xml:space="preserve"/>
       </w:r>
       <w:r>
         <w:rPr>
           <w:rFonts w:ascii="TH SarabunPSK" w:eastAsia="TH Sarabun PSK" w:hAnsi="TH SarabunPSK" w:cs="TH SarabunPSK" w:hint="cs"/>
-          <w:color w:val="0070C0"/>
-          <w:sz w:val="32"/>
-          <w:szCs w:val="32"/>
-          <w:cs/>
-        </w:rPr>
-        <w:t>ชื่อชุดข้อมูล (ภาษาอังกฤษ)</w:t>
-      </w:r>
-    </w:p>
-    <w:p>
-      <w:pPr>
-        <w:pStyle w:val="ListParagraph"/>
-        <w:rPr>
-          <w:rFonts w:ascii="TH SarabunPSK" w:eastAsia="TH Sarabun PSK" w:hAnsi="TH SarabunPSK" w:cs="TH SarabunPSK"/>
-          <w:color w:val="0070C0"/>
-          <w:sz w:val="32"/>
-          <w:szCs w:val="32"/>
-        </w:rPr>
-      </w:pPr>
-      <w:r>
-        <w:rPr>
-          <w:rFonts w:ascii="TH SarabunPSK" w:eastAsia="TH Sarabun PSK" w:hAnsi="TH SarabunPSK" w:cs="TH SarabunPSK"/>
-          <w:color w:val="0070C0"/>
-          <w:sz w:val="32"/>
-          <w:szCs w:val="32"/>
-        </w:rPr>
-        <w:t xml:space="preserve">{{dataset.nameEn}}</w:t>
+          <w:color w:val="000000" w:themeColor="text1"/>
+          <w:sz w:val="32"/>
+          <w:szCs w:val="32"/>
+          <w:highlight w:val="yellow"/>
+          <w:cs/>
+          <w:lang w:val="en-US"/>
+        </w:rPr>
+        <w:t xml:space="preserve"/>
+      </w:r>
+      <w:r>
+        <w:rPr>
+          <w:rFonts w:ascii="TH SarabunPSK" w:eastAsia="TH Sarabun PSK" w:hAnsi="TH SarabunPSK" w:cs="TH SarabunPSK" w:hint="cs"/>
+          <w:color w:val="000000" w:themeColor="text1"/>
+          <w:sz w:val="32"/>
+          <w:szCs w:val="32"/>
+          <w:highlight w:val="yellow"/>
+          <w:cs/>
+          <w:lang w:val="en-US"/>
+        </w:rPr>
+        <w:t xml:space="preserve"/>
+      </w:r>
+      <w:r>
+        <w:rPr>
+          <w:rFonts w:ascii="TH SarabunPSK" w:eastAsia="TH Sarabun PSK" w:hAnsi="TH SarabunPSK" w:cs="TH SarabunPSK" w:hint="cs"/>
+          <w:color w:val="000000" w:themeColor="text1"/>
+          <w:sz w:val="32"/>
+          <w:szCs w:val="32"/>
+          <w:highlight w:val="yellow"/>
+          <w:cs/>
+          <w:lang w:val="en-US"/>
+        </w:rPr>
+        <w:t xml:space="preserve"/>
+      </w:r>
+      <w:r>
+        <w:rPr>
+          <w:rFonts w:ascii="TH SarabunPSK" w:eastAsia="TH Sarabun PSK" w:hAnsi="TH SarabunPSK" w:cs="TH SarabunPSK" w:hint="cs"/>
+          <w:color w:val="000000" w:themeColor="text1"/>
+          <w:sz w:val="32"/>
+          <w:szCs w:val="32"/>
+          <w:highlight w:val="yellow"/>
+          <w:cs/>
+          <w:lang w:val="en-US"/>
+        </w:rPr>
+        <w:t xml:space="preserve"/>
+      </w:r>
+      <w:r>
+        <w:rPr>
+          <w:rFonts w:ascii="TH SarabunPSK" w:eastAsia="TH Sarabun PSK" w:hAnsi="TH SarabunPSK" w:cs="TH SarabunPSK"/>
+          <w:color w:val="000000" w:themeColor="text1"/>
+          <w:sz w:val="32"/>
+          <w:szCs w:val="32"/>
+          <w:highlight w:val="yellow"/>
+          <w:cs/>
+        </w:rPr>
+        <w:br/>
+      </w:r>
+      <w:r>
+        <w:rPr>
+          <w:rFonts w:ascii="TH SarabunPSK" w:eastAsia="TH Sarabun PSK" w:hAnsi="TH SarabunPSK" w:cs="TH SarabunPSK"/>
+          <w:color w:val="000000" w:themeColor="text1"/>
+          <w:sz w:val="32"/>
+          <w:szCs w:val="32"/>
+          <w:highlight w:val="yellow"/>
+        </w:rPr>
+        <w:t xml:space="preserve"/>
+      </w:r>
+      <w:r>
+        <w:rPr>
+          <w:rFonts w:ascii="TH SarabunPSK" w:eastAsia="TH Sarabun PSK" w:hAnsi="TH SarabunPSK" w:cs="TH SarabunPSK"/>
+          <w:color w:val="000000" w:themeColor="text1"/>
+          <w:sz w:val="32"/>
+          <w:szCs w:val="32"/>
+          <w:highlight w:val="yellow"/>
+        </w:rPr>
+        <w:t xml:space="preserve"/>
+      </w:r>
+      <w:r>
+        <w:rPr>
+          <w:rFonts w:ascii="TH SarabunPSK" w:eastAsia="TH Sarabun PSK" w:hAnsi="TH SarabunPSK" w:cs="TH SarabunPSK"/>
+          <w:color w:val="000000" w:themeColor="text1"/>
+          <w:sz w:val="32"/>
+          <w:szCs w:val="32"/>
+          <w:highlight w:val="yellow"/>
+        </w:rPr>
+        <w:t xml:space="preserve"/>
       </w:r>
     </w:p>
     <w:p>
       <w:pPr>
         <w:numPr>
           <w:ilvl w:val="0"/>
-          <w:numId w:val="2"/>
+          <w:numId w:val="1"/>
         </w:numPr>
         <w:rPr>
           <w:rFonts w:ascii="TH SarabunPSK" w:eastAsia="TH Sarabun PSK" w:hAnsi="TH SarabunPSK" w:cs="TH SarabunPSK"/>
-          <w:sz w:val="32"/>
-          <w:szCs w:val="32"/>
-        </w:rPr>
-      </w:pPr>
-      <w:r>
-        <w:rPr>
-          <w:rFonts w:ascii="TH SarabunPSK" w:eastAsia="TH Sarabun PSK" w:hAnsi="TH SarabunPSK" w:cs="TH SarabunPSK" w:hint="cs"/>
-          <w:sz w:val="32"/>
-          <w:szCs w:val="32"/>
-          <w:cs/>
+          <w:color w:val="000000" w:themeColor="text1"/>
+          <w:sz w:val="32"/>
+          <w:szCs w:val="32"/>
+        </w:rPr>
+      </w:pPr>
+      <w:r>
+        <w:rPr>
+          <w:rFonts w:ascii="TH SarabunPSK" w:eastAsia="TH Sarabun PSK" w:hAnsi="TH SarabunPSK" w:cs="TH SarabunPSK"/>
+          <w:color w:val="000000" w:themeColor="text1"/>
+          <w:sz w:val="32"/>
+          <w:szCs w:val="32"/>
         </w:rPr>
         <w:t xml:space="preserve">องค์กร {{org.name}}</w:t>
       </w:r>
       <w:r>
         <w:rPr>
-          <w:rFonts w:ascii="TH SarabunPSK" w:eastAsia="TH Sarabun PSK" w:hAnsi="TH SarabunPSK" w:cs="TH SarabunPSK" w:hint="cs"/>
-          <w:sz w:val="32"/>
-          <w:szCs w:val="32"/>
-          <w:cs/>
+          <w:rFonts w:ascii="TH SarabunPSK" w:eastAsia="TH Sarabun PSK" w:hAnsi="TH SarabunPSK" w:cs="TH SarabunPSK"/>
+          <w:color w:val="000000" w:themeColor="text1"/>
+          <w:sz w:val="32"/>
+          <w:szCs w:val="32"/>
         </w:rPr>
         <w:t xml:space="preserve"/>
       </w:r>
       <w:r>
         <w:rPr>
           <w:rFonts w:ascii="TH SarabunPSK" w:eastAsia="TH Sarabun PSK" w:hAnsi="TH SarabunPSK" w:cs="TH SarabunPSK"/>
+          <w:color w:val="000000" w:themeColor="text1"/>
+          <w:sz w:val="32"/>
+          <w:szCs w:val="32"/>
+          <w:lang w:val="en-US"/>
+        </w:rPr>
+        <w:t xml:space="preserve"/>
+      </w:r>
+      <w:r>
+        <w:rPr>
+          <w:rFonts w:ascii="TH SarabunPSK" w:eastAsia="TH Sarabun PSK" w:hAnsi="TH SarabunPSK" w:cs="TH SarabunPSK"/>
+          <w:color w:val="000000" w:themeColor="text1"/>
+          <w:sz w:val="32"/>
+          <w:szCs w:val="32"/>
+          <w:lang w:val="en-US"/>
+        </w:rPr>
+        <w:t xml:space="preserve"/>
+      </w:r>
+      <w:r>
+        <w:rPr>
+          <w:rFonts w:ascii="TH SarabunPSK" w:eastAsia="TH Sarabun PSK" w:hAnsi="TH SarabunPSK" w:cs="TH SarabunPSK"/>
+          <w:color w:val="000000" w:themeColor="text1"/>
+          <w:sz w:val="32"/>
+          <w:szCs w:val="32"/>
+          <w:lang w:val="en-US"/>
+        </w:rPr>
+        <w:t xml:space="preserve"/>
+      </w:r>
+      <w:r>
+        <w:rPr>
+          <w:rFonts w:ascii="TH SarabunPSK" w:eastAsia="TH Sarabun PSK" w:hAnsi="TH SarabunPSK" w:cs="TH SarabunPSK"/>
+          <w:color w:val="000000" w:themeColor="text1"/>
           <w:sz w:val="32"/>
           <w:szCs w:val="32"/>
           <w:lang w:val="en-US"/>
@@ -770,26 +987,28 @@
       <w:pPr>
         <w:numPr>
           <w:ilvl w:val="0"/>
-          <w:numId w:val="2"/>
+          <w:numId w:val="1"/>
         </w:numPr>
         <w:rPr>
           <w:rFonts w:ascii="TH SarabunPSK" w:eastAsia="TH Sarabun PSK" w:hAnsi="TH SarabunPSK" w:cs="TH SarabunPSK"/>
-          <w:sz w:val="32"/>
-          <w:szCs w:val="32"/>
-        </w:rPr>
-      </w:pPr>
-      <w:r>
-        <w:rPr>
-          <w:rFonts w:ascii="TH SarabunPSK" w:eastAsia="TH Sarabun PSK" w:hAnsi="TH SarabunPSK" w:cs="TH SarabunPSK" w:hint="cs"/>
-          <w:sz w:val="32"/>
-          <w:szCs w:val="32"/>
-          <w:cs/>
+          <w:color w:val="000000" w:themeColor="text1"/>
+          <w:sz w:val="32"/>
+          <w:szCs w:val="32"/>
+        </w:rPr>
+      </w:pPr>
+      <w:r>
+        <w:rPr>
+          <w:rFonts w:ascii="TH SarabunPSK" w:eastAsia="TH Sarabun PSK" w:hAnsi="TH SarabunPSK" w:cs="TH SarabunPSK"/>
+          <w:color w:val="000000" w:themeColor="text1"/>
+          <w:sz w:val="32"/>
+          <w:szCs w:val="32"/>
         </w:rPr>
         <w:t xml:space="preserve">ชื่อผู้ติดต่อ {{dataset.maintainer}}</w:t>
       </w:r>
       <w:r>
         <w:rPr>
           <w:rFonts w:ascii="TH SarabunPSK" w:eastAsia="TH Sarabun PSK" w:hAnsi="TH SarabunPSK" w:cs="TH SarabunPSK"/>
+          <w:color w:val="000000" w:themeColor="text1"/>
           <w:sz w:val="32"/>
           <w:szCs w:val="32"/>
         </w:rPr>
@@ -798,6 +1017,7 @@
       <w:r>
         <w:rPr>
           <w:rFonts w:ascii="TH SarabunPSK" w:eastAsia="TH Sarabun PSK" w:hAnsi="TH SarabunPSK" w:cs="TH SarabunPSK"/>
+          <w:color w:val="000000" w:themeColor="text1"/>
           <w:sz w:val="32"/>
           <w:szCs w:val="32"/>
           <w:lang w:val="en-US"/>
@@ -809,26 +1029,28 @@
       <w:pPr>
         <w:numPr>
           <w:ilvl w:val="0"/>
-          <w:numId w:val="2"/>
+          <w:numId w:val="1"/>
         </w:numPr>
         <w:rPr>
           <w:rFonts w:ascii="TH SarabunPSK" w:eastAsia="TH Sarabun PSK" w:hAnsi="TH SarabunPSK" w:cs="TH SarabunPSK"/>
-          <w:sz w:val="32"/>
-          <w:szCs w:val="32"/>
-        </w:rPr>
-      </w:pPr>
-      <w:r>
-        <w:rPr>
-          <w:rFonts w:ascii="TH SarabunPSK" w:eastAsia="TH Sarabun PSK" w:hAnsi="TH SarabunPSK" w:cs="TH SarabunPSK" w:hint="cs"/>
-          <w:sz w:val="32"/>
-          <w:szCs w:val="32"/>
-          <w:cs/>
+          <w:color w:val="000000" w:themeColor="text1"/>
+          <w:sz w:val="32"/>
+          <w:szCs w:val="32"/>
+        </w:rPr>
+      </w:pPr>
+      <w:r>
+        <w:rPr>
+          <w:rFonts w:ascii="TH SarabunPSK" w:eastAsia="TH Sarabun PSK" w:hAnsi="TH SarabunPSK" w:cs="TH SarabunPSK"/>
+          <w:color w:val="000000" w:themeColor="text1"/>
+          <w:sz w:val="32"/>
+          <w:szCs w:val="32"/>
         </w:rPr>
         <w:t xml:space="preserve">อีเมลผู้ติดต่อ {{dataset.maintainerEmail}}</w:t>
       </w:r>
       <w:r>
         <w:rPr>
           <w:rFonts w:ascii="TH SarabunPSK" w:eastAsia="TH Sarabun PSK" w:hAnsi="TH SarabunPSK" w:cs="TH SarabunPSK"/>
+          <w:color w:val="000000" w:themeColor="text1"/>
           <w:sz w:val="32"/>
           <w:szCs w:val="32"/>
         </w:rPr>
@@ -837,6 +1059,7 @@
       <w:r>
         <w:rPr>
           <w:rFonts w:ascii="TH SarabunPSK" w:eastAsia="TH Sarabun PSK" w:hAnsi="TH SarabunPSK" w:cs="TH SarabunPSK"/>
+          <w:color w:val="000000" w:themeColor="text1"/>
           <w:sz w:val="32"/>
           <w:szCs w:val="32"/>
           <w:lang w:val="en-US"/>
@@ -848,26 +1071,28 @@
       <w:pPr>
         <w:numPr>
           <w:ilvl w:val="0"/>
-          <w:numId w:val="2"/>
+          <w:numId w:val="1"/>
         </w:numPr>
         <w:rPr>
           <w:rFonts w:ascii="TH SarabunPSK" w:eastAsia="TH Sarabun PSK" w:hAnsi="TH SarabunPSK" w:cs="TH SarabunPSK"/>
-          <w:sz w:val="32"/>
-          <w:szCs w:val="32"/>
-        </w:rPr>
-      </w:pPr>
-      <w:r>
-        <w:rPr>
-          <w:rFonts w:ascii="TH SarabunPSK" w:eastAsia="TH Sarabun PSK" w:hAnsi="TH SarabunPSK" w:cs="TH SarabunPSK" w:hint="cs"/>
-          <w:sz w:val="32"/>
-          <w:szCs w:val="32"/>
-          <w:cs/>
+          <w:color w:val="000000" w:themeColor="text1"/>
+          <w:sz w:val="32"/>
+          <w:szCs w:val="32"/>
+        </w:rPr>
+      </w:pPr>
+      <w:r>
+        <w:rPr>
+          <w:rFonts w:ascii="TH SarabunPSK" w:eastAsia="TH Sarabun PSK" w:hAnsi="TH SarabunPSK" w:cs="TH SarabunPSK"/>
+          <w:color w:val="000000" w:themeColor="text1"/>
+          <w:sz w:val="32"/>
+          <w:szCs w:val="32"/>
         </w:rPr>
         <w:t xml:space="preserve">คำสำคัญ หรือคำค้น {{dataset.tags}}</w:t>
       </w:r>
       <w:r>
         <w:rPr>
           <w:rFonts w:ascii="TH SarabunPSK" w:eastAsia="TH Sarabun PSK" w:hAnsi="TH SarabunPSK" w:cs="TH SarabunPSK"/>
+          <w:color w:val="000000" w:themeColor="text1"/>
           <w:sz w:val="32"/>
           <w:szCs w:val="32"/>
         </w:rPr>
@@ -876,6 +1101,7 @@
       <w:r>
         <w:rPr>
           <w:rFonts w:ascii="TH SarabunPSK" w:eastAsia="TH Sarabun PSK" w:hAnsi="TH SarabunPSK" w:cs="TH SarabunPSK"/>
+          <w:color w:val="000000" w:themeColor="text1"/>
           <w:sz w:val="32"/>
           <w:szCs w:val="32"/>
           <w:lang w:val="en-US"/>
@@ -887,7 +1113,7 @@
       <w:pPr>
         <w:numPr>
           <w:ilvl w:val="0"/>
-          <w:numId w:val="2"/>
+          <w:numId w:val="1"/>
         </w:numPr>
         <w:rPr>
           <w:rFonts w:ascii="TH SarabunPSK" w:eastAsia="TH Sarabun PSK" w:hAnsi="TH SarabunPSK" w:cs="TH SarabunPSK"/>
@@ -898,11 +1124,10 @@
       </w:pPr>
       <w:r>
         <w:rPr>
-          <w:rFonts w:ascii="TH SarabunPSK" w:eastAsia="TH Sarabun PSK" w:hAnsi="TH SarabunPSK" w:cs="TH SarabunPSK" w:hint="cs"/>
-          <w:color w:val="000000" w:themeColor="text1"/>
-          <w:sz w:val="32"/>
-          <w:szCs w:val="32"/>
-          <w:cs/>
+          <w:rFonts w:ascii="TH SarabunPSK" w:eastAsia="TH Sarabun PSK" w:hAnsi="TH SarabunPSK" w:cs="TH SarabunPSK"/>
+          <w:color w:val="000000" w:themeColor="text1"/>
+          <w:sz w:val="32"/>
+          <w:szCs w:val="32"/>
         </w:rPr>
         <w:t xml:space="preserve">รายละเอียด {{dataset.notes}}</w:t>
       </w:r>
@@ -918,6 +1143,7 @@
       <w:r>
         <w:rPr>
           <w:rFonts w:ascii="TH SarabunPSK" w:eastAsia="TH Sarabun PSK" w:hAnsi="TH SarabunPSK" w:cs="TH SarabunPSK"/>
+          <w:color w:val="000000" w:themeColor="text1"/>
           <w:sz w:val="32"/>
           <w:szCs w:val="32"/>
           <w:lang w:val="en-US"/>
@@ -929,26 +1155,28 @@
       <w:pPr>
         <w:numPr>
           <w:ilvl w:val="0"/>
-          <w:numId w:val="2"/>
+          <w:numId w:val="1"/>
         </w:numPr>
         <w:rPr>
           <w:rFonts w:ascii="TH SarabunPSK" w:eastAsia="TH Sarabun PSK" w:hAnsi="TH SarabunPSK" w:cs="TH SarabunPSK"/>
-          <w:sz w:val="32"/>
-          <w:szCs w:val="32"/>
-        </w:rPr>
-      </w:pPr>
-      <w:r>
-        <w:rPr>
-          <w:rFonts w:ascii="TH SarabunPSK" w:eastAsia="TH Sarabun PSK" w:hAnsi="TH SarabunPSK" w:cs="TH SarabunPSK"/>
-          <w:sz w:val="32"/>
-          <w:szCs w:val="32"/>
-          <w:cs/>
+          <w:color w:val="000000" w:themeColor="text1"/>
+          <w:sz w:val="32"/>
+          <w:szCs w:val="32"/>
+        </w:rPr>
+      </w:pPr>
+      <w:r>
+        <w:rPr>
+          <w:rFonts w:ascii="TH SarabunPSK" w:eastAsia="TH Sarabun PSK" w:hAnsi="TH SarabunPSK" w:cs="TH SarabunPSK"/>
+          <w:color w:val="000000" w:themeColor="text1"/>
+          <w:sz w:val="32"/>
+          <w:szCs w:val="32"/>
         </w:rPr>
         <w:t xml:space="preserve">วัตถุประสงค์ {{dataset.objective}}</w:t>
       </w:r>
       <w:r>
         <w:rPr>
           <w:rFonts w:ascii="TH SarabunPSK" w:eastAsia="TH Sarabun PSK" w:hAnsi="TH SarabunPSK" w:cs="TH SarabunPSK"/>
+          <w:color w:val="000000" w:themeColor="text1"/>
           <w:sz w:val="32"/>
           <w:szCs w:val="32"/>
         </w:rPr>
@@ -957,6 +1185,7 @@
       <w:r>
         <w:rPr>
           <w:rFonts w:ascii="TH SarabunPSK" w:eastAsia="TH Sarabun PSK" w:hAnsi="TH SarabunPSK" w:cs="TH SarabunPSK"/>
+          <w:color w:val="000000" w:themeColor="text1"/>
           <w:sz w:val="32"/>
           <w:szCs w:val="32"/>
           <w:lang w:val="en-US"/>
@@ -968,24 +1197,473 @@
       <w:pPr>
         <w:numPr>
           <w:ilvl w:val="0"/>
-          <w:numId w:val="2"/>
+          <w:numId w:val="1"/>
         </w:numPr>
         <w:rPr>
           <w:rFonts w:ascii="TH SarabunPSK" w:eastAsia="TH Sarabun PSK" w:hAnsi="TH SarabunPSK" w:cs="TH SarabunPSK"/>
-          <w:color w:val="FF0000"/>
-          <w:sz w:val="32"/>
-          <w:szCs w:val="32"/>
-        </w:rPr>
-      </w:pPr>
+          <w:color w:val="000000" w:themeColor="text1"/>
+          <w:sz w:val="32"/>
+          <w:szCs w:val="32"/>
+        </w:rPr>
+      </w:pPr>
+      <w:r>
+        <w:rPr>
+          <w:rFonts w:ascii="TH SarabunPSK" w:eastAsia="TH Sarabun PSK" w:hAnsi="TH SarabunPSK" w:cs="TH SarabunPSK"/>
+          <w:color w:val="000000" w:themeColor="text1"/>
+          <w:sz w:val="32"/>
+          <w:szCs w:val="32"/>
+          <w:cs/>
+        </w:rPr>
+        <w:t>ความถี่ของข้อมูล</w:t>
+      </w:r>
+    </w:p>
+    <w:p>
+      <w:pPr>
+        <w:ind w:left="720"/>
+        <w:rPr>
+          <w:rFonts w:ascii="TH SarabunPSK" w:eastAsia="TH Sarabun PSK" w:hAnsi="TH SarabunPSK" w:cs="TH SarabunPSK"/>
+          <w:color w:val="000000" w:themeColor="text1"/>
+          <w:sz w:val="32"/>
+          <w:szCs w:val="32"/>
+          <w:cs/>
+        </w:rPr>
+      </w:pPr>
+      <w:r>
+        <w:rPr>
+          <w:rFonts w:ascii="TH SarabunPSK" w:eastAsia="TH Sarabun PSK" w:hAnsi="TH SarabunPSK" w:cs="TH SarabunPSK"/>
+          <w:color w:val="000000" w:themeColor="text1"/>
+          <w:sz w:val="32"/>
+          <w:szCs w:val="32"/>
+        </w:rPr>
+        <w:t>9.1</w:t>
+      </w:r>
+      <w:r>
+        <w:rPr>
+          <w:rFonts w:ascii="TH SarabunPSK" w:eastAsia="TH Sarabun PSK" w:hAnsi="TH SarabunPSK" w:cs="TH SarabunPSK"/>
+          <w:color w:val="000000" w:themeColor="text1"/>
+          <w:sz w:val="32"/>
+          <w:szCs w:val="32"/>
+        </w:rPr>
+        <w:t xml:space="preserve"> </w:t>
+      </w:r>
       <w:r>
         <w:rPr>
           <w:rFonts w:ascii="TH SarabunPSK" w:eastAsia="TH Sarabun PSK" w:hAnsi="TH SarabunPSK" w:cs="TH SarabunPSK" w:hint="cs"/>
-          <w:color w:val="FF0000"/>
-          <w:sz w:val="32"/>
-          <w:szCs w:val="32"/>
-          <w:cs/>
-        </w:rPr>
-        <w:t>ความถี่ของข้อมูล</w:t>
+          <w:color w:val="000000" w:themeColor="text1"/>
+          <w:sz w:val="32"/>
+          <w:szCs w:val="32"/>
+          <w:cs/>
+        </w:rPr>
+        <w:t>หน่วยความถี่ของการปรับปรุงข้อมูลต้นทาง</w:t>
+      </w:r>
+    </w:p>
+    <w:p>
+      <w:pPr>
+        <w:pStyle w:val="ListParagraph"/>
+        <w:rPr>
+          <w:rFonts w:ascii="TH SarabunPSK" w:eastAsia="TH Sarabun PSK" w:hAnsi="TH SarabunPSK" w:cs="TH SarabunPSK"/>
+          <w:color w:val="000000" w:themeColor="text1"/>
+          <w:sz w:val="32"/>
+          <w:szCs w:val="32"/>
+          <w:lang w:val="en-US"/>
+        </w:rPr>
+        <w:ind w:left="1440"/>
+      </w:pPr>
+      <w:r>
+        <w:rPr>
+          <w:rFonts w:ascii="TH SarabunPSK" w:eastAsia="TH Sarabun PSK" w:hAnsi="TH SarabunPSK" w:cs="TH SarabunPSK"/>
+          <w:color w:val="000000" w:themeColor="text1"/>
+          <w:sz w:val="32"/>
+          <w:szCs w:val="32"/>
+          <w:lang w:val="en-US"/>
+        </w:rPr>
+        <w:t xml:space="preserve">{{tick.updateFrequencyUnit.A}} A ปี</w:t>
+      </w:r>
+      <w:r>
+        <w:rPr>
+          <w:rFonts w:ascii="TH SarabunPSK" w:eastAsia="TH Sarabun PSK" w:hAnsi="TH SarabunPSK" w:cs="TH SarabunPSK"/>
+          <w:color w:val="000000" w:themeColor="text1"/>
+          <w:sz w:val="32"/>
+          <w:szCs w:val="32"/>
+          <w:lang w:val="en-US"/>
+        </w:rPr>
+        <w:t xml:space="preserve"/>
+      </w:r>
+      <w:r>
+        <w:rPr>
+          <w:rFonts w:ascii="TH SarabunPSK" w:eastAsia="TH Sarabun PSK" w:hAnsi="TH SarabunPSK" w:cs="TH SarabunPSK" w:hint="cs"/>
+          <w:color w:val="000000" w:themeColor="text1"/>
+          <w:sz w:val="32"/>
+          <w:szCs w:val="32"/>
+          <w:cs/>
+          <w:lang w:val="en-US"/>
+        </w:rPr>
+        <w:t xml:space="preserve"/>
+      </w:r>
+    </w:p>
+    <w:p>
+      <w:pPr>
+        <w:pStyle w:val="ListParagraph"/>
+        <w:rPr>
+          <w:rFonts w:ascii="TH SarabunPSK" w:eastAsia="TH Sarabun PSK" w:hAnsi="TH SarabunPSK" w:cs="TH SarabunPSK"/>
+          <w:color w:val="000000" w:themeColor="text1"/>
+          <w:sz w:val="32"/>
+          <w:szCs w:val="32"/>
+        </w:rPr>
+        <w:ind w:left="1440"/>
+      </w:pPr>
+      <w:r>
+        <w:rPr>
+          <w:rFonts w:ascii="TH SarabunPSK" w:eastAsia="TH Sarabun PSK" w:hAnsi="TH SarabunPSK" w:cs="TH SarabunPSK"/>
+          <w:color w:val="000000" w:themeColor="text1"/>
+          <w:sz w:val="32"/>
+          <w:szCs w:val="32"/>
+          <w:lang w:val="en-US"/>
+        </w:rPr>
+        <w:t xml:space="preserve">{{tick.updateFrequencyUnit.S}} S ครึ่งปี</w:t>
+      </w:r>
+      <w:r>
+        <w:rPr>
+          <w:rFonts w:ascii="TH SarabunPSK" w:eastAsia="TH Sarabun PSK" w:hAnsi="TH SarabunPSK" w:cs="TH SarabunPSK"/>
+          <w:color w:val="000000" w:themeColor="text1"/>
+          <w:sz w:val="32"/>
+          <w:szCs w:val="32"/>
+          <w:cs/>
+        </w:rPr>
+        <w:t xml:space="preserve"/>
+      </w:r>
+    </w:p>
+    <w:p>
+      <w:pPr>
+        <w:pStyle w:val="ListParagraph"/>
+        <w:rPr>
+          <w:rFonts w:ascii="TH SarabunPSK" w:eastAsia="TH Sarabun PSK" w:hAnsi="TH SarabunPSK" w:cs="TH SarabunPSK"/>
+          <w:color w:val="000000" w:themeColor="text1"/>
+          <w:sz w:val="32"/>
+          <w:szCs w:val="32"/>
+        </w:rPr>
+        <w:ind w:left="1440"/>
+      </w:pPr>
+      <w:r>
+        <w:rPr>
+          <w:rFonts w:ascii="TH SarabunPSK" w:eastAsia="TH Sarabun PSK" w:hAnsi="TH SarabunPSK" w:cs="TH SarabunPSK"/>
+          <w:color w:val="000000" w:themeColor="text1"/>
+          <w:sz w:val="32"/>
+          <w:szCs w:val="32"/>
+          <w:lang w:val="en-US"/>
+        </w:rPr>
+        <w:t xml:space="preserve">{{tick.updateFrequencyUnit.Q}} Q ไตรมาส</w:t>
+      </w:r>
+      <w:r>
+        <w:rPr>
+          <w:rFonts w:ascii="TH SarabunPSK" w:eastAsia="TH Sarabun PSK" w:hAnsi="TH SarabunPSK" w:cs="TH SarabunPSK" w:hint="cs"/>
+          <w:color w:val="000000" w:themeColor="text1"/>
+          <w:sz w:val="32"/>
+          <w:szCs w:val="32"/>
+          <w:cs/>
+        </w:rPr>
+        <w:t xml:space="preserve"/>
+      </w:r>
+    </w:p>
+    <w:p>
+      <w:pPr>
+        <w:pStyle w:val="ListParagraph"/>
+        <w:rPr>
+          <w:rFonts w:ascii="TH SarabunPSK" w:eastAsia="TH Sarabun PSK" w:hAnsi="TH SarabunPSK" w:cs="TH SarabunPSK"/>
+          <w:color w:val="000000" w:themeColor="text1"/>
+          <w:sz w:val="32"/>
+          <w:szCs w:val="32"/>
+        </w:rPr>
+        <w:ind w:left="1440"/>
+      </w:pPr>
+      <w:r>
+        <w:rPr>
+          <w:rFonts w:ascii="TH SarabunPSK" w:eastAsia="TH Sarabun PSK" w:hAnsi="TH SarabunPSK" w:cs="TH SarabunPSK"/>
+          <w:color w:val="000000" w:themeColor="text1"/>
+          <w:sz w:val="32"/>
+          <w:szCs w:val="32"/>
+          <w:lang w:val="en-US"/>
+        </w:rPr>
+        <w:t xml:space="preserve">{{tick.updateFrequencyUnit.M}} M เดือน</w:t>
+      </w:r>
+      <w:r>
+        <w:rPr>
+          <w:rFonts w:ascii="TH SarabunPSK" w:eastAsia="TH Sarabun PSK" w:hAnsi="TH SarabunPSK" w:cs="TH SarabunPSK" w:hint="cs"/>
+          <w:color w:val="000000" w:themeColor="text1"/>
+          <w:sz w:val="32"/>
+          <w:szCs w:val="32"/>
+          <w:cs/>
+        </w:rPr>
+        <w:t xml:space="preserve"/>
+      </w:r>
+    </w:p>
+    <w:p>
+      <w:pPr>
+        <w:pStyle w:val="ListParagraph"/>
+        <w:rPr>
+          <w:rFonts w:ascii="TH SarabunPSK" w:eastAsia="TH Sarabun PSK" w:hAnsi="TH SarabunPSK" w:cs="TH SarabunPSK"/>
+          <w:color w:val="000000" w:themeColor="text1"/>
+          <w:sz w:val="32"/>
+          <w:szCs w:val="32"/>
+        </w:rPr>
+        <w:ind w:left="1440"/>
+      </w:pPr>
+      <w:r>
+        <w:rPr>
+          <w:rFonts w:ascii="TH SarabunPSK" w:eastAsia="TH Sarabun PSK" w:hAnsi="TH SarabunPSK" w:cs="TH SarabunPSK"/>
+          <w:color w:val="000000" w:themeColor="text1"/>
+          <w:sz w:val="32"/>
+          <w:szCs w:val="32"/>
+          <w:lang w:val="en-US"/>
+        </w:rPr>
+        <w:lastRenderedPageBreak/>
+        <w:t xml:space="preserve">{{tick.updateFrequencyUnit.W}} W สัปดาห์</w:t>
+      </w:r>
+      <w:r>
+        <w:rPr>
+          <w:rFonts w:ascii="TH SarabunPSK" w:eastAsia="TH Sarabun PSK" w:hAnsi="TH SarabunPSK" w:cs="TH SarabunPSK" w:hint="cs"/>
+          <w:color w:val="000000" w:themeColor="text1"/>
+          <w:sz w:val="32"/>
+          <w:szCs w:val="32"/>
+          <w:cs/>
+        </w:rPr>
+        <w:t xml:space="preserve"/>
+      </w:r>
+    </w:p>
+    <w:p>
+      <w:pPr>
+        <w:pStyle w:val="ListParagraph"/>
+        <w:rPr>
+          <w:rFonts w:ascii="TH SarabunPSK" w:eastAsia="TH Sarabun PSK" w:hAnsi="TH SarabunPSK" w:cs="TH SarabunPSK"/>
+          <w:color w:val="000000" w:themeColor="text1"/>
+          <w:sz w:val="32"/>
+          <w:szCs w:val="32"/>
+        </w:rPr>
+        <w:ind w:left="1440"/>
+      </w:pPr>
+      <w:r>
+        <w:rPr>
+          <w:rFonts w:ascii="TH SarabunPSK" w:eastAsia="TH Sarabun PSK" w:hAnsi="TH SarabunPSK" w:cs="TH SarabunPSK"/>
+          <w:color w:val="000000" w:themeColor="text1"/>
+          <w:sz w:val="32"/>
+          <w:szCs w:val="32"/>
+        </w:rPr>
+        <w:t xml:space="preserve">{{tick.updateFrequencyUnit.D}} D วัน</w:t>
+      </w:r>
+      <w:r>
+        <w:rPr>
+          <w:rFonts w:ascii="TH SarabunPSK" w:eastAsia="TH Sarabun PSK" w:hAnsi="TH SarabunPSK" w:cs="TH SarabunPSK" w:hint="cs"/>
+          <w:color w:val="000000" w:themeColor="text1"/>
+          <w:sz w:val="32"/>
+          <w:szCs w:val="32"/>
+          <w:cs/>
+        </w:rPr>
+        <w:t xml:space="preserve"/>
+      </w:r>
+    </w:p>
+    <w:p>
+      <w:pPr>
+        <w:pStyle w:val="ListParagraph"/>
+        <w:rPr>
+          <w:rFonts w:ascii="TH SarabunPSK" w:eastAsia="TH Sarabun PSK" w:hAnsi="TH SarabunPSK" w:cs="TH SarabunPSK"/>
+          <w:color w:val="000000" w:themeColor="text1"/>
+          <w:sz w:val="32"/>
+          <w:szCs w:val="32"/>
+          <w:highlight w:val="yellow"/>
+        </w:rPr>
+        <w:ind w:left="1440"/>
+      </w:pPr>
+      <w:r>
+        <w:rPr>
+          <w:rFonts w:ascii="TH SarabunPSK" w:eastAsia="TH Sarabun PSK" w:hAnsi="TH SarabunPSK" w:cs="TH SarabunPSK"/>
+          <w:color w:val="000000" w:themeColor="text1"/>
+          <w:sz w:val="32"/>
+          <w:szCs w:val="32"/>
+          <w:highlight w:val="yellow"/>
+        </w:rPr>
+        <w:t xml:space="preserve">{{tick.updateFrequencyUnit.B}} B วันทำการ</w:t>
+      </w:r>
+      <w:r>
+        <w:rPr>
+          <w:rFonts w:ascii="TH SarabunPSK" w:eastAsia="TH Sarabun PSK" w:hAnsi="TH SarabunPSK" w:cs="TH SarabunPSK" w:hint="cs"/>
+          <w:color w:val="000000" w:themeColor="text1"/>
+          <w:sz w:val="32"/>
+          <w:szCs w:val="32"/>
+          <w:highlight w:val="yellow"/>
+          <w:cs/>
+        </w:rPr>
+        <w:t xml:space="preserve"/>
+      </w:r>
+    </w:p>
+    <w:p>
+      <w:pPr>
+        <w:pStyle w:val="ListParagraph"/>
+        <w:rPr>
+          <w:rFonts w:ascii="TH SarabunPSK" w:eastAsia="TH Sarabun PSK" w:hAnsi="TH SarabunPSK" w:cs="TH SarabunPSK"/>
+          <w:color w:val="000000" w:themeColor="text1"/>
+          <w:sz w:val="32"/>
+          <w:szCs w:val="32"/>
+          <w:lang w:val="en-US"/>
+        </w:rPr>
+        <w:ind w:left="1440"/>
+      </w:pPr>
+      <w:r>
+        <w:rPr>
+          <w:rFonts w:ascii="TH SarabunPSK" w:eastAsia="TH Sarabun PSK" w:hAnsi="TH SarabunPSK" w:cs="TH SarabunPSK"/>
+          <w:color w:val="000000" w:themeColor="text1"/>
+          <w:sz w:val="32"/>
+          <w:szCs w:val="32"/>
+          <w:lang w:val="en-US"/>
+        </w:rPr>
+        <w:t xml:space="preserve">{{tick.updateFrequencyUnit.H}} H ชั่วโมง</w:t>
+      </w:r>
+      <w:r>
+        <w:rPr>
+          <w:rFonts w:ascii="TH SarabunPSK" w:eastAsia="TH Sarabun PSK" w:hAnsi="TH SarabunPSK" w:cs="TH SarabunPSK" w:hint="cs"/>
+          <w:color w:val="000000" w:themeColor="text1"/>
+          <w:sz w:val="32"/>
+          <w:szCs w:val="32"/>
+          <w:cs/>
+          <w:lang w:val="en-US"/>
+        </w:rPr>
+        <w:t xml:space="preserve"/>
+      </w:r>
+    </w:p>
+    <w:p>
+      <w:pPr>
+        <w:pStyle w:val="ListParagraph"/>
+        <w:rPr>
+          <w:rFonts w:ascii="TH SarabunPSK" w:eastAsia="TH Sarabun PSK" w:hAnsi="TH SarabunPSK" w:cs="TH SarabunPSK"/>
+          <w:color w:val="000000" w:themeColor="text1"/>
+          <w:sz w:val="32"/>
+          <w:szCs w:val="32"/>
+          <w:lang w:val="en-US"/>
+        </w:rPr>
+        <w:ind w:left="1440"/>
+      </w:pPr>
+      <w:r>
+        <w:rPr>
+          <w:rFonts w:ascii="TH SarabunPSK" w:eastAsia="TH Sarabun PSK" w:hAnsi="TH SarabunPSK" w:cs="TH SarabunPSK"/>
+          <w:color w:val="000000" w:themeColor="text1"/>
+          <w:sz w:val="32"/>
+          <w:szCs w:val="32"/>
+          <w:lang w:val="en-US"/>
+        </w:rPr>
+        <w:t xml:space="preserve">{{tick.updateFrequencyUnit.N}} N นาที</w:t>
+      </w:r>
+      <w:r>
+        <w:rPr>
+          <w:rFonts w:ascii="TH SarabunPSK" w:eastAsia="TH Sarabun PSK" w:hAnsi="TH SarabunPSK" w:cs="TH SarabunPSK" w:hint="cs"/>
+          <w:color w:val="000000" w:themeColor="text1"/>
+          <w:sz w:val="32"/>
+          <w:szCs w:val="32"/>
+          <w:cs/>
+          <w:lang w:val="en-US"/>
+        </w:rPr>
+        <w:t xml:space="preserve"/>
+      </w:r>
+    </w:p>
+    <w:p>
+      <w:pPr>
+        <w:pStyle w:val="ListParagraph"/>
+        <w:rPr>
+          <w:rFonts w:ascii="TH SarabunPSK" w:eastAsia="TH Sarabun PSK" w:hAnsi="TH SarabunPSK" w:cs="TH SarabunPSK"/>
+          <w:color w:val="000000" w:themeColor="text1"/>
+          <w:sz w:val="32"/>
+          <w:szCs w:val="32"/>
+          <w:lang w:val="en-US"/>
+        </w:rPr>
+        <w:ind w:left="1440"/>
+      </w:pPr>
+      <w:r>
+        <w:rPr>
+          <w:rFonts w:ascii="TH SarabunPSK" w:eastAsia="TH Sarabun PSK" w:hAnsi="TH SarabunPSK" w:cs="TH SarabunPSK"/>
+          <w:color w:val="000000" w:themeColor="text1"/>
+          <w:sz w:val="32"/>
+          <w:szCs w:val="32"/>
+          <w:lang w:val="en-US"/>
+        </w:rPr>
+        <w:t xml:space="preserve">{{tick.updateFrequencyUnit.R}} R เวลาตามจริง</w:t>
+      </w:r>
+      <w:r>
+        <w:rPr>
+          <w:rFonts w:ascii="TH SarabunPSK" w:eastAsia="TH Sarabun PSK" w:hAnsi="TH SarabunPSK" w:cs="TH SarabunPSK" w:hint="cs"/>
+          <w:color w:val="000000" w:themeColor="text1"/>
+          <w:sz w:val="32"/>
+          <w:szCs w:val="32"/>
+          <w:cs/>
+          <w:lang w:val="en-US"/>
+        </w:rPr>
+        <w:t xml:space="preserve"/>
+      </w:r>
+    </w:p>
+    <w:p>
+      <w:pPr>
+        <w:pStyle w:val="ListParagraph"/>
+        <w:rPr>
+          <w:rFonts w:ascii="TH SarabunPSK" w:eastAsia="TH Sarabun PSK" w:hAnsi="TH SarabunPSK" w:cs="TH SarabunPSK"/>
+          <w:color w:val="000000" w:themeColor="text1"/>
+          <w:sz w:val="32"/>
+          <w:szCs w:val="32"/>
+          <w:lang w:val="en-US"/>
+        </w:rPr>
+        <w:ind w:left="1440"/>
+      </w:pPr>
+      <w:r>
+        <w:rPr>
+          <w:rFonts w:ascii="TH SarabunPSK" w:eastAsia="TH Sarabun PSK" w:hAnsi="TH SarabunPSK" w:cs="TH SarabunPSK"/>
+          <w:color w:val="000000" w:themeColor="text1"/>
+          <w:sz w:val="32"/>
+          <w:szCs w:val="32"/>
+          <w:lang w:val="en-US"/>
+        </w:rPr>
+        <w:t xml:space="preserve">{{tick.updateFrequencyUnit.O}} O ไม่มีการปรับปรุงหลังจากการจัดเก็บข้อมูล</w:t>
+      </w:r>
+      <w:r>
+        <w:rPr>
+          <w:rFonts w:ascii="TH SarabunPSK" w:eastAsia="TH Sarabun PSK" w:hAnsi="TH SarabunPSK" w:cs="TH SarabunPSK" w:hint="cs"/>
+          <w:color w:val="000000" w:themeColor="text1"/>
+          <w:sz w:val="32"/>
+          <w:szCs w:val="32"/>
+          <w:cs/>
+          <w:lang w:val="en-US"/>
+        </w:rPr>
+        <w:t xml:space="preserve"/>
+      </w:r>
+    </w:p>
+    <w:p>
+      <w:pPr>
+        <w:pStyle w:val="ListParagraph"/>
+        <w:rPr>
+          <w:rFonts w:ascii="TH SarabunPSK" w:eastAsia="TH Sarabun PSK" w:hAnsi="TH SarabunPSK" w:cs="TH SarabunPSK"/>
+          <w:color w:val="000000" w:themeColor="text1"/>
+          <w:sz w:val="32"/>
+          <w:szCs w:val="32"/>
+          <w:cs/>
+          <w:lang w:val="en-US"/>
+        </w:rPr>
+        <w:ind w:left="1440"/>
+      </w:pPr>
+      <w:r>
+        <w:rPr>
+          <w:rFonts w:ascii="TH SarabunPSK" w:eastAsia="TH Sarabun PSK" w:hAnsi="TH SarabunPSK" w:cs="TH SarabunPSK"/>
+          <w:color w:val="000000" w:themeColor="text1"/>
+          <w:sz w:val="32"/>
+          <w:szCs w:val="32"/>
+          <w:lang w:val="en-US"/>
+        </w:rPr>
+        <w:t xml:space="preserve">{{tick.updateFrequencyUnit.U}} U ไม่ทราบ</w:t>
+      </w:r>
+      <w:r>
+        <w:rPr>
+          <w:rFonts w:ascii="TH SarabunPSK" w:eastAsia="TH Sarabun PSK" w:hAnsi="TH SarabunPSK" w:cs="TH SarabunPSK" w:hint="cs"/>
+          <w:color w:val="000000" w:themeColor="text1"/>
+          <w:sz w:val="32"/>
+          <w:szCs w:val="32"/>
+          <w:cs/>
+          <w:lang w:val="en-US"/>
+        </w:rPr>
+        <w:t xml:space="preserve"/>
       </w:r>
     </w:p>
     <w:p>
@@ -993,28 +1671,21 @@
         <w:ind w:left="720"/>
         <w:rPr>
           <w:rFonts w:ascii="TH SarabunPSK" w:eastAsia="TH Sarabun PSK" w:hAnsi="TH SarabunPSK" w:cs="TH SarabunPSK"/>
-          <w:color w:val="FF0000"/>
-          <w:sz w:val="32"/>
-          <w:szCs w:val="32"/>
-        </w:rPr>
-      </w:pPr>
-      <w:r>
-        <w:rPr>
-          <w:rFonts w:ascii="TH SarabunPSK" w:eastAsia="TH Sarabun PSK" w:hAnsi="TH SarabunPSK" w:cs="TH SarabunPSK"/>
-          <w:color w:val="000000" w:themeColor="text1"/>
-          <w:sz w:val="32"/>
-          <w:szCs w:val="32"/>
-        </w:rPr>
-        <w:t>9.1</w:t>
-      </w:r>
-      <w:r>
-        <w:rPr>
-          <w:rFonts w:ascii="TH SarabunPSK" w:eastAsia="TH Sarabun PSK" w:hAnsi="TH SarabunPSK" w:cs="TH SarabunPSK"/>
-          <w:color w:val="000000" w:themeColor="text1"/>
-          <w:sz w:val="32"/>
-          <w:szCs w:val="32"/>
-        </w:rPr>
-        <w:t xml:space="preserve"> </w:t>
+          <w:color w:val="000000" w:themeColor="text1"/>
+          <w:sz w:val="32"/>
+          <w:szCs w:val="32"/>
+          <w:lang w:val="en-US"/>
+        </w:rPr>
+      </w:pPr>
+      <w:r>
+        <w:rPr>
+          <w:rFonts w:ascii="TH SarabunPSK" w:eastAsia="TH Sarabun PSK" w:hAnsi="TH SarabunPSK" w:cs="TH SarabunPSK"/>
+          <w:color w:val="000000" w:themeColor="text1"/>
+          <w:sz w:val="32"/>
+          <w:szCs w:val="32"/>
+          <w:cs/>
+        </w:rPr>
+        <w:t xml:space="preserve">9.2 ค่าความถี่ของการปรับปรุงข้อมูลต้นทาง {{dataset.updateFrequencyInterval}}</w:t>
       </w:r>
       <w:r>
         <w:rPr>
@@ -1024,7 +1695,68 @@
           <w:szCs w:val="32"/>
           <w:cs/>
         </w:rPr>
-        <w:t>หน่วยความถี่ของการปรับปรุงข้อมูลต้นทาง</w:t>
+        <w:t xml:space="preserve"/>
+      </w:r>
+      <w:r>
+        <w:rPr>
+          <w:rFonts w:ascii="TH SarabunPSK" w:eastAsia="TH Sarabun PSK" w:hAnsi="TH SarabunPSK" w:cs="TH SarabunPSK" w:hint="cs"/>
+          <w:color w:val="000000" w:themeColor="text1"/>
+          <w:sz w:val="32"/>
+          <w:szCs w:val="32"/>
+          <w:cs/>
+        </w:rPr>
+        <w:t xml:space="preserve"/>
+      </w:r>
+      <w:r>
+        <w:rPr>
+          <w:rFonts w:ascii="TH SarabunPSK" w:eastAsia="TH Sarabun PSK" w:hAnsi="TH SarabunPSK" w:cs="TH SarabunPSK"/>
+          <w:color w:val="000000" w:themeColor="text1"/>
+          <w:sz w:val="32"/>
+          <w:szCs w:val="32"/>
+          <w:lang w:val="en-US"/>
+        </w:rPr>
+        <w:t xml:space="preserve"/>
+      </w:r>
+    </w:p>
+    <w:p>
+      <w:pPr>
+        <w:ind w:left="720"/>
+        <w:rPr>
+          <w:rFonts w:ascii="TH SarabunPSK" w:eastAsia="TH Sarabun PSK" w:hAnsi="TH SarabunPSK" w:cs="TH SarabunPSK"/>
+          <w:color w:val="000000" w:themeColor="text1"/>
+          <w:sz w:val="32"/>
+          <w:szCs w:val="32"/>
+        </w:rPr>
+      </w:pPr>
+      <w:r>
+        <w:rPr>
+          <w:rFonts w:ascii="TH SarabunPSK" w:eastAsia="TH Sarabun PSK" w:hAnsi="TH SarabunPSK" w:cs="TH SarabunPSK"/>
+          <w:color w:val="000000" w:themeColor="text1"/>
+          <w:sz w:val="32"/>
+          <w:szCs w:val="32"/>
+          <w:lang w:val="en-US"/>
+        </w:rPr>
+        <w:t>9</w:t>
+      </w:r>
+      <w:r>
+        <w:rPr>
+          <w:rFonts w:ascii="TH SarabunPSK" w:eastAsia="TH Sarabun PSK" w:hAnsi="TH SarabunPSK" w:cs="TH SarabunPSK"/>
+          <w:color w:val="000000" w:themeColor="text1"/>
+          <w:sz w:val="32"/>
+          <w:szCs w:val="32"/>
+          <w:cs/>
+        </w:rPr>
+        <w:t>.3</w:t>
+      </w:r>
+      <w:r>
+        <w:rPr>
+          <w:rFonts w:ascii="TH SarabunPSK" w:eastAsia="TH Sarabun PSK" w:hAnsi="TH SarabunPSK" w:cs="TH SarabunPSK" w:hint="cs"/>
+          <w:color w:val="000000" w:themeColor="text1"/>
+          <w:sz w:val="32"/>
+          <w:szCs w:val="32"/>
+          <w:cs/>
+        </w:rPr>
+        <w:t xml:space="preserve"> ความถี่ของการนำส่งข้อมูลเข้าสู่ระบบกลาง</w:t>
       </w:r>
     </w:p>
     <w:p>
@@ -1032,76 +1764,82 @@
         <w:pStyle w:val="ListParagraph"/>
         <w:rPr>
           <w:rFonts w:ascii="TH SarabunPSK" w:eastAsia="TH Sarabun PSK" w:hAnsi="TH SarabunPSK" w:cs="TH SarabunPSK"/>
-          <w:sz w:val="32"/>
-          <w:szCs w:val="32"/>
-          <w:lang w:val="en-US"/>
+          <w:color w:val="000000" w:themeColor="text1"/>
+          <w:sz w:val="32"/>
+          <w:szCs w:val="32"/>
         </w:rPr>
         <w:ind w:left="1440"/>
       </w:pPr>
-      <w:r>
-        <w:rPr>
-          <w:rFonts w:ascii="TH SarabunPSK" w:eastAsia="TH Sarabun PSK" w:hAnsi="TH SarabunPSK" w:cs="TH SarabunPSK"/>
-          <w:sz w:val="32"/>
-          <w:szCs w:val="32"/>
-          <w:lang w:val="en-US"/>
-        </w:rPr>
-        <w:lastRenderedPageBreak/>
-        <w:t xml:space="preserve">{{tick.updateFrequencyUnit.A}} A ปี</w:t>
-      </w:r>
-      <w:r>
-        <w:rPr>
-          <w:rFonts w:ascii="TH SarabunPSK" w:eastAsia="TH Sarabun PSK" w:hAnsi="TH SarabunPSK" w:cs="TH SarabunPSK"/>
-          <w:sz w:val="32"/>
-          <w:szCs w:val="32"/>
-          <w:lang w:val="en-US"/>
+      <w:proofErr w:type="spellStart"/>
+      <w:r>
+        <w:rPr>
+          <w:rFonts w:ascii="TH SarabunPSK" w:eastAsia="TH Sarabun PSK" w:hAnsi="TH SarabunPSK" w:cs="TH SarabunPSK"/>
+          <w:color w:val="000000" w:themeColor="text1"/>
+          <w:sz w:val="32"/>
+          <w:szCs w:val="32"/>
+        </w:rPr>
+        <w:t xml:space="preserve">{{tick.deliveryFrequency.1}} เมื่อมีการร้องขอ หรือเมื่อมีคำสั่ง</w:t>
+      </w:r>
+      <w:proofErr w:type="spellEnd"/>
+      <w:r>
+        <w:rPr>
+          <w:rFonts w:ascii="TH SarabunPSK" w:eastAsia="TH Sarabun PSK" w:hAnsi="TH SarabunPSK" w:cs="TH SarabunPSK"/>
+          <w:color w:val="000000" w:themeColor="text1"/>
+          <w:sz w:val="32"/>
+          <w:szCs w:val="32"/>
         </w:rPr>
         <w:t xml:space="preserve"/>
       </w:r>
-      <w:r>
-        <w:rPr>
-          <w:rFonts w:ascii="TH SarabunPSK" w:eastAsia="TH Sarabun PSK" w:hAnsi="TH SarabunPSK" w:cs="TH SarabunPSK" w:hint="cs"/>
-          <w:sz w:val="32"/>
-          <w:szCs w:val="32"/>
-          <w:cs/>
-          <w:lang w:val="en-US"/>
+      <w:proofErr w:type="spellStart"/>
+      <w:r>
+        <w:rPr>
+          <w:rFonts w:ascii="TH SarabunPSK" w:eastAsia="TH Sarabun PSK" w:hAnsi="TH SarabunPSK" w:cs="TH SarabunPSK"/>
+          <w:color w:val="000000" w:themeColor="text1"/>
+          <w:sz w:val="32"/>
+          <w:szCs w:val="32"/>
         </w:rPr>
         <w:t xml:space="preserve"/>
       </w:r>
+      <w:proofErr w:type="spellEnd"/>
     </w:p>
     <w:p>
       <w:pPr>
         <w:pStyle w:val="ListParagraph"/>
         <w:rPr>
           <w:rFonts w:ascii="TH SarabunPSK" w:eastAsia="TH Sarabun PSK" w:hAnsi="TH SarabunPSK" w:cs="TH SarabunPSK"/>
+          <w:color w:val="000000" w:themeColor="text1"/>
           <w:sz w:val="32"/>
           <w:szCs w:val="32"/>
         </w:rPr>
         <w:ind w:left="1440"/>
       </w:pPr>
-      <w:r>
-        <w:rPr>
-          <w:rFonts w:ascii="TH SarabunPSK" w:eastAsia="TH Sarabun PSK" w:hAnsi="TH SarabunPSK" w:cs="TH SarabunPSK"/>
-          <w:sz w:val="32"/>
-          <w:szCs w:val="32"/>
-          <w:lang w:val="en-US"/>
-        </w:rPr>
-        <w:t xml:space="preserve">{{tick.updateFrequencyUnit.S}} S ครึ่งปี</w:t>
-      </w:r>
-      <w:r>
-        <w:rPr>
-          <w:rFonts w:ascii="TH SarabunPSK" w:eastAsia="TH Sarabun PSK" w:hAnsi="TH SarabunPSK" w:cs="TH SarabunPSK"/>
-          <w:sz w:val="32"/>
-          <w:szCs w:val="32"/>
-          <w:cs/>
+      <w:proofErr w:type="spellStart"/>
+      <w:r>
+        <w:rPr>
+          <w:rFonts w:ascii="TH SarabunPSK" w:eastAsia="TH Sarabun PSK" w:hAnsi="TH SarabunPSK" w:cs="TH SarabunPSK"/>
+          <w:color w:val="000000" w:themeColor="text1"/>
+          <w:sz w:val="32"/>
+          <w:szCs w:val="32"/>
+        </w:rPr>
+        <w:t xml:space="preserve">{{tick.deliveryFrequency.2}} ต่อเนื่องรายเดือน</w:t>
+      </w:r>
+      <w:r>
+        <w:rPr>
+          <w:rFonts w:ascii="TH SarabunPSK" w:eastAsia="TH Sarabun PSK" w:hAnsi="TH SarabunPSK" w:cs="TH SarabunPSK"/>
+          <w:color w:val="000000" w:themeColor="text1"/>
+          <w:sz w:val="32"/>
+          <w:szCs w:val="32"/>
         </w:rPr>
         <w:t xml:space="preserve"/>
       </w:r>
+      <w:proofErr w:type="spellEnd"/>
     </w:p>
     <w:p>
       <w:pPr>
         <w:pStyle w:val="ListParagraph"/>
         <w:rPr>
           <w:rFonts w:ascii="TH SarabunPSK" w:eastAsia="TH Sarabun PSK" w:hAnsi="TH SarabunPSK" w:cs="TH SarabunPSK"/>
+          <w:color w:val="000000" w:themeColor="text1"/>
           <w:sz w:val="32"/>
           <w:szCs w:val="32"/>
         </w:rPr>
@@ -1110,20 +1848,12 @@
       <w:r>
         <w:rPr>
           <w:rFonts w:ascii="TH SarabunPSK" w:eastAsia="TH Sarabun PSK" w:hAnsi="TH SarabunPSK" w:cs="TH SarabunPSK"/>
-          <w:sz w:val="32"/>
-          <w:szCs w:val="32"/>
-          <w:lang w:val="en-US"/>
-        </w:rPr>
-        <w:t xml:space="preserve">{{tick.updateFrequencyUnit.Q}} Q ไตรมาส</w:t>
-      </w:r>
-      <w:r>
-        <w:rPr>
-          <w:rFonts w:ascii="TH SarabunPSK" w:eastAsia="TH Sarabun PSK" w:hAnsi="TH SarabunPSK" w:cs="TH SarabunPSK" w:hint="cs"/>
-          <w:sz w:val="32"/>
-          <w:szCs w:val="32"/>
-          <w:cs/>
-        </w:rPr>
-        <w:t xml:space="preserve"/>
+          <w:color w:val="000000" w:themeColor="text1"/>
+          <w:sz w:val="32"/>
+          <w:szCs w:val="32"/>
+          <w:cs/>
+        </w:rPr>
+        <w:t xml:space="preserve">{{tick.deliveryFrequency.3}} ต่อเนื่องรายไตรมาส</w:t>
       </w:r>
     </w:p>
     <w:p>
@@ -1131,6 +1861,7 @@
         <w:pStyle w:val="ListParagraph"/>
         <w:rPr>
           <w:rFonts w:ascii="TH SarabunPSK" w:eastAsia="TH Sarabun PSK" w:hAnsi="TH SarabunPSK" w:cs="TH SarabunPSK"/>
+          <w:color w:val="000000" w:themeColor="text1"/>
           <w:sz w:val="32"/>
           <w:szCs w:val="32"/>
         </w:rPr>
@@ -1139,20 +1870,12 @@
       <w:r>
         <w:rPr>
           <w:rFonts w:ascii="TH SarabunPSK" w:eastAsia="TH Sarabun PSK" w:hAnsi="TH SarabunPSK" w:cs="TH SarabunPSK"/>
-          <w:sz w:val="32"/>
-          <w:szCs w:val="32"/>
-          <w:lang w:val="en-US"/>
-        </w:rPr>
-        <w:t xml:space="preserve">{{tick.updateFrequencyUnit.M}} M เดือน</w:t>
-      </w:r>
-      <w:r>
-        <w:rPr>
-          <w:rFonts w:ascii="TH SarabunPSK" w:eastAsia="TH Sarabun PSK" w:hAnsi="TH SarabunPSK" w:cs="TH SarabunPSK" w:hint="cs"/>
-          <w:sz w:val="32"/>
-          <w:szCs w:val="32"/>
-          <w:cs/>
-        </w:rPr>
-        <w:t xml:space="preserve"/>
+          <w:color w:val="000000" w:themeColor="text1"/>
+          <w:sz w:val="32"/>
+          <w:szCs w:val="32"/>
+          <w:cs/>
+        </w:rPr>
+        <w:t xml:space="preserve">{{tick.deliveryFrequency.4}} ต่อเนื่องรายครึ่งปี</w:t>
       </w:r>
     </w:p>
     <w:p>
@@ -1160,6 +1883,7 @@
         <w:pStyle w:val="ListParagraph"/>
         <w:rPr>
           <w:rFonts w:ascii="TH SarabunPSK" w:eastAsia="TH Sarabun PSK" w:hAnsi="TH SarabunPSK" w:cs="TH SarabunPSK"/>
+          <w:color w:val="000000" w:themeColor="text1"/>
           <w:sz w:val="32"/>
           <w:szCs w:val="32"/>
         </w:rPr>
@@ -1168,402 +1892,7 @@
       <w:r>
         <w:rPr>
           <w:rFonts w:ascii="TH SarabunPSK" w:eastAsia="TH Sarabun PSK" w:hAnsi="TH SarabunPSK" w:cs="TH SarabunPSK"/>
-          <w:sz w:val="32"/>
-          <w:szCs w:val="32"/>
-          <w:lang w:val="en-US"/>
-        </w:rPr>
-        <w:t xml:space="preserve">{{tick.updateFrequencyUnit.W}} W สัปดาห์</w:t>
-      </w:r>
-      <w:r>
-        <w:rPr>
-          <w:rFonts w:ascii="TH SarabunPSK" w:eastAsia="TH Sarabun PSK" w:hAnsi="TH SarabunPSK" w:cs="TH SarabunPSK" w:hint="cs"/>
-          <w:sz w:val="32"/>
-          <w:szCs w:val="32"/>
-          <w:cs/>
-        </w:rPr>
-        <w:t xml:space="preserve"/>
-      </w:r>
-    </w:p>
-    <w:p>
-      <w:pPr>
-        <w:pStyle w:val="ListParagraph"/>
-        <w:rPr>
-          <w:rFonts w:ascii="TH SarabunPSK" w:eastAsia="TH Sarabun PSK" w:hAnsi="TH SarabunPSK" w:cs="TH SarabunPSK"/>
-          <w:sz w:val="32"/>
-          <w:szCs w:val="32"/>
-        </w:rPr>
-        <w:ind w:left="1440"/>
-      </w:pPr>
-      <w:r>
-        <w:rPr>
-          <w:rFonts w:ascii="TH SarabunPSK" w:eastAsia="TH Sarabun PSK" w:hAnsi="TH SarabunPSK" w:cs="TH SarabunPSK"/>
-          <w:sz w:val="32"/>
-          <w:szCs w:val="32"/>
-        </w:rPr>
-        <w:t xml:space="preserve">{{tick.updateFrequencyUnit.D}} D วัน</w:t>
-      </w:r>
-      <w:r>
-        <w:rPr>
-          <w:rFonts w:ascii="TH SarabunPSK" w:eastAsia="TH Sarabun PSK" w:hAnsi="TH SarabunPSK" w:cs="TH SarabunPSK" w:hint="cs"/>
-          <w:sz w:val="32"/>
-          <w:szCs w:val="32"/>
-          <w:cs/>
-        </w:rPr>
-        <w:t xml:space="preserve"/>
-      </w:r>
-    </w:p>
-    <w:p>
-      <w:pPr>
-        <w:pStyle w:val="ListParagraph"/>
-        <w:rPr>
-          <w:rFonts w:ascii="TH SarabunPSK" w:eastAsia="TH Sarabun PSK" w:hAnsi="TH SarabunPSK" w:cs="TH SarabunPSK"/>
-          <w:sz w:val="32"/>
-          <w:szCs w:val="32"/>
-          <w:lang w:val="en-US"/>
-        </w:rPr>
-        <w:ind w:left="1440"/>
-      </w:pPr>
-      <w:r>
-        <w:rPr>
-          <w:rFonts w:ascii="TH SarabunPSK" w:eastAsia="TH Sarabun PSK" w:hAnsi="TH SarabunPSK" w:cs="TH SarabunPSK"/>
-          <w:sz w:val="32"/>
-          <w:szCs w:val="32"/>
-          <w:lang w:val="en-US"/>
-        </w:rPr>
-        <w:t xml:space="preserve">{{tick.updateFrequencyUnit.H}} H ชั่วโมง</w:t>
-      </w:r>
-      <w:r>
-        <w:rPr>
-          <w:rFonts w:ascii="TH SarabunPSK" w:eastAsia="TH Sarabun PSK" w:hAnsi="TH SarabunPSK" w:cs="TH SarabunPSK" w:hint="cs"/>
-          <w:sz w:val="32"/>
-          <w:szCs w:val="32"/>
-          <w:cs/>
-          <w:lang w:val="en-US"/>
-        </w:rPr>
-        <w:t xml:space="preserve"/>
-      </w:r>
-    </w:p>
-    <w:p>
-      <w:pPr>
-        <w:pStyle w:val="ListParagraph"/>
-        <w:rPr>
-          <w:rFonts w:ascii="TH SarabunPSK" w:eastAsia="TH Sarabun PSK" w:hAnsi="TH SarabunPSK" w:cs="TH SarabunPSK"/>
-          <w:sz w:val="32"/>
-          <w:szCs w:val="32"/>
-          <w:lang w:val="en-US"/>
-        </w:rPr>
-        <w:ind w:left="1440"/>
-      </w:pPr>
-      <w:r>
-        <w:rPr>
-          <w:rFonts w:ascii="TH SarabunPSK" w:eastAsia="TH Sarabun PSK" w:hAnsi="TH SarabunPSK" w:cs="TH SarabunPSK"/>
-          <w:sz w:val="32"/>
-          <w:szCs w:val="32"/>
-          <w:lang w:val="en-US"/>
-        </w:rPr>
-        <w:t xml:space="preserve">{{tick.updateFrequencyUnit.N}} N นาที</w:t>
-      </w:r>
-      <w:r>
-        <w:rPr>
-          <w:rFonts w:ascii="TH SarabunPSK" w:eastAsia="TH Sarabun PSK" w:hAnsi="TH SarabunPSK" w:cs="TH SarabunPSK" w:hint="cs"/>
-          <w:sz w:val="32"/>
-          <w:szCs w:val="32"/>
-          <w:cs/>
-          <w:lang w:val="en-US"/>
-        </w:rPr>
-        <w:t xml:space="preserve"/>
-      </w:r>
-    </w:p>
-    <w:p>
-      <w:pPr>
-        <w:pStyle w:val="ListParagraph"/>
-        <w:rPr>
-          <w:rFonts w:ascii="TH SarabunPSK" w:eastAsia="TH Sarabun PSK" w:hAnsi="TH SarabunPSK" w:cs="TH SarabunPSK"/>
-          <w:sz w:val="32"/>
-          <w:szCs w:val="32"/>
-          <w:lang w:val="en-US"/>
-        </w:rPr>
-        <w:ind w:left="1440"/>
-      </w:pPr>
-      <w:r>
-        <w:rPr>
-          <w:rFonts w:ascii="TH SarabunPSK" w:eastAsia="TH Sarabun PSK" w:hAnsi="TH SarabunPSK" w:cs="TH SarabunPSK"/>
-          <w:sz w:val="32"/>
-          <w:szCs w:val="32"/>
-          <w:lang w:val="en-US"/>
-        </w:rPr>
-        <w:t xml:space="preserve">{{tick.updateFrequencyUnit.R}} R เวลาตามจริง</w:t>
-      </w:r>
-      <w:r>
-        <w:rPr>
-          <w:rFonts w:ascii="TH SarabunPSK" w:eastAsia="TH Sarabun PSK" w:hAnsi="TH SarabunPSK" w:cs="TH SarabunPSK" w:hint="cs"/>
-          <w:sz w:val="32"/>
-          <w:szCs w:val="32"/>
-          <w:cs/>
-          <w:lang w:val="en-US"/>
-        </w:rPr>
-        <w:t xml:space="preserve"/>
-      </w:r>
-    </w:p>
-    <w:p>
-      <w:pPr>
-        <w:pStyle w:val="ListParagraph"/>
-        <w:rPr>
-          <w:rFonts w:ascii="TH SarabunPSK" w:eastAsia="TH Sarabun PSK" w:hAnsi="TH SarabunPSK" w:cs="TH SarabunPSK"/>
-          <w:sz w:val="32"/>
-          <w:szCs w:val="32"/>
-          <w:lang w:val="en-US"/>
-        </w:rPr>
-        <w:ind w:left="1440"/>
-      </w:pPr>
-      <w:r>
-        <w:rPr>
-          <w:rFonts w:ascii="TH SarabunPSK" w:eastAsia="TH Sarabun PSK" w:hAnsi="TH SarabunPSK" w:cs="TH SarabunPSK"/>
-          <w:sz w:val="32"/>
-          <w:szCs w:val="32"/>
-          <w:lang w:val="en-US"/>
-        </w:rPr>
-        <w:t xml:space="preserve">{{tick.updateFrequencyUnit.O}} O ไม่มีการปรับปรุงหลังจากการจัดเก็บข้อมูล</w:t>
-      </w:r>
-      <w:r>
-        <w:rPr>
-          <w:rFonts w:ascii="TH SarabunPSK" w:eastAsia="TH Sarabun PSK" w:hAnsi="TH SarabunPSK" w:cs="TH SarabunPSK" w:hint="cs"/>
-          <w:sz w:val="32"/>
-          <w:szCs w:val="32"/>
-          <w:cs/>
-          <w:lang w:val="en-US"/>
-        </w:rPr>
-        <w:t xml:space="preserve"/>
-      </w:r>
-    </w:p>
-    <w:p>
-      <w:pPr>
-        <w:pStyle w:val="ListParagraph"/>
-        <w:rPr>
-          <w:rFonts w:ascii="TH SarabunPSK" w:eastAsia="TH Sarabun PSK" w:hAnsi="TH SarabunPSK" w:cs="TH SarabunPSK"/>
-          <w:sz w:val="32"/>
-          <w:szCs w:val="32"/>
-          <w:cs/>
-          <w:lang w:val="en-US"/>
-        </w:rPr>
-        <w:ind w:left="1440"/>
-      </w:pPr>
-      <w:r>
-        <w:rPr>
-          <w:rFonts w:ascii="TH SarabunPSK" w:eastAsia="TH Sarabun PSK" w:hAnsi="TH SarabunPSK" w:cs="TH SarabunPSK"/>
-          <w:sz w:val="32"/>
-          <w:szCs w:val="32"/>
-          <w:lang w:val="en-US"/>
-        </w:rPr>
-        <w:t xml:space="preserve">{{tick.updateFrequencyUnit.U}} U ไม่ทราบ</w:t>
-      </w:r>
-      <w:r>
-        <w:rPr>
-          <w:rFonts w:ascii="TH SarabunPSK" w:eastAsia="TH Sarabun PSK" w:hAnsi="TH SarabunPSK" w:cs="TH SarabunPSK" w:hint="cs"/>
-          <w:sz w:val="32"/>
-          <w:szCs w:val="32"/>
-          <w:cs/>
-          <w:lang w:val="en-US"/>
-        </w:rPr>
-        <w:t xml:space="preserve"/>
-      </w:r>
-    </w:p>
-    <w:p>
-      <w:pPr>
-        <w:ind w:left="720"/>
-        <w:rPr>
-          <w:rFonts w:ascii="TH SarabunPSK" w:eastAsia="TH Sarabun PSK" w:hAnsi="TH SarabunPSK" w:cs="TH SarabunPSK"/>
-          <w:color w:val="000000" w:themeColor="text1"/>
-          <w:sz w:val="32"/>
-          <w:szCs w:val="32"/>
-          <w:lang w:val="en-US"/>
-        </w:rPr>
-      </w:pPr>
-      <w:r>
-        <w:rPr>
-          <w:rFonts w:ascii="TH SarabunPSK" w:eastAsia="TH Sarabun PSK" w:hAnsi="TH SarabunPSK" w:cs="TH SarabunPSK"/>
-          <w:color w:val="000000" w:themeColor="text1"/>
-          <w:sz w:val="32"/>
-          <w:szCs w:val="32"/>
-          <w:cs/>
-        </w:rPr>
-        <w:t xml:space="preserve">9.2 ค่าความถี่ของการปรับปรุงข้อมูลต้นทาง {{dataset.updateFrequencyInterval}}</w:t>
-      </w:r>
-      <w:r>
-        <w:rPr>
-          <w:rFonts w:ascii="TH SarabunPSK" w:eastAsia="TH Sarabun PSK" w:hAnsi="TH SarabunPSK" w:cs="TH SarabunPSK" w:hint="cs"/>
-          <w:color w:val="000000" w:themeColor="text1"/>
-          <w:sz w:val="32"/>
-          <w:szCs w:val="32"/>
-          <w:cs/>
-        </w:rPr>
-        <w:t xml:space="preserve"/>
-      </w:r>
-      <w:r>
-        <w:rPr>
-          <w:rFonts w:ascii="TH SarabunPSK" w:eastAsia="TH Sarabun PSK" w:hAnsi="TH SarabunPSK" w:cs="TH SarabunPSK" w:hint="cs"/>
-          <w:color w:val="000000" w:themeColor="text1"/>
-          <w:sz w:val="32"/>
-          <w:szCs w:val="32"/>
-          <w:cs/>
-        </w:rPr>
-        <w:t xml:space="preserve"/>
-      </w:r>
-      <w:r>
-        <w:rPr>
-          <w:rFonts w:ascii="TH SarabunPSK" w:eastAsia="TH Sarabun PSK" w:hAnsi="TH SarabunPSK" w:cs="TH SarabunPSK"/>
-          <w:color w:val="000000" w:themeColor="text1"/>
-          <w:sz w:val="32"/>
-          <w:szCs w:val="32"/>
-          <w:lang w:val="en-US"/>
-        </w:rPr>
-        <w:t xml:space="preserve"/>
-      </w:r>
-    </w:p>
-    <w:p>
-      <w:pPr>
-        <w:ind w:left="720"/>
-        <w:rPr>
-          <w:rFonts w:ascii="TH SarabunPSK" w:eastAsia="TH Sarabun PSK" w:hAnsi="TH SarabunPSK" w:cs="TH SarabunPSK"/>
-          <w:color w:val="0070C0"/>
-          <w:sz w:val="32"/>
-          <w:szCs w:val="32"/>
-        </w:rPr>
-      </w:pPr>
-      <w:r>
-        <w:rPr>
-          <w:rFonts w:ascii="TH SarabunPSK" w:eastAsia="TH Sarabun PSK" w:hAnsi="TH SarabunPSK" w:cs="TH SarabunPSK"/>
-          <w:color w:val="0070C0"/>
-          <w:sz w:val="32"/>
-          <w:szCs w:val="32"/>
-          <w:lang w:val="en-US"/>
-        </w:rPr>
-        <w:t>9</w:t>
-      </w:r>
-      <w:r>
-        <w:rPr>
-          <w:rFonts w:ascii="TH SarabunPSK" w:eastAsia="TH Sarabun PSK" w:hAnsi="TH SarabunPSK" w:cs="TH SarabunPSK"/>
-          <w:color w:val="0070C0"/>
-          <w:sz w:val="32"/>
-          <w:szCs w:val="32"/>
-          <w:cs/>
-        </w:rPr>
-        <w:t>.3</w:t>
-      </w:r>
-      <w:r>
-        <w:rPr>
-          <w:rFonts w:ascii="TH SarabunPSK" w:eastAsia="TH Sarabun PSK" w:hAnsi="TH SarabunPSK" w:cs="TH SarabunPSK" w:hint="cs"/>
-          <w:color w:val="0070C0"/>
-          <w:sz w:val="32"/>
-          <w:szCs w:val="32"/>
-          <w:cs/>
-        </w:rPr>
-        <w:t xml:space="preserve"> ความถี่ของการนำส่งข้อมูลเข้าสู่ระบบกลาง</w:t>
-      </w:r>
-    </w:p>
-    <w:p>
-      <w:pPr>
-        <w:pStyle w:val="ListParagraph"/>
-        <w:rPr>
-          <w:rFonts w:ascii="TH SarabunPSK" w:eastAsia="TH Sarabun PSK" w:hAnsi="TH SarabunPSK" w:cs="TH SarabunPSK"/>
-          <w:color w:val="0070C0"/>
-          <w:sz w:val="32"/>
-          <w:szCs w:val="32"/>
-        </w:rPr>
-        <w:ind w:left="1440"/>
-      </w:pPr>
-      <w:r>
-        <w:rPr>
-          <w:rFonts w:ascii="TH SarabunPSK" w:eastAsia="TH Sarabun PSK" w:hAnsi="TH SarabunPSK" w:cs="TH SarabunPSK" w:hint="cs"/>
-          <w:color w:val="0070C0"/>
-          <w:sz w:val="32"/>
-          <w:szCs w:val="32"/>
-          <w:cs/>
-        </w:rPr>
-        <w:t xml:space="preserve">{{tick.deliveryFrequency.1}} เมื่อมีการร้องขอ หรือเมื่อมีคำสั่ง</w:t>
-      </w:r>
-    </w:p>
-    <w:p>
-      <w:pPr>
-        <w:pStyle w:val="ListParagraph"/>
-        <w:rPr>
-          <w:rFonts w:ascii="TH SarabunPSK" w:eastAsia="TH Sarabun PSK" w:hAnsi="TH SarabunPSK" w:cs="TH SarabunPSK"/>
-          <w:color w:val="0070C0"/>
-          <w:sz w:val="32"/>
-          <w:szCs w:val="32"/>
-        </w:rPr>
-        <w:ind w:left="1440"/>
-      </w:pPr>
-      <w:r>
-        <w:rPr>
-          <w:rFonts w:ascii="TH SarabunPSK" w:eastAsia="TH Sarabun PSK" w:hAnsi="TH SarabunPSK" w:cs="TH SarabunPSK" w:hint="cs"/>
-          <w:color w:val="0070C0"/>
-          <w:sz w:val="32"/>
-          <w:szCs w:val="32"/>
-          <w:cs/>
-        </w:rPr>
-        <w:t xml:space="preserve">{{tick.deliveryFrequency.2}} ต่อเนื่องรายเดือน</w:t>
-      </w:r>
-    </w:p>
-    <w:p>
-      <w:pPr>
-        <w:pStyle w:val="ListParagraph"/>
-        <w:rPr>
-          <w:rFonts w:ascii="TH SarabunPSK" w:eastAsia="TH Sarabun PSK" w:hAnsi="TH SarabunPSK" w:cs="TH SarabunPSK"/>
-          <w:color w:val="0070C0"/>
-          <w:sz w:val="32"/>
-          <w:szCs w:val="32"/>
-        </w:rPr>
-        <w:ind w:left="1440"/>
-      </w:pPr>
-      <w:r>
-        <w:rPr>
-          <w:rFonts w:ascii="TH SarabunPSK" w:eastAsia="TH Sarabun PSK" w:hAnsi="TH SarabunPSK" w:cs="TH SarabunPSK" w:hint="cs"/>
-          <w:color w:val="0070C0"/>
-          <w:sz w:val="32"/>
-          <w:szCs w:val="32"/>
-          <w:cs/>
-        </w:rPr>
-        <w:t xml:space="preserve">{{tick.deliveryFrequency.3}} ต่อเนื่องรายไตรมาส</w:t>
-      </w:r>
-    </w:p>
-    <w:p>
-      <w:pPr>
-        <w:pStyle w:val="ListParagraph"/>
-        <w:rPr>
-          <w:rFonts w:ascii="TH SarabunPSK" w:eastAsia="TH Sarabun PSK" w:hAnsi="TH SarabunPSK" w:cs="TH SarabunPSK"/>
-          <w:color w:val="0070C0"/>
-          <w:sz w:val="32"/>
-          <w:szCs w:val="32"/>
-        </w:rPr>
-        <w:ind w:left="1440"/>
-      </w:pPr>
-      <w:r>
-        <w:rPr>
-          <w:rFonts w:ascii="TH SarabunPSK" w:eastAsia="TH Sarabun PSK" w:hAnsi="TH SarabunPSK" w:cs="TH SarabunPSK" w:hint="cs"/>
-          <w:color w:val="0070C0"/>
-          <w:sz w:val="32"/>
-          <w:szCs w:val="32"/>
-          <w:cs/>
-        </w:rPr>
-        <w:t xml:space="preserve">{{tick.deliveryFrequency.4}} ต่อเนื่องรายครึ่งปี</w:t>
-      </w:r>
-    </w:p>
-    <w:p>
-      <w:pPr>
-        <w:pStyle w:val="ListParagraph"/>
-        <w:rPr>
-          <w:rFonts w:ascii="TH SarabunPSK" w:eastAsia="TH Sarabun PSK" w:hAnsi="TH SarabunPSK" w:cs="TH SarabunPSK"/>
-          <w:color w:val="0070C0"/>
-          <w:sz w:val="32"/>
-          <w:szCs w:val="32"/>
-        </w:rPr>
-        <w:ind w:left="1440"/>
-      </w:pPr>
-      <w:r>
-        <w:rPr>
-          <w:rFonts w:ascii="TH SarabunPSK" w:eastAsia="TH Sarabun PSK" w:hAnsi="TH SarabunPSK" w:cs="TH SarabunPSK" w:hint="cs"/>
-          <w:color w:val="0070C0"/>
+          <w:color w:val="000000" w:themeColor="text1"/>
           <w:sz w:val="32"/>
           <w:szCs w:val="32"/>
           <w:cs/>
@@ -1575,17 +1904,19 @@
       <w:pPr>
         <w:numPr>
           <w:ilvl w:val="0"/>
-          <w:numId w:val="2"/>
+          <w:numId w:val="1"/>
         </w:numPr>
         <w:rPr>
           <w:rFonts w:ascii="TH SarabunPSK" w:eastAsia="TH Sarabun PSK" w:hAnsi="TH SarabunPSK" w:cs="TH SarabunPSK"/>
-          <w:sz w:val="32"/>
-          <w:szCs w:val="32"/>
-        </w:rPr>
-      </w:pPr>
-      <w:r>
-        <w:rPr>
-          <w:rFonts w:ascii="TH SarabunPSK" w:eastAsia="TH Sarabun PSK" w:hAnsi="TH SarabunPSK" w:cs="TH SarabunPSK"/>
+          <w:color w:val="000000" w:themeColor="text1"/>
+          <w:sz w:val="32"/>
+          <w:szCs w:val="32"/>
+        </w:rPr>
+      </w:pPr>
+      <w:r>
+        <w:rPr>
+          <w:rFonts w:ascii="TH SarabunPSK" w:eastAsia="TH Sarabun PSK" w:hAnsi="TH SarabunPSK" w:cs="TH SarabunPSK"/>
+          <w:color w:val="000000" w:themeColor="text1"/>
           <w:sz w:val="32"/>
           <w:szCs w:val="32"/>
           <w:cs/>
@@ -1598,6 +1929,7 @@
         <w:pStyle w:val="ListParagraph"/>
         <w:rPr>
           <w:rFonts w:ascii="TH SarabunPSK" w:eastAsia="TH Sarabun PSK" w:hAnsi="TH SarabunPSK" w:cs="TH SarabunPSK"/>
+          <w:color w:val="000000" w:themeColor="text1"/>
           <w:sz w:val="32"/>
           <w:szCs w:val="32"/>
           <w:lang w:val="en-US"/>
@@ -1606,7 +1938,8 @@
       </w:pPr>
       <w:r>
         <w:rPr>
-          <w:rFonts w:ascii="TH SarabunPSK" w:eastAsia="TH Sarabun PSK" w:hAnsi="TH SarabunPSK" w:cs="TH SarabunPSK" w:hint="cs"/>
+          <w:rFonts w:ascii="TH SarabunPSK" w:eastAsia="TH Sarabun PSK" w:hAnsi="TH SarabunPSK" w:cs="TH SarabunPSK"/>
+          <w:color w:val="000000" w:themeColor="text1"/>
           <w:sz w:val="32"/>
           <w:szCs w:val="32"/>
           <w:cs/>
@@ -1620,6 +1953,7 @@
         <w:pStyle w:val="ListParagraph"/>
         <w:rPr>
           <w:rFonts w:ascii="TH SarabunPSK" w:eastAsia="TH Sarabun PSK" w:hAnsi="TH SarabunPSK" w:cs="TH SarabunPSK"/>
+          <w:color w:val="000000" w:themeColor="text1"/>
           <w:sz w:val="32"/>
           <w:szCs w:val="32"/>
           <w:lang w:val="en-US"/>
@@ -1628,7 +1962,8 @@
       </w:pPr>
       <w:r>
         <w:rPr>
-          <w:rFonts w:ascii="TH SarabunPSK" w:eastAsia="TH Sarabun PSK" w:hAnsi="TH SarabunPSK" w:cs="TH SarabunPSK" w:hint="cs"/>
+          <w:rFonts w:ascii="TH SarabunPSK" w:eastAsia="TH Sarabun PSK" w:hAnsi="TH SarabunPSK" w:cs="TH SarabunPSK"/>
+          <w:color w:val="000000" w:themeColor="text1"/>
           <w:sz w:val="32"/>
           <w:szCs w:val="32"/>
           <w:cs/>
@@ -1642,6 +1977,7 @@
         <w:pStyle w:val="ListParagraph"/>
         <w:rPr>
           <w:rFonts w:ascii="TH SarabunPSK" w:eastAsia="TH Sarabun PSK" w:hAnsi="TH SarabunPSK" w:cs="TH SarabunPSK"/>
+          <w:color w:val="000000" w:themeColor="text1"/>
           <w:sz w:val="32"/>
           <w:szCs w:val="32"/>
           <w:lang w:val="en-US"/>
@@ -1650,7 +1986,8 @@
       </w:pPr>
       <w:r>
         <w:rPr>
-          <w:rFonts w:ascii="TH SarabunPSK" w:eastAsia="TH Sarabun PSK" w:hAnsi="TH SarabunPSK" w:cs="TH SarabunPSK" w:hint="cs"/>
+          <w:rFonts w:ascii="TH SarabunPSK" w:eastAsia="TH Sarabun PSK" w:hAnsi="TH SarabunPSK" w:cs="TH SarabunPSK"/>
+          <w:color w:val="000000" w:themeColor="text1"/>
           <w:sz w:val="32"/>
           <w:szCs w:val="32"/>
           <w:cs/>
@@ -1664,6 +2001,7 @@
         <w:pStyle w:val="ListParagraph"/>
         <w:rPr>
           <w:rFonts w:ascii="TH SarabunPSK" w:eastAsia="TH Sarabun PSK" w:hAnsi="TH SarabunPSK" w:cs="TH SarabunPSK"/>
+          <w:color w:val="000000" w:themeColor="text1"/>
           <w:sz w:val="32"/>
           <w:szCs w:val="32"/>
           <w:lang w:val="en-US"/>
@@ -1672,7 +2010,8 @@
       </w:pPr>
       <w:r>
         <w:rPr>
-          <w:rFonts w:ascii="TH SarabunPSK" w:eastAsia="TH Sarabun PSK" w:hAnsi="TH SarabunPSK" w:cs="TH SarabunPSK" w:hint="cs"/>
+          <w:rFonts w:ascii="TH SarabunPSK" w:eastAsia="TH Sarabun PSK" w:hAnsi="TH SarabunPSK" w:cs="TH SarabunPSK"/>
+          <w:color w:val="000000" w:themeColor="text1"/>
           <w:sz w:val="32"/>
           <w:szCs w:val="32"/>
           <w:cs/>
@@ -1686,6 +2025,7 @@
         <w:pStyle w:val="ListParagraph"/>
         <w:rPr>
           <w:rFonts w:ascii="TH SarabunPSK" w:eastAsia="TH Sarabun PSK" w:hAnsi="TH SarabunPSK" w:cs="TH SarabunPSK"/>
+          <w:color w:val="000000" w:themeColor="text1"/>
           <w:sz w:val="32"/>
           <w:szCs w:val="32"/>
           <w:lang w:val="en-US"/>
@@ -1694,7 +2034,8 @@
       </w:pPr>
       <w:r>
         <w:rPr>
-          <w:rFonts w:ascii="TH SarabunPSK" w:eastAsia="TH Sarabun PSK" w:hAnsi="TH SarabunPSK" w:cs="TH SarabunPSK" w:hint="cs"/>
+          <w:rFonts w:ascii="TH SarabunPSK" w:eastAsia="TH Sarabun PSK" w:hAnsi="TH SarabunPSK" w:cs="TH SarabunPSK"/>
+          <w:color w:val="000000" w:themeColor="text1"/>
           <w:sz w:val="32"/>
           <w:szCs w:val="32"/>
           <w:cs/>
@@ -1708,6 +2049,7 @@
         <w:pStyle w:val="ListParagraph"/>
         <w:rPr>
           <w:rFonts w:ascii="TH SarabunPSK" w:eastAsia="TH Sarabun PSK" w:hAnsi="TH SarabunPSK" w:cs="TH SarabunPSK"/>
+          <w:color w:val="000000" w:themeColor="text1"/>
           <w:sz w:val="32"/>
           <w:szCs w:val="32"/>
           <w:lang w:val="en-US"/>
@@ -1716,7 +2058,8 @@
       </w:pPr>
       <w:r>
         <w:rPr>
-          <w:rFonts w:ascii="TH SarabunPSK" w:eastAsia="TH Sarabun PSK" w:hAnsi="TH SarabunPSK" w:cs="TH SarabunPSK" w:hint="cs"/>
+          <w:rFonts w:ascii="TH SarabunPSK" w:eastAsia="TH Sarabun PSK" w:hAnsi="TH SarabunPSK" w:cs="TH SarabunPSK"/>
+          <w:color w:val="000000" w:themeColor="text1"/>
           <w:sz w:val="32"/>
           <w:szCs w:val="32"/>
           <w:cs/>
@@ -1730,6 +2073,7 @@
         <w:pStyle w:val="ListParagraph"/>
         <w:rPr>
           <w:rFonts w:ascii="TH SarabunPSK" w:eastAsia="TH Sarabun PSK" w:hAnsi="TH SarabunPSK" w:cs="TH SarabunPSK"/>
+          <w:color w:val="000000" w:themeColor="text1"/>
           <w:sz w:val="32"/>
           <w:szCs w:val="32"/>
           <w:lang w:val="en-US"/>
@@ -1738,7 +2082,8 @@
       </w:pPr>
       <w:r>
         <w:rPr>
-          <w:rFonts w:ascii="TH SarabunPSK" w:eastAsia="TH Sarabun PSK" w:hAnsi="TH SarabunPSK" w:cs="TH SarabunPSK" w:hint="cs"/>
+          <w:rFonts w:ascii="TH SarabunPSK" w:eastAsia="TH Sarabun PSK" w:hAnsi="TH SarabunPSK" w:cs="TH SarabunPSK"/>
+          <w:color w:val="000000" w:themeColor="text1"/>
           <w:sz w:val="32"/>
           <w:szCs w:val="32"/>
           <w:cs/>
@@ -1752,6 +2097,7 @@
         <w:pStyle w:val="ListParagraph"/>
         <w:rPr>
           <w:rFonts w:ascii="TH SarabunPSK" w:eastAsia="TH Sarabun PSK" w:hAnsi="TH SarabunPSK" w:cs="TH SarabunPSK"/>
+          <w:color w:val="000000" w:themeColor="text1"/>
           <w:sz w:val="32"/>
           <w:szCs w:val="32"/>
           <w:lang w:val="en-US"/>
@@ -1760,7 +2106,8 @@
       </w:pPr>
       <w:r>
         <w:rPr>
-          <w:rFonts w:ascii="TH SarabunPSK" w:eastAsia="TH Sarabun PSK" w:hAnsi="TH SarabunPSK" w:cs="TH SarabunPSK" w:hint="cs"/>
+          <w:rFonts w:ascii="TH SarabunPSK" w:eastAsia="TH Sarabun PSK" w:hAnsi="TH SarabunPSK" w:cs="TH SarabunPSK"/>
+          <w:color w:val="000000" w:themeColor="text1"/>
           <w:sz w:val="32"/>
           <w:szCs w:val="32"/>
           <w:cs/>
@@ -1774,6 +2121,7 @@
         <w:pStyle w:val="ListParagraph"/>
         <w:rPr>
           <w:rFonts w:ascii="TH SarabunPSK" w:eastAsia="TH Sarabun PSK" w:hAnsi="TH SarabunPSK" w:cs="TH SarabunPSK"/>
+          <w:color w:val="000000" w:themeColor="text1"/>
           <w:sz w:val="32"/>
           <w:szCs w:val="32"/>
           <w:lang w:val="en-US"/>
@@ -1782,7 +2130,8 @@
       </w:pPr>
       <w:r>
         <w:rPr>
-          <w:rFonts w:ascii="TH SarabunPSK" w:eastAsia="TH Sarabun PSK" w:hAnsi="TH SarabunPSK" w:cs="TH SarabunPSK" w:hint="cs"/>
+          <w:rFonts w:ascii="TH SarabunPSK" w:eastAsia="TH Sarabun PSK" w:hAnsi="TH SarabunPSK" w:cs="TH SarabunPSK"/>
+          <w:color w:val="000000" w:themeColor="text1"/>
           <w:sz w:val="32"/>
           <w:szCs w:val="32"/>
           <w:cs/>
@@ -1796,6 +2145,7 @@
         <w:pStyle w:val="ListParagraph"/>
         <w:rPr>
           <w:rFonts w:ascii="TH SarabunPSK" w:eastAsia="TH Sarabun PSK" w:hAnsi="TH SarabunPSK" w:cs="TH SarabunPSK"/>
+          <w:color w:val="000000" w:themeColor="text1"/>
           <w:sz w:val="32"/>
           <w:szCs w:val="32"/>
           <w:lang w:val="en-US"/>
@@ -1804,7 +2154,8 @@
       </w:pPr>
       <w:r>
         <w:rPr>
-          <w:rFonts w:ascii="TH SarabunPSK" w:eastAsia="TH Sarabun PSK" w:hAnsi="TH SarabunPSK" w:cs="TH SarabunPSK" w:hint="cs"/>
+          <w:rFonts w:ascii="TH SarabunPSK" w:eastAsia="TH Sarabun PSK" w:hAnsi="TH SarabunPSK" w:cs="TH SarabunPSK"/>
+          <w:color w:val="000000" w:themeColor="text1"/>
           <w:sz w:val="32"/>
           <w:szCs w:val="32"/>
           <w:cs/>
@@ -1818,6 +2169,7 @@
         <w:pStyle w:val="ListParagraph"/>
         <w:rPr>
           <w:rFonts w:ascii="TH SarabunPSK" w:eastAsia="TH Sarabun PSK" w:hAnsi="TH SarabunPSK" w:cs="TH SarabunPSK"/>
+          <w:color w:val="000000" w:themeColor="text1"/>
           <w:sz w:val="32"/>
           <w:szCs w:val="32"/>
           <w:lang w:val="en-US"/>
@@ -1826,13 +2178,35 @@
       </w:pPr>
       <w:r>
         <w:rPr>
-          <w:rFonts w:ascii="TH SarabunPSK" w:eastAsia="TH Sarabun PSK" w:hAnsi="TH SarabunPSK" w:cs="TH SarabunPSK" w:hint="cs"/>
-          <w:sz w:val="32"/>
-          <w:szCs w:val="32"/>
-          <w:cs/>
-          <w:lang w:val="en-US"/>
-        </w:rPr>
-        <w:t xml:space="preserve">{{tick.geoCoverage.10}} เทศบาล/อบต.</w:t>
+          <w:rFonts w:ascii="TH SarabunPSK" w:eastAsia="TH Sarabun PSK" w:hAnsi="TH SarabunPSK" w:cs="TH SarabunPSK"/>
+          <w:color w:val="000000" w:themeColor="text1"/>
+          <w:sz w:val="32"/>
+          <w:szCs w:val="32"/>
+          <w:cs/>
+          <w:lang w:val="en-US"/>
+        </w:rPr>
+        <w:t xml:space="preserve">{{tick.geoCoverage.10}} เทศบาล/อบต. (องค์การปกครองส่วนท้องถิ่น)</w:t>
+      </w:r>
+      <w:r>
+        <w:rPr>
+          <w:rFonts w:ascii="TH SarabunPSK" w:eastAsia="TH Sarabun PSK" w:hAnsi="TH SarabunPSK" w:cs="TH SarabunPSK"/>
+          <w:color w:val="000000" w:themeColor="text1"/>
+          <w:sz w:val="32"/>
+          <w:szCs w:val="32"/>
+          <w:lang w:val="en-US"/>
+        </w:rPr>
+        <w:t xml:space="preserve"/>
+      </w:r>
+      <w:r>
+        <w:rPr>
+          <w:rFonts w:ascii="TH SarabunPSK" w:eastAsia="TH Sarabun PSK" w:hAnsi="TH SarabunPSK" w:cs="TH SarabunPSK"/>
+          <w:color w:val="000000" w:themeColor="text1"/>
+          <w:sz w:val="32"/>
+          <w:szCs w:val="32"/>
+          <w:cs/>
+          <w:lang w:val="en-US"/>
+        </w:rPr>
+        <w:t xml:space="preserve"/>
       </w:r>
     </w:p>
     <w:p>
@@ -1840,6 +2214,7 @@
         <w:pStyle w:val="ListParagraph"/>
         <w:rPr>
           <w:rFonts w:ascii="TH SarabunPSK" w:eastAsia="TH Sarabun PSK" w:hAnsi="TH SarabunPSK" w:cs="TH SarabunPSK"/>
+          <w:color w:val="000000" w:themeColor="text1"/>
           <w:sz w:val="32"/>
           <w:szCs w:val="32"/>
           <w:lang w:val="en-US"/>
@@ -1848,13 +2223,35 @@
       </w:pPr>
       <w:r>
         <w:rPr>
-          <w:rFonts w:ascii="TH SarabunPSK" w:eastAsia="TH Sarabun PSK" w:hAnsi="TH SarabunPSK" w:cs="TH SarabunPSK" w:hint="cs"/>
-          <w:sz w:val="32"/>
-          <w:szCs w:val="32"/>
-          <w:cs/>
-          <w:lang w:val="en-US"/>
-        </w:rPr>
-        <w:t xml:space="preserve">{{tick.geoCoverage.11}} พิกัด</w:t>
+          <w:rFonts w:ascii="TH SarabunPSK" w:eastAsia="TH Sarabun PSK" w:hAnsi="TH SarabunPSK" w:cs="TH SarabunPSK"/>
+          <w:color w:val="000000" w:themeColor="text1"/>
+          <w:sz w:val="32"/>
+          <w:szCs w:val="32"/>
+          <w:cs/>
+          <w:lang w:val="en-US"/>
+        </w:rPr>
+        <w:t xml:space="preserve">{{tick.geoCoverage.11}} พิกัด (ค่าของตัวเลขที่ใช้อธิบายตำแหน่งของจุดบนระนาบหรือปริภูมิ)</w:t>
+      </w:r>
+      <w:r>
+        <w:rPr>
+          <w:rFonts w:ascii="TH SarabunPSK" w:eastAsia="TH Sarabun PSK" w:hAnsi="TH SarabunPSK" w:cs="TH SarabunPSK"/>
+          <w:color w:val="000000" w:themeColor="text1"/>
+          <w:sz w:val="32"/>
+          <w:szCs w:val="32"/>
+          <w:lang w:val="en-US"/>
+        </w:rPr>
+        <w:t xml:space="preserve"/>
+      </w:r>
+      <w:r>
+        <w:rPr>
+          <w:rFonts w:ascii="TH SarabunPSK" w:eastAsia="TH Sarabun PSK" w:hAnsi="TH SarabunPSK" w:cs="TH SarabunPSK"/>
+          <w:color w:val="000000" w:themeColor="text1"/>
+          <w:sz w:val="32"/>
+          <w:szCs w:val="32"/>
+          <w:cs/>
+          <w:lang w:val="en-US"/>
+        </w:rPr>
+        <w:t xml:space="preserve"/>
       </w:r>
     </w:p>
     <w:p>
@@ -1862,71 +2259,139 @@
         <w:pStyle w:val="ListParagraph"/>
         <w:rPr>
           <w:rFonts w:ascii="TH SarabunPSK" w:eastAsia="TH Sarabun PSK" w:hAnsi="TH SarabunPSK" w:cs="TH SarabunPSK"/>
+          <w:color w:val="000000" w:themeColor="text1"/>
           <w:sz w:val="32"/>
           <w:szCs w:val="32"/>
           <w:lang w:val="en-US"/>
         </w:rPr>
         <w:ind w:left="1440"/>
       </w:pPr>
-      <w:r>
-        <w:rPr>
-          <w:rFonts w:ascii="TH SarabunPSK" w:eastAsia="TH Sarabun PSK" w:hAnsi="TH SarabunPSK" w:cs="TH SarabunPSK" w:hint="cs"/>
-          <w:sz w:val="32"/>
-          <w:szCs w:val="32"/>
-          <w:cs/>
-          <w:lang w:val="en-US"/>
-        </w:rPr>
-        <w:t xml:space="preserve">{{tick.geoCoverage.99}} อื่น ๆ (ระบุ)</w:t>
-      </w:r>
+      <w:proofErr w:type="spellStart"/>
+      <w:r>
+        <w:rPr>
+          <w:rFonts w:ascii="TH SarabunPSK" w:eastAsia="TH Sarabun PSK" w:hAnsi="TH SarabunPSK" w:cs="TH SarabunPSK"/>
+          <w:color w:val="000000" w:themeColor="text1"/>
+          <w:sz w:val="32"/>
+          <w:szCs w:val="32"/>
+          <w:lang w:val="en-US"/>
+        </w:rPr>
+        <w:t xml:space="preserve">{{tick.geoCoverage.98}} ไม่ทราบ</w:t>
+      </w:r>
+      <w:proofErr w:type="spellEnd"/>
     </w:p>
     <w:p>
       <w:pPr>
         <w:pStyle w:val="ListParagraph"/>
         <w:rPr>
           <w:rFonts w:ascii="TH SarabunPSK" w:eastAsia="TH Sarabun PSK" w:hAnsi="TH SarabunPSK" w:cs="TH SarabunPSK"/>
-          <w:sz w:val="32"/>
-          <w:szCs w:val="32"/>
-          <w:cs/>
-          <w:lang w:val="en-US"/>
+          <w:color w:val="000000" w:themeColor="text1"/>
+          <w:sz w:val="32"/>
+          <w:szCs w:val="32"/>
+          <w:highlight w:val="yellow"/>
+          <w:cs/>
         </w:rPr>
         <w:ind w:left="1440"/>
       </w:pPr>
       <w:r>
         <w:rPr>
-          <w:rFonts w:ascii="TH SarabunPSK" w:eastAsia="TH Sarabun PSK" w:hAnsi="TH SarabunPSK" w:cs="TH SarabunPSK" w:hint="cs"/>
-          <w:sz w:val="32"/>
-          <w:szCs w:val="32"/>
-          <w:cs/>
-          <w:lang w:val="en-US"/>
-        </w:rPr>
-        <w:t xml:space="preserve">{{tick.geoCoverage.98}} ไม่ทราบ</w:t>
+          <w:rFonts w:ascii="TH SarabunPSK" w:eastAsia="TH Sarabun PSK" w:hAnsi="TH SarabunPSK" w:cs="TH SarabunPSK"/>
+          <w:color w:val="000000" w:themeColor="text1"/>
+          <w:sz w:val="32"/>
+          <w:szCs w:val="32"/>
+          <w:highlight w:val="yellow"/>
+        </w:rPr>
+        <w:t xml:space="preserve">{{tick.geoCoverage.99}} อื่น ๆ {{dataset.geoCoverageOther}}</w:t>
+      </w:r>
+      <w:r>
+        <w:rPr>
+          <w:rFonts w:ascii="TH SarabunPSK" w:eastAsia="TH Sarabun PSK" w:hAnsi="TH SarabunPSK" w:cs="TH SarabunPSK"/>
+          <w:color w:val="000000" w:themeColor="text1"/>
+          <w:sz w:val="32"/>
+          <w:szCs w:val="32"/>
+          <w:highlight w:val="yellow"/>
+          <w:cs/>
+        </w:rPr>
+        <w:t xml:space="preserve"/>
+      </w:r>
+      <w:r>
+        <w:rPr>
+          <w:rFonts w:ascii="TH SarabunPSK" w:eastAsia="TH Sarabun PSK" w:hAnsi="TH SarabunPSK" w:cs="TH SarabunPSK"/>
+          <w:color w:val="000000" w:themeColor="text1"/>
+          <w:sz w:val="32"/>
+          <w:szCs w:val="32"/>
+          <w:highlight w:val="yellow"/>
+        </w:rPr>
+        <w:t xml:space="preserve"/>
+      </w:r>
+      <w:r>
+        <w:rPr>
+          <w:rFonts w:ascii="TH SarabunPSK" w:eastAsia="TH Sarabun PSK" w:hAnsi="TH SarabunPSK" w:cs="TH SarabunPSK"/>
+          <w:color w:val="000000" w:themeColor="text1"/>
+          <w:sz w:val="32"/>
+          <w:szCs w:val="32"/>
+          <w:highlight w:val="yellow"/>
+          <w:cs/>
+        </w:rPr>
+        <w:t xml:space="preserve"/>
+      </w:r>
+      <w:r>
+        <w:rPr>
+          <w:rFonts w:ascii="TH SarabunPSK" w:eastAsia="TH Sarabun PSK" w:hAnsi="TH SarabunPSK" w:cs="TH SarabunPSK"/>
+          <w:color w:val="000000" w:themeColor="text1"/>
+          <w:sz w:val="32"/>
+          <w:szCs w:val="32"/>
+          <w:highlight w:val="yellow"/>
+        </w:rPr>
+        <w:t xml:space="preserve"/>
+      </w:r>
+      <w:r>
+        <w:rPr>
+          <w:rFonts w:ascii="TH SarabunPSK" w:eastAsia="TH Sarabun PSK" w:hAnsi="TH SarabunPSK" w:cs="TH SarabunPSK"/>
+          <w:color w:val="000000" w:themeColor="text1"/>
+          <w:sz w:val="32"/>
+          <w:szCs w:val="32"/>
+          <w:highlight w:val="yellow"/>
+          <w:cs/>
+        </w:rPr>
+        <w:t xml:space="preserve"/>
+      </w:r>
+      <w:r>
+        <w:rPr>
+          <w:rFonts w:ascii="TH SarabunPSK" w:eastAsia="TH Sarabun PSK" w:hAnsi="TH SarabunPSK" w:cs="TH SarabunPSK"/>
+          <w:color w:val="000000" w:themeColor="text1"/>
+          <w:sz w:val="32"/>
+          <w:szCs w:val="32"/>
+          <w:highlight w:val="yellow"/>
+        </w:rPr>
+        <w:t xml:space="preserve"/>
       </w:r>
     </w:p>
     <w:p>
       <w:pPr>
         <w:numPr>
           <w:ilvl w:val="0"/>
-          <w:numId w:val="2"/>
+          <w:numId w:val="1"/>
         </w:numPr>
         <w:rPr>
           <w:rFonts w:ascii="TH SarabunPSK" w:eastAsia="TH Sarabun PSK" w:hAnsi="TH SarabunPSK" w:cs="TH SarabunPSK"/>
-          <w:sz w:val="32"/>
-          <w:szCs w:val="32"/>
-        </w:rPr>
-      </w:pPr>
-      <w:r>
-        <w:rPr>
-          <w:rFonts w:ascii="TH SarabunPSK" w:eastAsia="TH Sarabun PSK" w:hAnsi="TH SarabunPSK" w:cs="TH SarabunPSK" w:hint="cs"/>
-          <w:sz w:val="32"/>
-          <w:szCs w:val="32"/>
-          <w:cs/>
-        </w:rPr>
-        <w:lastRenderedPageBreak/>
+          <w:color w:val="000000" w:themeColor="text1"/>
+          <w:sz w:val="32"/>
+          <w:szCs w:val="32"/>
+        </w:rPr>
+      </w:pPr>
+      <w:r>
+        <w:rPr>
+          <w:rFonts w:ascii="TH SarabunPSK" w:eastAsia="TH Sarabun PSK" w:hAnsi="TH SarabunPSK" w:cs="TH SarabunPSK"/>
+          <w:color w:val="000000" w:themeColor="text1"/>
+          <w:sz w:val="32"/>
+          <w:szCs w:val="32"/>
+        </w:rPr>
         <w:t xml:space="preserve">แหล่งที่มา {{dataset.dataSource}}</w:t>
       </w:r>
       <w:r>
         <w:rPr>
           <w:rFonts w:ascii="TH SarabunPSK" w:eastAsia="TH Sarabun PSK" w:hAnsi="TH SarabunPSK" w:cs="TH SarabunPSK"/>
+          <w:color w:val="000000" w:themeColor="text1"/>
           <w:sz w:val="32"/>
           <w:szCs w:val="32"/>
           <w:lang w:val="en-US"/>
@@ -1938,19 +2403,19 @@
       <w:pPr>
         <w:numPr>
           <w:ilvl w:val="0"/>
-          <w:numId w:val="2"/>
+          <w:numId w:val="1"/>
         </w:numPr>
         <w:rPr>
           <w:rFonts w:ascii="TH SarabunPSK" w:eastAsia="TH Sarabun PSK" w:hAnsi="TH SarabunPSK" w:cs="TH SarabunPSK"/>
-          <w:color w:val="0070C0"/>
-          <w:sz w:val="32"/>
-          <w:szCs w:val="32"/>
-        </w:rPr>
-      </w:pPr>
-      <w:r>
-        <w:rPr>
-          <w:rFonts w:ascii="TH SarabunPSK" w:eastAsia="TH Sarabun PSK" w:hAnsi="TH SarabunPSK" w:cs="TH SarabunPSK"/>
-          <w:color w:val="0070C0"/>
+          <w:color w:val="000000" w:themeColor="text1"/>
+          <w:sz w:val="32"/>
+          <w:szCs w:val="32"/>
+        </w:rPr>
+      </w:pPr>
+      <w:r>
+        <w:rPr>
+          <w:rFonts w:ascii="TH SarabunPSK" w:eastAsia="TH Sarabun PSK" w:hAnsi="TH SarabunPSK" w:cs="TH SarabunPSK"/>
+          <w:color w:val="000000" w:themeColor="text1"/>
           <w:sz w:val="32"/>
           <w:szCs w:val="32"/>
           <w:cs/>
@@ -1963,7 +2428,7 @@
         <w:pStyle w:val="ListParagraph"/>
         <w:rPr>
           <w:rFonts w:ascii="TH SarabunPSK" w:eastAsia="TH Sarabun PSK" w:hAnsi="TH SarabunPSK" w:cs="TH SarabunPSK"/>
-          <w:color w:val="0070C0"/>
+          <w:color w:val="000000" w:themeColor="text1"/>
           <w:sz w:val="32"/>
           <w:szCs w:val="32"/>
         </w:rPr>
@@ -1971,8 +2436,8 @@
       </w:pPr>
       <w:r>
         <w:rPr>
-          <w:rFonts w:ascii="TH SarabunPSK" w:eastAsia="TH Sarabun PSK" w:hAnsi="TH SarabunPSK" w:cs="TH SarabunPSK" w:hint="cs"/>
-          <w:color w:val="0070C0"/>
+          <w:rFonts w:ascii="TH SarabunPSK" w:eastAsia="TH Sarabun PSK" w:hAnsi="TH SarabunPSK" w:cs="TH SarabunPSK"/>
+          <w:color w:val="000000" w:themeColor="text1"/>
           <w:sz w:val="32"/>
           <w:szCs w:val="32"/>
           <w:cs/>
@@ -1985,7 +2450,7 @@
         <w:pStyle w:val="ListParagraph"/>
         <w:rPr>
           <w:rFonts w:ascii="TH SarabunPSK" w:eastAsia="TH Sarabun PSK" w:hAnsi="TH SarabunPSK" w:cs="TH SarabunPSK"/>
-          <w:color w:val="0070C0"/>
+          <w:color w:val="000000" w:themeColor="text1"/>
           <w:sz w:val="32"/>
           <w:szCs w:val="32"/>
           <w:lang w:val="en-US"/>
@@ -1995,7 +2460,7 @@
       <w:r>
         <w:rPr>
           <w:rFonts w:ascii="TH SarabunPSK" w:eastAsia="TH Sarabun PSK" w:hAnsi="TH SarabunPSK" w:cs="TH SarabunPSK"/>
-          <w:color w:val="0070C0"/>
+          <w:color w:val="000000" w:themeColor="text1"/>
           <w:sz w:val="32"/>
           <w:szCs w:val="32"/>
           <w:lang w:val="en-US"/>
@@ -2008,7 +2473,7 @@
         <w:pStyle w:val="ListParagraph"/>
         <w:rPr>
           <w:rFonts w:ascii="TH SarabunPSK" w:eastAsia="TH Sarabun PSK" w:hAnsi="TH SarabunPSK" w:cs="TH SarabunPSK"/>
-          <w:color w:val="0070C0"/>
+          <w:color w:val="000000" w:themeColor="text1"/>
           <w:sz w:val="32"/>
           <w:szCs w:val="32"/>
           <w:lang w:val="en-US"/>
@@ -2018,7 +2483,7 @@
       <w:r>
         <w:rPr>
           <w:rFonts w:ascii="TH SarabunPSK" w:eastAsia="TH Sarabun PSK" w:hAnsi="TH SarabunPSK" w:cs="TH SarabunPSK"/>
-          <w:color w:val="0070C0"/>
+          <w:color w:val="000000" w:themeColor="text1"/>
           <w:sz w:val="32"/>
           <w:szCs w:val="32"/>
           <w:lang w:val="en-US"/>
@@ -2031,7 +2496,7 @@
         <w:pStyle w:val="ListParagraph"/>
         <w:rPr>
           <w:rFonts w:ascii="TH SarabunPSK" w:eastAsia="TH Sarabun PSK" w:hAnsi="TH SarabunPSK" w:cs="TH SarabunPSK"/>
-          <w:color w:val="0070C0"/>
+          <w:color w:val="000000" w:themeColor="text1"/>
           <w:sz w:val="32"/>
           <w:szCs w:val="32"/>
           <w:cs/>
@@ -2041,8 +2506,8 @@
       </w:pPr>
       <w:r>
         <w:rPr>
-          <w:rFonts w:ascii="TH SarabunPSK" w:eastAsia="TH Sarabun PSK" w:hAnsi="TH SarabunPSK" w:cs="TH SarabunPSK" w:hint="cs"/>
-          <w:color w:val="0070C0"/>
+          <w:rFonts w:ascii="TH SarabunPSK" w:eastAsia="TH Sarabun PSK" w:hAnsi="TH SarabunPSK" w:cs="TH SarabunPSK"/>
+          <w:color w:val="000000" w:themeColor="text1"/>
           <w:sz w:val="32"/>
           <w:szCs w:val="32"/>
           <w:cs/>
@@ -2052,8 +2517,8 @@
       </w:r>
       <w:r>
         <w:rPr>
-          <w:rFonts w:ascii="TH SarabunPSK" w:eastAsia="TH Sarabun PSK" w:hAnsi="TH SarabunPSK" w:cs="TH SarabunPSK" w:hint="cs"/>
-          <w:color w:val="0070C0"/>
+          <w:rFonts w:ascii="TH SarabunPSK" w:eastAsia="TH Sarabun PSK" w:hAnsi="TH SarabunPSK" w:cs="TH SarabunPSK"/>
+          <w:color w:val="000000" w:themeColor="text1"/>
           <w:sz w:val="32"/>
           <w:szCs w:val="32"/>
           <w:cs/>
@@ -2064,7 +2529,7 @@
       <w:r>
         <w:rPr>
           <w:rFonts w:ascii="TH SarabunPSK" w:eastAsia="TH Sarabun PSK" w:hAnsi="TH SarabunPSK" w:cs="TH SarabunPSK"/>
-          <w:color w:val="0070C0"/>
+          <w:color w:val="000000" w:themeColor="text1"/>
           <w:sz w:val="32"/>
           <w:szCs w:val="32"/>
           <w:lang w:val="en-US"/>
@@ -2073,8 +2538,8 @@
       </w:r>
       <w:r>
         <w:rPr>
-          <w:rFonts w:ascii="TH SarabunPSK" w:eastAsia="TH Sarabun PSK" w:hAnsi="TH SarabunPSK" w:cs="TH SarabunPSK" w:hint="cs"/>
-          <w:color w:val="0070C0"/>
+          <w:rFonts w:ascii="TH SarabunPSK" w:eastAsia="TH Sarabun PSK" w:hAnsi="TH SarabunPSK" w:cs="TH SarabunPSK"/>
+          <w:color w:val="000000" w:themeColor="text1"/>
           <w:sz w:val="32"/>
           <w:szCs w:val="32"/>
           <w:cs/>
@@ -2085,7 +2550,7 @@
       <w:r>
         <w:rPr>
           <w:rFonts w:ascii="TH SarabunPSK" w:eastAsia="TH Sarabun PSK" w:hAnsi="TH SarabunPSK" w:cs="TH SarabunPSK"/>
-          <w:color w:val="0070C0"/>
+          <w:color w:val="000000" w:themeColor="text1"/>
           <w:sz w:val="32"/>
           <w:szCs w:val="32"/>
           <w:lang w:val="en-US"/>
@@ -2094,8 +2559,8 @@
       </w:r>
       <w:r>
         <w:rPr>
-          <w:rFonts w:ascii="TH SarabunPSK" w:eastAsia="TH Sarabun PSK" w:hAnsi="TH SarabunPSK" w:cs="TH SarabunPSK" w:hint="cs"/>
-          <w:color w:val="0070C0"/>
+          <w:rFonts w:ascii="TH SarabunPSK" w:eastAsia="TH Sarabun PSK" w:hAnsi="TH SarabunPSK" w:cs="TH SarabunPSK"/>
+          <w:color w:val="000000" w:themeColor="text1"/>
           <w:sz w:val="32"/>
           <w:szCs w:val="32"/>
           <w:cs/>
@@ -2108,210 +2573,264 @@
       <w:pPr>
         <w:numPr>
           <w:ilvl w:val="0"/>
-          <w:numId w:val="2"/>
+          <w:numId w:val="1"/>
         </w:numPr>
         <w:rPr>
           <w:rFonts w:ascii="TH SarabunPSK" w:eastAsia="TH Sarabun PSK" w:hAnsi="TH SarabunPSK" w:cs="TH SarabunPSK"/>
-          <w:sz w:val="32"/>
-          <w:szCs w:val="32"/>
-        </w:rPr>
-      </w:pPr>
+          <w:color w:val="000000" w:themeColor="text1"/>
+          <w:sz w:val="32"/>
+          <w:szCs w:val="32"/>
+        </w:rPr>
+      </w:pPr>
+      <w:r>
+        <w:rPr>
+          <w:rFonts w:ascii="TH SarabunPSK" w:eastAsia="TH Sarabun PSK" w:hAnsi="TH SarabunPSK" w:cs="TH SarabunPSK"/>
+          <w:color w:val="000000" w:themeColor="text1"/>
+          <w:sz w:val="32"/>
+          <w:szCs w:val="32"/>
+          <w:cs/>
+        </w:rPr>
+        <w:t>หมวดหมู่</w:t>
+      </w:r>
+      <w:r>
+        <w:rPr>
+          <w:rFonts w:ascii="TH SarabunPSK" w:eastAsia="TH Sarabun PSK" w:hAnsi="TH SarabunPSK" w:cs="TH SarabunPSK"/>
+          <w:color w:val="000000" w:themeColor="text1"/>
+          <w:sz w:val="32"/>
+          <w:szCs w:val="32"/>
+          <w:cs/>
+          <w:lang w:val="en-US"/>
+        </w:rPr>
+        <w:t>และระดับชั้นข้อมูล</w:t>
+      </w:r>
+    </w:p>
+    <w:p>
+      <w:pPr>
+        <w:ind w:left="720"/>
+        <w:rPr>
+          <w:rFonts w:ascii="TH SarabunPSK" w:eastAsia="TH Sarabun PSK" w:hAnsi="TH SarabunPSK" w:cs="TH SarabunPSK"/>
+          <w:color w:val="000000" w:themeColor="text1"/>
+          <w:sz w:val="32"/>
+          <w:szCs w:val="32"/>
+        </w:rPr>
+      </w:pPr>
+      <w:r>
+        <w:rPr>
+          <w:rFonts w:ascii="TH SarabunPSK" w:eastAsia="TH Sarabun PSK" w:hAnsi="TH SarabunPSK" w:cs="TH SarabunPSK"/>
+          <w:color w:val="000000" w:themeColor="text1"/>
+          <w:sz w:val="32"/>
+          <w:szCs w:val="32"/>
+          <w:lang w:val="en-US"/>
+        </w:rPr>
+        <w:t xml:space="preserve">13.1 </w:t>
+      </w:r>
+      <w:r>
+        <w:rPr>
+          <w:rFonts w:ascii="TH SarabunPSK" w:eastAsia="TH Sarabun PSK" w:hAnsi="TH SarabunPSK" w:cs="TH SarabunPSK"/>
+          <w:color w:val="000000" w:themeColor="text1"/>
+          <w:sz w:val="32"/>
+          <w:szCs w:val="32"/>
+        </w:rPr>
+        <w:t>หมวดหมู่</w:t>
+      </w:r>
+      <w:proofErr w:type="spellStart"/>
+      <w:r>
+        <w:rPr>
+          <w:rFonts w:ascii="TH SarabunPSK" w:eastAsia="TH Sarabun PSK" w:hAnsi="TH SarabunPSK" w:cs="TH SarabunPSK"/>
+          <w:color w:val="000000" w:themeColor="text1"/>
+          <w:sz w:val="32"/>
+          <w:szCs w:val="32"/>
+        </w:rPr>
+        <w:t>ข้อมูลตามธรรมา</w:t>
+      </w:r>
+      <w:r>
+        <w:rPr>
+          <w:rFonts w:ascii="TH SarabunPSK" w:eastAsia="TH Sarabun PSK" w:hAnsi="TH SarabunPSK" w:cs="TH SarabunPSK"/>
+          <w:color w:val="000000" w:themeColor="text1"/>
+          <w:sz w:val="32"/>
+          <w:szCs w:val="32"/>
+        </w:rPr>
+        <w:t>ภิ</w:t>
+      </w:r>
+      <w:r>
+        <w:rPr>
+          <w:rFonts w:ascii="TH SarabunPSK" w:eastAsia="TH Sarabun PSK" w:hAnsi="TH SarabunPSK" w:cs="TH SarabunPSK"/>
+          <w:color w:val="000000" w:themeColor="text1"/>
+          <w:sz w:val="32"/>
+          <w:szCs w:val="32"/>
+        </w:rPr>
+        <w:t>บาลข้อมูลภาครัฐ</w:t>
+      </w:r>
+      <w:proofErr w:type="spellEnd"/>
+    </w:p>
+    <w:p>
+      <w:pPr>
+        <w:pStyle w:val="ListParagraph"/>
+        <w:rPr>
+          <w:rFonts w:ascii="TH SarabunPSK" w:eastAsia="TH Sarabun PSK" w:hAnsi="TH SarabunPSK" w:cs="TH SarabunPSK"/>
+          <w:color w:val="000000" w:themeColor="text1"/>
+          <w:sz w:val="32"/>
+          <w:szCs w:val="32"/>
+        </w:rPr>
+        <w:ind w:left="1440"/>
+      </w:pPr>
+      <w:r>
+        <w:rPr>
+          <w:rFonts w:ascii="TH SarabunPSK" w:eastAsia="TH Sarabun PSK" w:hAnsi="TH SarabunPSK" w:cs="TH SarabunPSK"/>
+          <w:color w:val="000000" w:themeColor="text1"/>
+          <w:sz w:val="32"/>
+          <w:szCs w:val="32"/>
+          <w:cs/>
+        </w:rPr>
+        <w:lastRenderedPageBreak/>
+        <w:t xml:space="preserve">{{tick.dataCategory.a}} ข้อมูลสาธารณะ</w:t>
+      </w:r>
+    </w:p>
+    <w:p>
+      <w:pPr>
+        <w:pStyle w:val="ListParagraph"/>
+        <w:rPr>
+          <w:rFonts w:ascii="TH SarabunPSK" w:eastAsia="TH Sarabun PSK" w:hAnsi="TH SarabunPSK" w:cs="TH SarabunPSK"/>
+          <w:color w:val="000000" w:themeColor="text1"/>
+          <w:sz w:val="32"/>
+          <w:szCs w:val="32"/>
+        </w:rPr>
+        <w:ind w:left="1440"/>
+      </w:pPr>
+      <w:r>
+        <w:rPr>
+          <w:rFonts w:ascii="TH SarabunPSK" w:eastAsia="TH Sarabun PSK" w:hAnsi="TH SarabunPSK" w:cs="TH SarabunPSK"/>
+          <w:color w:val="000000" w:themeColor="text1"/>
+          <w:sz w:val="32"/>
+          <w:szCs w:val="32"/>
+          <w:cs/>
+        </w:rPr>
+        <w:t xml:space="preserve">{{tick.dataCategory.b}} ข้อมูลใช้ภายใน</w:t>
+      </w:r>
+    </w:p>
+    <w:p>
+      <w:pPr>
+        <w:pStyle w:val="ListParagraph"/>
+        <w:rPr>
+          <w:rFonts w:ascii="TH SarabunPSK" w:eastAsia="TH Sarabun PSK" w:hAnsi="TH SarabunPSK" w:cs="TH SarabunPSK"/>
+          <w:color w:val="000000" w:themeColor="text1"/>
+          <w:sz w:val="32"/>
+          <w:szCs w:val="32"/>
+        </w:rPr>
+        <w:ind w:left="1440"/>
+      </w:pPr>
+      <w:r>
+        <w:rPr>
+          <w:rFonts w:ascii="TH SarabunPSK" w:eastAsia="TH Sarabun PSK" w:hAnsi="TH SarabunPSK" w:cs="TH SarabunPSK"/>
+          <w:color w:val="000000" w:themeColor="text1"/>
+          <w:sz w:val="32"/>
+          <w:szCs w:val="32"/>
+          <w:cs/>
+        </w:rPr>
+        <w:t xml:space="preserve">{{tick.dataCategory.c}} ข้อมูลความลับทางราชการ</w:t>
+      </w:r>
+    </w:p>
+    <w:p>
+      <w:pPr>
+        <w:pStyle w:val="ListParagraph"/>
+        <w:rPr>
+          <w:rFonts w:ascii="TH SarabunPSK" w:eastAsia="TH Sarabun PSK" w:hAnsi="TH SarabunPSK" w:cs="TH SarabunPSK"/>
+          <w:color w:val="000000" w:themeColor="text1"/>
+          <w:sz w:val="32"/>
+          <w:szCs w:val="32"/>
+        </w:rPr>
+        <w:ind w:left="1440"/>
+      </w:pPr>
+      <w:r>
+        <w:rPr>
+          <w:rFonts w:ascii="TH SarabunPSK" w:eastAsia="TH Sarabun PSK" w:hAnsi="TH SarabunPSK" w:cs="TH SarabunPSK"/>
+          <w:color w:val="000000" w:themeColor="text1"/>
+          <w:sz w:val="32"/>
+          <w:szCs w:val="32"/>
+          <w:lang w:val="en-US"/>
+        </w:rPr>
+        <w:t xml:space="preserve">{{tick.dataCategory.d}} ข้อมูลความมั่นคง</w:t>
+      </w:r>
+      <w:proofErr w:type="spellStart"/>
+      <w:r>
+        <w:rPr>
+          <w:rFonts w:ascii="TH SarabunPSK" w:eastAsia="TH Sarabun PSK" w:hAnsi="TH SarabunPSK" w:cs="TH SarabunPSK"/>
+          <w:color w:val="000000" w:themeColor="text1"/>
+          <w:sz w:val="32"/>
+          <w:szCs w:val="32"/>
+        </w:rPr>
+        <w:t xml:space="preserve"/>
+      </w:r>
+      <w:proofErr w:type="spellEnd"/>
+    </w:p>
+    <w:p>
+      <w:pPr>
+        <w:ind w:left="720"/>
+        <w:rPr>
+          <w:rFonts w:ascii="TH SarabunPSK" w:eastAsia="TH Sarabun PSK" w:hAnsi="TH SarabunPSK" w:cs="TH SarabunPSK"/>
+          <w:color w:val="000000" w:themeColor="text1"/>
+          <w:sz w:val="32"/>
+          <w:szCs w:val="32"/>
+        </w:rPr>
+      </w:pPr>
+      <w:r>
+        <w:rPr>
+          <w:rFonts w:ascii="TH SarabunPSK" w:eastAsia="TH Sarabun PSK" w:hAnsi="TH SarabunPSK" w:cs="TH SarabunPSK"/>
+          <w:color w:val="000000" w:themeColor="text1"/>
+          <w:sz w:val="32"/>
+          <w:szCs w:val="32"/>
+          <w:lang w:val="en-US"/>
+        </w:rPr>
+        <w:t xml:space="preserve">13.2 </w:t>
+      </w:r>
       <w:r>
         <w:rPr>
           <w:rFonts w:ascii="TH SarabunPSK" w:eastAsia="TH Sarabun PSK" w:hAnsi="TH SarabunPSK" w:cs="TH SarabunPSK" w:hint="cs"/>
-          <w:sz w:val="32"/>
-          <w:szCs w:val="32"/>
-          <w:cs/>
-        </w:rPr>
-        <w:t>หมวดหมู่</w:t>
-      </w:r>
+          <w:color w:val="000000" w:themeColor="text1"/>
+          <w:sz w:val="32"/>
+          <w:szCs w:val="32"/>
+          <w:cs/>
+        </w:rPr>
+        <w:t>ชุดข้อมูลนี้มีข้อมูลส่วนบุคคลหรือไม่</w:t>
+      </w:r>
+    </w:p>
+    <w:p>
+      <w:pPr>
+        <w:pStyle w:val="ListParagraph"/>
+        <w:rPr>
+          <w:rFonts w:ascii="TH SarabunPSK" w:eastAsia="TH Sarabun PSK" w:hAnsi="TH SarabunPSK" w:cs="TH SarabunPSK"/>
+          <w:color w:val="000000" w:themeColor="text1"/>
+          <w:sz w:val="32"/>
+          <w:szCs w:val="32"/>
+        </w:rPr>
+        <w:ind w:left="1440"/>
+      </w:pPr>
       <w:r>
         <w:rPr>
           <w:rFonts w:ascii="TH SarabunPSK" w:eastAsia="TH Sarabun PSK" w:hAnsi="TH SarabunPSK" w:cs="TH SarabunPSK" w:hint="cs"/>
-          <w:sz w:val="32"/>
-          <w:szCs w:val="32"/>
-          <w:cs/>
-          <w:lang w:val="en-US"/>
-        </w:rPr>
-        <w:t>และระดับชั้นข้อมูล</w:t>
-      </w:r>
-    </w:p>
-    <w:p>
-      <w:pPr>
-        <w:ind w:left="720"/>
-        <w:rPr>
-          <w:rFonts w:ascii="TH SarabunPSK" w:eastAsia="TH Sarabun PSK" w:hAnsi="TH SarabunPSK" w:cs="TH SarabunPSK"/>
-          <w:sz w:val="32"/>
-          <w:szCs w:val="32"/>
-        </w:rPr>
-      </w:pPr>
-      <w:r>
-        <w:rPr>
-          <w:rFonts w:ascii="TH SarabunPSK" w:eastAsia="TH Sarabun PSK" w:hAnsi="TH SarabunPSK" w:cs="TH SarabunPSK"/>
-          <w:sz w:val="32"/>
-          <w:szCs w:val="32"/>
-          <w:lang w:val="en-US"/>
-        </w:rPr>
-        <w:t xml:space="preserve">13.1 </w:t>
-      </w:r>
+          <w:color w:val="000000" w:themeColor="text1"/>
+          <w:sz w:val="32"/>
+          <w:szCs w:val="32"/>
+          <w:cs/>
+        </w:rPr>
+        <w:t xml:space="preserve">{{tick.containsPersonalData.true}} มี</w:t>
+      </w:r>
+    </w:p>
+    <w:p>
+      <w:pPr>
+        <w:pStyle w:val="ListParagraph"/>
+        <w:rPr>
+          <w:rFonts w:ascii="TH SarabunPSK" w:eastAsia="TH Sarabun PSK" w:hAnsi="TH SarabunPSK" w:cs="TH SarabunPSK"/>
+          <w:color w:val="000000" w:themeColor="text1"/>
+          <w:sz w:val="32"/>
+          <w:szCs w:val="32"/>
+        </w:rPr>
+        <w:ind w:left="1440"/>
+      </w:pPr>
       <w:r>
         <w:rPr>
           <w:rFonts w:ascii="TH SarabunPSK" w:eastAsia="TH Sarabun PSK" w:hAnsi="TH SarabunPSK" w:cs="TH SarabunPSK" w:hint="cs"/>
-          <w:sz w:val="32"/>
-          <w:szCs w:val="32"/>
-          <w:cs/>
-        </w:rPr>
-        <w:t>หมวดหมู่ข้อมูลตามธรรมาภิบาลข้อมูลภาครัฐ</w:t>
-      </w:r>
-    </w:p>
-    <w:p>
-      <w:pPr>
-        <w:pStyle w:val="ListParagraph"/>
-        <w:rPr>
-          <w:rFonts w:ascii="TH SarabunPSK" w:eastAsia="TH Sarabun PSK" w:hAnsi="TH SarabunPSK" w:cs="TH SarabunPSK"/>
-          <w:sz w:val="32"/>
-          <w:szCs w:val="32"/>
-        </w:rPr>
-        <w:ind w:left="1440"/>
-      </w:pPr>
-      <w:r>
-        <w:rPr>
-          <w:rFonts w:ascii="TH SarabunPSK" w:eastAsia="TH Sarabun PSK" w:hAnsi="TH SarabunPSK" w:cs="TH SarabunPSK" w:hint="cs"/>
-          <w:sz w:val="32"/>
-          <w:szCs w:val="32"/>
-          <w:cs/>
-        </w:rPr>
-        <w:t xml:space="preserve">{{tick.dataCategory.a}} ข้อมูลสาธารณะ</w:t>
-      </w:r>
-    </w:p>
-    <w:p>
-      <w:pPr>
-        <w:pStyle w:val="ListParagraph"/>
-        <w:rPr>
-          <w:rFonts w:ascii="TH SarabunPSK" w:eastAsia="TH Sarabun PSK" w:hAnsi="TH SarabunPSK" w:cs="TH SarabunPSK"/>
-          <w:sz w:val="32"/>
-          <w:szCs w:val="32"/>
-        </w:rPr>
-        <w:ind w:left="1440"/>
-      </w:pPr>
-      <w:r>
-        <w:rPr>
-          <w:rFonts w:ascii="TH SarabunPSK" w:eastAsia="TH Sarabun PSK" w:hAnsi="TH SarabunPSK" w:cs="TH SarabunPSK" w:hint="cs"/>
-          <w:sz w:val="32"/>
-          <w:szCs w:val="32"/>
-          <w:cs/>
-        </w:rPr>
-        <w:t xml:space="preserve">{{tick.dataCategory.b}} ข้อมูลใช้ภายใน</w:t>
-      </w:r>
-    </w:p>
-    <w:p>
-      <w:pPr>
-        <w:pStyle w:val="ListParagraph"/>
-        <w:rPr>
-          <w:rFonts w:ascii="TH SarabunPSK" w:eastAsia="TH Sarabun PSK" w:hAnsi="TH SarabunPSK" w:cs="TH SarabunPSK"/>
-          <w:sz w:val="32"/>
-          <w:szCs w:val="32"/>
-        </w:rPr>
-        <w:ind w:left="1440"/>
-      </w:pPr>
-      <w:r>
-        <w:rPr>
-          <w:rFonts w:ascii="TH SarabunPSK" w:eastAsia="TH Sarabun PSK" w:hAnsi="TH SarabunPSK" w:cs="TH SarabunPSK" w:hint="cs"/>
-          <w:sz w:val="32"/>
-          <w:szCs w:val="32"/>
-          <w:cs/>
-        </w:rPr>
-        <w:t xml:space="preserve">{{tick.dataCategory.c}} ข้อมูลความลับทางราชการ</w:t>
-      </w:r>
-    </w:p>
-    <w:p>
-      <w:pPr>
-        <w:pStyle w:val="ListParagraph"/>
-        <w:rPr>
-          <w:rFonts w:ascii="TH SarabunPSK" w:eastAsia="TH Sarabun PSK" w:hAnsi="TH SarabunPSK" w:cs="TH SarabunPSK"/>
-          <w:sz w:val="32"/>
-          <w:szCs w:val="32"/>
-        </w:rPr>
-        <w:ind w:left="1440"/>
-      </w:pPr>
-      <w:r>
-        <w:rPr>
-          <w:rFonts w:ascii="TH SarabunPSK" w:eastAsia="TH Sarabun PSK" w:hAnsi="TH SarabunPSK" w:cs="TH SarabunPSK" w:hint="cs"/>
-          <w:sz w:val="32"/>
-          <w:szCs w:val="32"/>
-          <w:cs/>
-        </w:rPr>
-        <w:t xml:space="preserve">{{tick.dataCategory.d}} ข้อมูลความมั่นคง</w:t>
-      </w:r>
-    </w:p>
-    <w:p>
-      <w:pPr>
-        <w:ind w:left="720"/>
-        <w:rPr>
-          <w:rFonts w:ascii="TH SarabunPSK" w:eastAsia="TH Sarabun PSK" w:hAnsi="TH SarabunPSK" w:cs="TH SarabunPSK"/>
-          <w:color w:val="0070C0"/>
-          <w:sz w:val="32"/>
-          <w:szCs w:val="32"/>
-        </w:rPr>
-      </w:pPr>
-      <w:r>
-        <w:rPr>
-          <w:rFonts w:ascii="TH SarabunPSK" w:eastAsia="TH Sarabun PSK" w:hAnsi="TH SarabunPSK" w:cs="TH SarabunPSK"/>
-          <w:color w:val="0070C0"/>
-          <w:sz w:val="32"/>
-          <w:szCs w:val="32"/>
-          <w:lang w:val="en-US"/>
-        </w:rPr>
-        <w:t xml:space="preserve">13.2 </w:t>
-      </w:r>
-      <w:r>
-        <w:rPr>
-          <w:rFonts w:ascii="TH SarabunPSK" w:eastAsia="TH Sarabun PSK" w:hAnsi="TH SarabunPSK" w:cs="TH SarabunPSK" w:hint="cs"/>
-          <w:color w:val="0070C0"/>
-          <w:sz w:val="32"/>
-          <w:szCs w:val="32"/>
-          <w:cs/>
-        </w:rPr>
-        <w:t>ชุดข้อมูลนี้มีข้อมูลส่วนบุคคลหรือไม่</w:t>
-      </w:r>
-    </w:p>
-    <w:p>
-      <w:pPr>
-        <w:pStyle w:val="ListParagraph"/>
-        <w:rPr>
-          <w:rFonts w:ascii="TH SarabunPSK" w:eastAsia="TH Sarabun PSK" w:hAnsi="TH SarabunPSK" w:cs="TH SarabunPSK"/>
-          <w:color w:val="0070C0"/>
-          <w:sz w:val="32"/>
-          <w:szCs w:val="32"/>
-        </w:rPr>
-        <w:ind w:left="1440"/>
-      </w:pPr>
-      <w:r>
-        <w:rPr>
-          <w:rFonts w:ascii="TH SarabunPSK" w:eastAsia="TH Sarabun PSK" w:hAnsi="TH SarabunPSK" w:cs="TH SarabunPSK" w:hint="cs"/>
-          <w:color w:val="0070C0"/>
-          <w:sz w:val="32"/>
-          <w:szCs w:val="32"/>
-          <w:cs/>
-        </w:rPr>
-        <w:t xml:space="preserve">{{tick.containsPersonalData.true}} มี</w:t>
-      </w:r>
-    </w:p>
-    <w:p>
-      <w:pPr>
-        <w:pStyle w:val="ListParagraph"/>
-        <w:rPr>
-          <w:rFonts w:ascii="TH SarabunPSK" w:eastAsia="TH Sarabun PSK" w:hAnsi="TH SarabunPSK" w:cs="TH SarabunPSK"/>
-          <w:color w:val="0070C0"/>
-          <w:sz w:val="32"/>
-          <w:szCs w:val="32"/>
-        </w:rPr>
-        <w:ind w:left="1440"/>
-      </w:pPr>
-      <w:r>
-        <w:rPr>
-          <w:rFonts w:ascii="TH SarabunPSK" w:eastAsia="TH Sarabun PSK" w:hAnsi="TH SarabunPSK" w:cs="TH SarabunPSK" w:hint="cs"/>
-          <w:color w:val="0070C0"/>
+          <w:color w:val="000000" w:themeColor="text1"/>
           <w:sz w:val="32"/>
           <w:szCs w:val="32"/>
           <w:cs/>
@@ -2323,19 +2842,11 @@
       <w:pPr>
         <w:pStyle w:val="ListParagraph"/>
         <w:jc w:val="thaiDistribute"/>
-        <w:rPr>
-          <w:rFonts w:ascii="TH SarabunPSK" w:eastAsia="TH Sarabun PSK" w:hAnsi="TH SarabunPSK" w:cs="TH SarabunPSK"/>
-          <w:sz w:val="32"/>
-          <w:szCs w:val="32"/>
-          <w:highlight w:val="yellow"/>
-          <w:cs/>
-          <w:lang w:val="en-US"/>
-        </w:rPr>
-      </w:pPr>
-      <w:r>
-        <w:rPr>
-          <w:rFonts w:ascii="TH SarabunPSK" w:eastAsia="TH Sarabun PSK" w:hAnsi="TH SarabunPSK" w:cs="TH SarabunPSK"/>
-          <w:color w:val="0070C0"/>
+      </w:pPr>
+      <w:r>
+        <w:rPr>
+          <w:rFonts w:ascii="TH SarabunPSK" w:eastAsia="TH Sarabun PSK" w:hAnsi="TH SarabunPSK" w:cs="TH SarabunPSK"/>
+          <w:color w:val="000000" w:themeColor="text1"/>
           <w:sz w:val="32"/>
           <w:szCs w:val="32"/>
           <w:lang w:val="en-US"/>
@@ -2345,88 +2856,106 @@
       <w:r>
         <w:rPr>
           <w:rFonts w:ascii="TH SarabunPSK" w:eastAsia="TH Sarabun PSK" w:hAnsi="TH SarabunPSK" w:cs="TH SarabunPSK"/>
-          <w:sz w:val="32"/>
-          <w:szCs w:val="32"/>
-          <w:highlight w:val="yellow"/>
-          <w:lang w:val="en-US"/>
-        </w:rPr>
-        <w:t xml:space="preserve">13.2.1 ประเภทของข้อมูลส่วนบุคคล {{dataset.personalDataTypes}}</w:t>
-      </w:r>
-      <w:commentRangeStart w:id="0"/>
-      <w:r>
-        <w:rPr>
-          <w:rFonts w:ascii="TH SarabunPSK" w:eastAsia="TH Sarabun PSK" w:hAnsi="TH SarabunPSK" w:cs="TH SarabunPSK" w:hint="cs"/>
-          <w:sz w:val="32"/>
-          <w:szCs w:val="32"/>
-          <w:highlight w:val="yellow"/>
-          <w:cs/>
-          <w:lang w:val="en-US"/>
-        </w:rPr>
-        <w:t xml:space="preserve"/>
+          <w:color w:val="000000" w:themeColor="text1"/>
+          <w:sz w:val="32"/>
+          <w:szCs w:val="32"/>
+          <w:lang w:val="en-US"/>
+        </w:rPr>
+        <w:t xml:space="preserve">13.2.1 </w:t>
+      </w:r>
+      <w:r>
+        <w:rPr>
+          <w:rFonts w:ascii="TH SarabunPSK" w:eastAsia="TH Sarabun PSK" w:hAnsi="TH SarabunPSK" w:cs="TH SarabunPSK"/>
+          <w:color w:val="000000" w:themeColor="text1"/>
+          <w:sz w:val="32"/>
+          <w:szCs w:val="32"/>
+          <w:lang w:val="en-US"/>
+        </w:rPr>
+        <w:t xml:space="preserve">ประเภทของข้อมูลส่วนบุคคล </w:t>
+      </w:r>
+    </w:p>
+    <w:p>
+      <w:pPr>
+        <w:pStyle w:val="ListParagraph"/>
+        <w:ind w:left="1440" w:firstLine="720"/>
+        <w:jc w:val="thaiDistribute"/>
+        <w:rPr>
+          <w:rFonts w:ascii="TH SarabunPSK" w:eastAsia="TH Sarabun PSK" w:hAnsi="TH SarabunPSK" w:cs="TH SarabunPSK"/>
+          <w:color w:val="000000" w:themeColor="text1"/>
+          <w:sz w:val="32"/>
+          <w:szCs w:val="32"/>
+          <w:cs/>
+          <w:lang w:val="en-US"/>
+        </w:rPr>
+      </w:pPr>
+      <w:r>
+        <w:rPr>
+          <w:rFonts w:ascii="TH SarabunPSK" w:eastAsia="TH Sarabun PSK" w:hAnsi="TH SarabunPSK" w:cs="TH SarabunPSK"/>
+          <w:color w:val="000000" w:themeColor="text1"/>
+          <w:sz w:val="32"/>
+          <w:szCs w:val="32"/>
+          <w:lang w:val="en-US"/>
+        </w:rPr>
+        <w:t xml:space="preserve"> {{dataset.personalDataTypes}}</w:t>
       </w:r>
     </w:p>
     <w:p>
       <w:pPr>
         <w:pStyle w:val="ListParagraph"/>
         <w:jc w:val="thaiDistribute"/>
-        <w:rPr>
-          <w:rFonts w:ascii="TH SarabunPSK" w:eastAsia="TH Sarabun PSK" w:hAnsi="TH SarabunPSK" w:cs="TH SarabunPSK"/>
-          <w:sz w:val="32"/>
-          <w:szCs w:val="32"/>
-          <w:highlight w:val="yellow"/>
-        </w:rPr>
-      </w:pPr>
-      <w:r>
-        <w:rPr>
-          <w:rFonts w:ascii="TH SarabunPSK" w:eastAsia="TH Sarabun PSK" w:hAnsi="TH SarabunPSK" w:cs="TH SarabunPSK"/>
-          <w:sz w:val="32"/>
-          <w:szCs w:val="32"/>
-          <w:highlight w:val="yellow"/>
+      </w:pPr>
+      <w:r>
+        <w:rPr>
+          <w:rFonts w:ascii="TH SarabunPSK" w:eastAsia="TH Sarabun PSK" w:hAnsi="TH SarabunPSK" w:cs="TH SarabunPSK"/>
+          <w:color w:val="000000" w:themeColor="text1"/>
+          <w:sz w:val="32"/>
+          <w:szCs w:val="32"/>
           <w:lang w:val="en-US"/>
         </w:rPr>
         <w:tab/>
+      </w:r>
+      <w:r>
+        <w:rPr>
+          <w:rFonts w:ascii="TH SarabunPSK" w:eastAsia="TH Sarabun PSK" w:hAnsi="TH SarabunPSK" w:cs="TH SarabunPSK"/>
+          <w:color w:val="000000" w:themeColor="text1"/>
+          <w:sz w:val="32"/>
+          <w:szCs w:val="32"/>
+          <w:lang w:val="en-US"/>
+        </w:rPr>
         <w:t xml:space="preserve">13.2.2 </w:t>
       </w:r>
       <w:r>
         <w:rPr>
           <w:rFonts w:ascii="TH SarabunPSK" w:eastAsia="TH Sarabun PSK" w:hAnsi="TH SarabunPSK" w:cs="TH SarabunPSK"/>
-          <w:sz w:val="32"/>
-          <w:szCs w:val="32"/>
-          <w:highlight w:val="yellow"/>
-        </w:rPr>
-        <w:t>กลุ่มหรือประเภทของเจ้าของข้อมูลส่วนบุคคล</w:t>
-      </w:r>
-      <w:r>
-        <w:rPr>
-          <w:rFonts w:ascii="TH SarabunPSK" w:eastAsia="TH Sarabun PSK" w:hAnsi="TH SarabunPSK" w:cs="TH SarabunPSK" w:hint="cs"/>
-          <w:sz w:val="32"/>
-          <w:szCs w:val="32"/>
-          <w:highlight w:val="yellow"/>
-          <w:cs/>
-        </w:rPr>
-        <w:t xml:space="preserve"> เช่น</w:t>
+          <w:color w:val="000000" w:themeColor="text1"/>
+          <w:sz w:val="32"/>
+          <w:szCs w:val="32"/>
+        </w:rPr>
+        <w:t xml:space="preserve">กลุ่มหรือประเภทของเจ้าของข้อมูลส่วนบุคคล </w:t>
       </w:r>
     </w:p>
     <w:p>
       <w:pPr>
         <w:pStyle w:val="ListParagraph"/>
-        <w:ind w:left="1440"/>
-        <w:rPr>
-          <w:rFonts w:ascii="TH SarabunPSK" w:eastAsia="TH Sarabun PSK" w:hAnsi="TH SarabunPSK" w:cs="TH SarabunPSK"/>
-          <w:sz w:val="32"/>
-          <w:szCs w:val="32"/>
-          <w:highlight w:val="yellow"/>
-          <w:lang w:val="en-US"/>
-        </w:rPr>
-      </w:pPr>
-      <w:r>
-        <w:rPr>
-          <w:rFonts w:ascii="TH SarabunPSK" w:eastAsia="TH Sarabun PSK" w:hAnsi="TH SarabunPSK" w:cs="TH SarabunPSK"/>
-          <w:sz w:val="32"/>
-          <w:szCs w:val="32"/>
-          <w:highlight w:val="yellow"/>
-        </w:rPr>
-        <w:t xml:space="preserve">{{dataset.dataSubjectCategories}}</w:t>
+        <w:ind w:left="1440" w:firstLine="720"/>
+        <w:jc w:val="thaiDistribute"/>
+        <w:rPr>
+          <w:rFonts w:ascii="TH SarabunPSK" w:eastAsia="TH Sarabun PSK" w:hAnsi="TH SarabunPSK" w:cs="TH SarabunPSK"/>
+          <w:color w:val="000000" w:themeColor="text1"/>
+          <w:sz w:val="32"/>
+          <w:szCs w:val="32"/>
+          <w:lang w:val="en-US"/>
+        </w:rPr>
+      </w:pPr>
+      <w:r>
+        <w:rPr>
+          <w:rFonts w:ascii="TH SarabunPSK" w:eastAsia="TH Sarabun PSK" w:hAnsi="TH SarabunPSK" w:cs="TH SarabunPSK"/>
+          <w:color w:val="000000" w:themeColor="text1"/>
+          <w:sz w:val="32"/>
+          <w:szCs w:val="32"/>
+          <w:lang w:val="en-US"/>
+        </w:rPr>
+        <w:t xml:space="preserve"> {{dataset.dataSubjectCategories}}</w:t>
       </w:r>
     </w:p>
     <w:p>
@@ -2435,17 +2964,17 @@
         <w:jc w:val="thaiDistribute"/>
         <w:rPr>
           <w:rFonts w:ascii="TH SarabunPSK" w:eastAsia="TH Sarabun PSK" w:hAnsi="TH SarabunPSK" w:cs="TH SarabunPSK"/>
-          <w:sz w:val="32"/>
-          <w:szCs w:val="32"/>
-          <w:highlight w:val="yellow"/>
-        </w:rPr>
-      </w:pPr>
-      <w:r>
-        <w:rPr>
-          <w:rFonts w:ascii="TH SarabunPSK" w:eastAsia="TH Sarabun PSK" w:hAnsi="TH SarabunPSK" w:cs="TH SarabunPSK"/>
-          <w:sz w:val="32"/>
-          <w:szCs w:val="32"/>
-          <w:highlight w:val="yellow"/>
+          <w:color w:val="000000" w:themeColor="text1"/>
+          <w:sz w:val="32"/>
+          <w:szCs w:val="32"/>
+        </w:rPr>
+      </w:pPr>
+      <w:r>
+        <w:rPr>
+          <w:rFonts w:ascii="TH SarabunPSK" w:eastAsia="TH Sarabun PSK" w:hAnsi="TH SarabunPSK" w:cs="TH SarabunPSK"/>
+          <w:color w:val="000000" w:themeColor="text1"/>
+          <w:sz w:val="32"/>
+          <w:szCs w:val="32"/>
           <w:lang w:val="en-US"/>
         </w:rPr>
         <w:tab/>
@@ -2453,9 +2982,9 @@
       <w:r>
         <w:rPr>
           <w:rFonts w:ascii="TH SarabunPSK" w:eastAsia="TH Sarabun PSK" w:hAnsi="TH SarabunPSK" w:cs="TH SarabunPSK"/>
-          <w:sz w:val="32"/>
-          <w:szCs w:val="32"/>
-          <w:highlight w:val="yellow"/>
+          <w:color w:val="000000" w:themeColor="text1"/>
+          <w:sz w:val="32"/>
+          <w:szCs w:val="32"/>
           <w:lang w:val="en-US"/>
         </w:rPr>
         <w:t>13.2.</w:t>
@@ -2463,9 +2992,9 @@
       <w:r>
         <w:rPr>
           <w:rFonts w:ascii="TH SarabunPSK" w:eastAsia="TH Sarabun PSK" w:hAnsi="TH SarabunPSK" w:cs="TH SarabunPSK"/>
-          <w:sz w:val="32"/>
-          <w:szCs w:val="32"/>
-          <w:highlight w:val="yellow"/>
+          <w:color w:val="000000" w:themeColor="text1"/>
+          <w:sz w:val="32"/>
+          <w:szCs w:val="32"/>
           <w:lang w:val="en-US"/>
         </w:rPr>
         <w:t>3</w:t>
@@ -2473,9 +3002,9 @@
       <w:r>
         <w:rPr>
           <w:rFonts w:ascii="TH SarabunPSK" w:eastAsia="TH Sarabun PSK" w:hAnsi="TH SarabunPSK" w:cs="TH SarabunPSK"/>
-          <w:sz w:val="32"/>
-          <w:szCs w:val="32"/>
-          <w:highlight w:val="yellow"/>
+          <w:color w:val="000000" w:themeColor="text1"/>
+          <w:sz w:val="32"/>
+          <w:szCs w:val="32"/>
           <w:lang w:val="en-US"/>
         </w:rPr>
         <w:t xml:space="preserve"> </w:t>
@@ -2483,9 +3012,9 @@
       <w:r>
         <w:rPr>
           <w:rFonts w:ascii="TH SarabunPSK" w:eastAsia="TH Sarabun PSK" w:hAnsi="TH SarabunPSK" w:cs="TH SarabunPSK"/>
-          <w:sz w:val="32"/>
-          <w:szCs w:val="32"/>
-          <w:highlight w:val="yellow"/>
+          <w:color w:val="000000" w:themeColor="text1"/>
+          <w:sz w:val="32"/>
+          <w:szCs w:val="32"/>
         </w:rPr>
         <w:t xml:space="preserve">ระยะเวลาการประมวลผลข้อมูลส่วนบุคคล </w:t>
       </w:r>
@@ -2503,19 +3032,30 @@
         <w:ind w:left="2127"/>
         <w:rPr>
           <w:rFonts w:ascii="TH SarabunPSK" w:eastAsia="TH Sarabun PSK" w:hAnsi="TH SarabunPSK" w:cs="TH SarabunPSK"/>
-          <w:sz w:val="32"/>
-          <w:szCs w:val="32"/>
-          <w:highlight w:val="yellow"/>
-        </w:rPr>
-      </w:pPr>
-      <w:r>
-        <w:rPr>
-          <w:rFonts w:ascii="TH SarabunPSK" w:eastAsia="TH Sarabun PSK" w:hAnsi="TH SarabunPSK" w:cs="TH SarabunPSK"/>
-          <w:sz w:val="32"/>
-          <w:szCs w:val="32"/>
-          <w:highlight w:val="yellow"/>
+          <w:color w:val="000000" w:themeColor="text1"/>
+          <w:sz w:val="32"/>
+          <w:szCs w:val="32"/>
+        </w:rPr>
+      </w:pPr>
+      <w:proofErr w:type="spellStart"/>
+      <w:r>
+        <w:rPr>
+          <w:rFonts w:ascii="TH SarabunPSK" w:eastAsia="TH Sarabun PSK" w:hAnsi="TH SarabunPSK" w:cs="TH SarabunPSK"/>
+          <w:color w:val="000000" w:themeColor="text1"/>
+          <w:sz w:val="32"/>
+          <w:szCs w:val="32"/>
         </w:rPr>
         <w:t xml:space="preserve">{{tick.personalDataProcessingPeriod.a}} จนกว่าจะมีคำสั่งให้ยุติการประมวลผลข้อมูลส่วนบุคคล</w:t>
+      </w:r>
+      <w:proofErr w:type="spellEnd"/>
+      <w:r>
+        <w:rPr>
+          <w:rFonts w:ascii="TH SarabunPSK" w:eastAsia="TH Sarabun PSK" w:hAnsi="TH SarabunPSK" w:cs="TH SarabunPSK"/>
+          <w:color w:val="000000" w:themeColor="text1"/>
+          <w:sz w:val="32"/>
+          <w:szCs w:val="32"/>
+        </w:rPr>
+        <w:t xml:space="preserve"/>
       </w:r>
     </w:p>
     <w:p>
@@ -2531,169 +3071,179 @@
         <w:ind w:left="2127"/>
         <w:rPr>
           <w:rFonts w:ascii="TH SarabunPSK" w:eastAsia="TH Sarabun PSK" w:hAnsi="TH SarabunPSK" w:cs="TH SarabunPSK"/>
-          <w:color w:val="EE0000"/>
-          <w:sz w:val="32"/>
-          <w:szCs w:val="32"/>
-          <w:highlight w:val="yellow"/>
-        </w:rPr>
-      </w:pPr>
-      <w:r>
-        <w:rPr>
-          <w:rFonts w:ascii="TH SarabunPSK" w:eastAsia="TH Sarabun PSK" w:hAnsi="TH SarabunPSK" w:cs="TH SarabunPSK"/>
-          <w:color w:val="EE0000"/>
-          <w:sz w:val="32"/>
-          <w:szCs w:val="32"/>
-          <w:highlight w:val="yellow"/>
+          <w:color w:val="000000" w:themeColor="text1"/>
+          <w:sz w:val="32"/>
+          <w:szCs w:val="32"/>
+        </w:rPr>
+      </w:pPr>
+      <w:r>
+        <w:rPr>
+          <w:rFonts w:ascii="TH SarabunPSK" w:eastAsia="TH Sarabun PSK" w:hAnsi="TH SarabunPSK" w:cs="TH SarabunPSK"/>
+          <w:color w:val="000000" w:themeColor="text1"/>
+          <w:sz w:val="32"/>
+          <w:szCs w:val="32"/>
         </w:rPr>
         <w:t xml:space="preserve">{{tick.personalDataProcessingPeriod.b}} อื่น ๆ ระบุ ระยะเวลา {{dataset.personalDataPeriodYear}} ปี {{dataset.personalDataPeriodMonth}} เดือน</w:t>
       </w:r>
       <w:r>
         <w:rPr>
+          <w:rFonts w:ascii="TH SarabunPSK" w:eastAsia="TH Sarabun PSK" w:hAnsi="TH SarabunPSK" w:cs="TH SarabunPSK"/>
+          <w:color w:val="000000" w:themeColor="text1"/>
+          <w:sz w:val="32"/>
+          <w:szCs w:val="32"/>
+          <w:cs/>
+        </w:rPr>
+        <w:t xml:space="preserve"/>
+      </w:r>
+      <w:r>
+        <w:rPr>
+          <w:rFonts w:ascii="TH SarabunPSK" w:eastAsia="TH Sarabun PSK" w:hAnsi="TH SarabunPSK" w:cs="TH SarabunPSK"/>
+          <w:color w:val="000000" w:themeColor="text1"/>
+          <w:sz w:val="32"/>
+          <w:szCs w:val="32"/>
+          <w:cs/>
+        </w:rPr>
+        <w:t xml:space="preserve"/>
+      </w:r>
+      <w:r>
+        <w:rPr>
+          <w:rFonts w:ascii="TH SarabunPSK" w:eastAsia="TH Sarabun PSK" w:hAnsi="TH SarabunPSK" w:cs="TH SarabunPSK"/>
+          <w:color w:val="000000" w:themeColor="text1"/>
+          <w:sz w:val="32"/>
+          <w:szCs w:val="32"/>
+        </w:rPr>
+        <w:t xml:space="preserve"/>
+      </w:r>
+      <w:r>
+        <w:rPr>
+          <w:rFonts w:ascii="TH SarabunPSK" w:eastAsia="TH Sarabun PSK" w:hAnsi="TH SarabunPSK" w:cs="TH SarabunPSK"/>
+          <w:color w:val="000000" w:themeColor="text1"/>
+          <w:sz w:val="32"/>
+          <w:szCs w:val="32"/>
+          <w:cs/>
+        </w:rPr>
+        <w:t xml:space="preserve"/>
+      </w:r>
+      <w:r>
+        <w:rPr>
+          <w:rFonts w:ascii="TH SarabunPSK" w:eastAsia="TH Sarabun PSK" w:hAnsi="TH SarabunPSK" w:cs="TH SarabunPSK"/>
+          <w:color w:val="000000" w:themeColor="text1"/>
+          <w:sz w:val="32"/>
+          <w:szCs w:val="32"/>
+          <w:cs/>
+        </w:rPr>
+        <w:t xml:space="preserve"/>
+      </w:r>
+      <w:r>
+        <w:rPr>
+          <w:rFonts w:ascii="TH SarabunPSK" w:eastAsia="TH Sarabun PSK" w:hAnsi="TH SarabunPSK" w:cs="TH SarabunPSK"/>
+          <w:color w:val="000000" w:themeColor="text1"/>
+          <w:sz w:val="32"/>
+          <w:szCs w:val="32"/>
+          <w:cs/>
+        </w:rPr>
+        <w:t xml:space="preserve"/>
+      </w:r>
+      <w:r>
+        <w:rPr>
+          <w:rFonts w:ascii="TH SarabunPSK" w:eastAsia="TH Sarabun PSK" w:hAnsi="TH SarabunPSK" w:cs="TH SarabunPSK"/>
+          <w:color w:val="000000" w:themeColor="text1"/>
+          <w:sz w:val="32"/>
+          <w:szCs w:val="32"/>
+        </w:rPr>
+        <w:t xml:space="preserve"/>
+      </w:r>
+      <w:r>
+        <w:rPr>
+          <w:rFonts w:ascii="TH SarabunPSK" w:eastAsia="TH Sarabun PSK" w:hAnsi="TH SarabunPSK" w:cs="TH SarabunPSK"/>
+          <w:color w:val="000000" w:themeColor="text1"/>
+          <w:sz w:val="32"/>
+          <w:szCs w:val="32"/>
+          <w:cs/>
+        </w:rPr>
+        <w:t xml:space="preserve"/>
+      </w:r>
+      <w:r>
+        <w:rPr>
+          <w:rFonts w:ascii="TH SarabunPSK" w:eastAsia="TH Sarabun PSK" w:hAnsi="TH SarabunPSK" w:cs="TH SarabunPSK"/>
+          <w:color w:val="000000" w:themeColor="text1"/>
+          <w:sz w:val="32"/>
+          <w:szCs w:val="32"/>
+          <w:cs/>
+        </w:rPr>
+        <w:t xml:space="preserve"/>
+      </w:r>
+    </w:p>
+    <w:p>
+      <w:pPr>
+        <w:ind w:left="720"/>
+        <w:rPr>
+          <w:rFonts w:ascii="TH SarabunPSK" w:eastAsia="TH Sarabun PSK" w:hAnsi="TH SarabunPSK" w:cs="TH SarabunPSK"/>
+          <w:color w:val="000000" w:themeColor="text1"/>
+          <w:sz w:val="32"/>
+          <w:szCs w:val="32"/>
+        </w:rPr>
+      </w:pPr>
+      <w:r>
+        <w:rPr>
+          <w:rFonts w:ascii="TH SarabunPSK" w:eastAsia="TH Sarabun PSK" w:hAnsi="TH SarabunPSK" w:cs="TH SarabunPSK"/>
+          <w:color w:val="000000" w:themeColor="text1"/>
+          <w:sz w:val="32"/>
+          <w:szCs w:val="32"/>
+          <w:lang w:val="en-US"/>
+        </w:rPr>
+        <w:t xml:space="preserve">13.3 </w:t>
+      </w:r>
+      <w:r>
+        <w:rPr>
           <w:rFonts w:ascii="TH SarabunPSK" w:eastAsia="TH Sarabun PSK" w:hAnsi="TH SarabunPSK" w:cs="TH SarabunPSK" w:hint="cs"/>
-          <w:color w:val="EE0000"/>
-          <w:sz w:val="32"/>
-          <w:szCs w:val="32"/>
-          <w:highlight w:val="yellow"/>
+          <w:color w:val="000000" w:themeColor="text1"/>
+          <w:sz w:val="32"/>
+          <w:szCs w:val="32"/>
+          <w:cs/>
+        </w:rPr>
+        <w:t>ระดับชั้นข้อมูล</w:t>
+      </w:r>
+    </w:p>
+    <w:p>
+      <w:pPr>
+        <w:pStyle w:val="ListParagraph"/>
+        <w:rPr>
+          <w:rFonts w:ascii="TH SarabunPSK" w:eastAsia="TH Sarabun PSK" w:hAnsi="TH SarabunPSK" w:cs="TH SarabunPSK"/>
+          <w:color w:val="000000" w:themeColor="text1"/>
+          <w:sz w:val="32"/>
+          <w:szCs w:val="32"/>
+          <w:lang w:val="en-US"/>
+        </w:rPr>
+        <w:ind w:left="1440"/>
+      </w:pPr>
+      <w:r>
+        <w:rPr>
+          <w:rFonts w:ascii="TH SarabunPSK" w:eastAsia="TH Sarabun PSK" w:hAnsi="TH SarabunPSK" w:cs="TH SarabunPSK"/>
+          <w:color w:val="000000" w:themeColor="text1"/>
+          <w:sz w:val="32"/>
+          <w:szCs w:val="32"/>
+          <w:cs/>
+        </w:rPr>
+        <w:t xml:space="preserve">{{tick.dataClassification.01}} เปิดเผย</w:t>
+      </w:r>
+      <w:r>
+        <w:rPr>
+          <w:rFonts w:ascii="TH SarabunPSK" w:eastAsia="TH Sarabun PSK" w:hAnsi="TH SarabunPSK" w:cs="TH SarabunPSK"/>
+          <w:color w:val="000000" w:themeColor="text1"/>
+          <w:sz w:val="32"/>
+          <w:szCs w:val="32"/>
           <w:cs/>
         </w:rPr>
         <w:t xml:space="preserve"/>
       </w:r>
-      <w:r>
-        <w:rPr>
-          <w:rFonts w:ascii="TH SarabunPSK" w:eastAsia="TH Sarabun PSK" w:hAnsi="TH SarabunPSK" w:cs="TH SarabunPSK" w:hint="cs"/>
-          <w:color w:val="EE0000"/>
-          <w:sz w:val="32"/>
-          <w:szCs w:val="32"/>
-          <w:highlight w:val="yellow"/>
-          <w:cs/>
-        </w:rPr>
-        <w:t xml:space="preserve"/>
-      </w:r>
-      <w:r>
-        <w:rPr>
-          <w:rFonts w:ascii="TH SarabunPSK" w:eastAsia="TH Sarabun PSK" w:hAnsi="TH SarabunPSK" w:cs="TH SarabunPSK"/>
-          <w:color w:val="EE0000"/>
-          <w:sz w:val="32"/>
-          <w:szCs w:val="32"/>
-          <w:highlight w:val="yellow"/>
-        </w:rPr>
-        <w:t xml:space="preserve"/>
-      </w:r>
-      <w:r>
-        <w:rPr>
-          <w:rFonts w:ascii="TH SarabunPSK" w:eastAsia="TH Sarabun PSK" w:hAnsi="TH SarabunPSK" w:cs="TH SarabunPSK" w:hint="cs"/>
-          <w:color w:val="EE0000"/>
-          <w:sz w:val="32"/>
-          <w:szCs w:val="32"/>
-          <w:highlight w:val="yellow"/>
-          <w:cs/>
-        </w:rPr>
-        <w:t xml:space="preserve"/>
-      </w:r>
-      <w:r>
-        <w:rPr>
-          <w:rFonts w:ascii="TH SarabunPSK" w:eastAsia="TH Sarabun PSK" w:hAnsi="TH SarabunPSK" w:cs="TH SarabunPSK" w:hint="cs"/>
-          <w:color w:val="EE0000"/>
-          <w:sz w:val="32"/>
-          <w:szCs w:val="32"/>
-          <w:highlight w:val="yellow"/>
-          <w:cs/>
-        </w:rPr>
-        <w:t xml:space="preserve"/>
-      </w:r>
-      <w:r>
-        <w:rPr>
-          <w:rFonts w:ascii="TH SarabunPSK" w:eastAsia="TH Sarabun PSK" w:hAnsi="TH SarabunPSK" w:cs="TH SarabunPSK" w:hint="cs"/>
-          <w:color w:val="EE0000"/>
-          <w:sz w:val="32"/>
-          <w:szCs w:val="32"/>
-          <w:highlight w:val="yellow"/>
-          <w:cs/>
-        </w:rPr>
-        <w:t xml:space="preserve"/>
-      </w:r>
-      <w:r>
-        <w:rPr>
-          <w:rFonts w:ascii="TH SarabunPSK" w:eastAsia="TH Sarabun PSK" w:hAnsi="TH SarabunPSK" w:cs="TH SarabunPSK"/>
-          <w:color w:val="EE0000"/>
-          <w:sz w:val="32"/>
-          <w:szCs w:val="32"/>
-          <w:highlight w:val="yellow"/>
-        </w:rPr>
-        <w:t xml:space="preserve"/>
-      </w:r>
-      <w:r>
-        <w:rPr>
-          <w:rFonts w:ascii="TH SarabunPSK" w:eastAsia="TH Sarabun PSK" w:hAnsi="TH SarabunPSK" w:cs="TH SarabunPSK" w:hint="cs"/>
-          <w:color w:val="EE0000"/>
-          <w:sz w:val="32"/>
-          <w:szCs w:val="32"/>
-          <w:highlight w:val="yellow"/>
-          <w:cs/>
-        </w:rPr>
-        <w:t xml:space="preserve"/>
-      </w:r>
-      <w:r>
-        <w:rPr>
-          <w:rFonts w:ascii="TH SarabunPSK" w:eastAsia="TH Sarabun PSK" w:hAnsi="TH SarabunPSK" w:cs="TH SarabunPSK" w:hint="cs"/>
-          <w:color w:val="EE0000"/>
-          <w:sz w:val="32"/>
-          <w:szCs w:val="32"/>
-          <w:highlight w:val="yellow"/>
-          <w:cs/>
-        </w:rPr>
-        <w:t xml:space="preserve"/>
-      </w:r>
-      <w:commentRangeEnd w:id="0"/>
-      <w:r>
-        <w:rPr>
-          <w:rStyle w:val="CommentReference"/>
-          <w:rFonts w:ascii="TH SarabunPSK" w:eastAsia="TH Sarabun PSK" w:hAnsi="TH SarabunPSK" w:cs="TH SarabunPSK"/>
-          <w:color w:val="EE0000"/>
-          <w:sz w:val="32"/>
-          <w:szCs w:val="32"/>
-          <w:highlight w:val="yellow"/>
-        </w:rPr>
-        <w:commentReference w:id="0"/>
-      </w:r>
-    </w:p>
-    <w:p>
-      <w:pPr>
-        <w:ind w:left="720"/>
-        <w:rPr>
-          <w:rFonts w:ascii="TH SarabunPSK" w:eastAsia="TH Sarabun PSK" w:hAnsi="TH SarabunPSK" w:cs="TH SarabunPSK"/>
-          <w:color w:val="0070C0"/>
-          <w:sz w:val="32"/>
-          <w:szCs w:val="32"/>
-        </w:rPr>
-      </w:pPr>
-      <w:r>
-        <w:rPr>
-          <w:rFonts w:ascii="TH SarabunPSK" w:eastAsia="TH Sarabun PSK" w:hAnsi="TH SarabunPSK" w:cs="TH SarabunPSK"/>
-          <w:color w:val="0070C0"/>
-          <w:sz w:val="32"/>
-          <w:szCs w:val="32"/>
-          <w:lang w:val="en-US"/>
-        </w:rPr>
-        <w:t xml:space="preserve">13.3 </w:t>
-      </w:r>
-      <w:r>
-        <w:rPr>
-          <w:rFonts w:ascii="TH SarabunPSK" w:eastAsia="TH Sarabun PSK" w:hAnsi="TH SarabunPSK" w:cs="TH SarabunPSK" w:hint="cs"/>
-          <w:color w:val="0070C0"/>
-          <w:sz w:val="32"/>
-          <w:szCs w:val="32"/>
-          <w:cs/>
-        </w:rPr>
-        <w:t>ระดับชั้นข้อมูล</w:t>
-      </w:r>
     </w:p>
     <w:p>
       <w:pPr>
         <w:pStyle w:val="ListParagraph"/>
         <w:rPr>
           <w:rFonts w:ascii="TH SarabunPSK" w:eastAsia="TH Sarabun PSK" w:hAnsi="TH SarabunPSK" w:cs="TH SarabunPSK"/>
-          <w:color w:val="0070C0"/>
+          <w:color w:val="000000" w:themeColor="text1"/>
           <w:sz w:val="32"/>
           <w:szCs w:val="32"/>
           <w:lang w:val="en-US"/>
@@ -2702,23 +3252,14 @@
       </w:pPr>
       <w:r>
         <w:rPr>
-          <w:rFonts w:ascii="TH SarabunPSK" w:eastAsia="TH Sarabun PSK" w:hAnsi="TH SarabunPSK" w:cs="TH SarabunPSK" w:hint="cs"/>
-          <w:color w:val="0070C0"/>
-          <w:sz w:val="32"/>
-          <w:szCs w:val="32"/>
-          <w:cs/>
-        </w:rPr>
-        <w:t xml:space="preserve">{{tick.dataClassification.01}} เปิดเผย</w:t>
-      </w:r>
-      <w:r>
-        <w:rPr>
-          <w:rFonts w:ascii="TH SarabunPSK" w:eastAsia="TH Sarabun PSK" w:hAnsi="TH SarabunPSK" w:cs="TH SarabunPSK" w:hint="cs"/>
-          <w:color w:val="0070C0"/>
-          <w:sz w:val="32"/>
-          <w:szCs w:val="32"/>
-          <w:cs/>
-        </w:rPr>
-        <w:t xml:space="preserve"/>
+          <w:rFonts w:ascii="TH SarabunPSK" w:eastAsia="TH Sarabun PSK" w:hAnsi="TH SarabunPSK" w:cs="TH SarabunPSK"/>
+          <w:color w:val="000000" w:themeColor="text1"/>
+          <w:sz w:val="32"/>
+          <w:szCs w:val="32"/>
+          <w:cs/>
+          <w:lang w:val="en-US"/>
+        </w:rPr>
+        <w:t xml:space="preserve">{{tick.dataClassification.02}} เผยแพร่ภายในองค์กร</w:t>
       </w:r>
     </w:p>
     <w:p>
@@ -2726,7 +3267,7 @@
         <w:pStyle w:val="ListParagraph"/>
         <w:rPr>
           <w:rFonts w:ascii="TH SarabunPSK" w:eastAsia="TH Sarabun PSK" w:hAnsi="TH SarabunPSK" w:cs="TH SarabunPSK"/>
-          <w:color w:val="0070C0"/>
+          <w:color w:val="000000" w:themeColor="text1"/>
           <w:sz w:val="32"/>
           <w:szCs w:val="32"/>
           <w:lang w:val="en-US"/>
@@ -2735,14 +3276,14 @@
       </w:pPr>
       <w:r>
         <w:rPr>
-          <w:rFonts w:ascii="TH SarabunPSK" w:eastAsia="TH Sarabun PSK" w:hAnsi="TH SarabunPSK" w:cs="TH SarabunPSK" w:hint="cs"/>
-          <w:color w:val="0070C0"/>
-          <w:sz w:val="32"/>
-          <w:szCs w:val="32"/>
-          <w:cs/>
-          <w:lang w:val="en-US"/>
-        </w:rPr>
-        <w:t xml:space="preserve">{{tick.dataClassification.02}} เผยแพร่ภายในองค์กร</w:t>
+          <w:rFonts w:ascii="TH SarabunPSK" w:eastAsia="TH Sarabun PSK" w:hAnsi="TH SarabunPSK" w:cs="TH SarabunPSK"/>
+          <w:color w:val="000000" w:themeColor="text1"/>
+          <w:sz w:val="32"/>
+          <w:szCs w:val="32"/>
+          <w:cs/>
+          <w:lang w:val="en-US"/>
+        </w:rPr>
+        <w:t xml:space="preserve">{{tick.dataClassification.03}} ลับ</w:t>
       </w:r>
     </w:p>
     <w:p>
@@ -2750,7 +3291,7 @@
         <w:pStyle w:val="ListParagraph"/>
         <w:rPr>
           <w:rFonts w:ascii="TH SarabunPSK" w:eastAsia="TH Sarabun PSK" w:hAnsi="TH SarabunPSK" w:cs="TH SarabunPSK"/>
-          <w:color w:val="0070C0"/>
+          <w:color w:val="000000" w:themeColor="text1"/>
           <w:sz w:val="32"/>
           <w:szCs w:val="32"/>
           <w:lang w:val="en-US"/>
@@ -2759,14 +3300,14 @@
       </w:pPr>
       <w:r>
         <w:rPr>
-          <w:rFonts w:ascii="TH SarabunPSK" w:eastAsia="TH Sarabun PSK" w:hAnsi="TH SarabunPSK" w:cs="TH SarabunPSK" w:hint="cs"/>
-          <w:color w:val="0070C0"/>
-          <w:sz w:val="32"/>
-          <w:szCs w:val="32"/>
-          <w:cs/>
-          <w:lang w:val="en-US"/>
-        </w:rPr>
-        <w:t xml:space="preserve">{{tick.dataClassification.03}} ลับ</w:t>
+          <w:rFonts w:ascii="TH SarabunPSK" w:eastAsia="TH Sarabun PSK" w:hAnsi="TH SarabunPSK" w:cs="TH SarabunPSK"/>
+          <w:color w:val="000000" w:themeColor="text1"/>
+          <w:sz w:val="32"/>
+          <w:szCs w:val="32"/>
+          <w:cs/>
+          <w:lang w:val="en-US"/>
+        </w:rPr>
+        <w:t xml:space="preserve">{{tick.dataClassification.04}} ลับมาก</w:t>
       </w:r>
     </w:p>
     <w:p>
@@ -2774,7 +3315,7 @@
         <w:pStyle w:val="ListParagraph"/>
         <w:rPr>
           <w:rFonts w:ascii="TH SarabunPSK" w:eastAsia="TH Sarabun PSK" w:hAnsi="TH SarabunPSK" w:cs="TH SarabunPSK"/>
-          <w:color w:val="0070C0"/>
+          <w:color w:val="000000" w:themeColor="text1"/>
           <w:sz w:val="32"/>
           <w:szCs w:val="32"/>
           <w:lang w:val="en-US"/>
@@ -2783,32 +3324,8 @@
       </w:pPr>
       <w:r>
         <w:rPr>
-          <w:rFonts w:ascii="TH SarabunPSK" w:eastAsia="TH Sarabun PSK" w:hAnsi="TH SarabunPSK" w:cs="TH SarabunPSK" w:hint="cs"/>
-          <w:color w:val="0070C0"/>
-          <w:sz w:val="32"/>
-          <w:szCs w:val="32"/>
-          <w:cs/>
-          <w:lang w:val="en-US"/>
-        </w:rPr>
-        <w:t xml:space="preserve">{{tick.dataClassification.04}} ลับมาก</w:t>
-      </w:r>
-    </w:p>
-    <w:p>
-      <w:pPr>
-        <w:pStyle w:val="ListParagraph"/>
-        <w:rPr>
-          <w:rFonts w:ascii="TH SarabunPSK" w:eastAsia="TH Sarabun PSK" w:hAnsi="TH SarabunPSK" w:cs="TH SarabunPSK"/>
-          <w:color w:val="0070C0"/>
-          <w:sz w:val="32"/>
-          <w:szCs w:val="32"/>
-          <w:lang w:val="en-US"/>
-        </w:rPr>
-        <w:ind w:left="1440"/>
-      </w:pPr>
-      <w:r>
-        <w:rPr>
-          <w:rFonts w:ascii="TH SarabunPSK" w:eastAsia="TH Sarabun PSK" w:hAnsi="TH SarabunPSK" w:cs="TH SarabunPSK" w:hint="cs"/>
-          <w:color w:val="0070C0"/>
+          <w:rFonts w:ascii="TH SarabunPSK" w:eastAsia="TH Sarabun PSK" w:hAnsi="TH SarabunPSK" w:cs="TH SarabunPSK"/>
+          <w:color w:val="000000" w:themeColor="text1"/>
           <w:sz w:val="32"/>
           <w:szCs w:val="32"/>
           <w:cs/>
@@ -2821,7 +3338,7 @@
       <w:pPr>
         <w:numPr>
           <w:ilvl w:val="0"/>
-          <w:numId w:val="2"/>
+          <w:numId w:val="1"/>
         </w:numPr>
         <w:rPr>
           <w:rFonts w:ascii="TH SarabunPSK" w:eastAsia="TH Sarabun PSK" w:hAnsi="TH SarabunPSK" w:cs="TH SarabunPSK"/>
@@ -2832,7 +3349,7 @@
       </w:pPr>
       <w:r>
         <w:rPr>
-          <w:rFonts w:ascii="TH SarabunPSK" w:eastAsia="TH Sarabun PSK" w:hAnsi="TH SarabunPSK" w:cs="TH SarabunPSK" w:hint="cs"/>
+          <w:rFonts w:ascii="TH SarabunPSK" w:eastAsia="TH Sarabun PSK" w:hAnsi="TH SarabunPSK" w:cs="TH SarabunPSK"/>
           <w:color w:val="000000" w:themeColor="text1"/>
           <w:sz w:val="32"/>
           <w:szCs w:val="32"/>
@@ -2846,7 +3363,7 @@
         <w:pStyle w:val="ListParagraph"/>
         <w:rPr>
           <w:rFonts w:ascii="TH SarabunPSK" w:eastAsia="TH Sarabun PSK" w:hAnsi="TH SarabunPSK" w:cs="TH SarabunPSK"/>
-          <w:color w:val="0070C0"/>
+          <w:color w:val="000000" w:themeColor="text1"/>
           <w:sz w:val="32"/>
           <w:szCs w:val="32"/>
           <w:lang w:val="en-US"/>
@@ -2856,17 +3373,17 @@
       <w:r>
         <w:rPr>
           <w:rFonts w:ascii="TH SarabunPSK" w:eastAsia="TH Sarabun PSK" w:hAnsi="TH SarabunPSK" w:cs="TH SarabunPSK"/>
-          <w:color w:val="0070C0"/>
-          <w:sz w:val="32"/>
-          <w:szCs w:val="32"/>
-          <w:lang w:val="en-US"/>
-        </w:rPr>
-        <w:t xml:space="preserve">{{tick.licenseId.G0}} G0 Open Data Common ไม่มีข้อจำกัดในการใช้ผลงาน</w:t>
-      </w:r>
-      <w:r>
-        <w:rPr>
-          <w:rFonts w:ascii="TH SarabunPSK" w:eastAsia="TH Sarabun PSK" w:hAnsi="TH SarabunPSK" w:cs="TH SarabunPSK"/>
-          <w:color w:val="0070C0"/>
+          <w:color w:val="000000" w:themeColor="text1"/>
+          <w:sz w:val="32"/>
+          <w:szCs w:val="32"/>
+          <w:lang w:val="en-US"/>
+        </w:rPr>
+        <w:t xml:space="preserve">{{tick.licenseId.G0}} G0 Open Data Common</w:t>
+      </w:r>
+      <w:r>
+        <w:rPr>
+          <w:rFonts w:ascii="TH SarabunPSK" w:eastAsia="TH Sarabun PSK" w:hAnsi="TH SarabunPSK" w:cs="TH SarabunPSK"/>
+          <w:color w:val="000000" w:themeColor="text1"/>
           <w:sz w:val="32"/>
           <w:szCs w:val="32"/>
           <w:lang w:val="en-US"/>
@@ -2876,7 +3393,7 @@
       <w:r>
         <w:rPr>
           <w:rFonts w:ascii="TH SarabunPSK" w:eastAsia="TH Sarabun PSK" w:hAnsi="TH SarabunPSK" w:cs="TH SarabunPSK"/>
-          <w:color w:val="0070C0"/>
+          <w:color w:val="000000" w:themeColor="text1"/>
           <w:sz w:val="32"/>
           <w:szCs w:val="32"/>
           <w:lang w:val="en-US"/>
@@ -2886,31 +3403,105 @@
       <w:r>
         <w:rPr>
           <w:rFonts w:ascii="TH SarabunPSK" w:eastAsia="TH Sarabun PSK" w:hAnsi="TH SarabunPSK" w:cs="TH SarabunPSK"/>
-          <w:color w:val="0070C0"/>
+          <w:color w:val="000000" w:themeColor="text1"/>
           <w:sz w:val="32"/>
           <w:szCs w:val="32"/>
           <w:lang w:val="en-US"/>
         </w:rPr>
         <w:t xml:space="preserve"/>
       </w:r>
-      <w:r>
-        <w:rPr>
-          <w:rFonts w:ascii="TH SarabunPSK" w:eastAsia="TH Sarabun PSK" w:hAnsi="TH SarabunPSK" w:cs="TH SarabunPSK" w:hint="cs"/>
-          <w:color w:val="0070C0"/>
-          <w:sz w:val="32"/>
-          <w:szCs w:val="32"/>
-          <w:cs/>
+    </w:p>
+    <w:p>
+      <w:pPr>
+        <w:pStyle w:val="ListParagraph"/>
+        <w:rPr>
+          <w:rFonts w:ascii="TH SarabunPSK" w:eastAsia="TH Sarabun PSK" w:hAnsi="TH SarabunPSK" w:cs="TH SarabunPSK"/>
+          <w:color w:val="000000" w:themeColor="text1"/>
+          <w:sz w:val="32"/>
+          <w:szCs w:val="32"/>
+          <w:lang w:val="en-US"/>
+        </w:rPr>
+        <w:ind w:left="1440"/>
+      </w:pPr>
+      <w:r>
+        <w:rPr>
+          <w:rFonts w:ascii="TH SarabunPSK" w:eastAsia="TH Sarabun PSK" w:hAnsi="TH SarabunPSK" w:cs="TH SarabunPSK"/>
+          <w:color w:val="000000" w:themeColor="text1"/>
+          <w:sz w:val="32"/>
+          <w:szCs w:val="32"/>
+          <w:lang w:val="en-US"/>
+        </w:rPr>
+        <w:t xml:space="preserve">{{tick.licenseId.G2}} G2 Creative Commons Attribution-NonCommercial</w:t>
+      </w:r>
+      <w:r>
+        <w:rPr>
+          <w:rFonts w:ascii="TH SarabunPSK" w:eastAsia="TH Sarabun PSK" w:hAnsi="TH SarabunPSK" w:cs="TH SarabunPSK"/>
+          <w:color w:val="000000" w:themeColor="text1"/>
+          <w:sz w:val="32"/>
+          <w:szCs w:val="32"/>
           <w:lang w:val="en-US"/>
         </w:rPr>
         <w:t xml:space="preserve"/>
       </w:r>
+      <w:r>
+        <w:rPr>
+          <w:rFonts w:ascii="TH SarabunPSK" w:eastAsia="TH Sarabun PSK" w:hAnsi="TH SarabunPSK" w:cs="TH SarabunPSK"/>
+          <w:color w:val="000000" w:themeColor="text1"/>
+          <w:sz w:val="32"/>
+          <w:szCs w:val="32"/>
+          <w:lang w:val="en-US"/>
+        </w:rPr>
+        <w:t xml:space="preserve"/>
+      </w:r>
+      <w:r>
+        <w:rPr>
+          <w:rFonts w:ascii="TH SarabunPSK" w:eastAsia="TH Sarabun PSK" w:hAnsi="TH SarabunPSK" w:cs="TH SarabunPSK"/>
+          <w:color w:val="000000" w:themeColor="text1"/>
+          <w:sz w:val="32"/>
+          <w:szCs w:val="32"/>
+          <w:lang w:val="en-US"/>
+        </w:rPr>
+        <w:t xml:space="preserve"/>
+      </w:r>
+      <w:r>
+        <w:rPr>
+          <w:rFonts w:ascii="TH SarabunPSK" w:eastAsia="TH Sarabun PSK" w:hAnsi="TH SarabunPSK" w:cs="TH SarabunPSK"/>
+          <w:color w:val="000000" w:themeColor="text1"/>
+          <w:sz w:val="32"/>
+          <w:szCs w:val="32"/>
+          <w:lang w:val="en-US"/>
+        </w:rPr>
+        <w:t xml:space="preserve"/>
+      </w:r>
+      <w:proofErr w:type="spellStart"/>
+      <w:r>
+        <w:rPr>
+          <w:rFonts w:ascii="TH SarabunPSK" w:eastAsia="TH Sarabun PSK" w:hAnsi="TH SarabunPSK" w:cs="TH SarabunPSK"/>
+          <w:color w:val="000000" w:themeColor="text1"/>
+          <w:sz w:val="32"/>
+          <w:szCs w:val="32"/>
+          <w:lang w:val="en-US"/>
+        </w:rPr>
+        <w:t xml:space="preserve"/>
+      </w:r>
+      <w:proofErr w:type="spellEnd"/>
+      <w:r>
+        <w:rPr>
+          <w:rFonts w:ascii="TH SarabunPSK" w:eastAsia="TH Sarabun PSK" w:hAnsi="TH SarabunPSK" w:cs="TH SarabunPSK"/>
+          <w:color w:val="000000" w:themeColor="text1"/>
+          <w:sz w:val="32"/>
+          <w:szCs w:val="32"/>
+          <w:lang w:val="en-US"/>
+        </w:rPr>
+        <w:t xml:space="preserve"/>
+      </w:r>
     </w:p>
     <w:p>
       <w:pPr>
         <w:pStyle w:val="ListParagraph"/>
         <w:rPr>
           <w:rFonts w:ascii="TH SarabunPSK" w:eastAsia="TH Sarabun PSK" w:hAnsi="TH SarabunPSK" w:cs="TH SarabunPSK"/>
-          <w:color w:val="0070C0"/>
+          <w:color w:val="000000" w:themeColor="text1"/>
           <w:sz w:val="32"/>
           <w:szCs w:val="32"/>
           <w:lang w:val="en-US"/>
@@ -2920,135 +3511,19 @@
       <w:r>
         <w:rPr>
           <w:rFonts w:ascii="TH SarabunPSK" w:eastAsia="TH Sarabun PSK" w:hAnsi="TH SarabunPSK" w:cs="TH SarabunPSK"/>
-          <w:color w:val="0070C0"/>
-          <w:sz w:val="32"/>
-          <w:szCs w:val="32"/>
-          <w:lang w:val="en-US"/>
-        </w:rPr>
-        <w:t xml:space="preserve">{{tick.licenseId.G2}} G2 Creative Commons Attribution-NonCommercial ต้องให้เครดิตที่มาของเจ้าของผลงาน หากไม่ให้เครดิตต้องขออนุญาตเจ้าของผลงานก่อน</w:t>
-      </w:r>
-      <w:r>
-        <w:rPr>
-          <w:rFonts w:ascii="TH SarabunPSK" w:eastAsia="TH Sarabun PSK" w:hAnsi="TH SarabunPSK" w:cs="TH SarabunPSK"/>
-          <w:color w:val="0070C0"/>
-          <w:sz w:val="32"/>
-          <w:szCs w:val="32"/>
-          <w:lang w:val="en-US"/>
-        </w:rPr>
-        <w:t xml:space="preserve"/>
-      </w:r>
-      <w:r>
-        <w:rPr>
-          <w:rFonts w:ascii="TH SarabunPSK" w:eastAsia="TH Sarabun PSK" w:hAnsi="TH SarabunPSK" w:cs="TH SarabunPSK"/>
-          <w:color w:val="0070C0"/>
-          <w:sz w:val="32"/>
-          <w:szCs w:val="32"/>
-          <w:lang w:val="en-US"/>
-        </w:rPr>
-        <w:t xml:space="preserve"/>
-      </w:r>
-      <w:r>
-        <w:rPr>
-          <w:rFonts w:ascii="TH SarabunPSK" w:eastAsia="TH Sarabun PSK" w:hAnsi="TH SarabunPSK" w:cs="TH SarabunPSK"/>
-          <w:color w:val="0070C0"/>
-          <w:sz w:val="32"/>
-          <w:szCs w:val="32"/>
-          <w:lang w:val="en-US"/>
-        </w:rPr>
-        <w:t xml:space="preserve"/>
-      </w:r>
-      <w:r>
-        <w:rPr>
-          <w:rFonts w:ascii="TH SarabunPSK" w:eastAsia="TH Sarabun PSK" w:hAnsi="TH SarabunPSK" w:cs="TH SarabunPSK"/>
-          <w:color w:val="0070C0"/>
-          <w:sz w:val="32"/>
-          <w:szCs w:val="32"/>
-          <w:lang w:val="en-US"/>
-        </w:rPr>
-        <w:t xml:space="preserve"/>
-      </w:r>
-      <w:r>
-        <w:rPr>
-          <w:rFonts w:ascii="TH SarabunPSK" w:eastAsia="TH Sarabun PSK" w:hAnsi="TH SarabunPSK" w:cs="TH SarabunPSK" w:hint="cs"/>
-          <w:color w:val="0070C0"/>
-          <w:sz w:val="32"/>
-          <w:szCs w:val="32"/>
-          <w:cs/>
-          <w:lang w:val="en-US"/>
-        </w:rPr>
-        <w:t xml:space="preserve"/>
-      </w:r>
-    </w:p>
-    <w:p>
-      <w:pPr>
-        <w:pStyle w:val="ListParagraph"/>
-        <w:rPr>
-          <w:rFonts w:ascii="TH SarabunPSK" w:eastAsia="TH Sarabun PSK" w:hAnsi="TH SarabunPSK" w:cs="TH SarabunPSK"/>
-          <w:color w:val="0070C0"/>
-          <w:sz w:val="32"/>
-          <w:szCs w:val="32"/>
-          <w:lang w:val="en-US"/>
-        </w:rPr>
-        <w:ind w:left="1440"/>
-      </w:pPr>
-      <w:r>
-        <w:rPr>
-          <w:rFonts w:ascii="TH SarabunPSK" w:eastAsia="TH Sarabun PSK" w:hAnsi="TH SarabunPSK" w:cs="TH SarabunPSK"/>
-          <w:color w:val="0070C0"/>
-          <w:sz w:val="32"/>
-          <w:szCs w:val="32"/>
-          <w:lang w:val="en-US"/>
-        </w:rPr>
-        <w:t xml:space="preserve">{{tick.licenseId.G5}} G5 Other License สัญญาอนุญาตให้ใช้ข้อมูลอื่น ๆ (ระบุ)</w:t>
-      </w:r>
-      <w:r>
-        <w:rPr>
-          <w:rFonts w:ascii="TH SarabunPSK" w:eastAsia="TH Sarabun PSK" w:hAnsi="TH SarabunPSK" w:cs="TH SarabunPSK"/>
-          <w:color w:val="0070C0"/>
-          <w:sz w:val="32"/>
-          <w:szCs w:val="32"/>
-          <w:lang w:val="en-US"/>
-        </w:rPr>
-        <w:t xml:space="preserve"/>
-      </w:r>
-      <w:r>
-        <w:rPr>
-          <w:rFonts w:ascii="TH SarabunPSK" w:eastAsia="TH Sarabun PSK" w:hAnsi="TH SarabunPSK" w:cs="TH SarabunPSK"/>
-          <w:color w:val="0070C0"/>
-          <w:sz w:val="32"/>
-          <w:szCs w:val="32"/>
-          <w:lang w:val="en-US"/>
-        </w:rPr>
-        <w:t xml:space="preserve"/>
-      </w:r>
-      <w:r>
-        <w:rPr>
-          <w:rFonts w:ascii="TH SarabunPSK" w:eastAsia="TH Sarabun PSK" w:hAnsi="TH SarabunPSK" w:cs="TH SarabunPSK" w:hint="cs"/>
-          <w:color w:val="0070C0"/>
-          <w:sz w:val="32"/>
-          <w:szCs w:val="32"/>
-          <w:cs/>
-          <w:lang w:val="en-US"/>
-        </w:rPr>
-        <w:t xml:space="preserve"/>
-      </w:r>
-      <w:r>
-        <w:rPr>
-          <w:rFonts w:ascii="TH SarabunPSK" w:eastAsia="TH Sarabun PSK" w:hAnsi="TH SarabunPSK" w:cs="TH SarabunPSK"/>
-          <w:color w:val="0070C0"/>
-          <w:sz w:val="32"/>
-          <w:szCs w:val="32"/>
-          <w:lang w:val="en-US"/>
-        </w:rPr>
-        <w:t xml:space="preserve"/>
-      </w:r>
-      <w:r>
-        <w:rPr>
-          <w:rFonts w:ascii="TH SarabunPSK" w:eastAsia="TH Sarabun PSK" w:hAnsi="TH SarabunPSK" w:cs="TH SarabunPSK" w:hint="cs"/>
-          <w:color w:val="0070C0"/>
-          <w:sz w:val="32"/>
-          <w:szCs w:val="32"/>
-          <w:cs/>
+          <w:color w:val="000000" w:themeColor="text1"/>
+          <w:sz w:val="32"/>
+          <w:szCs w:val="32"/>
+          <w:lang w:val="en-US"/>
+        </w:rPr>
+        <w:t xml:space="preserve">{{tick.licenseId.G5}} G5 Other License</w:t>
+      </w:r>
+      <w:r>
+        <w:rPr>
+          <w:rFonts w:ascii="TH SarabunPSK" w:eastAsia="TH Sarabun PSK" w:hAnsi="TH SarabunPSK" w:cs="TH SarabunPSK"/>
+          <w:color w:val="000000" w:themeColor="text1"/>
+          <w:sz w:val="32"/>
+          <w:szCs w:val="32"/>
           <w:lang w:val="en-US"/>
         </w:rPr>
         <w:t xml:space="preserve"/>
@@ -3058,106 +3533,214 @@
       <w:pPr>
         <w:numPr>
           <w:ilvl w:val="0"/>
-          <w:numId w:val="2"/>
+          <w:numId w:val="1"/>
         </w:numPr>
         <w:rPr>
           <w:rFonts w:ascii="TH SarabunPSK" w:eastAsia="TH Sarabun PSK" w:hAnsi="TH SarabunPSK" w:cs="TH SarabunPSK"/>
-          <w:color w:val="0070C0"/>
-          <w:sz w:val="32"/>
-          <w:szCs w:val="32"/>
-        </w:rPr>
-      </w:pPr>
+          <w:color w:val="000000" w:themeColor="text1"/>
+          <w:sz w:val="32"/>
+          <w:szCs w:val="32"/>
+        </w:rPr>
+      </w:pPr>
+      <w:r>
+        <w:rPr>
+          <w:rFonts w:ascii="TH SarabunPSK" w:eastAsia="TH Sarabun PSK" w:hAnsi="TH SarabunPSK" w:cs="TH SarabunPSK"/>
+          <w:color w:val="000000" w:themeColor="text1"/>
+          <w:sz w:val="32"/>
+          <w:szCs w:val="32"/>
+          <w:cs/>
+        </w:rPr>
+        <w:t>การจัดเก็บและส่งต่อข้อมูลดิบ</w:t>
+      </w:r>
+      <w:r>
+        <w:rPr>
+          <w:rFonts w:ascii="TH SarabunPSK" w:eastAsia="TH Sarabun PSK" w:hAnsi="TH SarabunPSK" w:cs="TH SarabunPSK"/>
+          <w:color w:val="000000" w:themeColor="text1"/>
+          <w:sz w:val="32"/>
+          <w:szCs w:val="32"/>
+          <w:cs/>
+        </w:rPr>
+        <w:t xml:space="preserve">ต้นฉบับ </w:t>
+      </w:r>
+      <w:r>
+        <w:rPr>
+          <w:rFonts w:ascii="TH SarabunPSK" w:eastAsia="TH Sarabun PSK" w:hAnsi="TH SarabunPSK" w:cs="TH SarabunPSK"/>
+          <w:color w:val="000000" w:themeColor="text1"/>
+          <w:sz w:val="32"/>
+          <w:szCs w:val="32"/>
+          <w:lang w:val="en-US"/>
+        </w:rPr>
+        <w:t>(original raw data)</w:t>
+      </w:r>
+    </w:p>
+    <w:p>
+      <w:pPr>
+        <w:ind w:left="720"/>
+        <w:rPr>
+          <w:rFonts w:ascii="TH SarabunPSK" w:eastAsia="TH Sarabun PSK" w:hAnsi="TH SarabunPSK" w:cs="TH SarabunPSK"/>
+          <w:color w:val="000000" w:themeColor="text1"/>
+          <w:sz w:val="32"/>
+          <w:szCs w:val="32"/>
+        </w:rPr>
+      </w:pPr>
+      <w:r>
+        <w:rPr>
+          <w:rFonts w:ascii="TH SarabunPSK" w:eastAsia="TH Sarabun PSK" w:hAnsi="TH SarabunPSK" w:cs="TH SarabunPSK"/>
+          <w:color w:val="000000" w:themeColor="text1"/>
+          <w:sz w:val="32"/>
+          <w:szCs w:val="32"/>
+          <w:lang w:val="en-US"/>
+        </w:rPr>
+        <w:t xml:space="preserve">15.1 </w:t>
+      </w:r>
       <w:r>
         <w:rPr>
           <w:rFonts w:ascii="TH SarabunPSK" w:eastAsia="TH Sarabun PSK" w:hAnsi="TH SarabunPSK" w:cs="TH SarabunPSK" w:hint="cs"/>
-          <w:color w:val="0070C0"/>
-          <w:sz w:val="32"/>
-          <w:szCs w:val="32"/>
-          <w:cs/>
-        </w:rPr>
-        <w:t>การจัดเก็บและส่งต่อข้อมูลดิบ</w:t>
+          <w:color w:val="000000" w:themeColor="text1"/>
+          <w:sz w:val="32"/>
+          <w:szCs w:val="32"/>
+          <w:cs/>
+        </w:rPr>
+        <w:t>ท่านอนุญาตให้สำนักงานยังคงจัดเก็บข้อมูลดิบต้นฉบับ</w:t>
       </w:r>
       <w:r>
         <w:rPr>
           <w:rFonts w:ascii="TH SarabunPSK" w:eastAsia="TH Sarabun PSK" w:hAnsi="TH SarabunPSK" w:cs="TH SarabunPSK" w:hint="cs"/>
-          <w:color w:val="0070C0"/>
-          <w:sz w:val="32"/>
-          <w:szCs w:val="32"/>
-          <w:cs/>
-        </w:rPr>
-        <w:t xml:space="preserve">ต้นฉบับ </w:t>
-      </w:r>
-      <w:r>
-        <w:rPr>
-          <w:rFonts w:ascii="TH SarabunPSK" w:eastAsia="TH Sarabun PSK" w:hAnsi="TH SarabunPSK" w:cs="TH SarabunPSK"/>
-          <w:color w:val="0070C0"/>
+          <w:color w:val="000000" w:themeColor="text1"/>
+          <w:sz w:val="32"/>
+          <w:szCs w:val="32"/>
+          <w:cs/>
+        </w:rPr>
+        <w:t xml:space="preserve"> </w:t>
+      </w:r>
+      <w:r>
+        <w:rPr>
+          <w:rFonts w:ascii="TH SarabunPSK" w:eastAsia="TH Sarabun PSK" w:hAnsi="TH SarabunPSK" w:cs="TH SarabunPSK"/>
+          <w:color w:val="000000" w:themeColor="text1"/>
           <w:sz w:val="32"/>
           <w:szCs w:val="32"/>
           <w:lang w:val="en-US"/>
         </w:rPr>
         <w:t>(original raw data)</w:t>
       </w:r>
+      <w:r>
+        <w:rPr>
+          <w:rFonts w:ascii="TH SarabunPSK" w:eastAsia="TH Sarabun PSK" w:hAnsi="TH SarabunPSK" w:cs="TH SarabunPSK" w:hint="cs"/>
+          <w:color w:val="000000" w:themeColor="text1"/>
+          <w:sz w:val="32"/>
+          <w:szCs w:val="32"/>
+          <w:cs/>
+        </w:rPr>
+        <w:t xml:space="preserve"> แม้ถูกแปลงสภาพแล้วหรือไม่</w:t>
+      </w:r>
+    </w:p>
+    <w:p>
+      <w:pPr>
+        <w:pStyle w:val="ListParagraph"/>
+        <w:rPr>
+          <w:rFonts w:ascii="TH SarabunPSK" w:eastAsia="TH Sarabun PSK" w:hAnsi="TH SarabunPSK" w:cs="TH SarabunPSK"/>
+          <w:color w:val="000000" w:themeColor="text1"/>
+          <w:sz w:val="32"/>
+          <w:szCs w:val="32"/>
+        </w:rPr>
+        <w:ind w:left="1440"/>
+      </w:pPr>
+      <w:r>
+        <w:rPr>
+          <w:rFonts w:ascii="TH SarabunPSK" w:eastAsia="TH Sarabun PSK" w:hAnsi="TH SarabunPSK" w:cs="TH SarabunPSK"/>
+          <w:color w:val="000000" w:themeColor="text1"/>
+          <w:sz w:val="32"/>
+          <w:szCs w:val="32"/>
+          <w:cs/>
+        </w:rPr>
+        <w:t xml:space="preserve">{{tick.allowOriginalRawDataRetention.true}} อนุญาต</w:t>
+      </w:r>
+    </w:p>
+    <w:p>
+      <w:pPr>
+        <w:pStyle w:val="ListParagraph"/>
+        <w:rPr>
+          <w:rFonts w:ascii="TH SarabunPSK" w:eastAsia="TH Sarabun PSK" w:hAnsi="TH SarabunPSK" w:cs="TH SarabunPSK"/>
+          <w:color w:val="000000" w:themeColor="text1"/>
+          <w:sz w:val="32"/>
+          <w:szCs w:val="32"/>
+        </w:rPr>
+        <w:ind w:left="1440"/>
+      </w:pPr>
+      <w:r>
+        <w:rPr>
+          <w:rFonts w:ascii="TH SarabunPSK" w:eastAsia="TH Sarabun PSK" w:hAnsi="TH SarabunPSK" w:cs="TH SarabunPSK"/>
+          <w:color w:val="000000" w:themeColor="text1"/>
+          <w:sz w:val="32"/>
+          <w:szCs w:val="32"/>
+          <w:cs/>
+          <w:lang w:val="en-US"/>
+        </w:rPr>
+        <w:t xml:space="preserve">{{tick.allowOriginalRawDataRetention.false}} ไม่อนุญาต</w:t>
+      </w:r>
     </w:p>
     <w:p>
       <w:pPr>
         <w:ind w:left="720"/>
         <w:rPr>
           <w:rFonts w:ascii="TH SarabunPSK" w:eastAsia="TH Sarabun PSK" w:hAnsi="TH SarabunPSK" w:cs="TH SarabunPSK"/>
-          <w:color w:val="0070C0"/>
-          <w:sz w:val="32"/>
-          <w:szCs w:val="32"/>
-        </w:rPr>
-      </w:pPr>
-      <w:r>
-        <w:rPr>
-          <w:rFonts w:ascii="TH SarabunPSK" w:eastAsia="TH Sarabun PSK" w:hAnsi="TH SarabunPSK" w:cs="TH SarabunPSK"/>
-          <w:color w:val="0070C0"/>
-          <w:sz w:val="32"/>
-          <w:szCs w:val="32"/>
-          <w:lang w:val="en-US"/>
-        </w:rPr>
-        <w:lastRenderedPageBreak/>
-        <w:t xml:space="preserve">15.1 </w:t>
+          <w:color w:val="000000" w:themeColor="text1"/>
+          <w:sz w:val="32"/>
+          <w:szCs w:val="32"/>
+          <w:lang w:val="en-US"/>
+        </w:rPr>
+      </w:pPr>
+      <w:r>
+        <w:rPr>
+          <w:rFonts w:ascii="TH SarabunPSK" w:eastAsia="TH Sarabun PSK" w:hAnsi="TH SarabunPSK" w:cs="TH SarabunPSK"/>
+          <w:color w:val="000000" w:themeColor="text1"/>
+          <w:sz w:val="32"/>
+          <w:szCs w:val="32"/>
+          <w:lang w:val="en-US"/>
+        </w:rPr>
+        <w:t xml:space="preserve">15.2 </w:t>
       </w:r>
       <w:r>
         <w:rPr>
           <w:rFonts w:ascii="TH SarabunPSK" w:eastAsia="TH Sarabun PSK" w:hAnsi="TH SarabunPSK" w:cs="TH SarabunPSK" w:hint="cs"/>
-          <w:color w:val="0070C0"/>
-          <w:sz w:val="32"/>
-          <w:szCs w:val="32"/>
-          <w:cs/>
-        </w:rPr>
-        <w:t>ท่านอนุญาตให้สำนักงานยังคงจัดเก็บข้อมูลดิบต้นฉบับ</w:t>
+          <w:color w:val="000000" w:themeColor="text1"/>
+          <w:sz w:val="32"/>
+          <w:szCs w:val="32"/>
+          <w:cs/>
+        </w:rPr>
+        <w:t xml:space="preserve">กรณีต้องการให้สำนักงานเก็บข้อมูลดิบต้นฉบับ </w:t>
+      </w:r>
+      <w:r>
+        <w:rPr>
+          <w:rFonts w:ascii="TH SarabunPSK" w:eastAsia="TH Sarabun PSK" w:hAnsi="TH SarabunPSK" w:cs="TH SarabunPSK"/>
+          <w:color w:val="000000" w:themeColor="text1"/>
+          <w:sz w:val="32"/>
+          <w:szCs w:val="32"/>
+          <w:lang w:val="en-US"/>
+        </w:rPr>
+        <w:t xml:space="preserve">(original raw data) </w:t>
       </w:r>
       <w:r>
         <w:rPr>
           <w:rFonts w:ascii="TH SarabunPSK" w:eastAsia="TH Sarabun PSK" w:hAnsi="TH SarabunPSK" w:cs="TH SarabunPSK" w:hint="cs"/>
-          <w:color w:val="0070C0"/>
-          <w:sz w:val="32"/>
-          <w:szCs w:val="32"/>
-          <w:cs/>
-        </w:rPr>
-        <w:t xml:space="preserve"> </w:t>
-      </w:r>
-      <w:r>
-        <w:rPr>
-          <w:rFonts w:ascii="TH SarabunPSK" w:eastAsia="TH Sarabun PSK" w:hAnsi="TH SarabunPSK" w:cs="TH SarabunPSK"/>
-          <w:color w:val="0070C0"/>
-          <w:sz w:val="32"/>
-          <w:szCs w:val="32"/>
-          <w:lang w:val="en-US"/>
-        </w:rPr>
-        <w:t>(original raw data)</w:t>
+          <w:color w:val="000000" w:themeColor="text1"/>
+          <w:sz w:val="32"/>
+          <w:szCs w:val="32"/>
+          <w:cs/>
+          <w:lang w:val="en-US"/>
+        </w:rPr>
+        <w:t>ท่านอนุญาตให้สำนักงานส่งต่อข้อมูลดิบต้นฉบับนั้นให้แก่หน่วยงานของรัฐอื่น</w:t>
       </w:r>
       <w:r>
         <w:rPr>
           <w:rFonts w:ascii="TH SarabunPSK" w:eastAsia="TH Sarabun PSK" w:hAnsi="TH SarabunPSK" w:cs="TH SarabunPSK" w:hint="cs"/>
-          <w:color w:val="0070C0"/>
-          <w:sz w:val="32"/>
-          <w:szCs w:val="32"/>
-          <w:cs/>
-        </w:rPr>
-        <w:t xml:space="preserve"> แม้ถูกแปลงสภาพแล้วหรือไม่</w:t>
+          <w:color w:val="000000" w:themeColor="text1"/>
+          <w:sz w:val="32"/>
+          <w:szCs w:val="32"/>
+          <w:cs/>
+          <w:lang w:val="en-US"/>
+        </w:rPr>
+        <w:t>ใช้ประโยชน์หรือไม่</w:t>
       </w:r>
     </w:p>
     <w:p>
@@ -3165,23 +3748,21 @@
         <w:pStyle w:val="ListParagraph"/>
         <w:rPr>
           <w:rFonts w:ascii="TH SarabunPSK" w:eastAsia="TH Sarabun PSK" w:hAnsi="TH SarabunPSK" w:cs="TH SarabunPSK"/>
-          <w:color w:val="0070C0"/>
-          <w:sz w:val="32"/>
-          <w:szCs w:val="32"/>
-          <w:highlight w:val="yellow"/>
+          <w:color w:val="000000" w:themeColor="text1"/>
+          <w:sz w:val="32"/>
+          <w:szCs w:val="32"/>
         </w:rPr>
         <w:ind w:left="1440"/>
       </w:pPr>
       <w:r>
         <w:rPr>
           <w:rFonts w:ascii="TH SarabunPSK" w:eastAsia="TH Sarabun PSK" w:hAnsi="TH SarabunPSK" w:cs="TH SarabunPSK"/>
-          <w:color w:val="0070C0"/>
-          <w:sz w:val="32"/>
-          <w:szCs w:val="32"/>
-          <w:highlight w:val="yellow"/>
-          <w:cs/>
-        </w:rPr>
-        <w:t xml:space="preserve">{{tick.allowOriginalRawDataRetention.true}} เก็บ</w:t>
+          <w:color w:val="000000" w:themeColor="text1"/>
+          <w:sz w:val="32"/>
+          <w:szCs w:val="32"/>
+          <w:cs/>
+        </w:rPr>
+        <w:t xml:space="preserve">{{tick.allowOriginalRawDataSharing.true}} อนุญาต</w:t>
       </w:r>
     </w:p>
     <w:p>
@@ -3189,130 +3770,16 @@
         <w:pStyle w:val="ListParagraph"/>
         <w:rPr>
           <w:rFonts w:ascii="TH SarabunPSK" w:eastAsia="TH Sarabun PSK" w:hAnsi="TH SarabunPSK" w:cs="TH SarabunPSK"/>
-          <w:color w:val="0070C0"/>
-          <w:sz w:val="32"/>
-          <w:szCs w:val="32"/>
-          <w:highlight w:val="yellow"/>
+          <w:color w:val="000000" w:themeColor="text1"/>
+          <w:sz w:val="32"/>
+          <w:szCs w:val="32"/>
         </w:rPr>
         <w:ind w:left="1440"/>
       </w:pPr>
       <w:r>
         <w:rPr>
           <w:rFonts w:ascii="TH SarabunPSK" w:eastAsia="TH Sarabun PSK" w:hAnsi="TH SarabunPSK" w:cs="TH SarabunPSK"/>
-          <w:color w:val="0070C0"/>
-          <w:sz w:val="32"/>
-          <w:szCs w:val="32"/>
-          <w:highlight w:val="yellow"/>
-          <w:cs/>
-        </w:rPr>
-        <w:t xml:space="preserve">{{tick.allowOriginalRawDataRetention.false}} ไม่เก็บ</w:t>
-      </w:r>
-    </w:p>
-    <w:p>
-      <w:pPr>
-        <w:ind w:left="720"/>
-        <w:rPr>
-          <w:rFonts w:ascii="TH SarabunPSK" w:eastAsia="TH Sarabun PSK" w:hAnsi="TH SarabunPSK" w:cs="TH SarabunPSK"/>
-          <w:color w:val="0070C0"/>
-          <w:sz w:val="32"/>
-          <w:szCs w:val="32"/>
-          <w:lang w:val="en-US"/>
-        </w:rPr>
-      </w:pPr>
-      <w:r>
-        <w:rPr>
-          <w:rFonts w:ascii="TH SarabunPSK" w:eastAsia="TH Sarabun PSK" w:hAnsi="TH SarabunPSK" w:cs="TH SarabunPSK"/>
-          <w:color w:val="0070C0"/>
-          <w:sz w:val="32"/>
-          <w:szCs w:val="32"/>
-          <w:lang w:val="en-US"/>
-        </w:rPr>
-        <w:t xml:space="preserve">15.2 </w:t>
-      </w:r>
-      <w:r>
-        <w:rPr>
-          <w:rFonts w:ascii="TH SarabunPSK" w:eastAsia="TH Sarabun PSK" w:hAnsi="TH SarabunPSK" w:cs="TH SarabunPSK" w:hint="cs"/>
-          <w:color w:val="0070C0"/>
-          <w:sz w:val="32"/>
-          <w:szCs w:val="32"/>
-          <w:cs/>
-        </w:rPr>
-        <w:t xml:space="preserve">กรณีต้องการให้สำนักงานเก็บข้อมูลดิบต้นฉบับ </w:t>
-      </w:r>
-      <w:r>
-        <w:rPr>
-          <w:rFonts w:ascii="TH SarabunPSK" w:eastAsia="TH Sarabun PSK" w:hAnsi="TH SarabunPSK" w:cs="TH SarabunPSK"/>
-          <w:color w:val="0070C0"/>
-          <w:sz w:val="32"/>
-          <w:szCs w:val="32"/>
-          <w:lang w:val="en-US"/>
-        </w:rPr>
-        <w:t xml:space="preserve">(original raw data) </w:t>
-      </w:r>
-      <w:r>
-        <w:rPr>
-          <w:rFonts w:ascii="TH SarabunPSK" w:eastAsia="TH Sarabun PSK" w:hAnsi="TH SarabunPSK" w:cs="TH SarabunPSK" w:hint="cs"/>
-          <w:color w:val="0070C0"/>
-          <w:sz w:val="32"/>
-          <w:szCs w:val="32"/>
-          <w:cs/>
-          <w:lang w:val="en-US"/>
-        </w:rPr>
-        <w:t>ท่านอนุญาตให้สำนักงานส่งต่อข้อมูลดิบต้นฉบับนั้นให้แก่หน่วยงานของรัฐอื่น</w:t>
-      </w:r>
-      <w:r>
-        <w:rPr>
-          <w:rFonts w:ascii="TH SarabunPSK" w:eastAsia="TH Sarabun PSK" w:hAnsi="TH SarabunPSK" w:cs="TH SarabunPSK" w:hint="cs"/>
-          <w:color w:val="0070C0"/>
-          <w:sz w:val="32"/>
-          <w:szCs w:val="32"/>
-          <w:cs/>
-          <w:lang w:val="en-US"/>
-        </w:rPr>
-        <w:t>ใช้ประโยชน์หรือไม่</w:t>
-      </w:r>
-    </w:p>
-    <w:p>
-      <w:pPr>
-        <w:pStyle w:val="ListParagraph"/>
-        <w:rPr>
-          <w:rFonts w:ascii="TH SarabunPSK" w:eastAsia="TH Sarabun PSK" w:hAnsi="TH SarabunPSK" w:cs="TH SarabunPSK"/>
-          <w:color w:val="0070C0"/>
-          <w:sz w:val="32"/>
-          <w:szCs w:val="32"/>
-          <w:lang w:val="en-US"/>
-        </w:rPr>
-        <w:ind w:left="1440"/>
-      </w:pPr>
-      <w:r>
-        <w:rPr>
-          <w:rFonts w:ascii="TH SarabunPSK" w:eastAsia="TH Sarabun PSK" w:hAnsi="TH SarabunPSK" w:cs="TH SarabunPSK" w:hint="cs"/>
-          <w:color w:val="0070C0"/>
-          <w:sz w:val="32"/>
-          <w:szCs w:val="32"/>
-          <w:cs/>
-          <w:lang w:val="en-US"/>
-        </w:rPr>
-        <w:t xml:space="preserve">{{tick.allowOriginalRawDataSharing.true}} อนุญาต</w:t>
-      </w:r>
-    </w:p>
-    <w:p>
-      <w:pPr>
-        <w:pStyle w:val="ListParagraph"/>
-        <w:rPr>
-          <w:rFonts w:ascii="TH SarabunPSK" w:eastAsia="TH Sarabun PSK" w:hAnsi="TH SarabunPSK" w:cs="TH SarabunPSK"/>
-          <w:color w:val="0070C0"/>
-          <w:sz w:val="32"/>
-          <w:szCs w:val="32"/>
-          <w:cs/>
-          <w:lang w:val="en-US"/>
-        </w:rPr>
-        <w:ind w:left="1440"/>
-      </w:pPr>
-      <w:r>
-        <w:rPr>
-          <w:rFonts w:ascii="TH SarabunPSK" w:eastAsia="TH Sarabun PSK" w:hAnsi="TH SarabunPSK" w:cs="TH SarabunPSK" w:hint="cs"/>
-          <w:color w:val="0070C0"/>
+          <w:color w:val="000000" w:themeColor="text1"/>
           <w:sz w:val="32"/>
           <w:szCs w:val="32"/>
           <w:cs/>
@@ -3325,24 +3792,196 @@
       <w:pPr>
         <w:numPr>
           <w:ilvl w:val="0"/>
-          <w:numId w:val="2"/>
+          <w:numId w:val="1"/>
         </w:numPr>
         <w:rPr>
           <w:rFonts w:ascii="TH SarabunPSK" w:eastAsia="TH Sarabun PSK" w:hAnsi="TH SarabunPSK" w:cs="TH SarabunPSK"/>
-          <w:color w:val="0070C0"/>
-          <w:sz w:val="32"/>
-          <w:szCs w:val="32"/>
-        </w:rPr>
-      </w:pPr>
-      <w:r>
+          <w:color w:val="000000" w:themeColor="text1"/>
+          <w:sz w:val="32"/>
+          <w:szCs w:val="32"/>
+        </w:rPr>
+      </w:pPr>
+      <w:r>
+        <w:rPr>
+          <w:rFonts w:ascii="TH SarabunPSK" w:eastAsia="TH Sarabun PSK" w:hAnsi="TH SarabunPSK" w:cs="TH SarabunPSK"/>
+          <w:color w:val="000000" w:themeColor="text1"/>
+          <w:sz w:val="32"/>
+          <w:szCs w:val="32"/>
+          <w:cs/>
+        </w:rPr>
+        <w:t>การส่งต่อข้อมูลดิบแปลงสภาพ</w:t>
+      </w:r>
+    </w:p>
+    <w:p>
+      <w:pPr>
+        <w:ind w:left="720"/>
         <w:rPr>
           <w:rFonts w:ascii="TH SarabunPSK" w:eastAsia="TH Sarabun PSK" w:hAnsi="TH SarabunPSK" w:cs="TH SarabunPSK" w:hint="cs"/>
-          <w:color w:val="0070C0"/>
-          <w:sz w:val="32"/>
-          <w:szCs w:val="32"/>
-          <w:cs/>
-        </w:rPr>
-        <w:t>การส่งต่อข้อมูลดิบแปลงสภาพ</w:t>
+          <w:color w:val="000000" w:themeColor="text1"/>
+          <w:sz w:val="32"/>
+          <w:szCs w:val="32"/>
+          <w:cs/>
+        </w:rPr>
+      </w:pPr>
+      <w:r>
+        <w:rPr>
+          <w:rFonts w:ascii="TH SarabunPSK" w:eastAsia="TH Sarabun PSK" w:hAnsi="TH SarabunPSK" w:cs="TH SarabunPSK"/>
+          <w:color w:val="000000" w:themeColor="text1"/>
+          <w:sz w:val="32"/>
+          <w:szCs w:val="32"/>
+          <w:lang w:val="en-US"/>
+        </w:rPr>
+        <w:t xml:space="preserve">16.1 </w:t>
+      </w:r>
+      <w:r>
+        <w:rPr>
+          <w:rFonts w:ascii="TH SarabunPSK" w:eastAsia="TH Sarabun PSK" w:hAnsi="TH SarabunPSK" w:cs="TH SarabunPSK" w:hint="cs"/>
+          <w:color w:val="000000" w:themeColor="text1"/>
+          <w:sz w:val="32"/>
+          <w:szCs w:val="32"/>
+          <w:cs/>
+          <w:lang w:val="en-US"/>
+        </w:rPr>
+        <w:t>ท่านอนุญาตให้สำนักงานส่งต่อข้อมูลดิบแปลงสภาพที่สร้างจากข้อมูลดิบต้นฉบับของท่าน ไปยังระบบเชื่อมโยงข้อมูลอื่นหรือไม่</w:t>
+      </w:r>
+    </w:p>
+    <w:p>
+      <w:pPr>
+        <w:pStyle w:val="ListParagraph"/>
+        <w:rPr>
+          <w:rFonts w:ascii="TH SarabunPSK" w:eastAsia="TH Sarabun PSK" w:hAnsi="TH SarabunPSK" w:cs="TH SarabunPSK"/>
+          <w:color w:val="000000" w:themeColor="text1"/>
+          <w:sz w:val="32"/>
+          <w:szCs w:val="32"/>
+        </w:rPr>
+        <w:ind w:left="1440"/>
+      </w:pPr>
+      <w:r>
+        <w:rPr>
+          <w:rFonts w:ascii="TH SarabunPSK" w:eastAsia="TH Sarabun PSK" w:hAnsi="TH SarabunPSK" w:cs="TH SarabunPSK"/>
+          <w:color w:val="000000" w:themeColor="text1"/>
+          <w:sz w:val="32"/>
+          <w:szCs w:val="32"/>
+          <w:cs/>
+        </w:rPr>
+        <w:t xml:space="preserve">{{tick.allowTransformedRawDataSharing.true}} อนุญาต</w:t>
+      </w:r>
+    </w:p>
+    <w:p>
+      <w:pPr>
+        <w:pStyle w:val="ListParagraph"/>
+        <w:rPr>
+          <w:rFonts w:ascii="TH SarabunPSK" w:eastAsia="TH Sarabun PSK" w:hAnsi="TH SarabunPSK" w:cs="TH SarabunPSK" w:hint="cs"/>
+          <w:sz w:val="32"/>
+          <w:szCs w:val="32"/>
+          <w:highlight w:val="yellow"/>
+        </w:rPr>
+        <w:ind w:left="1440"/>
+      </w:pPr>
+      <w:r>
+        <w:rPr>
+          <w:rFonts w:ascii="TH SarabunPSK" w:eastAsia="TH Sarabun PSK" w:hAnsi="TH SarabunPSK" w:cs="TH SarabunPSK"/>
+          <w:sz w:val="32"/>
+          <w:szCs w:val="32"/>
+          <w:highlight w:val="yellow"/>
+          <w:cs/>
+        </w:rPr>
+        <w:lastRenderedPageBreak/>
+        <w:t xml:space="preserve">ระบุระบบเชื่อมโยงข้อมูลที่อนุญาต (หากไม่ระบุถือว่าอนุญาตให้ส่งต่อได้ทุกระบบ) {{dataset.transformedSharingPlatforms}}</w:t>
+      </w:r>
+      <w:r>
+        <w:rPr>
+          <w:rFonts w:ascii="TH SarabunPSK" w:eastAsia="TH Sarabun PSK" w:hAnsi="TH SarabunPSK" w:cs="TH SarabunPSK"/>
+          <w:sz w:val="32"/>
+          <w:szCs w:val="32"/>
+          <w:highlight w:val="yellow"/>
+        </w:rPr>
+        <w:t xml:space="preserve"/>
+      </w:r>
+      <w:r>
+        <w:rPr>
+          <w:rFonts w:ascii="TH SarabunPSK" w:eastAsia="TH Sarabun PSK" w:hAnsi="TH SarabunPSK" w:cs="TH SarabunPSK"/>
+          <w:sz w:val="32"/>
+          <w:szCs w:val="32"/>
+          <w:highlight w:val="yellow"/>
+          <w:cs/>
+        </w:rPr>
+        <w:t xml:space="preserve"/>
+      </w:r>
+      <w:r>
+        <w:rPr>
+          <w:rFonts w:ascii="TH SarabunPSK" w:eastAsia="TH Sarabun PSK" w:hAnsi="TH SarabunPSK" w:cs="TH SarabunPSK"/>
+          <w:sz w:val="32"/>
+          <w:szCs w:val="32"/>
+          <w:highlight w:val="yellow"/>
+          <w:cs/>
+        </w:rPr>
+        <w:t xml:space="preserve"/>
+      </w:r>
+      <w:r>
+        <w:rPr>
+          <w:highlight w:val="yellow"/>
+        </w:rPr>
+        <w:br/>
+      </w:r>
+      <w:r>
+        <w:rPr>
+          <w:rFonts w:ascii="TH SarabunPSK" w:eastAsia="TH Sarabun PSK" w:hAnsi="TH SarabunPSK" w:cs="TH SarabunPSK"/>
+          <w:sz w:val="32"/>
+          <w:szCs w:val="32"/>
+          <w:highlight w:val="yellow"/>
+        </w:rPr>
+        <w:t xml:space="preserve"/>
+      </w:r>
+      <w:r>
+        <w:rPr>
+          <w:rFonts w:ascii="TH SarabunPSK" w:eastAsia="TH Sarabun PSK" w:hAnsi="TH SarabunPSK" w:cs="TH SarabunPSK"/>
+          <w:sz w:val="32"/>
+          <w:szCs w:val="32"/>
+          <w:highlight w:val="yellow"/>
+        </w:rPr>
+        <w:t xml:space="preserve"/>
+      </w:r>
+      <w:r>
+        <w:rPr>
+          <w:rFonts w:ascii="TH SarabunPSK" w:eastAsia="TH Sarabun PSK" w:hAnsi="TH SarabunPSK" w:cs="TH SarabunPSK"/>
+          <w:sz w:val="32"/>
+          <w:szCs w:val="32"/>
+          <w:highlight w:val="yellow"/>
+        </w:rPr>
+        <w:t xml:space="preserve"/>
+      </w:r>
+      <w:r>
+        <w:rPr>
+          <w:rFonts w:ascii="TH SarabunPSK" w:eastAsia="TH Sarabun PSK" w:hAnsi="TH SarabunPSK" w:cs="TH SarabunPSK"/>
+          <w:sz w:val="32"/>
+          <w:szCs w:val="32"/>
+          <w:highlight w:val="yellow"/>
+        </w:rPr>
+        <w:t xml:space="preserve"/>
+      </w:r>
+    </w:p>
+    <w:p>
+      <w:pPr>
+        <w:pStyle w:val="ListParagraph"/>
+        <w:rPr>
+          <w:rFonts w:ascii="TH SarabunPSK" w:eastAsia="TH Sarabun PSK" w:hAnsi="TH SarabunPSK" w:cs="TH SarabunPSK"/>
+          <w:color w:val="000000" w:themeColor="text1"/>
+          <w:sz w:val="32"/>
+          <w:szCs w:val="32"/>
+        </w:rPr>
+        <w:ind w:left="1440"/>
+      </w:pPr>
+      <w:r>
+        <w:rPr>
+          <w:rFonts w:ascii="TH SarabunPSK" w:eastAsia="TH Sarabun PSK" w:hAnsi="TH SarabunPSK" w:cs="TH SarabunPSK"/>
+          <w:color w:val="000000" w:themeColor="text1"/>
+          <w:sz w:val="32"/>
+          <w:szCs w:val="32"/>
+          <w:cs/>
+          <w:lang w:val="en-US"/>
+        </w:rPr>
+        <w:t xml:space="preserve">{{tick.allowTransformedRawDataSharing.false}} ไม่อนุญาต</w:t>
       </w:r>
     </w:p>
     <w:p>
@@ -3350,31 +3989,64 @@
         <w:ind w:left="720"/>
         <w:rPr>
           <w:rFonts w:ascii="TH SarabunPSK" w:eastAsia="TH Sarabun PSK" w:hAnsi="TH SarabunPSK" w:cs="TH SarabunPSK"/>
-          <w:color w:val="0070C0"/>
-          <w:sz w:val="32"/>
-          <w:szCs w:val="32"/>
-        </w:rPr>
-      </w:pPr>
-      <w:r>
-        <w:rPr>
-          <w:rFonts w:ascii="TH SarabunPSK" w:eastAsia="TH Sarabun PSK" w:hAnsi="TH SarabunPSK" w:cs="TH SarabunPSK"/>
-          <w:color w:val="0070C0"/>
-          <w:sz w:val="32"/>
-          <w:szCs w:val="32"/>
-          <w:lang w:val="en-US"/>
-        </w:rPr>
-        <w:t xml:space="preserve">16.1 </w:t>
+          <w:color w:val="000000" w:themeColor="text1"/>
+          <w:sz w:val="32"/>
+          <w:szCs w:val="32"/>
+          <w:lang w:val="en-US"/>
+        </w:rPr>
+      </w:pPr>
+      <w:r>
+        <w:rPr>
+          <w:rFonts w:ascii="TH SarabunPSK" w:eastAsia="TH Sarabun PSK" w:hAnsi="TH SarabunPSK" w:cs="TH SarabunPSK"/>
+          <w:color w:val="000000" w:themeColor="text1"/>
+          <w:sz w:val="32"/>
+          <w:szCs w:val="32"/>
+          <w:lang w:val="en-US"/>
+        </w:rPr>
+        <w:t xml:space="preserve">16.2 </w:t>
       </w:r>
       <w:r>
         <w:rPr>
           <w:rFonts w:ascii="TH SarabunPSK" w:eastAsia="TH Sarabun PSK" w:hAnsi="TH SarabunPSK" w:cs="TH SarabunPSK" w:hint="cs"/>
-          <w:color w:val="0070C0"/>
-          <w:sz w:val="32"/>
-          <w:szCs w:val="32"/>
-          <w:cs/>
-          <w:lang w:val="en-US"/>
-        </w:rPr>
-        <w:t>ท่านอนุญาตให้สำนักงานส่งต่อข้อมูลดิบแปลงสภาพที่สร้างจากข้อมูลดิบต้นฉบับของท่าน ไปยังระบบเชื่อมโยงข้อมูลอื่นหรือไม่</w:t>
+          <w:color w:val="000000" w:themeColor="text1"/>
+          <w:sz w:val="32"/>
+          <w:szCs w:val="32"/>
+          <w:cs/>
+          <w:lang w:val="en-US"/>
+        </w:rPr>
+        <w:t>ท่านอนุญาตให้สำนักงานส่งต่อข้อมูลดิบแปลงสภาพที่สร้างจากข้อมูลดิบต้นฉบับของท่าน ไปยัง</w:t>
+      </w:r>
+      <w:r>
+        <w:rPr>
+          <w:rFonts w:ascii="TH SarabunPSK" w:eastAsia="TH Sarabun PSK" w:hAnsi="TH SarabunPSK" w:cs="TH SarabunPSK"/>
+          <w:color w:val="000000" w:themeColor="text1"/>
+          <w:sz w:val="32"/>
+          <w:szCs w:val="32"/>
+          <w:cs/>
+          <w:lang w:val="en-US"/>
+        </w:rPr>
+        <w:t xml:space="preserve"> ศูนย์แลกเปลี่ยนข้อมูลกลางภาครัฐ (</w:t>
+      </w:r>
+      <w:r>
+        <w:rPr>
+          <w:rFonts w:ascii="TH SarabunPSK" w:eastAsia="TH Sarabun PSK" w:hAnsi="TH SarabunPSK" w:cs="TH SarabunPSK"/>
+          <w:color w:val="000000" w:themeColor="text1"/>
+          <w:sz w:val="32"/>
+          <w:szCs w:val="32"/>
+          <w:lang w:val="en-US"/>
+        </w:rPr>
+        <w:t xml:space="preserve">Government Data Exchange) (GDX) </w:t>
+      </w:r>
+      <w:r>
+        <w:rPr>
+          <w:rFonts w:ascii="TH SarabunPSK" w:eastAsia="TH Sarabun PSK" w:hAnsi="TH SarabunPSK" w:cs="TH SarabunPSK" w:hint="cs"/>
+          <w:color w:val="000000" w:themeColor="text1"/>
+          <w:sz w:val="32"/>
+          <w:szCs w:val="32"/>
+          <w:cs/>
+          <w:lang w:val="en-US"/>
+        </w:rPr>
+        <w:t>หรือไม่</w:t>
       </w:r>
     </w:p>
     <w:p>
@@ -3382,7 +4054,7 @@
         <w:pStyle w:val="ListParagraph"/>
         <w:rPr>
           <w:rFonts w:ascii="TH SarabunPSK" w:eastAsia="TH Sarabun PSK" w:hAnsi="TH SarabunPSK" w:cs="TH SarabunPSK"/>
-          <w:color w:val="0070C0"/>
+          <w:color w:val="000000" w:themeColor="text1"/>
           <w:sz w:val="32"/>
           <w:szCs w:val="32"/>
         </w:rPr>
@@ -3390,13 +4062,13 @@
       </w:pPr>
       <w:r>
         <w:rPr>
-          <w:rFonts w:ascii="TH SarabunPSK" w:eastAsia="TH Sarabun PSK" w:hAnsi="TH SarabunPSK" w:cs="TH SarabunPSK" w:hint="cs"/>
-          <w:color w:val="0070C0"/>
-          <w:sz w:val="32"/>
-          <w:szCs w:val="32"/>
-          <w:cs/>
-        </w:rPr>
-        <w:t xml:space="preserve">{{tick.allowTransformedRawDataSharing.true}} อนุญาต</w:t>
+          <w:rFonts w:ascii="TH SarabunPSK" w:eastAsia="TH Sarabun PSK" w:hAnsi="TH SarabunPSK" w:cs="TH SarabunPSK"/>
+          <w:color w:val="000000" w:themeColor="text1"/>
+          <w:sz w:val="32"/>
+          <w:szCs w:val="32"/>
+          <w:cs/>
+        </w:rPr>
+        <w:t xml:space="preserve">{{tick.allowTransformedRawDataGdxSharing.true}} อนุญาต</w:t>
       </w:r>
     </w:p>
     <w:p>
@@ -3404,7 +4076,7 @@
         <w:pStyle w:val="ListParagraph"/>
         <w:rPr>
           <w:rFonts w:ascii="TH SarabunPSK" w:eastAsia="TH Sarabun PSK" w:hAnsi="TH SarabunPSK" w:cs="TH SarabunPSK"/>
-          <w:color w:val="0070C0"/>
+          <w:color w:val="000000" w:themeColor="text1"/>
           <w:sz w:val="32"/>
           <w:szCs w:val="32"/>
         </w:rPr>
@@ -3412,120 +4084,12 @@
       </w:pPr>
       <w:r>
         <w:rPr>
-          <w:rFonts w:ascii="TH SarabunPSK" w:eastAsia="TH Sarabun PSK" w:hAnsi="TH SarabunPSK" w:cs="TH SarabunPSK" w:hint="cs"/>
-          <w:color w:val="0070C0"/>
-          <w:sz w:val="32"/>
-          <w:szCs w:val="32"/>
-          <w:cs/>
-        </w:rPr>
-        <w:t xml:space="preserve">{{tick.allowTransformedRawDataSharing.false}} ไม่อนุญาต</w:t>
-      </w:r>
-    </w:p>
-    <w:p>
-      <w:pPr>
-        <w:ind w:left="720"/>
-        <w:rPr>
-          <w:rFonts w:ascii="TH SarabunPSK" w:eastAsia="TH Sarabun PSK" w:hAnsi="TH SarabunPSK" w:cs="TH SarabunPSK"/>
-          <w:color w:val="0070C0"/>
-          <w:sz w:val="32"/>
-          <w:szCs w:val="32"/>
-          <w:lang w:val="en-US"/>
-        </w:rPr>
-      </w:pPr>
-      <w:r>
-        <w:rPr>
-          <w:rFonts w:ascii="TH SarabunPSK" w:eastAsia="TH Sarabun PSK" w:hAnsi="TH SarabunPSK" w:cs="TH SarabunPSK"/>
-          <w:color w:val="0070C0"/>
-          <w:sz w:val="32"/>
-          <w:szCs w:val="32"/>
-          <w:lang w:val="en-US"/>
-        </w:rPr>
-        <w:t xml:space="preserve">16.2 </w:t>
-      </w:r>
-      <w:r>
-        <w:rPr>
-          <w:rFonts w:ascii="TH SarabunPSK" w:eastAsia="TH Sarabun PSK" w:hAnsi="TH SarabunPSK" w:cs="TH SarabunPSK" w:hint="cs"/>
-          <w:color w:val="0070C0"/>
-          <w:sz w:val="32"/>
-          <w:szCs w:val="32"/>
-          <w:cs/>
-          <w:lang w:val="en-US"/>
-        </w:rPr>
-        <w:t>ท่านอนุญาตให้สำนักงานส่งต่อข้อมูลดิบแปลงสภาพที่สร้างจากข้อมูลดิบต้นฉบับของท่าน ไปยัง</w:t>
-      </w:r>
-      <w:r>
-        <w:rPr>
-          <w:rFonts w:ascii="TH SarabunPSK" w:eastAsia="TH Sarabun PSK" w:hAnsi="TH SarabunPSK" w:cs="TH SarabunPSK"/>
-          <w:color w:val="0070C0"/>
-          <w:sz w:val="32"/>
-          <w:szCs w:val="32"/>
-          <w:cs/>
-          <w:lang w:val="en-US"/>
-        </w:rPr>
-        <w:t xml:space="preserve"> ศูนย์แลกเปลี่ยนข้อมูลกลางภาครัฐ (</w:t>
-      </w:r>
-      <w:r>
-        <w:rPr>
-          <w:rFonts w:ascii="TH SarabunPSK" w:eastAsia="TH Sarabun PSK" w:hAnsi="TH SarabunPSK" w:cs="TH SarabunPSK"/>
-          <w:color w:val="0070C0"/>
-          <w:sz w:val="32"/>
-          <w:szCs w:val="32"/>
-          <w:lang w:val="en-US"/>
-        </w:rPr>
-        <w:t xml:space="preserve">Government Data Exchange) (GDX) </w:t>
-      </w:r>
-      <w:r>
-        <w:rPr>
-          <w:rFonts w:ascii="TH SarabunPSK" w:eastAsia="TH Sarabun PSK" w:hAnsi="TH SarabunPSK" w:cs="TH SarabunPSK" w:hint="cs"/>
-          <w:color w:val="0070C0"/>
-          <w:sz w:val="32"/>
-          <w:szCs w:val="32"/>
-          <w:cs/>
-          <w:lang w:val="en-US"/>
-        </w:rPr>
-        <w:t>หรือไม่</w:t>
-      </w:r>
-    </w:p>
-    <w:p>
-      <w:pPr>
-        <w:pStyle w:val="ListParagraph"/>
-        <w:rPr>
-          <w:rFonts w:ascii="TH SarabunPSK" w:eastAsia="TH Sarabun PSK" w:hAnsi="TH SarabunPSK" w:cs="TH SarabunPSK"/>
-          <w:color w:val="0070C0"/>
-          <w:sz w:val="32"/>
-          <w:szCs w:val="32"/>
-        </w:rPr>
-        <w:ind w:left="1440"/>
-      </w:pPr>
-      <w:r>
-        <w:rPr>
-          <w:rFonts w:ascii="TH SarabunPSK" w:eastAsia="TH Sarabun PSK" w:hAnsi="TH SarabunPSK" w:cs="TH SarabunPSK" w:hint="cs"/>
-          <w:color w:val="0070C0"/>
-          <w:sz w:val="32"/>
-          <w:szCs w:val="32"/>
-          <w:cs/>
-        </w:rPr>
-        <w:t xml:space="preserve">{{tick.allowTransformedRawDataGdxSharing.true}} อนุญาต</w:t>
-      </w:r>
-    </w:p>
-    <w:p>
-      <w:pPr>
-        <w:pStyle w:val="ListParagraph"/>
-        <w:rPr>
-          <w:rFonts w:ascii="TH SarabunPSK" w:eastAsia="TH Sarabun PSK" w:hAnsi="TH SarabunPSK" w:cs="TH SarabunPSK"/>
-          <w:color w:val="0070C0"/>
-          <w:sz w:val="32"/>
-          <w:szCs w:val="32"/>
-        </w:rPr>
-        <w:ind w:left="1440"/>
-      </w:pPr>
-      <w:r>
-        <w:rPr>
-          <w:rFonts w:ascii="TH SarabunPSK" w:eastAsia="TH Sarabun PSK" w:hAnsi="TH SarabunPSK" w:cs="TH SarabunPSK" w:hint="cs"/>
-          <w:color w:val="0070C0"/>
-          <w:sz w:val="32"/>
-          <w:szCs w:val="32"/>
-          <w:cs/>
+          <w:rFonts w:ascii="TH SarabunPSK" w:eastAsia="TH Sarabun PSK" w:hAnsi="TH SarabunPSK" w:cs="TH SarabunPSK"/>
+          <w:color w:val="000000" w:themeColor="text1"/>
+          <w:sz w:val="32"/>
+          <w:szCs w:val="32"/>
+          <w:cs/>
+          <w:lang w:val="en-US"/>
         </w:rPr>
         <w:t xml:space="preserve">{{tick.allowTransformedRawDataGdxSharing.false}} ไม่อนุญาต</w:t>
       </w:r>
@@ -3534,19 +4098,19 @@
       <w:pPr>
         <w:numPr>
           <w:ilvl w:val="0"/>
-          <w:numId w:val="2"/>
+          <w:numId w:val="1"/>
         </w:numPr>
         <w:rPr>
           <w:rFonts w:ascii="TH SarabunPSK" w:eastAsia="TH Sarabun PSK" w:hAnsi="TH SarabunPSK" w:cs="TH SarabunPSK"/>
-          <w:color w:val="0070C0"/>
-          <w:sz w:val="32"/>
-          <w:szCs w:val="32"/>
-        </w:rPr>
-      </w:pPr>
-      <w:r>
-        <w:rPr>
-          <w:rFonts w:ascii="TH SarabunPSK" w:eastAsia="TH Sarabun PSK" w:hAnsi="TH SarabunPSK" w:cs="TH SarabunPSK" w:hint="cs"/>
-          <w:color w:val="0070C0"/>
+          <w:color w:val="000000" w:themeColor="text1"/>
+          <w:sz w:val="32"/>
+          <w:szCs w:val="32"/>
+        </w:rPr>
+      </w:pPr>
+      <w:r>
+        <w:rPr>
+          <w:rFonts w:ascii="TH SarabunPSK" w:eastAsia="TH Sarabun PSK" w:hAnsi="TH SarabunPSK" w:cs="TH SarabunPSK"/>
+          <w:color w:val="000000" w:themeColor="text1"/>
           <w:sz w:val="32"/>
           <w:szCs w:val="32"/>
           <w:cs/>
@@ -3555,8 +4119,8 @@
       </w:r>
       <w:r>
         <w:rPr>
-          <w:rFonts w:ascii="TH SarabunPSK" w:eastAsia="TH Sarabun PSK" w:hAnsi="TH SarabunPSK" w:cs="TH SarabunPSK" w:hint="cs"/>
-          <w:color w:val="0070C0"/>
+          <w:rFonts w:ascii="TH SarabunPSK" w:eastAsia="TH Sarabun PSK" w:hAnsi="TH SarabunPSK" w:cs="TH SarabunPSK"/>
+          <w:color w:val="000000" w:themeColor="text1"/>
           <w:sz w:val="32"/>
           <w:szCs w:val="32"/>
           <w:cs/>
@@ -3566,7 +4130,7 @@
       <w:r>
         <w:rPr>
           <w:rFonts w:ascii="TH SarabunPSK" w:eastAsia="TH Sarabun PSK" w:hAnsi="TH SarabunPSK" w:cs="TH SarabunPSK"/>
-          <w:color w:val="0070C0"/>
+          <w:color w:val="000000" w:themeColor="text1"/>
           <w:sz w:val="32"/>
           <w:szCs w:val="32"/>
           <w:lang w:val="en-US"/>
@@ -3575,8 +4139,8 @@
       </w:r>
       <w:r>
         <w:rPr>
-          <w:rFonts w:ascii="TH SarabunPSK" w:eastAsia="TH Sarabun PSK" w:hAnsi="TH SarabunPSK" w:cs="TH SarabunPSK" w:hint="cs"/>
-          <w:color w:val="0070C0"/>
+          <w:rFonts w:ascii="TH SarabunPSK" w:eastAsia="TH Sarabun PSK" w:hAnsi="TH SarabunPSK" w:cs="TH SarabunPSK"/>
+          <w:color w:val="000000" w:themeColor="text1"/>
           <w:sz w:val="32"/>
           <w:szCs w:val="32"/>
           <w:cs/>
@@ -3586,8 +4150,8 @@
       </w:r>
       <w:r>
         <w:rPr>
-          <w:rFonts w:ascii="TH SarabunPSK" w:eastAsia="TH Sarabun PSK" w:hAnsi="TH SarabunPSK" w:cs="TH SarabunPSK" w:hint="cs"/>
-          <w:color w:val="0070C0"/>
+          <w:rFonts w:ascii="TH SarabunPSK" w:eastAsia="TH Sarabun PSK" w:hAnsi="TH SarabunPSK" w:cs="TH SarabunPSK"/>
+          <w:color w:val="000000" w:themeColor="text1"/>
           <w:sz w:val="32"/>
           <w:szCs w:val="32"/>
           <w:cs/>
@@ -3601,7 +4165,7 @@
         <w:pStyle w:val="ListParagraph"/>
         <w:rPr>
           <w:rFonts w:ascii="TH SarabunPSK" w:eastAsia="TH Sarabun PSK" w:hAnsi="TH SarabunPSK" w:cs="TH SarabunPSK"/>
-          <w:color w:val="0070C0"/>
+          <w:color w:val="000000" w:themeColor="text1"/>
           <w:sz w:val="32"/>
           <w:szCs w:val="32"/>
         </w:rPr>
@@ -3609,8 +4173,8 @@
       </w:pPr>
       <w:r>
         <w:rPr>
-          <w:rFonts w:ascii="TH SarabunPSK" w:eastAsia="TH Sarabun PSK" w:hAnsi="TH SarabunPSK" w:cs="TH SarabunPSK" w:hint="cs"/>
-          <w:color w:val="0070C0"/>
+          <w:rFonts w:ascii="TH SarabunPSK" w:eastAsia="TH Sarabun PSK" w:hAnsi="TH SarabunPSK" w:cs="TH SarabunPSK"/>
+          <w:color w:val="000000" w:themeColor="text1"/>
           <w:sz w:val="32"/>
           <w:szCs w:val="32"/>
           <w:cs/>
@@ -3623,7 +4187,7 @@
         <w:pStyle w:val="ListParagraph"/>
         <w:rPr>
           <w:rFonts w:ascii="TH SarabunPSK" w:eastAsia="TH Sarabun PSK" w:hAnsi="TH SarabunPSK" w:cs="TH SarabunPSK"/>
-          <w:color w:val="0070C0"/>
+          <w:color w:val="000000" w:themeColor="text1"/>
           <w:sz w:val="32"/>
           <w:szCs w:val="32"/>
         </w:rPr>
@@ -3631,11 +4195,12 @@
       </w:pPr>
       <w:r>
         <w:rPr>
-          <w:rFonts w:ascii="TH SarabunPSK" w:eastAsia="TH Sarabun PSK" w:hAnsi="TH SarabunPSK" w:cs="TH SarabunPSK" w:hint="cs"/>
-          <w:color w:val="0070C0"/>
-          <w:sz w:val="32"/>
-          <w:szCs w:val="32"/>
-          <w:cs/>
+          <w:rFonts w:ascii="TH SarabunPSK" w:eastAsia="TH Sarabun PSK" w:hAnsi="TH SarabunPSK" w:cs="TH SarabunPSK"/>
+          <w:color w:val="000000" w:themeColor="text1"/>
+          <w:sz w:val="32"/>
+          <w:szCs w:val="32"/>
+          <w:cs/>
+          <w:lang w:val="en-US"/>
         </w:rPr>
         <w:t xml:space="preserve">{{tick.allowAggregatedDataSharing.false}} ไม่อนุญาต</w:t>
       </w:r>
@@ -3645,66 +4210,97 @@
         <w:pStyle w:val="ListParagraph"/>
         <w:numPr>
           <w:ilvl w:val="0"/>
-          <w:numId w:val="2"/>
+          <w:numId w:val="1"/>
         </w:numPr>
         <w:jc w:val="thaiDistribute"/>
         <w:rPr>
           <w:rFonts w:ascii="TH SarabunPSK" w:eastAsia="TH Sarabun PSK" w:hAnsi="TH SarabunPSK" w:cs="TH SarabunPSK"/>
-          <w:color w:val="000000"/>
-          <w:sz w:val="32"/>
-          <w:szCs w:val="32"/>
-        </w:rPr>
-      </w:pPr>
-      <w:r>
-        <w:rPr>
-          <w:rFonts w:ascii="TH SarabunPSK" w:eastAsia="TH Sarabun PSK" w:hAnsi="TH SarabunPSK" w:cs="TH SarabunPSK"/>
-          <w:color w:val="000000"/>
-          <w:sz w:val="32"/>
-          <w:szCs w:val="32"/>
-        </w:rPr>
-        <w:t>มอบหมายให้ สขญ. ประมวลผลข้อมูลส่วนบุคคลซึ่งเป็นข้อมูลดิบต้นฉบับ (original raw data) แปลงสภาพให้เป็นข้อมูลที่ไม่สามารถระบุตัวตนได้ เพื่อการใช้ประโยชน์ข้อมูลเชิงวิเคราะห์ต่อไป</w:t>
-      </w:r>
-      <w:r>
-        <w:rPr>
-          <w:rFonts w:ascii="TH SarabunPSK" w:eastAsia="TH Sarabun PSK" w:hAnsi="TH SarabunPSK" w:cs="TH SarabunPSK"/>
-          <w:color w:val="000000"/>
+          <w:color w:val="000000" w:themeColor="text1"/>
+          <w:sz w:val="32"/>
+          <w:szCs w:val="32"/>
+        </w:rPr>
+      </w:pPr>
+      <w:r>
+        <w:rPr>
+          <w:rFonts w:ascii="TH SarabunPSK" w:eastAsia="TH Sarabun PSK" w:hAnsi="TH SarabunPSK" w:cs="TH SarabunPSK"/>
+          <w:color w:val="000000" w:themeColor="text1"/>
+          <w:sz w:val="32"/>
+          <w:szCs w:val="32"/>
+        </w:rPr>
+        <w:t xml:space="preserve">(กรณีข้อ 13.2 ระบุว่าชุดข้อมูลนี้มีข้อมูลส่วนบุคคล) </w:t>
+      </w:r>
+      <w:r>
+        <w:rPr>
+          <w:rFonts w:ascii="TH SarabunPSK" w:eastAsia="TH Sarabun PSK" w:hAnsi="TH SarabunPSK" w:cs="TH SarabunPSK"/>
+          <w:color w:val="000000" w:themeColor="text1"/>
+          <w:sz w:val="32"/>
+          <w:szCs w:val="32"/>
+        </w:rPr>
+        <w:t xml:space="preserve">มอบหมายให้ สขญ. ประมวลผลข้อมูลส่วนบุคคลซึ่งเป็นข้อมูลดิบต้นฉบับ </w:t>
+      </w:r>
+      <w:r>
+        <w:rPr>
+          <w:rFonts w:ascii="TH SarabunPSK" w:eastAsia="TH Sarabun PSK" w:hAnsi="TH SarabunPSK" w:cs="TH SarabunPSK"/>
+          <w:color w:val="000000" w:themeColor="text1"/>
+          <w:sz w:val="32"/>
+          <w:szCs w:val="32"/>
+          <w:lang w:val="en-US"/>
+        </w:rPr>
+        <w:t>(original raw data) แปลงสภาพให้เป็นข้อมูลที่ไม่สามารถระบุตัวตนได้ เพื่อการใช้ประโยชนข้อมูลเชิงวิเคราะห์ต่อไป</w:t>
+      </w:r>
+      <w:r>
+        <w:rPr>
+          <w:rFonts w:ascii="TH SarabunPSK" w:eastAsia="TH Sarabun PSK" w:hAnsi="TH SarabunPSK" w:cs="TH SarabunPSK"/>
+          <w:color w:val="000000" w:themeColor="text1"/>
+          <w:sz w:val="32"/>
+          <w:szCs w:val="32"/>
+        </w:rPr>
+        <w:t xml:space="preserve"> โดยถือว่าหน่วยงานผู้ส่งข้อมูลอยู่ในฐานะ “ผู้ควบคุมข้อมูลส่วนบุคคล” และ สขญ. อยู่ในฐานะ “ผู้ประมวลผลข้อมูลส่วนบุคคล” </w:t>
+      </w:r>
+      <w:r>
+        <w:rPr>
+          <w:rFonts w:ascii="TH SarabunPSK" w:eastAsia="TH Sarabun PSK" w:hAnsi="TH SarabunPSK" w:cs="TH SarabunPSK"/>
+          <w:color w:val="000000" w:themeColor="text1"/>
+          <w:sz w:val="32"/>
+          <w:szCs w:val="32"/>
+        </w:rPr>
+        <w:t>ตามกฎหมายว่าด้วยการคุ้มครองข้อมูลส่วนบุคคล และจะถือว่าหน่วยงานผู้ส่งข้อมูลได้มอบหมายให้ สขญ. ประมวลผลข้อมูลส่วนบุคคลตามข้อตกลง</w:t>
+      </w:r>
+      <w:r>
+        <w:rPr>
+          <w:rFonts w:ascii="TH SarabunPSK" w:eastAsia="TH Sarabun PSK" w:hAnsi="TH SarabunPSK" w:cs="TH SarabunPSK"/>
+          <w:color w:val="000000" w:themeColor="text1"/>
+          <w:sz w:val="32"/>
+          <w:szCs w:val="32"/>
+        </w:rPr>
+        <w:t>หลักในการบริหารจัดการและการแบ่งปันข้อมูล โดยกำหนดรายละเอียดในการประมวลผลข้อมูลส่วนบ</w:t>
+      </w:r>
+      <w:r>
+        <w:rPr>
+          <w:rFonts w:ascii="TH SarabunPSK" w:eastAsia="TH Sarabun PSK" w:hAnsi="TH SarabunPSK" w:cs="TH SarabunPSK"/>
+          <w:color w:val="000000" w:themeColor="text1"/>
+          <w:sz w:val="32"/>
+          <w:szCs w:val="32"/>
+        </w:rPr>
+        <w:t>ุ</w:t>
+      </w:r>
+      <w:r>
+        <w:rPr>
+          <w:rFonts w:ascii="TH SarabunPSK" w:eastAsia="TH Sarabun PSK" w:hAnsi="TH SarabunPSK" w:cs="TH SarabunPSK"/>
+          <w:color w:val="000000" w:themeColor="text1"/>
+          <w:sz w:val="32"/>
+          <w:szCs w:val="32"/>
+        </w:rPr>
+        <w:t>คคลตามที่ปรากฏในแบบนำส่งข้อมูลนี้</w:t>
+      </w:r>
+      <w:r>
+        <w:rPr>
+          <w:rFonts w:ascii="TH SarabunPSK" w:eastAsia="TH Sarabun PSK" w:hAnsi="TH SarabunPSK" w:cs="TH SarabunPSK"/>
+          <w:color w:val="000000" w:themeColor="text1"/>
           <w:sz w:val="32"/>
           <w:szCs w:val="32"/>
         </w:rPr>
         <w:t xml:space="preserve"> </w:t>
-      </w:r>
-      <w:r>
-        <w:rPr>
-          <w:rFonts w:ascii="TH SarabunPSK" w:eastAsia="TH Sarabun PSK" w:hAnsi="TH SarabunPSK" w:cs="TH SarabunPSK" w:hint="cs"/>
-          <w:color w:val="FF0000"/>
-          <w:sz w:val="32"/>
-          <w:szCs w:val="32"/>
-          <w:cs/>
-          <w:lang w:val="en-US"/>
-        </w:rPr>
-        <w:t>(</w:t>
-      </w:r>
-      <w:r>
-        <w:rPr>
-          <w:rFonts w:ascii="TH SarabunPSK" w:eastAsia="TH Sarabun PSK" w:hAnsi="TH SarabunPSK" w:cs="TH SarabunPSK" w:hint="cs"/>
-          <w:color w:val="FF0000"/>
-          <w:sz w:val="32"/>
-          <w:szCs w:val="32"/>
-          <w:cs/>
-          <w:lang w:val="en-US"/>
-        </w:rPr>
-        <w:t>เช็คว่าเป็นข้อมูล</w:t>
-      </w:r>
-      <w:r>
-        <w:rPr>
-          <w:rFonts w:ascii="TH SarabunPSK" w:eastAsia="TH Sarabun PSK" w:hAnsi="TH SarabunPSK" w:cs="TH SarabunPSK" w:hint="cs"/>
-          <w:color w:val="FF0000"/>
-          <w:sz w:val="32"/>
-          <w:szCs w:val="32"/>
-          <w:cs/>
-          <w:lang w:val="en-US"/>
-        </w:rPr>
-        <w:t xml:space="preserve">บุคคลหรือไม่ก่อน)  </w:t>
       </w:r>
     </w:p>
     <w:p>
@@ -3719,7 +4315,7 @@
         </w:pBdr>
         <w:rPr>
           <w:rFonts w:ascii="TH SarabunPSK" w:eastAsia="TH Sarabun PSK" w:hAnsi="TH SarabunPSK" w:cs="TH SarabunPSK"/>
-          <w:color w:val="000000"/>
+          <w:color w:val="000000" w:themeColor="text1"/>
           <w:sz w:val="32"/>
           <w:szCs w:val="32"/>
         </w:rPr>
@@ -3728,9 +4324,10 @@
       <w:r>
         <w:rPr>
           <w:rFonts w:ascii="TH SarabunPSK" w:eastAsia="TH Sarabun PSK" w:hAnsi="TH SarabunPSK" w:cs="TH SarabunPSK"/>
-          <w:color w:val="000000"/>
-          <w:sz w:val="32"/>
-          <w:szCs w:val="32"/>
+          <w:color w:val="000000" w:themeColor="text1"/>
+          <w:sz w:val="32"/>
+          <w:szCs w:val="32"/>
+          <w:cs/>
         </w:rPr>
         <w:t xml:space="preserve">{{tick.authorizePersonalDataAnonymization.true}} มอบหมาย</w:t>
       </w:r>
@@ -3747,7 +4344,7 @@
         </w:pBdr>
         <w:rPr>
           <w:rFonts w:ascii="TH SarabunPSK" w:eastAsia="TH Sarabun PSK" w:hAnsi="TH SarabunPSK" w:cs="TH SarabunPSK"/>
-          <w:color w:val="000000"/>
+          <w:color w:val="000000" w:themeColor="text1"/>
           <w:sz w:val="32"/>
           <w:szCs w:val="32"/>
         </w:rPr>
@@ -3756,7 +4353,7 @@
       <w:r>
         <w:rPr>
           <w:rFonts w:ascii="TH SarabunPSK" w:eastAsia="TH Sarabun PSK" w:hAnsi="TH SarabunPSK" w:cs="TH SarabunPSK"/>
-          <w:color w:val="000000"/>
+          <w:color w:val="000000" w:themeColor="text1"/>
           <w:sz w:val="32"/>
           <w:szCs w:val="32"/>
         </w:rPr>
@@ -3767,198 +4364,297 @@
       <w:pPr>
         <w:ind w:firstLine="567"/>
         <w:rPr>
-          <w:rFonts w:ascii="TH SarabunPSK" w:eastAsia="TH Sarabun PSK" w:hAnsi="TH SarabunPSK" w:cs="TH SarabunPSK" w:hint="cs"/>
-          <w:color w:val="000000"/>
-          <w:sz w:val="32"/>
-          <w:szCs w:val="32"/>
-          <w:cs/>
-        </w:rPr>
-      </w:pPr>
-    </w:p>
-    <w:p>
-      <w:pPr>
-        <w:ind w:firstLine="567"/>
-        <w:rPr>
-          <w:rFonts w:ascii="TH SarabunPSK" w:eastAsia="TH Sarabun PSK" w:hAnsi="TH SarabunPSK" w:cs="TH SarabunPSK"/>
-          <w:color w:val="000000"/>
-          <w:sz w:val="32"/>
-          <w:szCs w:val="32"/>
-          <w:lang w:val="en-US"/>
-        </w:rPr>
-      </w:pPr>
-      <w:r>
-        <w:rPr>
-          <w:rFonts w:ascii="TH SarabunPSK" w:eastAsia="TH Sarabun PSK" w:hAnsi="TH SarabunPSK" w:cs="TH SarabunPSK" w:hint="cs"/>
-          <w:color w:val="000000"/>
-          <w:sz w:val="32"/>
-          <w:szCs w:val="32"/>
-          <w:cs/>
-        </w:rPr>
-        <w:t xml:space="preserve">หมายเหตุ </w:t>
-      </w:r>
-      <w:r>
-        <w:rPr>
-          <w:rFonts w:ascii="TH SarabunPSK" w:eastAsia="TH Sarabun PSK" w:hAnsi="TH SarabunPSK" w:cs="TH SarabunPSK"/>
-          <w:color w:val="000000"/>
-          <w:sz w:val="32"/>
-          <w:szCs w:val="32"/>
-          <w:lang w:val="en-US"/>
-        </w:rPr>
-        <w:t xml:space="preserve">: </w:t>
-      </w:r>
-    </w:p>
-    <w:p>
-      <w:pPr>
-        <w:ind w:firstLine="567"/>
-        <w:jc w:val="thaiDistribute"/>
-        <w:rPr>
-          <w:rFonts w:ascii="TH SarabunPSK" w:eastAsia="TH Sarabun PSK" w:hAnsi="TH SarabunPSK" w:cs="TH SarabunPSK" w:hint="cs"/>
-          <w:color w:val="000000"/>
-          <w:sz w:val="32"/>
-          <w:szCs w:val="32"/>
-        </w:rPr>
-      </w:pPr>
-      <w:r>
-        <w:rPr>
-          <w:rFonts w:ascii="TH SarabunPSK" w:eastAsia="TH Sarabun PSK" w:hAnsi="TH SarabunPSK" w:cs="TH SarabunPSK"/>
-          <w:color w:val="000000"/>
-          <w:sz w:val="32"/>
-          <w:szCs w:val="32"/>
-        </w:rPr>
-        <w:t>หากชุดข้อมูลที่หน่วยงานดำเนินการการแบ่งปันข้อมูลดิจิทัลในความครอบครองเข้าสู่ระบบกลางเพื่อการ</w:t>
-      </w:r>
-      <w:r>
-        <w:rPr>
-          <w:rFonts w:ascii="TH SarabunPSK" w:eastAsia="TH Sarabun PSK" w:hAnsi="TH SarabunPSK" w:cs="TH SarabunPSK"/>
-          <w:color w:val="000000"/>
-          <w:sz w:val="32"/>
-          <w:szCs w:val="32"/>
-          <w:cs/>
-        </w:rPr>
-        <w:br/>
-      </w:r>
-      <w:r>
-        <w:rPr>
-          <w:rFonts w:ascii="TH SarabunPSK" w:eastAsia="TH Sarabun PSK" w:hAnsi="TH SarabunPSK" w:cs="TH SarabunPSK"/>
-          <w:color w:val="000000"/>
-          <w:sz w:val="32"/>
-          <w:szCs w:val="32"/>
-        </w:rPr>
-        <w:t>แบ่งปันข้อมูลนั้น</w:t>
-      </w:r>
-      <w:r>
-        <w:rPr>
-          <w:rFonts w:ascii="TH SarabunPSK" w:eastAsia="TH Sarabun PSK" w:hAnsi="TH SarabunPSK" w:cs="TH SarabunPSK" w:hint="cs"/>
-          <w:color w:val="000000"/>
-          <w:sz w:val="32"/>
-          <w:szCs w:val="32"/>
-          <w:cs/>
-        </w:rPr>
-        <w:t>เป็น</w:t>
-      </w:r>
-      <w:r>
-        <w:rPr>
-          <w:rFonts w:ascii="TH SarabunPSK" w:eastAsia="TH Sarabun PSK" w:hAnsi="TH SarabunPSK" w:cs="TH SarabunPSK"/>
-          <w:color w:val="000000"/>
-          <w:sz w:val="32"/>
-          <w:szCs w:val="32"/>
-        </w:rPr>
-        <w:t>ข้อมูลส่วนบุคคล จะถือว่าหน่วยงานผู้ส่งข้อมูลอยู่ในฐานะ “ผู้ควบคุมข้อมูลส่วนบุคคล” และ สขญ. อยู่ในฐานนะ “ผู้ประมวลผลข้อมูลส่วนบุคคล” ตามกฎหมายว่าด้วยการคุ้มครองข้อมูลส่วนบุคคล</w:t>
-      </w:r>
-      <w:r>
-        <w:rPr>
-          <w:rFonts w:ascii="TH SarabunPSK" w:eastAsia="TH Sarabun PSK" w:hAnsi="TH SarabunPSK" w:cs="TH SarabunPSK" w:hint="cs"/>
-          <w:color w:val="000000"/>
-          <w:sz w:val="32"/>
-          <w:szCs w:val="32"/>
-          <w:cs/>
-        </w:rPr>
-        <w:t xml:space="preserve"> และจะถือว่าหน่วยงานได้มอบหมายให้ สขญ. ประมวลผลข้อมูลส่วนบุคคล ตามข้อตกลงในการบริหารจัดการและการแบ่งปันข้อมูล โดยกำหนดรายละเอียด</w:t>
-      </w:r>
-      <w:r>
+          <w:rFonts w:ascii="TH SarabunPSK" w:eastAsia="TH Sarabun PSK" w:hAnsi="TH SarabunPSK" w:cs="TH SarabunPSK"/>
+          <w:color w:val="000000" w:themeColor="text1"/>
+          <w:sz w:val="32"/>
+          <w:szCs w:val="32"/>
+          <w:cs/>
+        </w:rPr>
+      </w:pPr>
+    </w:p>
+    <w:p>
+      <w:pPr>
+        <w:ind w:left="720"/>
+        <w:rPr>
+          <w:rFonts w:ascii="TH SarabunPSK" w:eastAsia="TH Sarabun PSK" w:hAnsi="TH SarabunPSK" w:cs="TH SarabunPSK"/>
+          <w:color w:val="000000" w:themeColor="text1"/>
+          <w:sz w:val="32"/>
+          <w:szCs w:val="32"/>
+        </w:rPr>
+      </w:pPr>
+    </w:p>
+    <w:p>
+      <w:pPr>
+        <w:ind w:left="720"/>
+        <w:rPr>
+          <w:rFonts w:ascii="TH SarabunPSK" w:eastAsia="TH Sarabun PSK" w:hAnsi="TH SarabunPSK" w:cs="TH SarabunPSK"/>
+          <w:color w:val="000000" w:themeColor="text1"/>
+          <w:sz w:val="32"/>
+          <w:szCs w:val="32"/>
+        </w:rPr>
+      </w:pPr>
+    </w:p>
+    <w:p>
+      <w:pPr>
+        <w:jc w:val="right"/>
+        <w:rPr>
+          <w:rFonts w:ascii="TH SarabunPSK" w:eastAsia="Calibri" w:hAnsi="TH SarabunPSK" w:cs="TH SarabunPSK"/>
+          <w:b/>
+          <w:bCs/>
+          <w:color w:val="000000" w:themeColor="text1"/>
+          <w:sz w:val="32"/>
+          <w:szCs w:val="32"/>
+        </w:rPr>
+      </w:pPr>
+      <w:r>
+        <w:rPr>
+          <w:rFonts w:ascii="TH SarabunPSK" w:eastAsia="Calibri" w:hAnsi="TH SarabunPSK" w:cs="TH SarabunPSK" w:hint="cs"/>
+          <w:color w:val="000000" w:themeColor="text1"/>
+          <w:sz w:val="32"/>
+          <w:szCs w:val="32"/>
+          <w:cs/>
+        </w:rPr>
+        <w:t xml:space="preserve">ชื่อหน่วยงาน {{org.name}}</w:t>
+      </w:r>
+    </w:p>
+    <w:p>
+      <w:pPr>
+        <w:tabs>
+          <w:tab w:val="left" w:pos="1134"/>
+        </w:tabs>
+        <w:ind w:left="-108" w:firstLine="108"/>
+        <w:jc w:val="right"/>
+        <w:rPr>
+          <w:rFonts w:ascii="TH SarabunPSK" w:eastAsia="Calibri" w:hAnsi="TH SarabunPSK" w:cs="TH SarabunPSK"/>
+          <w:color w:val="000000" w:themeColor="text1"/>
+          <w:sz w:val="32"/>
+          <w:szCs w:val="32"/>
+        </w:rPr>
+      </w:pPr>
+    </w:p>
+    <w:p>
+      <w:pPr>
+        <w:ind w:left="720"/>
+        <w:jc w:val="right"/>
+        <w:rPr>
+          <w:rFonts w:ascii="TH SarabunPSK" w:eastAsia="Calibri" w:hAnsi="TH SarabunPSK" w:cs="TH SarabunPSK"/>
+          <w:color w:val="000000" w:themeColor="text1"/>
+          <w:sz w:val="32"/>
+          <w:szCs w:val="32"/>
+        </w:rPr>
+      </w:pPr>
+      <w:r>
+        <w:rPr>
+          <w:rFonts w:ascii="TH SarabunPSK" w:eastAsia="Calibri" w:hAnsi="TH SarabunPSK" w:cs="TH SarabunPSK" w:hint="cs"/>
+          <w:color w:val="000000" w:themeColor="text1"/>
+          <w:sz w:val="32"/>
+          <w:szCs w:val="32"/>
+          <w:cs/>
+        </w:rPr>
+        <w:t xml:space="preserve">ผู้นำส่งข้อมูล {{org_approver.signature}}</w:t>
+      </w:r>
+      <w:r>
+        <w:rPr>
+          <w:rFonts w:ascii="TH SarabunPSK" w:eastAsia="Calibri" w:hAnsi="TH SarabunPSK" w:cs="TH SarabunPSK"/>
+          <w:color w:val="000000" w:themeColor="text1"/>
+          <w:sz w:val="32"/>
+          <w:szCs w:val="32"/>
+          <w:cs/>
+        </w:rPr>
+        <w:t xml:space="preserve"/>
+      </w:r>
+    </w:p>
+    <w:p>
+      <w:pPr>
+        <w:ind w:left="720" w:firstLine="720"/>
+        <w:jc w:val="right"/>
+        <w:rPr>
+          <w:rFonts w:ascii="TH SarabunPSK" w:eastAsia="TH Sarabun PSK" w:hAnsi="TH SarabunPSK" w:cs="TH SarabunPSK"/>
+          <w:color w:val="000000" w:themeColor="text1"/>
+          <w:sz w:val="32"/>
+          <w:szCs w:val="32"/>
+          <w:cs/>
+        </w:rPr>
+      </w:pPr>
+      <w:r>
+        <w:rPr>
+          <w:rFonts w:ascii="TH SarabunPSK" w:eastAsia="Calibri" w:hAnsi="TH SarabunPSK" w:cs="TH SarabunPSK" w:hint="cs"/>
+          <w:color w:val="000000" w:themeColor="text1"/>
+          <w:sz w:val="32"/>
+          <w:szCs w:val="32"/>
+          <w:cs/>
+        </w:rPr>
+        <w:t xml:space="preserve">วันที่นำส่ง {{org_approver.signedDate}}</w:t>
+      </w:r>
+      <w:r>
+        <w:rPr>
+          <w:rFonts w:ascii="TH SarabunPSK" w:eastAsia="Calibri" w:hAnsi="TH SarabunPSK" w:cs="TH SarabunPSK" w:hint="cs"/>
+          <w:color w:val="000000" w:themeColor="text1"/>
+          <w:sz w:val="32"/>
+          <w:szCs w:val="32"/>
+          <w:cs/>
+        </w:rPr>
+        <w:t xml:space="preserve"/>
+      </w:r>
+      <w:r>
+        <w:rPr>
+          <w:rFonts w:ascii="TH SarabunPSK" w:eastAsia="Calibri" w:hAnsi="TH SarabunPSK" w:cs="TH SarabunPSK" w:hint="cs"/>
+          <w:color w:val="000000" w:themeColor="text1"/>
+          <w:sz w:val="32"/>
+          <w:szCs w:val="32"/>
+          <w:cs/>
+        </w:rPr>
+        <w:t xml:space="preserve"/>
+      </w:r>
+    </w:p>
+    <w:p>
+      <w:pPr>
+        <w:rPr>
+          <w:rFonts w:ascii="TH SarabunPSK" w:eastAsia="TH Sarabun PSK" w:hAnsi="TH SarabunPSK" w:cs="TH SarabunPSK"/>
+          <w:color w:val="000000" w:themeColor="text1"/>
+          <w:sz w:val="32"/>
+          <w:szCs w:val="32"/>
+        </w:rPr>
+      </w:pPr>
+    </w:p>
+    <w:p>
+      <w:pPr>
+        <w:rPr>
+          <w:rFonts w:ascii="TH SarabunPSK" w:eastAsia="TH Sarabun PSK" w:hAnsi="TH SarabunPSK" w:cs="TH SarabunPSK"/>
+          <w:color w:val="000000" w:themeColor="text1"/>
+          <w:sz w:val="32"/>
+          <w:szCs w:val="32"/>
+        </w:rPr>
+      </w:pPr>
+    </w:p>
+    <w:p>
+      <w:pPr>
+        <w:ind w:firstLine="720"/>
+        <w:jc w:val="right"/>
         <w:rPr>
           <w:rFonts w:ascii="TH SarabunPSK" w:hAnsi="TH SarabunPSK" w:cs="TH SarabunPSK"/>
           <w:color w:val="000000" w:themeColor="text1"/>
-          <w:sz w:val="31"/>
-          <w:szCs w:val="31"/>
-          <w:cs/>
-        </w:rPr>
-        <w:t>ในการประมวลผลข้อมูลส่วนบุคคล</w:t>
-      </w:r>
+          <w:sz w:val="32"/>
+          <w:szCs w:val="32"/>
+        </w:rPr>
+      </w:pPr>
+      <w:r>
+        <w:rPr>
+          <w:rFonts w:ascii="TH SarabunPSK" w:hAnsi="TH SarabunPSK" w:cs="TH SarabunPSK"/>
+          <w:color w:val="000000" w:themeColor="text1"/>
+          <w:sz w:val="32"/>
+          <w:szCs w:val="32"/>
+          <w:cs/>
+        </w:rPr>
+        <w:t xml:space="preserve">พิมพ์จากระบบโดย {{printedBy}}</w:t>
+      </w:r>
+      <w:r>
+        <w:rPr>
+          <w:rFonts w:ascii="TH SarabunPSK" w:hAnsi="TH SarabunPSK" w:cs="TH SarabunPSK"/>
+          <w:color w:val="000000" w:themeColor="text1"/>
+          <w:sz w:val="32"/>
+          <w:szCs w:val="32"/>
+        </w:rPr>
+        <w:t xml:space="preserve"/>
+      </w:r>
+    </w:p>
+    <w:p>
+      <w:pPr>
+        <w:ind w:firstLine="720"/>
+        <w:jc w:val="right"/>
+        <w:rPr>
+          <w:rFonts w:ascii="TH SarabunPSK" w:hAnsi="TH SarabunPSK" w:cs="TH SarabunPSK"/>
+          <w:color w:val="000000" w:themeColor="text1"/>
+          <w:sz w:val="32"/>
+          <w:szCs w:val="32"/>
+        </w:rPr>
+      </w:pPr>
+      <w:r>
+        <w:rPr>
+          <w:rFonts w:ascii="TH SarabunPSK" w:hAnsi="TH SarabunPSK" w:cs="TH SarabunPSK"/>
+          <w:color w:val="000000" w:themeColor="text1"/>
+          <w:sz w:val="32"/>
+          <w:szCs w:val="32"/>
+          <w:cs/>
+        </w:rPr>
+        <w:t xml:space="preserve">วันที่ {{printedDateTime}}</w:t>
+      </w:r>
+    </w:p>
+    <w:p>
+      <w:pPr>
+        <w:ind w:firstLine="720"/>
+        <w:jc w:val="right"/>
+        <w:rPr>
+          <w:rFonts w:ascii="TH SarabunPSK" w:hAnsi="TH SarabunPSK" w:cs="TH SarabunPSK"/>
+          <w:color w:val="000000" w:themeColor="text1"/>
+          <w:sz w:val="32"/>
+          <w:szCs w:val="32"/>
+          <w:cs/>
+        </w:rPr>
+      </w:pPr>
       <w:r>
         <w:rPr>
           <w:rFonts w:ascii="TH SarabunPSK" w:hAnsi="TH SarabunPSK" w:cs="TH SarabunPSK" w:hint="cs"/>
           <w:color w:val="000000" w:themeColor="text1"/>
-          <w:sz w:val="31"/>
-          <w:szCs w:val="31"/>
-          <w:cs/>
-        </w:rPr>
-        <w:t>ตามที่ปรากฏในแบบนำส่งข้อมูล</w:t>
-      </w:r>
+          <w:sz w:val="32"/>
+          <w:szCs w:val="32"/>
+          <w:cs/>
+        </w:rPr>
+        <w:t xml:space="preserve">เวอร์ชั่นเอกสาร {{document.version}}</w:t>
+      </w:r>
+    </w:p>
+    <w:p>
+      <w:pPr>
+        <w:ind w:firstLine="720"/>
+        <w:jc w:val="right"/>
+        <w:rPr>
+          <w:rFonts w:ascii="TH SarabunPSK" w:hAnsi="TH SarabunPSK" w:cs="TH SarabunPSK"/>
+          <w:color w:val="000000" w:themeColor="text1"/>
+          <w:sz w:val="32"/>
+          <w:szCs w:val="32"/>
+        </w:rPr>
+      </w:pPr>
       <w:r>
         <w:rPr>
           <w:rFonts w:ascii="TH SarabunPSK" w:hAnsi="TH SarabunPSK" w:cs="TH SarabunPSK" w:hint="cs"/>
           <w:color w:val="000000" w:themeColor="text1"/>
-          <w:sz w:val="31"/>
-          <w:szCs w:val="31"/>
-          <w:cs/>
-        </w:rPr>
-        <w:t>ฉบับนี้</w:t>
-      </w:r>
-    </w:p>
-    <w:p>
-      <w:pPr>
-        <w:rPr>
-          <w:rFonts w:ascii="TH SarabunPSK" w:eastAsia="TH Sarabun PSK" w:hAnsi="TH SarabunPSK" w:cs="TH SarabunPSK"/>
-          <w:color w:val="000000"/>
-          <w:sz w:val="32"/>
-          <w:szCs w:val="32"/>
-          <w:lang w:val="en-US"/>
-        </w:rPr>
-      </w:pPr>
-    </w:p>
-    <w:p>
-      <w:pPr>
-        <w:ind w:left="720"/>
-        <w:rPr>
-          <w:rFonts w:ascii="TH SarabunPSK" w:eastAsia="TH Sarabun PSK" w:hAnsi="TH SarabunPSK" w:cs="TH SarabunPSK"/>
-          <w:color w:val="000000"/>
-          <w:sz w:val="32"/>
-          <w:szCs w:val="32"/>
-        </w:rPr>
-      </w:pPr>
-      <w:r>
-        <w:rPr>
-          <w:rFonts w:ascii="TH SarabunPSK" w:eastAsia="TH Sarabun PSK" w:hAnsi="TH SarabunPSK" w:cs="TH SarabunPSK"/>
-          <w:color w:val="000000"/>
-          <w:sz w:val="32"/>
-          <w:szCs w:val="32"/>
-        </w:rPr>
-        <w:t>----------------------------------------------------------------------------------------------</w:t>
-      </w:r>
-    </w:p>
-    <w:p>
-      <w:pPr>
-        <w:ind w:firstLine="567"/>
-        <w:jc w:val="thaiDistribute"/>
-        <w:rPr>
-          <w:rFonts w:ascii="TH SarabunPSK" w:eastAsia="TH Sarabun PSK" w:hAnsi="TH SarabunPSK" w:cs="TH SarabunPSK"/>
-          <w:color w:val="000000"/>
-          <w:sz w:val="32"/>
-          <w:szCs w:val="32"/>
-        </w:rPr>
-      </w:pPr>
-    </w:p>
-    <w:p>
-      <w:pPr>
-        <w:ind w:left="720"/>
-        <w:rPr>
-          <w:rFonts w:ascii="TH SarabunPSK" w:eastAsia="TH Sarabun PSK" w:hAnsi="TH SarabunPSK" w:cs="TH SarabunPSK"/>
-          <w:color w:val="000000"/>
-          <w:sz w:val="32"/>
-          <w:szCs w:val="32"/>
-        </w:rPr>
-      </w:pPr>
+          <w:sz w:val="32"/>
+          <w:szCs w:val="32"/>
+          <w:cs/>
+        </w:rPr>
+        <w:t xml:space="preserve">วันที่ปรับปรุงล่าสุด {{document.effectiveDate}}</w:t>
+      </w:r>
+    </w:p>
+    <w:p>
+      <w:pPr>
+        <w:ind w:firstLine="720"/>
+        <w:jc w:val="right"/>
+        <w:rPr>
+          <w:rFonts w:ascii="TH SarabunPSK" w:hAnsi="TH SarabunPSK" w:cs="TH SarabunPSK"/>
+          <w:color w:val="000000" w:themeColor="text1"/>
+          <w:sz w:val="32"/>
+          <w:szCs w:val="32"/>
+        </w:rPr>
+      </w:pPr>
+      <w:r>
+        <w:rPr>
+          <w:rFonts w:ascii="TH SarabunPSK" w:hAnsi="TH SarabunPSK" w:cs="TH SarabunPSK"/>
+          <w:color w:val="000000" w:themeColor="text1"/>
+          <w:sz w:val="32"/>
+          <w:szCs w:val="32"/>
+          <w:cs/>
+        </w:rPr>
+        <w:t>หมายเหตุ: เอกสารฉบับนี้จัดทำด้วยวิธีอิเล็กทรอนิกส์ สิ่งที่พิมพ์ออกจากระบบถือเป็นสำเนา โดยให้ถือว่าเอกสารอิเล็กทรอนิกส์ฉบับล่าสุดในระบบเป็นฉบับอ้างอิง</w:t>
+      </w:r>
+      <w:r>
+        <w:rPr>
+          <w:rFonts w:ascii="TH SarabunPSK" w:hAnsi="TH SarabunPSK" w:cs="TH SarabunPSK"/>
+          <w:color w:val="000000" w:themeColor="text1"/>
+          <w:sz w:val="32"/>
+          <w:szCs w:val="32"/>
+        </w:rPr>
+        <w:t> </w:t>
+      </w:r>
     </w:p>
     <w:sectPr>
       <w:pgSz w:w="11906" w:h="16838"/>
@@ -3970,75 +4666,8 @@
 </w:document>
 </file>
 
-<file path=word/comments.xml><?xml version="1.0" encoding="utf-8"?>
-<w:comments xmlns:wpc="http://schemas.microsoft.com/office/word/2010/wordprocessingCanvas" xmlns:cx="http://schemas.microsoft.com/office/drawing/2014/chartex" xmlns:cx1="http://schemas.microsoft.com/office/drawing/2015/9/8/chartex" xmlns:cx2="http://schemas.microsoft.com/office/drawing/2015/10/21/chartex" xmlns:cx3="http://schemas.microsoft.com/office/drawing/2016/5/9/chartex" xmlns:cx4="http://schemas.microsoft.com/office/drawing/2016/5/10/chartex" xmlns:cx5="http://schemas.microsoft.com/office/drawing/2016/5/11/chartex" xmlns:cx6="http://schemas.microsoft.com/office/drawing/2016/5/12/chartex" xmlns:cx7="http://schemas.microsoft.com/office/drawing/2016/5/13/chartex" xmlns:cx8="http://schemas.microsoft.com/office/drawing/2016/5/14/chartex" xmlns:mc="http://schemas.openxmlformats.org/markup-compatibility/2006" xmlns:aink="http://schemas.microsoft.com/office/drawing/2016/ink" xmlns:am3d="http://schemas.microsoft.com/office/drawing/2017/model3d" xmlns:o="urn:schemas-microsoft-com:office:office" xmlns:oel="http://schemas.microsoft.com/office/2019/extlst" xmlns:r="http://schemas.openxmlformats.org/officeDocument/2006/relationships" xmlns:m="http://schemas.openxmlformats.org/officeDocument/2006/math" xmlns:v="urn:schemas-microsoft-com:vml" xmlns:wp14="http://schemas.microsoft.com/office/word/2010/wordprocessingDrawing" xmlns:wp="http://schemas.openxmlformats.org/drawingml/2006/wordprocessingDrawing" xmlns:w10="urn:schemas-microsoft-com:office:word" xmlns:w="http://schemas.openxmlformats.org/wordprocessingml/2006/main" xmlns:w14="http://schemas.microsoft.com/office/word/2010/wordml" xmlns:w15="http://schemas.microsoft.com/office/word/2012/wordml" xmlns:w16cei="http://schemas.microsoft.com/office/word/2026/wordml/cei" xmlns:w16cex="http://schemas.microsoft.com/office/word/2018/wordml/cex" xmlns:w16cid="http://schemas.microsoft.com/office/word/2016/wordml/cid" xmlns:w16="http://schemas.microsoft.com/office/word/2018/wordml" xmlns:w16du="http://schemas.microsoft.com/office/word/2023/wordml/word16du" xmlns:w16sdtdh="http://schemas.microsoft.com/office/word/2020/wordml/sdtdatahash" xmlns:w16sdtfl="http://schemas.microsoft.com/office/word/2024/wordml/sdtformatlock" xmlns:w16se="http://schemas.microsoft.com/office/word/2015/wordml/symex" xmlns:wpg="http://schemas.microsoft.com/office/word/2010/wordprocessingGroup" xmlns:wpi="http://schemas.microsoft.com/office/word/2010/wordprocessingInk" xmlns:wne="http://schemas.microsoft.com/office/word/2006/wordml" xmlns:wps="http://schemas.microsoft.com/office/word/2010/wordprocessingShape" mc:Ignorable="w14 w15 w16se w16cid w16 w16cex w16sdtdh w16sdtfl w16du wp14">
-  <w:comment w:id="0" w:author="Nuutthapachr Sethasathien" w:date="2026-08-10T14:56:00Z" w:initials="NS">
-    <w:p>
-      <w:pPr>
-        <w:pStyle w:val="CommentText"/>
-      </w:pPr>
-      <w:r>
-        <w:rPr>
-          <w:rStyle w:val="CommentReference"/>
-        </w:rPr>
-        <w:annotationRef/>
-      </w:r>
-      <w:r>
-        <w:fldChar w:fldCharType="begin"/>
-      </w:r>
-      <w:r>
-        <w:instrText>HYPERLINK "mailto:chiyathan.ar@bdi.or.th"</w:instrText>
-      </w:r>
-      <w:bookmarkStart w:id="1" w:name="_@_5A99CDD789B94BA1B814A2F3BE0D4DE5Z"/>
-      <w:r>
-        <w:fldChar w:fldCharType="separate"/>
-      </w:r>
-      <w:bookmarkEnd w:id="1"/>
-      <w:r>
-        <w:rPr>
-          <w:rStyle w:val="Mention"/>
-          <w:noProof/>
-        </w:rPr>
-        <w:t>@Chiyathan Areecharoen</w:t>
-      </w:r>
-      <w:r>
-        <w:fldChar w:fldCharType="end"/>
-      </w:r>
-      <w:r>
-        <w:t xml:space="preserve">  </w:t>
-      </w:r>
-      <w:r>
-        <w:rPr>
-          <w:cs/>
-          <w:lang w:val="th-TH"/>
-        </w:rPr>
-        <w:t>ยกตัวอย่าง</w:t>
-      </w:r>
-    </w:p>
-  </w:comment>
-</w:comments>
-</file>
-
-<file path=word/commentsExtended.xml><?xml version="1.0" encoding="utf-8"?>
-<w15:commentsEx xmlns:wpc="http://schemas.microsoft.com/office/word/2010/wordprocessingCanvas" xmlns:cx="http://schemas.microsoft.com/office/drawing/2014/chartex" xmlns:cx1="http://schemas.microsoft.com/office/drawing/2015/9/8/chartex" xmlns:cx2="http://schemas.microsoft.com/office/drawing/2015/10/21/chartex" xmlns:cx3="http://schemas.microsoft.com/office/drawing/2016/5/9/chartex" xmlns:cx4="http://schemas.microsoft.com/office/drawing/2016/5/10/chartex" xmlns:cx5="http://schemas.microsoft.com/office/drawing/2016/5/11/chartex" xmlns:cx6="http://schemas.microsoft.com/office/drawing/2016/5/12/chartex" xmlns:cx7="http://schemas.microsoft.com/office/drawing/2016/5/13/chartex" xmlns:cx8="http://schemas.microsoft.com/office/drawing/2016/5/14/chartex" xmlns:mc="http://schemas.openxmlformats.org/markup-compatibility/2006" xmlns:aink="http://schemas.microsoft.com/office/drawing/2016/ink" xmlns:am3d="http://schemas.microsoft.com/office/drawing/2017/model3d" xmlns:o="urn:schemas-microsoft-com:office:office" xmlns:oel="http://schemas.microsoft.com/office/2019/extlst" xmlns:r="http://schemas.openxmlformats.org/officeDocument/2006/relationships" xmlns:m="http://schemas.openxmlformats.org/officeDocument/2006/math" xmlns:v="urn:schemas-microsoft-com:vml" xmlns:wp14="http://schemas.microsoft.com/office/word/2010/wordprocessingDrawing" xmlns:wp="http://schemas.openxmlformats.org/drawingml/2006/wordprocessingDrawing" xmlns:w10="urn:schemas-microsoft-com:office:word" xmlns:w="http://schemas.openxmlformats.org/wordprocessingml/2006/main" xmlns:w14="http://schemas.microsoft.com/office/word/2010/wordml" xmlns:w15="http://schemas.microsoft.com/office/word/2012/wordml" xmlns:w16cei="http://schemas.microsoft.com/office/word/2026/wordml/cei" xmlns:w16cex="http://schemas.microsoft.com/office/word/2018/wordml/cex" xmlns:w16cid="http://schemas.microsoft.com/office/word/2016/wordml/cid" xmlns:w16="http://schemas.microsoft.com/office/word/2018/wordml" xmlns:w16du="http://schemas.microsoft.com/office/word/2023/wordml/word16du" xmlns:w16sdtdh="http://schemas.microsoft.com/office/word/2020/wordml/sdtdatahash" xmlns:w16sdtfl="http://schemas.microsoft.com/office/word/2024/wordml/sdtformatlock" xmlns:w16se="http://schemas.microsoft.com/office/word/2015/wordml/symex" xmlns:wpg="http://schemas.microsoft.com/office/word/2010/wordprocessingGroup" xmlns:wpi="http://schemas.microsoft.com/office/word/2010/wordprocessingInk" xmlns:wne="http://schemas.microsoft.com/office/word/2006/wordml" xmlns:wps="http://schemas.microsoft.com/office/word/2010/wordprocessingShape" mc:Ignorable="w14 w15 w16se w16cid w16 w16cex w16sdtdh w16sdtfl w16du wp14">
-  <w15:commentEx w15:paraId="4A20D9CF" w15:done="0"/>
-</w15:commentsEx>
-</file>
-
-<file path=word/commentsExtensible.xml><?xml version="1.0" encoding="utf-8"?>
-<w16cex:commentsExtensible xmlns:wpc="http://schemas.microsoft.com/office/word/2010/wordprocessingCanvas" xmlns:cx="http://schemas.microsoft.com/office/drawing/2014/chartex" xmlns:cx1="http://schemas.microsoft.com/office/drawing/2015/9/8/chartex" xmlns:cx2="http://schemas.microsoft.com/office/drawing/2015/10/21/chartex" xmlns:cx3="http://schemas.microsoft.com/office/drawing/2016/5/9/chartex" xmlns:cx4="http://schemas.microsoft.com/office/drawing/2016/5/10/chartex" xmlns:cx5="http://schemas.microsoft.com/office/drawing/2016/5/11/chartex" xmlns:cx6="http://schemas.microsoft.com/office/drawing/2016/5/12/chartex" xmlns:cx7="http://schemas.microsoft.com/office/drawing/2016/5/13/chartex" xmlns:cx8="http://schemas.microsoft.com/office/drawing/2016/5/14/chartex" xmlns:cr="http://schemas.microsoft.com/office/comments/2020/reactions" xmlns:mc="http://schemas.openxmlformats.org/markup-compatibility/2006" xmlns:aink="http://schemas.microsoft.com/office/drawing/2016/ink" xmlns:am3d="http://schemas.microsoft.com/office/drawing/2017/model3d" xmlns:o="urn:schemas-microsoft-com:office:office" xmlns:oel="http://schemas.microsoft.com/office/2019/extlst" xmlns:r="http://schemas.openxmlformats.org/officeDocument/2006/relationships" xmlns:m="http://schemas.openxmlformats.org/officeDocument/2006/math" xmlns:v="urn:schemas-microsoft-com:vml" xmlns:wp14="http://schemas.microsoft.com/office/word/2010/wordprocessingDrawing" xmlns:wp="http://schemas.openxmlformats.org/drawingml/2006/wordprocessingDrawing" xmlns:w10="urn:schemas-microsoft-com:office:word" xmlns:w="http://schemas.openxmlformats.org/wordprocessingml/2006/main" xmlns:w14="http://schemas.microsoft.com/office/word/2010/wordml" xmlns:w15="http://schemas.microsoft.com/office/word/2012/wordml" xmlns:w16cei="http://schemas.microsoft.com/office/word/2026/wordml/cei" xmlns:w16cex="http://schemas.microsoft.com/office/word/2018/wordml/cex" xmlns:w16cid="http://schemas.microsoft.com/office/word/2016/wordml/cid" xmlns:w16="http://schemas.microsoft.com/office/word/2018/wordml" xmlns:w16du="http://schemas.microsoft.com/office/word/2023/wordml/word16du" xmlns:w16sdtdh="http://schemas.microsoft.com/office/word/2020/wordml/sdtdatahash" xmlns:w16sdtfl="http://schemas.microsoft.com/office/word/2024/wordml/sdtformatlock" xmlns:w16se="http://schemas.microsoft.com/office/word/2015/wordml/symex" xmlns:wpg="http://schemas.microsoft.com/office/word/2010/wordprocessingGroup" xmlns:wpi="http://schemas.microsoft.com/office/word/2010/wordprocessingInk" xmlns:wne="http://schemas.microsoft.com/office/word/2006/wordml" xmlns:wps="http://schemas.microsoft.com/office/word/2010/wordprocessingShape" mc:Ignorable="w14 w15 w16se w16cid w16 w16cex w16sdtdh w16sdtfl cr w16du wp14">
-  <w16cex:commentExtensible w16cex:durableId="0A3AC8B3" w16cex:dateUtc="2026-08-10T07:56:00Z"/>
-</w16cex:commentsExtensible>
-</file>
-
-<file path=word/commentsIds.xml><?xml version="1.0" encoding="utf-8"?>
-<w16cid:commentsIds xmlns:wpc="http://schemas.microsoft.com/office/word/2010/wordprocessingCanvas" xmlns:cx="http://schemas.microsoft.com/office/drawing/2014/chartex" xmlns:cx1="http://schemas.microsoft.com/office/drawing/2015/9/8/chartex" xmlns:cx2="http://schemas.microsoft.com/office/drawing/2015/10/21/chartex" xmlns:cx3="http://schemas.microsoft.com/office/drawing/2016/5/9/chartex" xmlns:cx4="http://schemas.microsoft.com/office/drawing/2016/5/10/chartex" xmlns:cx5="http://schemas.microsoft.com/office/drawing/2016/5/11/chartex" xmlns:cx6="http://schemas.microsoft.com/office/drawing/2016/5/12/chartex" xmlns:cx7="http://schemas.microsoft.com/office/drawing/2016/5/13/chartex" xmlns:cx8="http://schemas.microsoft.com/office/drawing/2016/5/14/chartex" xmlns:mc="http://schemas.openxmlformats.org/markup-compatibility/2006" xmlns:aink="http://schemas.microsoft.com/office/drawing/2016/ink" xmlns:am3d="http://schemas.microsoft.com/office/drawing/2017/model3d" xmlns:o="urn:schemas-microsoft-com:office:office" xmlns:oel="http://schemas.microsoft.com/office/2019/extlst" xmlns:r="http://schemas.openxmlformats.org/officeDocument/2006/relationships" xmlns:m="http://schemas.openxmlformats.org/officeDocument/2006/math" xmlns:v="urn:schemas-microsoft-com:vml" xmlns:wp14="http://schemas.microsoft.com/office/word/2010/wordprocessingDrawing" xmlns:wp="http://schemas.openxmlformats.org/drawingml/2006/wordprocessingDrawing" xmlns:w10="urn:schemas-microsoft-com:office:word" xmlns:w="http://schemas.openxmlformats.org/wordprocessingml/2006/main" xmlns:w14="http://schemas.microsoft.com/office/word/2010/wordml" xmlns:w15="http://schemas.microsoft.com/office/word/2012/wordml" xmlns:w16cei="http://schemas.microsoft.com/office/word/2026/wordml/cei" xmlns:w16cex="http://schemas.microsoft.com/office/word/2018/wordml/cex" xmlns:w16cid="http://schemas.microsoft.com/office/word/2016/wordml/cid" xmlns:w16="http://schemas.microsoft.com/office/word/2018/wordml" xmlns:w16du="http://schemas.microsoft.com/office/word/2023/wordml/word16du" xmlns:w16sdtdh="http://schemas.microsoft.com/office/word/2020/wordml/sdtdatahash" xmlns:w16sdtfl="http://schemas.microsoft.com/office/word/2024/wordml/sdtformatlock" xmlns:w16se="http://schemas.microsoft.com/office/word/2015/wordml/symex" xmlns:wpg="http://schemas.microsoft.com/office/word/2010/wordprocessingGroup" xmlns:wpi="http://schemas.microsoft.com/office/word/2010/wordprocessingInk" xmlns:wne="http://schemas.microsoft.com/office/word/2006/wordml" xmlns:wps="http://schemas.microsoft.com/office/word/2010/wordprocessingShape" mc:Ignorable="w14 w15 w16se w16cid w16 w16cex w16sdtdh w16sdtfl w16du wp14">
-  <w16cid:commentId w16cid:paraId="4A20D9CF" w16cid:durableId="0A3AC8B3"/>
-</w16cid:commentsIds>
-</file>
-
 <file path=word/numbering.xml><?xml version="1.0" encoding="utf-8"?>
-<w:numbering xmlns:wpc="http://schemas.microsoft.com/office/word/2010/wordprocessingCanvas" xmlns:cx="http://schemas.microsoft.com/office/drawing/2014/chartex" xmlns:cx1="http://schemas.microsoft.com/office/drawing/2015/9/8/chartex" xmlns:cx2="http://schemas.microsoft.com/office/drawing/2015/10/21/chartex" xmlns:cx3="http://schemas.microsoft.com/office/drawing/2016/5/9/chartex" xmlns:cx4="http://schemas.microsoft.com/office/drawing/2016/5/10/chartex" xmlns:cx5="http://schemas.microsoft.com/office/drawing/2016/5/11/chartex" xmlns:cx6="http://schemas.microsoft.com/office/drawing/2016/5/12/chartex" xmlns:cx7="http://schemas.microsoft.com/office/drawing/2016/5/13/chartex" xmlns:cx8="http://schemas.microsoft.com/office/drawing/2016/5/14/chartex" xmlns:mc="http://schemas.openxmlformats.org/markup-compatibility/2006" xmlns:aink="http://schemas.microsoft.com/office/drawing/2016/ink" xmlns:am3d="http://schemas.microsoft.com/office/drawing/2017/model3d" xmlns:o="urn:schemas-microsoft-com:office:office" xmlns:oel="http://schemas.microsoft.com/office/2019/extlst" xmlns:r="http://schemas.openxmlformats.org/officeDocument/2006/relationships" xmlns:m="http://schemas.openxmlformats.org/officeDocument/2006/math" xmlns:v="urn:schemas-microsoft-com:vml" xmlns:wp14="http://schemas.microsoft.com/office/word/2010/wordprocessingDrawing" xmlns:wp="http://schemas.openxmlformats.org/drawingml/2006/wordprocessingDrawing" xmlns:w10="urn:schemas-microsoft-com:office:word" xmlns:w="http://schemas.openxmlformats.org/wordprocessingml/2006/main" xmlns:w14="http://schemas.microsoft.com/office/word/2010/wordml" xmlns:w15="http://schemas.microsoft.com/office/word/2012/wordml" xmlns:w16cei="http://schemas.microsoft.com/office/word/2026/wordml/cei" xmlns:w16cex="http://schemas.microsoft.com/office/word/2018/wordml/cex" xmlns:w16cid="http://schemas.microsoft.com/office/word/2016/wordml/cid" xmlns:w16="http://schemas.microsoft.com/office/word/2018/wordml" xmlns:w16du="http://schemas.microsoft.com/office/word/2023/wordml/word16du" xmlns:w16sdtdh="http://schemas.microsoft.com/office/word/2020/wordml/sdtdatahash" xmlns:w16sdtfl="http://schemas.microsoft.com/office/word/2024/wordml/sdtformatlock" xmlns:w16se="http://schemas.microsoft.com/office/word/2015/wordml/symex" xmlns:wpg="http://schemas.microsoft.com/office/word/2010/wordprocessingGroup" xmlns:wpi="http://schemas.microsoft.com/office/word/2010/wordprocessingInk" xmlns:wne="http://schemas.microsoft.com/office/word/2006/wordml" xmlns:wps="http://schemas.microsoft.com/office/word/2010/wordprocessingShape" mc:Ignorable="w14 w15 w16se w16cid w16 w16cex w16sdtdh w16sdtfl w16du wp14">
+<w:numbering xmlns:wpc="http://schemas.microsoft.com/office/word/2010/wordprocessingCanvas" xmlns:cx="http://schemas.microsoft.com/office/drawing/2014/chartex" xmlns:cx1="http://schemas.microsoft.com/office/drawing/2015/9/8/chartex" xmlns:cx2="http://schemas.microsoft.com/office/drawing/2015/10/21/chartex" xmlns:cx3="http://schemas.microsoft.com/office/drawing/2016/5/9/chartex" xmlns:cx4="http://schemas.microsoft.com/office/drawing/2016/5/10/chartex" xmlns:cx5="http://schemas.microsoft.com/office/drawing/2016/5/11/chartex" xmlns:cx6="http://schemas.microsoft.com/office/drawing/2016/5/12/chartex" xmlns:cx7="http://schemas.microsoft.com/office/drawing/2016/5/13/chartex" xmlns:cx8="http://schemas.microsoft.com/office/drawing/2016/5/14/chartex" xmlns:mc="http://schemas.openxmlformats.org/markup-compatibility/2006" xmlns:aink="http://schemas.microsoft.com/office/drawing/2016/ink" xmlns:am3d="http://schemas.microsoft.com/office/drawing/2017/model3d" xmlns:o="urn:schemas-microsoft-com:office:office" xmlns:oel="http://schemas.microsoft.com/office/2019/extlst" xmlns:r="http://schemas.openxmlformats.org/officeDocument/2006/relationships" xmlns:m="http://schemas.openxmlformats.org/officeDocument/2006/math" xmlns:v="urn:schemas-microsoft-com:vml" xmlns:wp14="http://schemas.microsoft.com/office/word/2010/wordprocessingDrawing" xmlns:wp="http://schemas.openxmlformats.org/drawingml/2006/wordprocessingDrawing" xmlns:w10="urn:schemas-microsoft-com:office:word" xmlns:w="http://schemas.openxmlformats.org/wordprocessingml/2006/main" xmlns:w14="http://schemas.microsoft.com/office/word/2010/wordml" xmlns:w15="http://schemas.microsoft.com/office/word/2012/wordml" xmlns:w16cex="http://schemas.microsoft.com/office/word/2018/wordml/cex" xmlns:w16cid="http://schemas.microsoft.com/office/word/2016/wordml/cid" xmlns:w16="http://schemas.microsoft.com/office/word/2018/wordml" xmlns:w16sdtdh="http://schemas.microsoft.com/office/word/2020/wordml/sdtdatahash" xmlns:w16se="http://schemas.microsoft.com/office/word/2015/wordml/symex" xmlns:wpg="http://schemas.microsoft.com/office/word/2010/wordprocessingGroup" xmlns:wpi="http://schemas.microsoft.com/office/word/2010/wordprocessingInk" xmlns:wne="http://schemas.microsoft.com/office/word/2006/wordml" xmlns:wps="http://schemas.microsoft.com/office/word/2010/wordprocessingShape" mc:Ignorable="w14 w15 w16se w16cid w16 w16cex w16sdtdh wp14">
   <w:abstractNum w:abstractNumId="0" w15:restartNumberingAfterBreak="0">
     <w:nsid w:val="021B6CC4"/>
     <w:multiLevelType w:val="multilevel"/>
@@ -7353,6 +7982,92 @@
     </w:lvl>
   </w:abstractNum>
   <w:abstractNum w:abstractNumId="30" w15:restartNumberingAfterBreak="0">
+    <w:nsid w:val="6FA7C09E"/>
+    <w:multiLevelType w:val="hybridMultilevel"/>
+    <w:tmpl w:val="FFFFFFFF"/>
+    <w:lvl w:ilvl="0" w:tplc="38E4F7DC">
+      <w:start w:val="1"/>
+      <w:numFmt w:val="decimal"/>
+      <w:lvlText w:val="%1."/>
+      <w:lvlJc w:val="left"/>
+      <w:pPr>
+        <w:ind w:left="720" w:hanging="360"/>
+      </w:pPr>
+    </w:lvl>
+    <w:lvl w:ilvl="1" w:tplc="6FBCEA56">
+      <w:start w:val="1"/>
+      <w:numFmt w:val="lowerLetter"/>
+      <w:lvlText w:val="%2."/>
+      <w:lvlJc w:val="left"/>
+      <w:pPr>
+        <w:ind w:left="1440" w:hanging="360"/>
+      </w:pPr>
+    </w:lvl>
+    <w:lvl w:ilvl="2" w:tplc="9E8CD5A4">
+      <w:start w:val="1"/>
+      <w:numFmt w:val="lowerRoman"/>
+      <w:lvlText w:val="%3."/>
+      <w:lvlJc w:val="right"/>
+      <w:pPr>
+        <w:ind w:left="2160" w:hanging="180"/>
+      </w:pPr>
+    </w:lvl>
+    <w:lvl w:ilvl="3" w:tplc="748E04B0">
+      <w:start w:val="1"/>
+      <w:numFmt w:val="decimal"/>
+      <w:lvlText w:val="%4."/>
+      <w:lvlJc w:val="left"/>
+      <w:pPr>
+        <w:ind w:left="2880" w:hanging="360"/>
+      </w:pPr>
+    </w:lvl>
+    <w:lvl w:ilvl="4" w:tplc="56BA7FC8">
+      <w:start w:val="1"/>
+      <w:numFmt w:val="lowerLetter"/>
+      <w:lvlText w:val="%5."/>
+      <w:lvlJc w:val="left"/>
+      <w:pPr>
+        <w:ind w:left="3600" w:hanging="360"/>
+      </w:pPr>
+    </w:lvl>
+    <w:lvl w:ilvl="5" w:tplc="BB461E00">
+      <w:start w:val="1"/>
+      <w:numFmt w:val="lowerRoman"/>
+      <w:lvlText w:val="%6."/>
+      <w:lvlJc w:val="right"/>
+      <w:pPr>
+        <w:ind w:left="4320" w:hanging="180"/>
+      </w:pPr>
+    </w:lvl>
+    <w:lvl w:ilvl="6" w:tplc="6C14D5C2">
+      <w:start w:val="1"/>
+      <w:numFmt w:val="decimal"/>
+      <w:lvlText w:val="%7."/>
+      <w:lvlJc w:val="left"/>
+      <w:pPr>
+        <w:ind w:left="5040" w:hanging="360"/>
+      </w:pPr>
+    </w:lvl>
+    <w:lvl w:ilvl="7" w:tplc="23969D8C">
+      <w:start w:val="1"/>
+      <w:numFmt w:val="lowerLetter"/>
+      <w:lvlText w:val="%8."/>
+      <w:lvlJc w:val="left"/>
+      <w:pPr>
+        <w:ind w:left="5760" w:hanging="360"/>
+      </w:pPr>
+    </w:lvl>
+    <w:lvl w:ilvl="8" w:tplc="AF60655A">
+      <w:start w:val="1"/>
+      <w:numFmt w:val="lowerRoman"/>
+      <w:lvlText w:val="%9."/>
+      <w:lvlJc w:val="right"/>
+      <w:pPr>
+        <w:ind w:left="6480" w:hanging="180"/>
+      </w:pPr>
+    </w:lvl>
+  </w:abstractNum>
+  <w:abstractNum w:abstractNumId="31" w15:restartNumberingAfterBreak="0">
     <w:nsid w:val="72630775"/>
     <w:multiLevelType w:val="multilevel"/>
     <w:tmpl w:val="7F2E901A"/>
@@ -7438,7 +8153,7 @@
       </w:pPr>
     </w:lvl>
   </w:abstractNum>
-  <w:abstractNum w:abstractNumId="31" w15:restartNumberingAfterBreak="0">
+  <w:abstractNum w:abstractNumId="32" w15:restartNumberingAfterBreak="0">
     <w:nsid w:val="74CE61C1"/>
     <w:multiLevelType w:val="hybridMultilevel"/>
     <w:tmpl w:val="01F08EE6"/>
@@ -7551,7 +8266,7 @@
       </w:rPr>
     </w:lvl>
   </w:abstractNum>
-  <w:abstractNum w:abstractNumId="32" w15:restartNumberingAfterBreak="0">
+  <w:abstractNum w:abstractNumId="33" w15:restartNumberingAfterBreak="0">
     <w:nsid w:val="755B0277"/>
     <w:multiLevelType w:val="hybridMultilevel"/>
     <w:tmpl w:val="9238F23E"/>
@@ -7664,7 +8379,7 @@
       </w:rPr>
     </w:lvl>
   </w:abstractNum>
-  <w:abstractNum w:abstractNumId="33" w15:restartNumberingAfterBreak="0">
+  <w:abstractNum w:abstractNumId="34" w15:restartNumberingAfterBreak="0">
     <w:nsid w:val="75645300"/>
     <w:multiLevelType w:val="hybridMultilevel"/>
     <w:tmpl w:val="934C6F24"/>
@@ -7776,7 +8491,7 @@
       </w:rPr>
     </w:lvl>
   </w:abstractNum>
-  <w:abstractNum w:abstractNumId="34" w15:restartNumberingAfterBreak="0">
+  <w:abstractNum w:abstractNumId="35" w15:restartNumberingAfterBreak="0">
     <w:nsid w:val="768C3067"/>
     <w:multiLevelType w:val="hybridMultilevel"/>
     <w:tmpl w:val="1DCC856A"/>
@@ -7889,7 +8604,7 @@
       </w:rPr>
     </w:lvl>
   </w:abstractNum>
-  <w:abstractNum w:abstractNumId="35" w15:restartNumberingAfterBreak="0">
+  <w:abstractNum w:abstractNumId="36" w15:restartNumberingAfterBreak="0">
     <w:nsid w:val="79091DC0"/>
     <w:multiLevelType w:val="hybridMultilevel"/>
     <w:tmpl w:val="11DEC6AE"/>
@@ -8002,7 +8717,7 @@
       </w:rPr>
     </w:lvl>
   </w:abstractNum>
-  <w:abstractNum w:abstractNumId="36" w15:restartNumberingAfterBreak="0">
+  <w:abstractNum w:abstractNumId="37" w15:restartNumberingAfterBreak="0">
     <w:nsid w:val="79B90284"/>
     <w:multiLevelType w:val="hybridMultilevel"/>
     <w:tmpl w:val="4C748F14"/>
@@ -8115,7 +8830,7 @@
       </w:rPr>
     </w:lvl>
   </w:abstractNum>
-  <w:abstractNum w:abstractNumId="37" w15:restartNumberingAfterBreak="0">
+  <w:abstractNum w:abstractNumId="38" w15:restartNumberingAfterBreak="0">
     <w:nsid w:val="7B6C20FD"/>
     <w:multiLevelType w:val="hybridMultilevel"/>
     <w:tmpl w:val="7D22FFEC"/>
@@ -8228,7 +8943,7 @@
       </w:rPr>
     </w:lvl>
   </w:abstractNum>
-  <w:abstractNum w:abstractNumId="38" w15:restartNumberingAfterBreak="0">
+  <w:abstractNum w:abstractNumId="39" w15:restartNumberingAfterBreak="0">
     <w:nsid w:val="7ECA5FD1"/>
     <w:multiLevelType w:val="hybridMultilevel"/>
     <w:tmpl w:val="598A9014"/>
@@ -8341,136 +9056,131 @@
       </w:rPr>
     </w:lvl>
   </w:abstractNum>
-  <w:num w:numId="1" w16cid:durableId="452797382">
+  <w:num w:numId="1" w16cid:durableId="2103405642">
     <w:abstractNumId w:val="30"/>
   </w:num>
-  <w:num w:numId="2" w16cid:durableId="469399775">
+  <w:num w:numId="2" w16cid:durableId="452797382">
+    <w:abstractNumId w:val="31"/>
+  </w:num>
+  <w:num w:numId="3" w16cid:durableId="469399775">
     <w:abstractNumId w:val="15"/>
   </w:num>
-  <w:num w:numId="3" w16cid:durableId="1076439621">
+  <w:num w:numId="4" w16cid:durableId="1076439621">
     <w:abstractNumId w:val="4"/>
   </w:num>
-  <w:num w:numId="4" w16cid:durableId="609973584">
+  <w:num w:numId="5" w16cid:durableId="609973584">
     <w:abstractNumId w:val="24"/>
   </w:num>
-  <w:num w:numId="5" w16cid:durableId="1173030108">
+  <w:num w:numId="6" w16cid:durableId="1173030108">
     <w:abstractNumId w:val="3"/>
   </w:num>
-  <w:num w:numId="6" w16cid:durableId="1897234233">
+  <w:num w:numId="7" w16cid:durableId="1897234233">
+    <w:abstractNumId w:val="38"/>
+  </w:num>
+  <w:num w:numId="8" w16cid:durableId="50622659">
+    <w:abstractNumId w:val="21"/>
+  </w:num>
+  <w:num w:numId="9" w16cid:durableId="782652275">
+    <w:abstractNumId w:val="12"/>
+  </w:num>
+  <w:num w:numId="10" w16cid:durableId="1576282805">
+    <w:abstractNumId w:val="6"/>
+  </w:num>
+  <w:num w:numId="11" w16cid:durableId="1761441377">
+    <w:abstractNumId w:val="20"/>
+  </w:num>
+  <w:num w:numId="12" w16cid:durableId="271792040">
+    <w:abstractNumId w:val="28"/>
+  </w:num>
+  <w:num w:numId="13" w16cid:durableId="1738700618">
+    <w:abstractNumId w:val="9"/>
+  </w:num>
+  <w:num w:numId="14" w16cid:durableId="529492268">
+    <w:abstractNumId w:val="5"/>
+  </w:num>
+  <w:num w:numId="15" w16cid:durableId="542906061">
+    <w:abstractNumId w:val="35"/>
+  </w:num>
+  <w:num w:numId="16" w16cid:durableId="685139720">
+    <w:abstractNumId w:val="32"/>
+  </w:num>
+  <w:num w:numId="17" w16cid:durableId="2095587312">
     <w:abstractNumId w:val="37"/>
   </w:num>
-  <w:num w:numId="7" w16cid:durableId="50622659">
-    <w:abstractNumId w:val="21"/>
+  <w:num w:numId="18" w16cid:durableId="2005426274">
+    <w:abstractNumId w:val="0"/>
   </w:num>
-  <w:num w:numId="8" w16cid:durableId="782652275">
-    <w:abstractNumId w:val="12"/>
+  <w:num w:numId="19" w16cid:durableId="1923561044">
+    <w:abstractNumId w:val="33"/>
   </w:num>
-  <w:num w:numId="9" w16cid:durableId="1576282805">
-    <w:abstractNumId w:val="6"/>
+  <w:num w:numId="20" w16cid:durableId="141191820">
+    <w:abstractNumId w:val="22"/>
   </w:num>
-  <w:num w:numId="10" w16cid:durableId="1761441377">
-    <w:abstractNumId w:val="20"/>
+  <w:num w:numId="21" w16cid:durableId="301279140">
+    <w:abstractNumId w:val="2"/>
   </w:num>
-  <w:num w:numId="11" w16cid:durableId="271792040">
-    <w:abstractNumId w:val="28"/>
+  <w:num w:numId="22" w16cid:durableId="1268196853">
+    <w:abstractNumId w:val="25"/>
   </w:num>
-  <w:num w:numId="12" w16cid:durableId="1738700618">
-    <w:abstractNumId w:val="9"/>
+  <w:num w:numId="23" w16cid:durableId="1370645279">
+    <w:abstractNumId w:val="13"/>
   </w:num>
-  <w:num w:numId="13" w16cid:durableId="529492268">
-    <w:abstractNumId w:val="5"/>
+  <w:num w:numId="24" w16cid:durableId="1421214021">
+    <w:abstractNumId w:val="26"/>
   </w:num>
-  <w:num w:numId="14" w16cid:durableId="542906061">
+  <w:num w:numId="25" w16cid:durableId="1519470656">
     <w:abstractNumId w:val="34"/>
   </w:num>
-  <w:num w:numId="15" w16cid:durableId="685139720">
-    <w:abstractNumId w:val="31"/>
+  <w:num w:numId="26" w16cid:durableId="1401514752">
+    <w:abstractNumId w:val="11"/>
   </w:num>
-  <w:num w:numId="16" w16cid:durableId="2095587312">
+  <w:num w:numId="27" w16cid:durableId="2087066284">
+    <w:abstractNumId w:val="39"/>
+  </w:num>
+  <w:num w:numId="28" w16cid:durableId="1662807922">
+    <w:abstractNumId w:val="17"/>
+  </w:num>
+  <w:num w:numId="29" w16cid:durableId="2076119051">
+    <w:abstractNumId w:val="10"/>
+  </w:num>
+  <w:num w:numId="30" w16cid:durableId="1870752070">
+    <w:abstractNumId w:val="27"/>
+  </w:num>
+  <w:num w:numId="31" w16cid:durableId="192962836">
+    <w:abstractNumId w:val="1"/>
+  </w:num>
+  <w:num w:numId="32" w16cid:durableId="1736706447">
+    <w:abstractNumId w:val="23"/>
+  </w:num>
+  <w:num w:numId="33" w16cid:durableId="37710616">
+    <w:abstractNumId w:val="16"/>
+  </w:num>
+  <w:num w:numId="34" w16cid:durableId="1636449502">
+    <w:abstractNumId w:val="18"/>
+  </w:num>
+  <w:num w:numId="35" w16cid:durableId="1501655321">
+    <w:abstractNumId w:val="7"/>
+  </w:num>
+  <w:num w:numId="36" w16cid:durableId="2053649894">
+    <w:abstractNumId w:val="29"/>
+  </w:num>
+  <w:num w:numId="37" w16cid:durableId="112289404">
     <w:abstractNumId w:val="36"/>
   </w:num>
-  <w:num w:numId="17" w16cid:durableId="2005426274">
-    <w:abstractNumId w:val="0"/>
-  </w:num>
-  <w:num w:numId="18" w16cid:durableId="1923561044">
-    <w:abstractNumId w:val="32"/>
-  </w:num>
-  <w:num w:numId="19" w16cid:durableId="141191820">
-    <w:abstractNumId w:val="22"/>
-  </w:num>
-  <w:num w:numId="20" w16cid:durableId="301279140">
-    <w:abstractNumId w:val="2"/>
-  </w:num>
-  <w:num w:numId="21" w16cid:durableId="1268196853">
-    <w:abstractNumId w:val="25"/>
-  </w:num>
-  <w:num w:numId="22" w16cid:durableId="1370645279">
-    <w:abstractNumId w:val="13"/>
-  </w:num>
-  <w:num w:numId="23" w16cid:durableId="1421214021">
-    <w:abstractNumId w:val="26"/>
-  </w:num>
-  <w:num w:numId="24" w16cid:durableId="1519470656">
-    <w:abstractNumId w:val="33"/>
-  </w:num>
-  <w:num w:numId="25" w16cid:durableId="1401514752">
-    <w:abstractNumId w:val="11"/>
-  </w:num>
-  <w:num w:numId="26" w16cid:durableId="2087066284">
-    <w:abstractNumId w:val="38"/>
-  </w:num>
-  <w:num w:numId="27" w16cid:durableId="1662807922">
-    <w:abstractNumId w:val="17"/>
-  </w:num>
-  <w:num w:numId="28" w16cid:durableId="2076119051">
-    <w:abstractNumId w:val="10"/>
-  </w:num>
-  <w:num w:numId="29" w16cid:durableId="1870752070">
-    <w:abstractNumId w:val="27"/>
-  </w:num>
-  <w:num w:numId="30" w16cid:durableId="192962836">
-    <w:abstractNumId w:val="1"/>
-  </w:num>
-  <w:num w:numId="31" w16cid:durableId="1736706447">
-    <w:abstractNumId w:val="23"/>
-  </w:num>
-  <w:num w:numId="32" w16cid:durableId="37710616">
-    <w:abstractNumId w:val="16"/>
-  </w:num>
-  <w:num w:numId="33" w16cid:durableId="1636449502">
-    <w:abstractNumId w:val="18"/>
-  </w:num>
-  <w:num w:numId="34" w16cid:durableId="1501655321">
-    <w:abstractNumId w:val="7"/>
-  </w:num>
-  <w:num w:numId="35" w16cid:durableId="2053649894">
-    <w:abstractNumId w:val="29"/>
-  </w:num>
-  <w:num w:numId="36" w16cid:durableId="112289404">
-    <w:abstractNumId w:val="35"/>
-  </w:num>
-  <w:num w:numId="37" w16cid:durableId="1042171497">
+  <w:num w:numId="38" w16cid:durableId="1042171497">
     <w:abstractNumId w:val="19"/>
   </w:num>
-  <w:num w:numId="38" w16cid:durableId="216858894">
+  <w:num w:numId="39" w16cid:durableId="216858894">
     <w:abstractNumId w:val="14"/>
   </w:num>
-  <w:num w:numId="39" w16cid:durableId="2054454003">
+  <w:num w:numId="40" w16cid:durableId="2054454003">
     <w:abstractNumId w:val="8"/>
   </w:num>
 </w:numbering>
 </file>
 
-<file path=word/people.xml><?xml version="1.0" encoding="utf-8"?>
-<w15:people xmlns:wpc="http://schemas.microsoft.com/office/word/2010/wordprocessingCanvas" xmlns:cx="http://schemas.microsoft.com/office/drawing/2014/chartex" xmlns:cx1="http://schemas.microsoft.com/office/drawing/2015/9/8/chartex" xmlns:cx2="http://schemas.microsoft.com/office/drawing/2015/10/21/chartex" xmlns:cx3="http://schemas.microsoft.com/office/drawing/2016/5/9/chartex" xmlns:cx4="http://schemas.microsoft.com/office/drawing/2016/5/10/chartex" xmlns:cx5="http://schemas.microsoft.com/office/drawing/2016/5/11/chartex" xmlns:cx6="http://schemas.microsoft.com/office/drawing/2016/5/12/chartex" xmlns:cx7="http://schemas.microsoft.com/office/drawing/2016/5/13/chartex" xmlns:cx8="http://schemas.microsoft.com/office/drawing/2016/5/14/chartex" xmlns:mc="http://schemas.openxmlformats.org/markup-compatibility/2006" xmlns:aink="http://schemas.microsoft.com/office/drawing/2016/ink" xmlns:am3d="http://schemas.microsoft.com/office/drawing/2017/model3d" xmlns:o="urn:schemas-microsoft-com:office:office" xmlns:oel="http://schemas.microsoft.com/office/2019/extlst" xmlns:r="http://schemas.openxmlformats.org/officeDocument/2006/relationships" xmlns:m="http://schemas.openxmlformats.org/officeDocument/2006/math" xmlns:v="urn:schemas-microsoft-com:vml" xmlns:wp14="http://schemas.microsoft.com/office/word/2010/wordprocessingDrawing" xmlns:wp="http://schemas.openxmlformats.org/drawingml/2006/wordprocessingDrawing" xmlns:w10="urn:schemas-microsoft-com:office:word" xmlns:w="http://schemas.openxmlformats.org/wordprocessingml/2006/main" xmlns:w14="http://schemas.microsoft.com/office/word/2010/wordml" xmlns:w15="http://schemas.microsoft.com/office/word/2012/wordml" xmlns:w16cei="http://schemas.microsoft.com/office/word/2026/wordml/cei" xmlns:w16cex="http://schemas.microsoft.com/office/word/2018/wordml/cex" xmlns:w16cid="http://schemas.microsoft.com/office/word/2016/wordml/cid" xmlns:w16="http://schemas.microsoft.com/office/word/2018/wordml" xmlns:w16du="http://schemas.microsoft.com/office/word/2023/wordml/word16du" xmlns:w16sdtdh="http://schemas.microsoft.com/office/word/2020/wordml/sdtdatahash" xmlns:w16sdtfl="http://schemas.microsoft.com/office/word/2024/wordml/sdtformatlock" xmlns:w16se="http://schemas.microsoft.com/office/word/2015/wordml/symex" xmlns:wpg="http://schemas.microsoft.com/office/word/2010/wordprocessingGroup" xmlns:wpi="http://schemas.microsoft.com/office/word/2010/wordprocessingInk" xmlns:wne="http://schemas.microsoft.com/office/word/2006/wordml" xmlns:wps="http://schemas.microsoft.com/office/word/2010/wordprocessingShape" mc:Ignorable="w14 w15 w16se w16cid w16 w16cex w16sdtdh w16sdtfl w16du wp14">
-  <w15:person w15:author="Nuutthapachr Sethasathien">
-    <w15:presenceInfo w15:providerId="AD" w15:userId="S::nuutthapachr.se@bdi.or.th::043c2d3e-0e5e-4c87-943a-f77bf2258aef"/>
-  </w15:person>
-</w15:people>
-</file>
-
 <file path=word/styles.xml><?xml version="1.0" encoding="utf-8"?>
-<w:styles xmlns:mc="http://schemas.openxmlformats.org/markup-compatibility/2006" xmlns:r="http://schemas.openxmlformats.org/officeDocument/2006/relationships" xmlns:w="http://schemas.openxmlformats.org/wordprocessingml/2006/main" xmlns:w14="http://schemas.microsoft.com/office/word/2010/wordml" xmlns:w15="http://schemas.microsoft.com/office/word/2012/wordml" xmlns:w16cex="http://schemas.microsoft.com/office/word/2018/wordml/cex" xmlns:w16cid="http://schemas.microsoft.com/office/word/2016/wordml/cid" xmlns:w16="http://schemas.microsoft.com/office/word/2018/wordml" xmlns:w16du="http://schemas.microsoft.com/office/word/2023/wordml/word16du" xmlns:w16sdtdh="http://schemas.microsoft.com/office/word/2020/wordml/sdtdatahash" xmlns:w16sdtfl="http://schemas.microsoft.com/office/word/2024/wordml/sdtformatlock" xmlns:w16se="http://schemas.microsoft.com/office/word/2015/wordml/symex" mc:Ignorable="w14 w15 w16se w16cid w16 w16cex w16sdtdh w16sdtfl w16du">
+<w:styles xmlns:mc="http://schemas.openxmlformats.org/markup-compatibility/2006" xmlns:r="http://schemas.openxmlformats.org/officeDocument/2006/relationships" xmlns:w="http://schemas.openxmlformats.org/wordprocessingml/2006/main" xmlns:w14="http://schemas.microsoft.com/office/word/2010/wordml" xmlns:w15="http://schemas.microsoft.com/office/word/2012/wordml" xmlns:w16cex="http://schemas.microsoft.com/office/word/2018/wordml/cex" xmlns:w16cid="http://schemas.microsoft.com/office/word/2016/wordml/cid" xmlns:w16="http://schemas.microsoft.com/office/word/2018/wordml" xmlns:w16sdtdh="http://schemas.microsoft.com/office/word/2020/wordml/sdtdatahash" xmlns:w16se="http://schemas.microsoft.com/office/word/2015/wordml/symex" mc:Ignorable="w14 w15 w16se w16cid w16 w16cex w16sdtdh">
   <w:docDefaults>
     <w:rPrDefault>
       <w:rPr>
@@ -9471,12 +10181,6 @@
 </file>
 
 <file path=customXml/item1.xml><?xml version="1.0" encoding="utf-8"?>
-<go:gDocsCustomXmlDataStorage xmlns:go="http://customooxmlschemas.google.com/" xmlns:r="http://schemas.openxmlformats.org/officeDocument/2006/relationships" uri="GoogleDocsCustomDataVersion2">
-  <go:docsCustomData xmlns:go="http://customooxmlschemas.google.com/" roundtripDataSignature="AMtx7mjDEWqQ9PZjm5up3WkX+LoPgPIs5Q==">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</go:docsCustomData>
-</go:gDocsCustomXmlDataStorage>
-</file>
-
-<file path=customXml/item2.xml><?xml version="1.0" encoding="utf-8"?>
 <?mso-contentType ?>
 <FormTemplates xmlns="http://schemas.microsoft.com/sharepoint/v3/contenttype/forms">
   <Display>DocumentLibraryForm</Display>
@@ -9485,23 +10189,17 @@
 </FormTemplates>
 </file>
 
+<file path=customXml/item2.xml><?xml version="1.0" encoding="utf-8"?>
+<go:gDocsCustomXmlDataStorage xmlns:go="http://customooxmlschemas.google.com/" xmlns:r="http://schemas.openxmlformats.org/officeDocument/2006/relationships" uri="GoogleDocsCustomDataVersion2">
+  <go:docsCustomData xmlns:go="http://customooxmlschemas.google.com/" roundtripDataSignature="AMtx7mjDEWqQ9PZjm5up3WkX+LoPgPIs5Q==">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</go:docsCustomData>
+</go:gDocsCustomXmlDataStorage>
+</file>
+
 <file path=customXml/item3.xml><?xml version="1.0" encoding="utf-8"?>
 <b:Sources xmlns:b="http://schemas.openxmlformats.org/officeDocument/2006/bibliography" xmlns="http://schemas.openxmlformats.org/officeDocument/2006/bibliography" SelectedStyle="\APASixthEditionOfficeOnline.xsl" StyleName="APA" Version="6"/>
 </file>
 
 <file path=customXml/item4.xml><?xml version="1.0" encoding="utf-8"?>
-<p:properties xmlns:p="http://schemas.microsoft.com/office/2006/metadata/properties" xmlns:xsi="http://www.w3.org/2001/XMLSchema-instance" xmlns:pc="http://schemas.microsoft.com/office/infopath/2007/PartnerControls">
-  <documentManagement>
-    <_ip_UnifiedCompliancePolicyUIAction xmlns="http://schemas.microsoft.com/sharepoint/v3" xsi:nil="true"/>
-    <_ip_UnifiedCompliancePolicyProperties xmlns="http://schemas.microsoft.com/sharepoint/v3" xsi:nil="true"/>
-    <lcf76f155ced4ddcb4097134ff3c332f xmlns="7fe94300-ae1f-432c-a0c7-c92276cd6b11">
-      <Terms xmlns="http://schemas.microsoft.com/office/infopath/2007/PartnerControls"/>
-    </lcf76f155ced4ddcb4097134ff3c332f>
-  </documentManagement>
-</p:properties>
-</file>
-
-<file path=customXml/item5.xml><?xml version="1.0" encoding="utf-8"?>
 <ct:contentTypeSchema xmlns:ct="http://schemas.microsoft.com/office/2006/metadata/contentType" xmlns:ma="http://schemas.microsoft.com/office/2006/metadata/properties/metaAttributes" ct:_="" ma:_="" ma:contentTypeName="Document" ma:contentTypeID="0x0101004BD510331387CA4882261A26C07E9FC6" ma:contentTypeVersion="11" ma:contentTypeDescription="Create a new document." ma:contentTypeScope="" ma:versionID="1943df76117f3afec0c5c5195bd08355">
   <xsd:schema xmlns:xsd="http://www.w3.org/2001/XMLSchema" xmlns:xs="http://www.w3.org/2001/XMLSchema" xmlns:p="http://schemas.microsoft.com/office/2006/metadata/properties" xmlns:ns1="http://schemas.microsoft.com/sharepoint/v3" xmlns:ns2="7fe94300-ae1f-432c-a0c7-c92276cd6b11" targetNamespace="http://schemas.microsoft.com/office/2006/metadata/properties" ma:root="true" ma:fieldsID="555aa729886cb534cd210f418167216b" ns1:_="" ns2:_="">
     <xsd:import namespace="http://schemas.microsoft.com/sharepoint/v3"/>
@@ -9690,19 +10388,31 @@
 </ct:contentTypeSchema>
 </file>
 
+<file path=customXml/item5.xml><?xml version="1.0" encoding="utf-8"?>
+<p:properties xmlns:p="http://schemas.microsoft.com/office/2006/metadata/properties" xmlns:xsi="http://www.w3.org/2001/XMLSchema-instance" xmlns:pc="http://schemas.microsoft.com/office/infopath/2007/PartnerControls">
+  <documentManagement>
+    <_ip_UnifiedCompliancePolicyUIAction xmlns="http://schemas.microsoft.com/sharepoint/v3" xsi:nil="true"/>
+    <_ip_UnifiedCompliancePolicyProperties xmlns="http://schemas.microsoft.com/sharepoint/v3" xsi:nil="true"/>
+    <lcf76f155ced4ddcb4097134ff3c332f xmlns="7fe94300-ae1f-432c-a0c7-c92276cd6b11">
+      <Terms xmlns="http://schemas.microsoft.com/office/infopath/2007/PartnerControls"/>
+    </lcf76f155ced4ddcb4097134ff3c332f>
+  </documentManagement>
+</p:properties>
+</file>
+
 <file path=customXml/itemProps1.xml><?xml version="1.0" encoding="utf-8"?>
-<ds:datastoreItem xmlns:ds="http://schemas.openxmlformats.org/officeDocument/2006/customXml" ds:itemID="{11111111-1234-1234-1234-123412341234}">
+<ds:datastoreItem xmlns:ds="http://schemas.openxmlformats.org/officeDocument/2006/customXml" ds:itemID="{9205D218-FFF1-4594-AA84-DCECF179B453}">
   <ds:schemaRefs>
-    <ds:schemaRef ds:uri="http://customooxmlschemas.google.com/"/>
-    <ds:schemaRef ds:uri="http://schemas.openxmlformats.org/officeDocument/2006/relationships"/>
+    <ds:schemaRef ds:uri="http://schemas.microsoft.com/sharepoint/v3/contenttype/forms"/>
   </ds:schemaRefs>
 </ds:datastoreItem>
 </file>
 
 <file path=customXml/itemProps2.xml><?xml version="1.0" encoding="utf-8"?>
-<ds:datastoreItem xmlns:ds="http://schemas.openxmlformats.org/officeDocument/2006/customXml" ds:itemID="{9205D218-FFF1-4594-AA84-DCECF179B453}">
+<ds:datastoreItem xmlns:ds="http://schemas.openxmlformats.org/officeDocument/2006/customXml" ds:itemID="{11111111-1234-1234-1234-123412341234}">
   <ds:schemaRefs>
-    <ds:schemaRef ds:uri="http://schemas.microsoft.com/sharepoint/v3/contenttype/forms"/>
+    <ds:schemaRef ds:uri="http://customooxmlschemas.google.com/"/>
+    <ds:schemaRef ds:uri="http://schemas.openxmlformats.org/officeDocument/2006/relationships"/>
   </ds:schemaRefs>
 </ds:datastoreItem>
 </file>
@@ -9716,18 +10426,7 @@
 </file>
 
 <file path=customXml/itemProps4.xml><?xml version="1.0" encoding="utf-8"?>
-<ds:datastoreItem xmlns:ds="http://schemas.openxmlformats.org/officeDocument/2006/customXml" ds:itemID="{4A4FD062-07C4-4999-A4ED-58C931A178AC}">
-  <ds:schemaRefs>
-    <ds:schemaRef ds:uri="http://schemas.microsoft.com/office/2006/metadata/properties"/>
-    <ds:schemaRef ds:uri="http://schemas.microsoft.com/office/infopath/2007/PartnerControls"/>
-    <ds:schemaRef ds:uri="http://schemas.microsoft.com/sharepoint/v3"/>
-    <ds:schemaRef ds:uri="7fe94300-ae1f-432c-a0c7-c92276cd6b11"/>
-  </ds:schemaRefs>
-</ds:datastoreItem>
-</file>
-
-<file path=customXml/itemProps5.xml><?xml version="1.0" encoding="utf-8"?>
-<ds:datastoreItem xmlns:ds="http://schemas.openxmlformats.org/officeDocument/2006/customXml" ds:itemID="{E027CB6D-00CA-4CE0-A487-B46F6EFF3B15}">
+<ds:datastoreItem xmlns:ds="http://schemas.openxmlformats.org/officeDocument/2006/customXml" ds:itemID="{F09AD1B9-D453-4D5A-A96C-A67CA5F842BF}">
   <ds:schemaRefs>
     <ds:schemaRef ds:uri="http://schemas.microsoft.com/office/2006/metadata/contentType"/>
     <ds:schemaRef ds:uri="http://schemas.microsoft.com/office/2006/metadata/properties/metaAttributes"/>
@@ -9745,6 +10444,17 @@
 </ds:datastoreItem>
 </file>
 
+<file path=customXml/itemProps5.xml><?xml version="1.0" encoding="utf-8"?>
+<ds:datastoreItem xmlns:ds="http://schemas.openxmlformats.org/officeDocument/2006/customXml" ds:itemID="{4A4FD062-07C4-4999-A4ED-58C931A178AC}">
+  <ds:schemaRefs>
+    <ds:schemaRef ds:uri="http://schemas.microsoft.com/office/2006/metadata/properties"/>
+    <ds:schemaRef ds:uri="http://schemas.microsoft.com/office/infopath/2007/PartnerControls"/>
+    <ds:schemaRef ds:uri="http://schemas.microsoft.com/sharepoint/v3"/>
+    <ds:schemaRef ds:uri="7fe94300-ae1f-432c-a0c7-c92276cd6b11"/>
+  </ds:schemaRefs>
+</ds:datastoreItem>
+</file>
+
 <file path=docMetadata/LabelInfo.xml><?xml version="1.0" encoding="utf-8"?>
 <clbl:labelList xmlns:clbl="http://schemas.microsoft.com/office/2020/mipLabelMetadata">
   <clbl:label id="{9fdbe9f0-8ed9-44fe-804f-7b8ad0fa1940}" enabled="1" method="Privileged" siteId="{d23a342c-0eaf-486e-a281-baed8ef751c3}" removed="0"/>

--- a/backend/src/assets/legal-templates/A4.docx
+++ b/backend/src/assets/legal-templates/A4.docx
@@ -225,13 +225,21 @@
       </w:pPr>
       <w:r>
         <w:rPr>
-          <w:rFonts w:ascii="TH SarabunPSK" w:eastAsia="TH Sarabun PSK" w:hAnsi="TH SarabunPSK" w:cs="TH SarabunPSK"/>
-          <w:color w:val="000000" w:themeColor="text1"/>
-          <w:sz w:val="32"/>
-          <w:szCs w:val="32"/>
-          <w:cs/>
-        </w:rPr>
-        <w:t xml:space="preserve">{{tick.dataType.1}} ข้อมูลระเบียน</w:t>
+          <w:rFonts w:ascii="DejaVu Sans" w:hAnsi="DejaVu Sans" w:cs="DejaVu Sans"/>
+          <w:sz w:val="28"/>
+          <w:szCs w:val="28"/>
+        </w:rPr>
+        <w:t xml:space="preserve">{{tick.dataType.1}} </w:t>
+      </w:r>
+      <w:r>
+        <w:rPr>
+          <w:rFonts w:ascii="TH SarabunPSK" w:eastAsia="TH Sarabun PSK" w:hAnsi="TH SarabunPSK" w:cs="TH SarabunPSK"/>
+          <w:color w:val="000000" w:themeColor="text1"/>
+          <w:sz w:val="32"/>
+          <w:szCs w:val="32"/>
+          <w:cs/>
+        </w:rPr>
+        <w:t>ข้อมูลระเบียน</w:t>
       </w:r>
     </w:p>
     <w:p>
@@ -247,13 +255,21 @@
       </w:pPr>
       <w:r>
         <w:rPr>
-          <w:rFonts w:ascii="TH SarabunPSK" w:eastAsia="TH Sarabun PSK" w:hAnsi="TH SarabunPSK" w:cs="TH SarabunPSK"/>
-          <w:color w:val="000000" w:themeColor="text1"/>
-          <w:sz w:val="32"/>
-          <w:szCs w:val="32"/>
-          <w:cs/>
-        </w:rPr>
-        <w:t xml:space="preserve">{{tick.dataType.2}} ข้อมูลภูมิสารสนเทศ</w:t>
+          <w:rFonts w:ascii="DejaVu Sans" w:hAnsi="DejaVu Sans" w:cs="DejaVu Sans"/>
+          <w:sz w:val="28"/>
+          <w:szCs w:val="28"/>
+        </w:rPr>
+        <w:t xml:space="preserve">{{tick.dataType.2}} </w:t>
+      </w:r>
+      <w:r>
+        <w:rPr>
+          <w:rFonts w:ascii="TH SarabunPSK" w:eastAsia="TH Sarabun PSK" w:hAnsi="TH SarabunPSK" w:cs="TH SarabunPSK"/>
+          <w:color w:val="000000" w:themeColor="text1"/>
+          <w:sz w:val="32"/>
+          <w:szCs w:val="32"/>
+          <w:cs/>
+        </w:rPr>
+        <w:t>ข้อมูลภูมิสารสนเทศ</w:t>
       </w:r>
     </w:p>
     <w:p>
@@ -269,13 +285,21 @@
       </w:pPr>
       <w:r>
         <w:rPr>
-          <w:rFonts w:ascii="TH SarabunPSK" w:eastAsia="TH Sarabun PSK" w:hAnsi="TH SarabunPSK" w:cs="TH SarabunPSK"/>
-          <w:color w:val="000000" w:themeColor="text1"/>
-          <w:sz w:val="32"/>
-          <w:szCs w:val="32"/>
-          <w:cs/>
-        </w:rPr>
-        <w:t xml:space="preserve">{{tick.dataType.3}} ข้อมูลรวม (สถิติ)</w:t>
+          <w:rFonts w:ascii="DejaVu Sans" w:hAnsi="DejaVu Sans" w:cs="DejaVu Sans"/>
+          <w:sz w:val="28"/>
+          <w:szCs w:val="28"/>
+        </w:rPr>
+        <w:t xml:space="preserve">{{tick.dataType.3}} </w:t>
+      </w:r>
+      <w:r>
+        <w:rPr>
+          <w:rFonts w:ascii="TH SarabunPSK" w:eastAsia="TH Sarabun PSK" w:hAnsi="TH SarabunPSK" w:cs="TH SarabunPSK"/>
+          <w:color w:val="000000" w:themeColor="text1"/>
+          <w:sz w:val="32"/>
+          <w:szCs w:val="32"/>
+          <w:cs/>
+        </w:rPr>
+        <w:t>ข้อมูลรวม (สถิติ)</w:t>
       </w:r>
     </w:p>
     <w:p>
@@ -291,13 +315,21 @@
       </w:pPr>
       <w:r>
         <w:rPr>
-          <w:rFonts w:ascii="TH SarabunPSK" w:eastAsia="TH Sarabun PSK" w:hAnsi="TH SarabunPSK" w:cs="TH SarabunPSK"/>
-          <w:color w:val="000000" w:themeColor="text1"/>
-          <w:sz w:val="32"/>
-          <w:szCs w:val="32"/>
-          <w:cs/>
-        </w:rPr>
-        <w:t xml:space="preserve">{{tick.dataType.9}} ข้อมูลอื่น ๆ</w:t>
+          <w:rFonts w:ascii="DejaVu Sans" w:hAnsi="DejaVu Sans" w:cs="DejaVu Sans"/>
+          <w:sz w:val="28"/>
+          <w:szCs w:val="28"/>
+        </w:rPr>
+        <w:t xml:space="preserve">{{tick.dataType.9}} </w:t>
+      </w:r>
+      <w:r>
+        <w:rPr>
+          <w:rFonts w:ascii="TH SarabunPSK" w:eastAsia="TH Sarabun PSK" w:hAnsi="TH SarabunPSK" w:cs="TH SarabunPSK"/>
+          <w:color w:val="000000" w:themeColor="text1"/>
+          <w:sz w:val="32"/>
+          <w:szCs w:val="32"/>
+          <w:cs/>
+        </w:rPr>
+        <w:t>ข้อมูลอื่น ๆ</w:t>
       </w:r>
     </w:p>
     <w:p>
@@ -351,6 +383,14 @@
         </w:rPr>
         <w:ind w:left="1440"/>
       </w:pPr>
+      <w:r>
+        <w:rPr>
+          <w:rFonts w:ascii="DejaVu Sans" w:hAnsi="DejaVu Sans" w:cs="DejaVu Sans"/>
+          <w:sz w:val="28"/>
+          <w:szCs w:val="28"/>
+        </w:rPr>
+        <w:t xml:space="preserve">{{tick.dataTopic.01}} </w:t>
+      </w:r>
       <w:proofErr w:type="spellStart"/>
       <w:r>
         <w:rPr>
@@ -359,7 +399,7 @@
           <w:sz w:val="32"/>
           <w:szCs w:val="32"/>
         </w:rPr>
-        <w:t xml:space="preserve">{{tick.dataTopic.01}} ทรัพยากรน้ำ</w:t>
+        <w:t>ทรัพยากรน้ำ</w:t>
       </w:r>
       <w:proofErr w:type="spellEnd"/>
     </w:p>
@@ -376,12 +416,20 @@
       </w:pPr>
       <w:r>
         <w:rPr>
-          <w:rFonts w:ascii="TH SarabunPSK" w:eastAsia="TH Sarabun PSK" w:hAnsi="TH SarabunPSK" w:cs="TH SarabunPSK"/>
-          <w:color w:val="000000" w:themeColor="text1"/>
-          <w:sz w:val="32"/>
-          <w:szCs w:val="32"/>
-        </w:rPr>
-        <w:t xml:space="preserve">{{tick.dataTopic.02}} อุตุนิยมวิทยา</w:t>
+          <w:rFonts w:ascii="DejaVu Sans" w:hAnsi="DejaVu Sans" w:cs="DejaVu Sans"/>
+          <w:sz w:val="28"/>
+          <w:szCs w:val="28"/>
+        </w:rPr>
+        <w:t xml:space="preserve">{{tick.dataTopic.02}} </w:t>
+      </w:r>
+      <w:r>
+        <w:rPr>
+          <w:rFonts w:ascii="TH SarabunPSK" w:eastAsia="TH Sarabun PSK" w:hAnsi="TH SarabunPSK" w:cs="TH SarabunPSK"/>
+          <w:color w:val="000000" w:themeColor="text1"/>
+          <w:sz w:val="32"/>
+          <w:szCs w:val="32"/>
+        </w:rPr>
+        <w:t>อุตุนิยมวิทยา</w:t>
       </w:r>
     </w:p>
     <w:p>
@@ -395,6 +443,14 @@
         </w:rPr>
         <w:ind w:left="1440"/>
       </w:pPr>
+      <w:r>
+        <w:rPr>
+          <w:rFonts w:ascii="DejaVu Sans" w:hAnsi="DejaVu Sans" w:cs="DejaVu Sans"/>
+          <w:sz w:val="28"/>
+          <w:szCs w:val="28"/>
+        </w:rPr>
+        <w:t xml:space="preserve">{{tick.dataTopic.03}} </w:t>
+      </w:r>
       <w:proofErr w:type="spellStart"/>
       <w:r>
         <w:rPr>
@@ -403,7 +459,7 @@
           <w:sz w:val="32"/>
           <w:szCs w:val="32"/>
         </w:rPr>
-        <w:t xml:space="preserve">{{tick.dataTopic.03}} ภัยพิบัติ</w:t>
+        <w:t>ภัยพิบัติ</w:t>
       </w:r>
       <w:proofErr w:type="spellEnd"/>
     </w:p>
@@ -420,12 +476,20 @@
       </w:pPr>
       <w:r>
         <w:rPr>
-          <w:rFonts w:ascii="TH SarabunPSK" w:eastAsia="TH Sarabun PSK" w:hAnsi="TH SarabunPSK" w:cs="TH SarabunPSK"/>
-          <w:color w:val="000000" w:themeColor="text1"/>
-          <w:sz w:val="32"/>
-          <w:szCs w:val="32"/>
-        </w:rPr>
-        <w:t xml:space="preserve">{{tick.dataTopic.04}} สภาพพื้นที่</w:t>
+          <w:rFonts w:ascii="DejaVu Sans" w:hAnsi="DejaVu Sans" w:cs="DejaVu Sans"/>
+          <w:sz w:val="28"/>
+          <w:szCs w:val="28"/>
+        </w:rPr>
+        <w:t xml:space="preserve">{{tick.dataTopic.04}} </w:t>
+      </w:r>
+      <w:r>
+        <w:rPr>
+          <w:rFonts w:ascii="TH SarabunPSK" w:eastAsia="TH Sarabun PSK" w:hAnsi="TH SarabunPSK" w:cs="TH SarabunPSK"/>
+          <w:color w:val="000000" w:themeColor="text1"/>
+          <w:sz w:val="32"/>
+          <w:szCs w:val="32"/>
+        </w:rPr>
+        <w:t>สภาพพื้นที่</w:t>
       </w:r>
     </w:p>
     <w:p>
@@ -439,6 +503,14 @@
         </w:rPr>
         <w:ind w:left="1440"/>
       </w:pPr>
+      <w:r>
+        <w:rPr>
+          <w:rFonts w:ascii="DejaVu Sans" w:hAnsi="DejaVu Sans" w:cs="DejaVu Sans"/>
+          <w:sz w:val="28"/>
+          <w:szCs w:val="28"/>
+        </w:rPr>
+        <w:t xml:space="preserve">{{tick.dataTopic.05}} </w:t>
+      </w:r>
       <w:proofErr w:type="spellStart"/>
       <w:r>
         <w:rPr>
@@ -447,7 +519,7 @@
           <w:sz w:val="32"/>
           <w:szCs w:val="32"/>
         </w:rPr>
-        <w:t xml:space="preserve">{{tick.dataTopic.05}} โครงสร้างพื้นฐาน</w:t>
+        <w:t>โครงสร้างพื้นฐาน</w:t>
       </w:r>
       <w:proofErr w:type="spellEnd"/>
     </w:p>
@@ -464,12 +536,20 @@
       </w:pPr>
       <w:r>
         <w:rPr>
-          <w:rFonts w:ascii="TH SarabunPSK" w:eastAsia="TH Sarabun PSK" w:hAnsi="TH SarabunPSK" w:cs="TH SarabunPSK"/>
-          <w:color w:val="000000" w:themeColor="text1"/>
-          <w:sz w:val="32"/>
-          <w:szCs w:val="32"/>
-        </w:rPr>
-        <w:t xml:space="preserve">{{tick.dataTopic.06}} การวางแผนและเยียวยา</w:t>
+          <w:rFonts w:ascii="DejaVu Sans" w:hAnsi="DejaVu Sans" w:cs="DejaVu Sans"/>
+          <w:sz w:val="28"/>
+          <w:szCs w:val="28"/>
+        </w:rPr>
+        <w:t xml:space="preserve">{{tick.dataTopic.06}} </w:t>
+      </w:r>
+      <w:r>
+        <w:rPr>
+          <w:rFonts w:ascii="TH SarabunPSK" w:eastAsia="TH Sarabun PSK" w:hAnsi="TH SarabunPSK" w:cs="TH SarabunPSK"/>
+          <w:color w:val="000000" w:themeColor="text1"/>
+          <w:sz w:val="32"/>
+          <w:szCs w:val="32"/>
+        </w:rPr>
+        <w:t>การวางแผนและเยียวยา</w:t>
       </w:r>
     </w:p>
     <w:p>
@@ -485,13 +565,21 @@
       </w:pPr>
       <w:r>
         <w:rPr>
-          <w:rFonts w:ascii="TH SarabunPSK" w:eastAsia="TH Sarabun PSK" w:hAnsi="TH SarabunPSK" w:cs="TH SarabunPSK"/>
-          <w:color w:val="000000" w:themeColor="text1"/>
-          <w:sz w:val="32"/>
-          <w:szCs w:val="32"/>
-          <w:cs/>
-        </w:rPr>
-        <w:t xml:space="preserve">{{tick.dataTopic.07}} ด้านสาธารณสุข</w:t>
+          <w:rFonts w:ascii="DejaVu Sans" w:hAnsi="DejaVu Sans" w:cs="DejaVu Sans"/>
+          <w:sz w:val="28"/>
+          <w:szCs w:val="28"/>
+        </w:rPr>
+        <w:t xml:space="preserve">{{tick.dataTopic.07}} </w:t>
+      </w:r>
+      <w:r>
+        <w:rPr>
+          <w:rFonts w:ascii="TH SarabunPSK" w:eastAsia="TH Sarabun PSK" w:hAnsi="TH SarabunPSK" w:cs="TH SarabunPSK"/>
+          <w:color w:val="000000" w:themeColor="text1"/>
+          <w:sz w:val="32"/>
+          <w:szCs w:val="32"/>
+          <w:cs/>
+        </w:rPr>
+        <w:t>ด้านสาธารณสุข</w:t>
       </w:r>
     </w:p>
     <w:p>
@@ -507,12 +595,20 @@
       </w:pPr>
       <w:r>
         <w:rPr>
-          <w:rFonts w:ascii="TH SarabunPSK" w:eastAsia="TH Sarabun PSK" w:hAnsi="TH SarabunPSK" w:cs="TH SarabunPSK"/>
-          <w:color w:val="000000" w:themeColor="text1"/>
-          <w:sz w:val="32"/>
-          <w:szCs w:val="32"/>
-        </w:rPr>
-        <w:t xml:space="preserve">{{tick.dataTopic.99}} อื่น ๆ {{dataset.dataTopicOther}}</w:t>
+          <w:rFonts w:ascii="DejaVu Sans" w:hAnsi="DejaVu Sans" w:cs="DejaVu Sans"/>
+          <w:sz w:val="28"/>
+          <w:szCs w:val="28"/>
+        </w:rPr>
+        <w:t xml:space="preserve">{{tick.dataTopic.99}} </w:t>
+      </w:r>
+      <w:r>
+        <w:rPr>
+          <w:rFonts w:ascii="TH SarabunPSK" w:eastAsia="TH Sarabun PSK" w:hAnsi="TH SarabunPSK" w:cs="TH SarabunPSK"/>
+          <w:color w:val="000000" w:themeColor="text1"/>
+          <w:sz w:val="32"/>
+          <w:szCs w:val="32"/>
+        </w:rPr>
+        <w:t xml:space="preserve">อื่น ๆ {{dataset.dataTopicOther}}</w:t>
       </w:r>
       <w:r>
         <w:rPr>
@@ -711,16 +807,14 @@
           <w:color w:val="000000" w:themeColor="text1"/>
           <w:sz w:val="32"/>
           <w:szCs w:val="32"/>
-          <w:highlight w:val="yellow"/>
-        </w:rPr>
-      </w:pPr>
-      <w:r>
-        <w:rPr>
-          <w:rFonts w:ascii="TH SarabunPSK" w:eastAsia="TH Sarabun PSK" w:hAnsi="TH SarabunPSK" w:cs="TH SarabunPSK"/>
-          <w:color w:val="000000" w:themeColor="text1"/>
-          <w:sz w:val="32"/>
-          <w:szCs w:val="32"/>
-          <w:highlight w:val="yellow"/>
+        </w:rPr>
+      </w:pPr>
+      <w:r>
+        <w:rPr>
+          <w:rFonts w:ascii="TH SarabunPSK" w:eastAsia="TH Sarabun PSK" w:hAnsi="TH SarabunPSK" w:cs="TH SarabunPSK"/>
+          <w:color w:val="000000" w:themeColor="text1"/>
+          <w:sz w:val="32"/>
+          <w:szCs w:val="32"/>
           <w:lang w:val="en-US"/>
         </w:rPr>
         <w:t xml:space="preserve">2.3 รายการข้อมูล (ฟิลด์ข้อมูล) ที่ประสงค์นำส่ง (เช่น ข้อมูลพิกัด, ข้อมูลประเภทที่ตั้ง, ข้อมูลหน่วยให้บริการ) {{dataset.dataFields}}</w:t>
@@ -732,7 +826,6 @@
           <w:color w:val="000000" w:themeColor="text1"/>
           <w:sz w:val="32"/>
           <w:szCs w:val="32"/>
-          <w:highlight w:val="yellow"/>
           <w:lang w:val="en-US"/>
         </w:rPr>
         <w:t xml:space="preserve"/>
@@ -744,7 +837,6 @@
           <w:color w:val="000000" w:themeColor="text1"/>
           <w:sz w:val="32"/>
           <w:szCs w:val="32"/>
-          <w:highlight w:val="yellow"/>
           <w:lang w:val="en-US"/>
         </w:rPr>
         <w:t xml:space="preserve"/>
@@ -756,7 +848,6 @@
           <w:color w:val="000000" w:themeColor="text1"/>
           <w:sz w:val="32"/>
           <w:szCs w:val="32"/>
-          <w:highlight w:val="yellow"/>
           <w:lang w:val="en-US"/>
         </w:rPr>
         <w:t xml:space="preserve"/>
@@ -768,7 +859,6 @@
           <w:color w:val="000000" w:themeColor="text1"/>
           <w:sz w:val="32"/>
           <w:szCs w:val="32"/>
-          <w:highlight w:val="yellow"/>
           <w:lang w:val="en-US"/>
         </w:rPr>
         <w:t xml:space="preserve"/>
@@ -780,7 +870,6 @@
           <w:color w:val="000000" w:themeColor="text1"/>
           <w:sz w:val="32"/>
           <w:szCs w:val="32"/>
-          <w:highlight w:val="yellow"/>
           <w:lang w:val="en-US"/>
         </w:rPr>
         <w:t xml:space="preserve"/>
@@ -792,7 +881,6 @@
           <w:color w:val="000000" w:themeColor="text1"/>
           <w:sz w:val="32"/>
           <w:szCs w:val="32"/>
-          <w:highlight w:val="yellow"/>
           <w:lang w:val="en-US"/>
         </w:rPr>
         <w:t xml:space="preserve"/>
@@ -803,7 +891,6 @@
           <w:color w:val="000000" w:themeColor="text1"/>
           <w:sz w:val="32"/>
           <w:szCs w:val="32"/>
-          <w:highlight w:val="yellow"/>
           <w:cs/>
           <w:lang w:val="en-US"/>
         </w:rPr>
@@ -815,7 +902,6 @@
           <w:color w:val="000000" w:themeColor="text1"/>
           <w:sz w:val="32"/>
           <w:szCs w:val="32"/>
-          <w:highlight w:val="yellow"/>
           <w:cs/>
           <w:lang w:val="en-US"/>
         </w:rPr>
@@ -827,7 +913,6 @@
           <w:color w:val="000000" w:themeColor="text1"/>
           <w:sz w:val="32"/>
           <w:szCs w:val="32"/>
-          <w:highlight w:val="yellow"/>
           <w:cs/>
           <w:lang w:val="en-US"/>
         </w:rPr>
@@ -839,7 +924,6 @@
           <w:color w:val="000000" w:themeColor="text1"/>
           <w:sz w:val="32"/>
           <w:szCs w:val="32"/>
-          <w:highlight w:val="yellow"/>
           <w:cs/>
           <w:lang w:val="en-US"/>
         </w:rPr>
@@ -851,7 +935,6 @@
           <w:color w:val="000000" w:themeColor="text1"/>
           <w:sz w:val="32"/>
           <w:szCs w:val="32"/>
-          <w:highlight w:val="yellow"/>
           <w:cs/>
           <w:lang w:val="en-US"/>
         </w:rPr>
@@ -863,7 +946,6 @@
           <w:color w:val="000000" w:themeColor="text1"/>
           <w:sz w:val="32"/>
           <w:szCs w:val="32"/>
-          <w:highlight w:val="yellow"/>
           <w:cs/>
           <w:lang w:val="en-US"/>
         </w:rPr>
@@ -875,7 +957,6 @@
           <w:color w:val="000000" w:themeColor="text1"/>
           <w:sz w:val="32"/>
           <w:szCs w:val="32"/>
-          <w:highlight w:val="yellow"/>
           <w:cs/>
         </w:rPr>
         <w:br/>
@@ -886,7 +967,6 @@
           <w:color w:val="000000" w:themeColor="text1"/>
           <w:sz w:val="32"/>
           <w:szCs w:val="32"/>
-          <w:highlight w:val="yellow"/>
         </w:rPr>
         <w:t xml:space="preserve"/>
       </w:r>
@@ -896,7 +976,6 @@
           <w:color w:val="000000" w:themeColor="text1"/>
           <w:sz w:val="32"/>
           <w:szCs w:val="32"/>
-          <w:highlight w:val="yellow"/>
         </w:rPr>
         <w:t xml:space="preserve"/>
       </w:r>
@@ -906,7 +985,6 @@
           <w:color w:val="000000" w:themeColor="text1"/>
           <w:sz w:val="32"/>
           <w:szCs w:val="32"/>
-          <w:highlight w:val="yellow"/>
         </w:rPr>
         <w:t xml:space="preserve"/>
       </w:r>
@@ -1271,21 +1349,522 @@
       </w:pPr>
       <w:r>
         <w:rPr>
-          <w:rFonts w:ascii="TH SarabunPSK" w:eastAsia="TH Sarabun PSK" w:hAnsi="TH SarabunPSK" w:cs="TH SarabunPSK"/>
-          <w:color w:val="000000" w:themeColor="text1"/>
-          <w:sz w:val="32"/>
-          <w:szCs w:val="32"/>
-          <w:lang w:val="en-US"/>
-        </w:rPr>
-        <w:t xml:space="preserve">{{tick.updateFrequencyUnit.A}} A ปี</w:t>
-      </w:r>
-      <w:r>
-        <w:rPr>
-          <w:rFonts w:ascii="TH SarabunPSK" w:eastAsia="TH Sarabun PSK" w:hAnsi="TH SarabunPSK" w:cs="TH SarabunPSK"/>
-          <w:color w:val="000000" w:themeColor="text1"/>
-          <w:sz w:val="32"/>
-          <w:szCs w:val="32"/>
-          <w:lang w:val="en-US"/>
+          <w:rFonts w:ascii="DejaVu Sans" w:hAnsi="DejaVu Sans" w:cs="DejaVu Sans"/>
+          <w:sz w:val="28"/>
+          <w:szCs w:val="28"/>
+        </w:rPr>
+        <w:t xml:space="preserve">{{tick.updateFrequencyUnit.A}} </w:t>
+      </w:r>
+      <w:r>
+        <w:rPr>
+          <w:rFonts w:ascii="TH SarabunPSK" w:eastAsia="TH Sarabun PSK" w:hAnsi="TH SarabunPSK" w:cs="TH SarabunPSK"/>
+          <w:color w:val="000000" w:themeColor="text1"/>
+          <w:sz w:val="32"/>
+          <w:szCs w:val="32"/>
+          <w:lang w:val="en-US"/>
+        </w:rPr>
+        <w:t>A</w:t>
+      </w:r>
+      <w:r>
+        <w:rPr>
+          <w:rFonts w:ascii="TH SarabunPSK" w:eastAsia="TH Sarabun PSK" w:hAnsi="TH SarabunPSK" w:cs="TH SarabunPSK"/>
+          <w:color w:val="000000" w:themeColor="text1"/>
+          <w:sz w:val="32"/>
+          <w:szCs w:val="32"/>
+          <w:lang w:val="en-US"/>
+        </w:rPr>
+        <w:t xml:space="preserve"> </w:t>
+      </w:r>
+      <w:r>
+        <w:rPr>
+          <w:rFonts w:ascii="TH SarabunPSK" w:eastAsia="TH Sarabun PSK" w:hAnsi="TH SarabunPSK" w:cs="TH SarabunPSK" w:hint="cs"/>
+          <w:color w:val="000000" w:themeColor="text1"/>
+          <w:sz w:val="32"/>
+          <w:szCs w:val="32"/>
+          <w:cs/>
+          <w:lang w:val="en-US"/>
+        </w:rPr>
+        <w:t>ปี</w:t>
+      </w:r>
+    </w:p>
+    <w:p>
+      <w:pPr>
+        <w:pStyle w:val="ListParagraph"/>
+        <w:rPr>
+          <w:rFonts w:ascii="TH SarabunPSK" w:eastAsia="TH Sarabun PSK" w:hAnsi="TH SarabunPSK" w:cs="TH SarabunPSK"/>
+          <w:color w:val="000000" w:themeColor="text1"/>
+          <w:sz w:val="32"/>
+          <w:szCs w:val="32"/>
+        </w:rPr>
+        <w:ind w:left="1440"/>
+      </w:pPr>
+      <w:r>
+        <w:rPr>
+          <w:rFonts w:ascii="DejaVu Sans" w:hAnsi="DejaVu Sans" w:cs="DejaVu Sans"/>
+          <w:sz w:val="28"/>
+          <w:szCs w:val="28"/>
+        </w:rPr>
+        <w:t xml:space="preserve">{{tick.updateFrequencyUnit.S}} </w:t>
+      </w:r>
+      <w:r>
+        <w:rPr>
+          <w:rFonts w:ascii="TH SarabunPSK" w:eastAsia="TH Sarabun PSK" w:hAnsi="TH SarabunPSK" w:cs="TH SarabunPSK"/>
+          <w:color w:val="000000" w:themeColor="text1"/>
+          <w:sz w:val="32"/>
+          <w:szCs w:val="32"/>
+          <w:lang w:val="en-US"/>
+        </w:rPr>
+        <w:t xml:space="preserve">S </w:t>
+      </w:r>
+      <w:r>
+        <w:rPr>
+          <w:rFonts w:ascii="TH SarabunPSK" w:eastAsia="TH Sarabun PSK" w:hAnsi="TH SarabunPSK" w:cs="TH SarabunPSK"/>
+          <w:color w:val="000000" w:themeColor="text1"/>
+          <w:sz w:val="32"/>
+          <w:szCs w:val="32"/>
+          <w:cs/>
+        </w:rPr>
+        <w:t>ครึ่งปี</w:t>
+      </w:r>
+    </w:p>
+    <w:p>
+      <w:pPr>
+        <w:pStyle w:val="ListParagraph"/>
+        <w:rPr>
+          <w:rFonts w:ascii="TH SarabunPSK" w:eastAsia="TH Sarabun PSK" w:hAnsi="TH SarabunPSK" w:cs="TH SarabunPSK"/>
+          <w:color w:val="000000" w:themeColor="text1"/>
+          <w:sz w:val="32"/>
+          <w:szCs w:val="32"/>
+        </w:rPr>
+        <w:ind w:left="1440"/>
+      </w:pPr>
+      <w:r>
+        <w:rPr>
+          <w:rFonts w:ascii="DejaVu Sans" w:hAnsi="DejaVu Sans" w:cs="DejaVu Sans"/>
+          <w:sz w:val="28"/>
+          <w:szCs w:val="28"/>
+        </w:rPr>
+        <w:t xml:space="preserve">{{tick.updateFrequencyUnit.Q}} </w:t>
+      </w:r>
+      <w:r>
+        <w:rPr>
+          <w:rFonts w:ascii="TH SarabunPSK" w:eastAsia="TH Sarabun PSK" w:hAnsi="TH SarabunPSK" w:cs="TH SarabunPSK"/>
+          <w:color w:val="000000" w:themeColor="text1"/>
+          <w:sz w:val="32"/>
+          <w:szCs w:val="32"/>
+          <w:lang w:val="en-US"/>
+        </w:rPr>
+        <w:t xml:space="preserve">Q </w:t>
+      </w:r>
+      <w:r>
+        <w:rPr>
+          <w:rFonts w:ascii="TH SarabunPSK" w:eastAsia="TH Sarabun PSK" w:hAnsi="TH SarabunPSK" w:cs="TH SarabunPSK" w:hint="cs"/>
+          <w:color w:val="000000" w:themeColor="text1"/>
+          <w:sz w:val="32"/>
+          <w:szCs w:val="32"/>
+          <w:cs/>
+        </w:rPr>
+        <w:t>ไตรมาส</w:t>
+      </w:r>
+    </w:p>
+    <w:p>
+      <w:pPr>
+        <w:pStyle w:val="ListParagraph"/>
+        <w:rPr>
+          <w:rFonts w:ascii="TH SarabunPSK" w:eastAsia="TH Sarabun PSK" w:hAnsi="TH SarabunPSK" w:cs="TH SarabunPSK"/>
+          <w:color w:val="000000" w:themeColor="text1"/>
+          <w:sz w:val="32"/>
+          <w:szCs w:val="32"/>
+        </w:rPr>
+        <w:ind w:left="1440"/>
+      </w:pPr>
+      <w:r>
+        <w:rPr>
+          <w:rFonts w:ascii="DejaVu Sans" w:hAnsi="DejaVu Sans" w:cs="DejaVu Sans"/>
+          <w:sz w:val="28"/>
+          <w:szCs w:val="28"/>
+        </w:rPr>
+        <w:t xml:space="preserve">{{tick.updateFrequencyUnit.M}} </w:t>
+      </w:r>
+      <w:r>
+        <w:rPr>
+          <w:rFonts w:ascii="TH SarabunPSK" w:eastAsia="TH Sarabun PSK" w:hAnsi="TH SarabunPSK" w:cs="TH SarabunPSK"/>
+          <w:color w:val="000000" w:themeColor="text1"/>
+          <w:sz w:val="32"/>
+          <w:szCs w:val="32"/>
+          <w:lang w:val="en-US"/>
+        </w:rPr>
+        <w:t xml:space="preserve">M </w:t>
+      </w:r>
+      <w:r>
+        <w:rPr>
+          <w:rFonts w:ascii="TH SarabunPSK" w:eastAsia="TH Sarabun PSK" w:hAnsi="TH SarabunPSK" w:cs="TH SarabunPSK" w:hint="cs"/>
+          <w:color w:val="000000" w:themeColor="text1"/>
+          <w:sz w:val="32"/>
+          <w:szCs w:val="32"/>
+          <w:cs/>
+        </w:rPr>
+        <w:t>เดือน</w:t>
+      </w:r>
+    </w:p>
+    <w:p>
+      <w:pPr>
+        <w:pStyle w:val="ListParagraph"/>
+        <w:rPr>
+          <w:rFonts w:ascii="TH SarabunPSK" w:eastAsia="TH Sarabun PSK" w:hAnsi="TH SarabunPSK" w:cs="TH SarabunPSK"/>
+          <w:color w:val="000000" w:themeColor="text1"/>
+          <w:sz w:val="32"/>
+          <w:szCs w:val="32"/>
+        </w:rPr>
+        <w:ind w:left="1440"/>
+      </w:pPr>
+      <w:r>
+        <w:rPr>
+          <w:rFonts w:ascii="DejaVu Sans" w:hAnsi="DejaVu Sans" w:cs="DejaVu Sans"/>
+          <w:sz w:val="28"/>
+          <w:szCs w:val="28"/>
+        </w:rPr>
+        <w:t xml:space="preserve">{{tick.updateFrequencyUnit.W}} </w:t>
+      </w:r>
+      <w:r>
+        <w:rPr>
+          <w:rFonts w:ascii="TH SarabunPSK" w:eastAsia="TH Sarabun PSK" w:hAnsi="TH SarabunPSK" w:cs="TH SarabunPSK"/>
+          <w:color w:val="000000" w:themeColor="text1"/>
+          <w:sz w:val="32"/>
+          <w:szCs w:val="32"/>
+          <w:lang w:val="en-US"/>
+        </w:rPr>
+        <w:lastRenderedPageBreak/>
+        <w:t xml:space="preserve">W </w:t>
+      </w:r>
+      <w:r>
+        <w:rPr>
+          <w:rFonts w:ascii="TH SarabunPSK" w:eastAsia="TH Sarabun PSK" w:hAnsi="TH SarabunPSK" w:cs="TH SarabunPSK" w:hint="cs"/>
+          <w:color w:val="000000" w:themeColor="text1"/>
+          <w:sz w:val="32"/>
+          <w:szCs w:val="32"/>
+          <w:cs/>
+        </w:rPr>
+        <w:t>สัปดาห์</w:t>
+      </w:r>
+    </w:p>
+    <w:p>
+      <w:pPr>
+        <w:pStyle w:val="ListParagraph"/>
+        <w:rPr>
+          <w:rFonts w:ascii="TH SarabunPSK" w:eastAsia="TH Sarabun PSK" w:hAnsi="TH SarabunPSK" w:cs="TH SarabunPSK"/>
+          <w:color w:val="000000" w:themeColor="text1"/>
+          <w:sz w:val="32"/>
+          <w:szCs w:val="32"/>
+        </w:rPr>
+        <w:ind w:left="1440"/>
+      </w:pPr>
+      <w:r>
+        <w:rPr>
+          <w:rFonts w:ascii="DejaVu Sans" w:hAnsi="DejaVu Sans" w:cs="DejaVu Sans"/>
+          <w:sz w:val="28"/>
+          <w:szCs w:val="28"/>
+        </w:rPr>
+        <w:t xml:space="preserve">{{tick.updateFrequencyUnit.D}} </w:t>
+      </w:r>
+      <w:r>
+        <w:rPr>
+          <w:rFonts w:ascii="TH SarabunPSK" w:eastAsia="TH Sarabun PSK" w:hAnsi="TH SarabunPSK" w:cs="TH SarabunPSK"/>
+          <w:color w:val="000000" w:themeColor="text1"/>
+          <w:sz w:val="32"/>
+          <w:szCs w:val="32"/>
+        </w:rPr>
+        <w:t xml:space="preserve">D </w:t>
+      </w:r>
+      <w:r>
+        <w:rPr>
+          <w:rFonts w:ascii="TH SarabunPSK" w:eastAsia="TH Sarabun PSK" w:hAnsi="TH SarabunPSK" w:cs="TH SarabunPSK" w:hint="cs"/>
+          <w:color w:val="000000" w:themeColor="text1"/>
+          <w:sz w:val="32"/>
+          <w:szCs w:val="32"/>
+          <w:cs/>
+        </w:rPr>
+        <w:t>วัน</w:t>
+      </w:r>
+    </w:p>
+    <w:p>
+      <w:pPr>
+        <w:pStyle w:val="ListParagraph"/>
+        <w:rPr>
+          <w:rFonts w:ascii="TH SarabunPSK" w:eastAsia="TH Sarabun PSK" w:hAnsi="TH SarabunPSK" w:cs="TH SarabunPSK"/>
+          <w:color w:val="000000" w:themeColor="text1"/>
+          <w:sz w:val="32"/>
+          <w:szCs w:val="32"/>
+        </w:rPr>
+        <w:ind w:left="1440"/>
+      </w:pPr>
+      <w:r>
+        <w:rPr>
+          <w:rFonts w:ascii="DejaVu Sans" w:hAnsi="DejaVu Sans" w:cs="DejaVu Sans"/>
+          <w:sz w:val="28"/>
+          <w:szCs w:val="28"/>
+        </w:rPr>
+        <w:t xml:space="preserve">{{tick.updateFrequencyUnit.B}} </w:t>
+      </w:r>
+      <w:r>
+        <w:rPr>
+          <w:rFonts w:ascii="TH SarabunPSK" w:eastAsia="TH Sarabun PSK" w:hAnsi="TH SarabunPSK" w:cs="TH SarabunPSK"/>
+          <w:color w:val="000000" w:themeColor="text1"/>
+          <w:sz w:val="32"/>
+          <w:szCs w:val="32"/>
+        </w:rPr>
+        <w:t xml:space="preserve">B </w:t>
+      </w:r>
+      <w:r>
+        <w:rPr>
+          <w:rFonts w:ascii="TH SarabunPSK" w:eastAsia="TH Sarabun PSK" w:hAnsi="TH SarabunPSK" w:cs="TH SarabunPSK" w:hint="cs"/>
+          <w:color w:val="000000" w:themeColor="text1"/>
+          <w:sz w:val="32"/>
+          <w:szCs w:val="32"/>
+          <w:cs/>
+        </w:rPr>
+        <w:t>วันทำการ</w:t>
+      </w:r>
+    </w:p>
+    <w:p>
+      <w:pPr>
+        <w:pStyle w:val="ListParagraph"/>
+        <w:rPr>
+          <w:rFonts w:ascii="TH SarabunPSK" w:eastAsia="TH Sarabun PSK" w:hAnsi="TH SarabunPSK" w:cs="TH SarabunPSK"/>
+          <w:color w:val="000000" w:themeColor="text1"/>
+          <w:sz w:val="32"/>
+          <w:szCs w:val="32"/>
+          <w:lang w:val="en-US"/>
+        </w:rPr>
+        <w:ind w:left="1440"/>
+      </w:pPr>
+      <w:r>
+        <w:rPr>
+          <w:rFonts w:ascii="DejaVu Sans" w:hAnsi="DejaVu Sans" w:cs="DejaVu Sans"/>
+          <w:sz w:val="28"/>
+          <w:szCs w:val="28"/>
+        </w:rPr>
+        <w:t xml:space="preserve">{{tick.updateFrequencyUnit.H}} </w:t>
+      </w:r>
+      <w:r>
+        <w:rPr>
+          <w:rFonts w:ascii="TH SarabunPSK" w:eastAsia="TH Sarabun PSK" w:hAnsi="TH SarabunPSK" w:cs="TH SarabunPSK"/>
+          <w:color w:val="000000" w:themeColor="text1"/>
+          <w:sz w:val="32"/>
+          <w:szCs w:val="32"/>
+          <w:lang w:val="en-US"/>
+        </w:rPr>
+        <w:t xml:space="preserve">H </w:t>
+      </w:r>
+      <w:r>
+        <w:rPr>
+          <w:rFonts w:ascii="TH SarabunPSK" w:eastAsia="TH Sarabun PSK" w:hAnsi="TH SarabunPSK" w:cs="TH SarabunPSK" w:hint="cs"/>
+          <w:color w:val="000000" w:themeColor="text1"/>
+          <w:sz w:val="32"/>
+          <w:szCs w:val="32"/>
+          <w:cs/>
+          <w:lang w:val="en-US"/>
+        </w:rPr>
+        <w:t>ชั่วโมง</w:t>
+      </w:r>
+    </w:p>
+    <w:p>
+      <w:pPr>
+        <w:pStyle w:val="ListParagraph"/>
+        <w:rPr>
+          <w:rFonts w:ascii="TH SarabunPSK" w:eastAsia="TH Sarabun PSK" w:hAnsi="TH SarabunPSK" w:cs="TH SarabunPSK"/>
+          <w:color w:val="000000" w:themeColor="text1"/>
+          <w:sz w:val="32"/>
+          <w:szCs w:val="32"/>
+          <w:lang w:val="en-US"/>
+        </w:rPr>
+        <w:ind w:left="1440"/>
+      </w:pPr>
+      <w:r>
+        <w:rPr>
+          <w:rFonts w:ascii="DejaVu Sans" w:hAnsi="DejaVu Sans" w:cs="DejaVu Sans"/>
+          <w:sz w:val="28"/>
+          <w:szCs w:val="28"/>
+        </w:rPr>
+        <w:t xml:space="preserve">{{tick.updateFrequencyUnit.N}} </w:t>
+      </w:r>
+      <w:r>
+        <w:rPr>
+          <w:rFonts w:ascii="TH SarabunPSK" w:eastAsia="TH Sarabun PSK" w:hAnsi="TH SarabunPSK" w:cs="TH SarabunPSK"/>
+          <w:color w:val="000000" w:themeColor="text1"/>
+          <w:sz w:val="32"/>
+          <w:szCs w:val="32"/>
+          <w:lang w:val="en-US"/>
+        </w:rPr>
+        <w:t xml:space="preserve">N </w:t>
+      </w:r>
+      <w:r>
+        <w:rPr>
+          <w:rFonts w:ascii="TH SarabunPSK" w:eastAsia="TH Sarabun PSK" w:hAnsi="TH SarabunPSK" w:cs="TH SarabunPSK" w:hint="cs"/>
+          <w:color w:val="000000" w:themeColor="text1"/>
+          <w:sz w:val="32"/>
+          <w:szCs w:val="32"/>
+          <w:cs/>
+          <w:lang w:val="en-US"/>
+        </w:rPr>
+        <w:t>นาที</w:t>
+      </w:r>
+    </w:p>
+    <w:p>
+      <w:pPr>
+        <w:pStyle w:val="ListParagraph"/>
+        <w:rPr>
+          <w:rFonts w:ascii="TH SarabunPSK" w:eastAsia="TH Sarabun PSK" w:hAnsi="TH SarabunPSK" w:cs="TH SarabunPSK"/>
+          <w:color w:val="000000" w:themeColor="text1"/>
+          <w:sz w:val="32"/>
+          <w:szCs w:val="32"/>
+          <w:lang w:val="en-US"/>
+        </w:rPr>
+        <w:ind w:left="1440"/>
+      </w:pPr>
+      <w:r>
+        <w:rPr>
+          <w:rFonts w:ascii="DejaVu Sans" w:hAnsi="DejaVu Sans" w:cs="DejaVu Sans"/>
+          <w:sz w:val="28"/>
+          <w:szCs w:val="28"/>
+        </w:rPr>
+        <w:t xml:space="preserve">{{tick.updateFrequencyUnit.R}} </w:t>
+      </w:r>
+      <w:r>
+        <w:rPr>
+          <w:rFonts w:ascii="TH SarabunPSK" w:eastAsia="TH Sarabun PSK" w:hAnsi="TH SarabunPSK" w:cs="TH SarabunPSK"/>
+          <w:color w:val="000000" w:themeColor="text1"/>
+          <w:sz w:val="32"/>
+          <w:szCs w:val="32"/>
+          <w:lang w:val="en-US"/>
+        </w:rPr>
+        <w:t xml:space="preserve">R </w:t>
+      </w:r>
+      <w:r>
+        <w:rPr>
+          <w:rFonts w:ascii="TH SarabunPSK" w:eastAsia="TH Sarabun PSK" w:hAnsi="TH SarabunPSK" w:cs="TH SarabunPSK" w:hint="cs"/>
+          <w:color w:val="000000" w:themeColor="text1"/>
+          <w:sz w:val="32"/>
+          <w:szCs w:val="32"/>
+          <w:cs/>
+          <w:lang w:val="en-US"/>
+        </w:rPr>
+        <w:t>เวลาตามจริง</w:t>
+      </w:r>
+    </w:p>
+    <w:p>
+      <w:pPr>
+        <w:pStyle w:val="ListParagraph"/>
+        <w:rPr>
+          <w:rFonts w:ascii="TH SarabunPSK" w:eastAsia="TH Sarabun PSK" w:hAnsi="TH SarabunPSK" w:cs="TH SarabunPSK"/>
+          <w:color w:val="000000" w:themeColor="text1"/>
+          <w:sz w:val="32"/>
+          <w:szCs w:val="32"/>
+          <w:lang w:val="en-US"/>
+        </w:rPr>
+        <w:ind w:left="1440"/>
+      </w:pPr>
+      <w:r>
+        <w:rPr>
+          <w:rFonts w:ascii="DejaVu Sans" w:hAnsi="DejaVu Sans" w:cs="DejaVu Sans"/>
+          <w:sz w:val="28"/>
+          <w:szCs w:val="28"/>
+        </w:rPr>
+        <w:t xml:space="preserve">{{tick.updateFrequencyUnit.O}} </w:t>
+      </w:r>
+      <w:r>
+        <w:rPr>
+          <w:rFonts w:ascii="TH SarabunPSK" w:eastAsia="TH Sarabun PSK" w:hAnsi="TH SarabunPSK" w:cs="TH SarabunPSK"/>
+          <w:color w:val="000000" w:themeColor="text1"/>
+          <w:sz w:val="32"/>
+          <w:szCs w:val="32"/>
+          <w:lang w:val="en-US"/>
+        </w:rPr>
+        <w:t xml:space="preserve">O </w:t>
+      </w:r>
+      <w:r>
+        <w:rPr>
+          <w:rFonts w:ascii="TH SarabunPSK" w:eastAsia="TH Sarabun PSK" w:hAnsi="TH SarabunPSK" w:cs="TH SarabunPSK" w:hint="cs"/>
+          <w:color w:val="000000" w:themeColor="text1"/>
+          <w:sz w:val="32"/>
+          <w:szCs w:val="32"/>
+          <w:cs/>
+          <w:lang w:val="en-US"/>
+        </w:rPr>
+        <w:t>ไม่มีการปรับปรุงหลังจากการจัดเก็บข้อมูล</w:t>
+      </w:r>
+    </w:p>
+    <w:p>
+      <w:pPr>
+        <w:pStyle w:val="ListParagraph"/>
+        <w:rPr>
+          <w:rFonts w:ascii="TH SarabunPSK" w:eastAsia="TH Sarabun PSK" w:hAnsi="TH SarabunPSK" w:cs="TH SarabunPSK"/>
+          <w:color w:val="000000" w:themeColor="text1"/>
+          <w:sz w:val="32"/>
+          <w:szCs w:val="32"/>
+          <w:cs/>
+          <w:lang w:val="en-US"/>
+        </w:rPr>
+        <w:ind w:left="1440"/>
+      </w:pPr>
+      <w:r>
+        <w:rPr>
+          <w:rFonts w:ascii="DejaVu Sans" w:hAnsi="DejaVu Sans" w:cs="DejaVu Sans"/>
+          <w:sz w:val="28"/>
+          <w:szCs w:val="28"/>
+        </w:rPr>
+        <w:t xml:space="preserve">{{tick.updateFrequencyUnit.U}} </w:t>
+      </w:r>
+      <w:r>
+        <w:rPr>
+          <w:rFonts w:ascii="TH SarabunPSK" w:eastAsia="TH Sarabun PSK" w:hAnsi="TH SarabunPSK" w:cs="TH SarabunPSK"/>
+          <w:color w:val="000000" w:themeColor="text1"/>
+          <w:sz w:val="32"/>
+          <w:szCs w:val="32"/>
+          <w:lang w:val="en-US"/>
+        </w:rPr>
+        <w:t xml:space="preserve">U </w:t>
+      </w:r>
+      <w:r>
+        <w:rPr>
+          <w:rFonts w:ascii="TH SarabunPSK" w:eastAsia="TH Sarabun PSK" w:hAnsi="TH SarabunPSK" w:cs="TH SarabunPSK" w:hint="cs"/>
+          <w:color w:val="000000" w:themeColor="text1"/>
+          <w:sz w:val="32"/>
+          <w:szCs w:val="32"/>
+          <w:cs/>
+          <w:lang w:val="en-US"/>
+        </w:rPr>
+        <w:t>ไม่ทราบ</w:t>
+      </w:r>
+    </w:p>
+    <w:p>
+      <w:pPr>
+        <w:ind w:left="720"/>
+        <w:rPr>
+          <w:rFonts w:ascii="TH SarabunPSK" w:eastAsia="TH Sarabun PSK" w:hAnsi="TH SarabunPSK" w:cs="TH SarabunPSK"/>
+          <w:color w:val="000000" w:themeColor="text1"/>
+          <w:sz w:val="32"/>
+          <w:szCs w:val="32"/>
+          <w:lang w:val="en-US"/>
+        </w:rPr>
+      </w:pPr>
+      <w:r>
+        <w:rPr>
+          <w:rFonts w:ascii="TH SarabunPSK" w:eastAsia="TH Sarabun PSK" w:hAnsi="TH SarabunPSK" w:cs="TH SarabunPSK"/>
+          <w:color w:val="000000" w:themeColor="text1"/>
+          <w:sz w:val="32"/>
+          <w:szCs w:val="32"/>
+          <w:cs/>
+        </w:rPr>
+        <w:t xml:space="preserve">9.2 ค่าความถี่ของการปรับปรุงข้อมูลต้นทาง {{dataset.updateFrequencyInterval}}</w:t>
+      </w:r>
+      <w:r>
+        <w:rPr>
+          <w:rFonts w:ascii="TH SarabunPSK" w:eastAsia="TH Sarabun PSK" w:hAnsi="TH SarabunPSK" w:cs="TH SarabunPSK" w:hint="cs"/>
+          <w:color w:val="000000" w:themeColor="text1"/>
+          <w:sz w:val="32"/>
+          <w:szCs w:val="32"/>
+          <w:cs/>
         </w:rPr>
         <w:t xml:space="preserve"/>
       </w:r>
@@ -1296,10 +1875,60 @@
           <w:sz w:val="32"/>
           <w:szCs w:val="32"/>
           <w:cs/>
-          <w:lang w:val="en-US"/>
         </w:rPr>
         <w:t xml:space="preserve"/>
       </w:r>
+      <w:r>
+        <w:rPr>
+          <w:rFonts w:ascii="TH SarabunPSK" w:eastAsia="TH Sarabun PSK" w:hAnsi="TH SarabunPSK" w:cs="TH SarabunPSK"/>
+          <w:color w:val="000000" w:themeColor="text1"/>
+          <w:sz w:val="32"/>
+          <w:szCs w:val="32"/>
+          <w:lang w:val="en-US"/>
+        </w:rPr>
+        <w:t xml:space="preserve"/>
+      </w:r>
+    </w:p>
+    <w:p>
+      <w:pPr>
+        <w:ind w:left="720"/>
+        <w:rPr>
+          <w:rFonts w:ascii="TH SarabunPSK" w:eastAsia="TH Sarabun PSK" w:hAnsi="TH SarabunPSK" w:cs="TH SarabunPSK"/>
+          <w:color w:val="000000" w:themeColor="text1"/>
+          <w:sz w:val="32"/>
+          <w:szCs w:val="32"/>
+        </w:rPr>
+      </w:pPr>
+      <w:r>
+        <w:rPr>
+          <w:rFonts w:ascii="TH SarabunPSK" w:eastAsia="TH Sarabun PSK" w:hAnsi="TH SarabunPSK" w:cs="TH SarabunPSK"/>
+          <w:color w:val="000000" w:themeColor="text1"/>
+          <w:sz w:val="32"/>
+          <w:szCs w:val="32"/>
+          <w:lang w:val="en-US"/>
+        </w:rPr>
+        <w:t>9</w:t>
+      </w:r>
+      <w:r>
+        <w:rPr>
+          <w:rFonts w:ascii="TH SarabunPSK" w:eastAsia="TH Sarabun PSK" w:hAnsi="TH SarabunPSK" w:cs="TH SarabunPSK"/>
+          <w:color w:val="000000" w:themeColor="text1"/>
+          <w:sz w:val="32"/>
+          <w:szCs w:val="32"/>
+          <w:cs/>
+        </w:rPr>
+        <w:t>.3</w:t>
+      </w:r>
+      <w:r>
+        <w:rPr>
+          <w:rFonts w:ascii="TH SarabunPSK" w:eastAsia="TH Sarabun PSK" w:hAnsi="TH SarabunPSK" w:cs="TH SarabunPSK" w:hint="cs"/>
+          <w:color w:val="000000" w:themeColor="text1"/>
+          <w:sz w:val="32"/>
+          <w:szCs w:val="32"/>
+          <w:cs/>
+        </w:rPr>
+        <w:t xml:space="preserve"> ความถี่ของการนำส่งข้อมูลเข้าสู่ระบบกลาง</w:t>
+      </w:r>
     </w:p>
     <w:p>
       <w:pPr>
@@ -1314,24 +1943,43 @@
       </w:pPr>
       <w:r>
         <w:rPr>
-          <w:rFonts w:ascii="TH SarabunPSK" w:eastAsia="TH Sarabun PSK" w:hAnsi="TH SarabunPSK" w:cs="TH SarabunPSK"/>
-          <w:color w:val="000000" w:themeColor="text1"/>
-          <w:sz w:val="32"/>
-          <w:szCs w:val="32"/>
-          <w:lang w:val="en-US"/>
-        </w:rPr>
-        <w:t xml:space="preserve">{{tick.updateFrequencyUnit.S}} S ครึ่งปี</w:t>
-      </w:r>
-      <w:r>
-        <w:rPr>
-          <w:rFonts w:ascii="TH SarabunPSK" w:eastAsia="TH Sarabun PSK" w:hAnsi="TH SarabunPSK" w:cs="TH SarabunPSK"/>
-          <w:color w:val="000000" w:themeColor="text1"/>
-          <w:sz w:val="32"/>
-          <w:szCs w:val="32"/>
-          <w:cs/>
-        </w:rPr>
-        <w:t xml:space="preserve"/>
-      </w:r>
+          <w:rFonts w:ascii="DejaVu Sans" w:hAnsi="DejaVu Sans" w:cs="DejaVu Sans"/>
+          <w:sz w:val="28"/>
+          <w:szCs w:val="28"/>
+        </w:rPr>
+        <w:t xml:space="preserve">{{tick.deliveryFrequency.1}} </w:t>
+      </w:r>
+      <w:proofErr w:type="spellStart"/>
+      <w:r>
+        <w:rPr>
+          <w:rFonts w:ascii="TH SarabunPSK" w:eastAsia="TH Sarabun PSK" w:hAnsi="TH SarabunPSK" w:cs="TH SarabunPSK"/>
+          <w:color w:val="000000" w:themeColor="text1"/>
+          <w:sz w:val="32"/>
+          <w:szCs w:val="32"/>
+        </w:rPr>
+        <w:t>เมื่อมีการร้องขอ</w:t>
+      </w:r>
+      <w:proofErr w:type="spellEnd"/>
+      <w:r>
+        <w:rPr>
+          <w:rFonts w:ascii="TH SarabunPSK" w:eastAsia="TH Sarabun PSK" w:hAnsi="TH SarabunPSK" w:cs="TH SarabunPSK"/>
+          <w:color w:val="000000" w:themeColor="text1"/>
+          <w:sz w:val="32"/>
+          <w:szCs w:val="32"/>
+        </w:rPr>
+        <w:t xml:space="preserve"> </w:t>
+      </w:r>
+      <w:proofErr w:type="spellStart"/>
+      <w:r>
+        <w:rPr>
+          <w:rFonts w:ascii="TH SarabunPSK" w:eastAsia="TH Sarabun PSK" w:hAnsi="TH SarabunPSK" w:cs="TH SarabunPSK"/>
+          <w:color w:val="000000" w:themeColor="text1"/>
+          <w:sz w:val="32"/>
+          <w:szCs w:val="32"/>
+        </w:rPr>
+        <w:t>หรือเมื่อมีคำสั่ง</w:t>
+      </w:r>
+      <w:proofErr w:type="spellEnd"/>
     </w:p>
     <w:p>
       <w:pPr>
@@ -1346,24 +1994,32 @@
       </w:pPr>
       <w:r>
         <w:rPr>
-          <w:rFonts w:ascii="TH SarabunPSK" w:eastAsia="TH Sarabun PSK" w:hAnsi="TH SarabunPSK" w:cs="TH SarabunPSK"/>
-          <w:color w:val="000000" w:themeColor="text1"/>
-          <w:sz w:val="32"/>
-          <w:szCs w:val="32"/>
-          <w:lang w:val="en-US"/>
-        </w:rPr>
-        <w:t xml:space="preserve">{{tick.updateFrequencyUnit.Q}} Q ไตรมาส</w:t>
-      </w:r>
-      <w:r>
-        <w:rPr>
-          <w:rFonts w:ascii="TH SarabunPSK" w:eastAsia="TH Sarabun PSK" w:hAnsi="TH SarabunPSK" w:cs="TH SarabunPSK" w:hint="cs"/>
-          <w:color w:val="000000" w:themeColor="text1"/>
-          <w:sz w:val="32"/>
-          <w:szCs w:val="32"/>
-          <w:cs/>
-        </w:rPr>
-        <w:t xml:space="preserve"/>
-      </w:r>
+          <w:rFonts w:ascii="DejaVu Sans" w:hAnsi="DejaVu Sans" w:cs="DejaVu Sans"/>
+          <w:sz w:val="28"/>
+          <w:szCs w:val="28"/>
+        </w:rPr>
+        <w:t xml:space="preserve">{{tick.deliveryFrequency.2}} </w:t>
+      </w:r>
+      <w:proofErr w:type="spellStart"/>
+      <w:r>
+        <w:rPr>
+          <w:rFonts w:ascii="TH SarabunPSK" w:eastAsia="TH Sarabun PSK" w:hAnsi="TH SarabunPSK" w:cs="TH SarabunPSK"/>
+          <w:color w:val="000000" w:themeColor="text1"/>
+          <w:sz w:val="32"/>
+          <w:szCs w:val="32"/>
+        </w:rPr>
+        <w:t>ต</w:t>
+      </w:r>
+      <w:r>
+        <w:rPr>
+          <w:rFonts w:ascii="TH SarabunPSK" w:eastAsia="TH Sarabun PSK" w:hAnsi="TH SarabunPSK" w:cs="TH SarabunPSK"/>
+          <w:color w:val="000000" w:themeColor="text1"/>
+          <w:sz w:val="32"/>
+          <w:szCs w:val="32"/>
+        </w:rPr>
+        <w:t>่อเนื่องรายเดือน</w:t>
+      </w:r>
+      <w:proofErr w:type="spellEnd"/>
     </w:p>
     <w:p>
       <w:pPr>
@@ -1378,23 +2034,21 @@
       </w:pPr>
       <w:r>
         <w:rPr>
-          <w:rFonts w:ascii="TH SarabunPSK" w:eastAsia="TH Sarabun PSK" w:hAnsi="TH SarabunPSK" w:cs="TH SarabunPSK"/>
-          <w:color w:val="000000" w:themeColor="text1"/>
-          <w:sz w:val="32"/>
-          <w:szCs w:val="32"/>
-          <w:lang w:val="en-US"/>
-        </w:rPr>
-        <w:t xml:space="preserve">{{tick.updateFrequencyUnit.M}} M เดือน</w:t>
-      </w:r>
-      <w:r>
-        <w:rPr>
-          <w:rFonts w:ascii="TH SarabunPSK" w:eastAsia="TH Sarabun PSK" w:hAnsi="TH SarabunPSK" w:cs="TH SarabunPSK" w:hint="cs"/>
-          <w:color w:val="000000" w:themeColor="text1"/>
-          <w:sz w:val="32"/>
-          <w:szCs w:val="32"/>
-          <w:cs/>
-        </w:rPr>
-        <w:t xml:space="preserve"/>
+          <w:rFonts w:ascii="DejaVu Sans" w:hAnsi="DejaVu Sans" w:cs="DejaVu Sans"/>
+          <w:sz w:val="28"/>
+          <w:szCs w:val="28"/>
+        </w:rPr>
+        <w:t xml:space="preserve">{{tick.deliveryFrequency.3}} </w:t>
+      </w:r>
+      <w:r>
+        <w:rPr>
+          <w:rFonts w:ascii="TH SarabunPSK" w:eastAsia="TH Sarabun PSK" w:hAnsi="TH SarabunPSK" w:cs="TH SarabunPSK"/>
+          <w:color w:val="000000" w:themeColor="text1"/>
+          <w:sz w:val="32"/>
+          <w:szCs w:val="32"/>
+          <w:cs/>
+        </w:rPr>
+        <w:t>ต่อเนื่องรายไตรมาส</w:t>
       </w:r>
     </w:p>
     <w:p>
@@ -1410,24 +2064,21 @@
       </w:pPr>
       <w:r>
         <w:rPr>
-          <w:rFonts w:ascii="TH SarabunPSK" w:eastAsia="TH Sarabun PSK" w:hAnsi="TH SarabunPSK" w:cs="TH SarabunPSK"/>
-          <w:color w:val="000000" w:themeColor="text1"/>
-          <w:sz w:val="32"/>
-          <w:szCs w:val="32"/>
-          <w:lang w:val="en-US"/>
-        </w:rPr>
-        <w:lastRenderedPageBreak/>
-        <w:t xml:space="preserve">{{tick.updateFrequencyUnit.W}} W สัปดาห์</w:t>
-      </w:r>
-      <w:r>
-        <w:rPr>
-          <w:rFonts w:ascii="TH SarabunPSK" w:eastAsia="TH Sarabun PSK" w:hAnsi="TH SarabunPSK" w:cs="TH SarabunPSK" w:hint="cs"/>
-          <w:color w:val="000000" w:themeColor="text1"/>
-          <w:sz w:val="32"/>
-          <w:szCs w:val="32"/>
-          <w:cs/>
-        </w:rPr>
-        <w:t xml:space="preserve"/>
+          <w:rFonts w:ascii="DejaVu Sans" w:hAnsi="DejaVu Sans" w:cs="DejaVu Sans"/>
+          <w:sz w:val="28"/>
+          <w:szCs w:val="28"/>
+        </w:rPr>
+        <w:t xml:space="preserve">{{tick.deliveryFrequency.4}} </w:t>
+      </w:r>
+      <w:r>
+        <w:rPr>
+          <w:rFonts w:ascii="TH SarabunPSK" w:eastAsia="TH Sarabun PSK" w:hAnsi="TH SarabunPSK" w:cs="TH SarabunPSK"/>
+          <w:color w:val="000000" w:themeColor="text1"/>
+          <w:sz w:val="32"/>
+          <w:szCs w:val="32"/>
+          <w:cs/>
+        </w:rPr>
+        <w:t>ต่อเนื่องรายครึ่งปี</w:t>
       </w:r>
     </w:p>
     <w:p>
@@ -1443,461 +2094,21 @@
       </w:pPr>
       <w:r>
         <w:rPr>
-          <w:rFonts w:ascii="TH SarabunPSK" w:eastAsia="TH Sarabun PSK" w:hAnsi="TH SarabunPSK" w:cs="TH SarabunPSK"/>
-          <w:color w:val="000000" w:themeColor="text1"/>
-          <w:sz w:val="32"/>
-          <w:szCs w:val="32"/>
-        </w:rPr>
-        <w:t xml:space="preserve">{{tick.updateFrequencyUnit.D}} D วัน</w:t>
-      </w:r>
-      <w:r>
-        <w:rPr>
-          <w:rFonts w:ascii="TH SarabunPSK" w:eastAsia="TH Sarabun PSK" w:hAnsi="TH SarabunPSK" w:cs="TH SarabunPSK" w:hint="cs"/>
-          <w:color w:val="000000" w:themeColor="text1"/>
-          <w:sz w:val="32"/>
-          <w:szCs w:val="32"/>
-          <w:cs/>
-        </w:rPr>
-        <w:t xml:space="preserve"/>
-      </w:r>
-    </w:p>
-    <w:p>
-      <w:pPr>
-        <w:pStyle w:val="ListParagraph"/>
-        <w:rPr>
-          <w:rFonts w:ascii="TH SarabunPSK" w:eastAsia="TH Sarabun PSK" w:hAnsi="TH SarabunPSK" w:cs="TH SarabunPSK"/>
-          <w:color w:val="000000" w:themeColor="text1"/>
-          <w:sz w:val="32"/>
-          <w:szCs w:val="32"/>
-          <w:highlight w:val="yellow"/>
-        </w:rPr>
-        <w:ind w:left="1440"/>
-      </w:pPr>
-      <w:r>
-        <w:rPr>
-          <w:rFonts w:ascii="TH SarabunPSK" w:eastAsia="TH Sarabun PSK" w:hAnsi="TH SarabunPSK" w:cs="TH SarabunPSK"/>
-          <w:color w:val="000000" w:themeColor="text1"/>
-          <w:sz w:val="32"/>
-          <w:szCs w:val="32"/>
-          <w:highlight w:val="yellow"/>
-        </w:rPr>
-        <w:t xml:space="preserve">{{tick.updateFrequencyUnit.B}} B วันทำการ</w:t>
-      </w:r>
-      <w:r>
-        <w:rPr>
-          <w:rFonts w:ascii="TH SarabunPSK" w:eastAsia="TH Sarabun PSK" w:hAnsi="TH SarabunPSK" w:cs="TH SarabunPSK" w:hint="cs"/>
-          <w:color w:val="000000" w:themeColor="text1"/>
-          <w:sz w:val="32"/>
-          <w:szCs w:val="32"/>
-          <w:highlight w:val="yellow"/>
-          <w:cs/>
-        </w:rPr>
-        <w:t xml:space="preserve"/>
-      </w:r>
-    </w:p>
-    <w:p>
-      <w:pPr>
-        <w:pStyle w:val="ListParagraph"/>
-        <w:rPr>
-          <w:rFonts w:ascii="TH SarabunPSK" w:eastAsia="TH Sarabun PSK" w:hAnsi="TH SarabunPSK" w:cs="TH SarabunPSK"/>
-          <w:color w:val="000000" w:themeColor="text1"/>
-          <w:sz w:val="32"/>
-          <w:szCs w:val="32"/>
-          <w:lang w:val="en-US"/>
-        </w:rPr>
-        <w:ind w:left="1440"/>
-      </w:pPr>
-      <w:r>
-        <w:rPr>
-          <w:rFonts w:ascii="TH SarabunPSK" w:eastAsia="TH Sarabun PSK" w:hAnsi="TH SarabunPSK" w:cs="TH SarabunPSK"/>
-          <w:color w:val="000000" w:themeColor="text1"/>
-          <w:sz w:val="32"/>
-          <w:szCs w:val="32"/>
-          <w:lang w:val="en-US"/>
-        </w:rPr>
-        <w:t xml:space="preserve">{{tick.updateFrequencyUnit.H}} H ชั่วโมง</w:t>
-      </w:r>
-      <w:r>
-        <w:rPr>
-          <w:rFonts w:ascii="TH SarabunPSK" w:eastAsia="TH Sarabun PSK" w:hAnsi="TH SarabunPSK" w:cs="TH SarabunPSK" w:hint="cs"/>
-          <w:color w:val="000000" w:themeColor="text1"/>
-          <w:sz w:val="32"/>
-          <w:szCs w:val="32"/>
-          <w:cs/>
-          <w:lang w:val="en-US"/>
-        </w:rPr>
-        <w:t xml:space="preserve"/>
-      </w:r>
-    </w:p>
-    <w:p>
-      <w:pPr>
-        <w:pStyle w:val="ListParagraph"/>
-        <w:rPr>
-          <w:rFonts w:ascii="TH SarabunPSK" w:eastAsia="TH Sarabun PSK" w:hAnsi="TH SarabunPSK" w:cs="TH SarabunPSK"/>
-          <w:color w:val="000000" w:themeColor="text1"/>
-          <w:sz w:val="32"/>
-          <w:szCs w:val="32"/>
-          <w:lang w:val="en-US"/>
-        </w:rPr>
-        <w:ind w:left="1440"/>
-      </w:pPr>
-      <w:r>
-        <w:rPr>
-          <w:rFonts w:ascii="TH SarabunPSK" w:eastAsia="TH Sarabun PSK" w:hAnsi="TH SarabunPSK" w:cs="TH SarabunPSK"/>
-          <w:color w:val="000000" w:themeColor="text1"/>
-          <w:sz w:val="32"/>
-          <w:szCs w:val="32"/>
-          <w:lang w:val="en-US"/>
-        </w:rPr>
-        <w:t xml:space="preserve">{{tick.updateFrequencyUnit.N}} N นาที</w:t>
-      </w:r>
-      <w:r>
-        <w:rPr>
-          <w:rFonts w:ascii="TH SarabunPSK" w:eastAsia="TH Sarabun PSK" w:hAnsi="TH SarabunPSK" w:cs="TH SarabunPSK" w:hint="cs"/>
-          <w:color w:val="000000" w:themeColor="text1"/>
-          <w:sz w:val="32"/>
-          <w:szCs w:val="32"/>
-          <w:cs/>
-          <w:lang w:val="en-US"/>
-        </w:rPr>
-        <w:t xml:space="preserve"/>
-      </w:r>
-    </w:p>
-    <w:p>
-      <w:pPr>
-        <w:pStyle w:val="ListParagraph"/>
-        <w:rPr>
-          <w:rFonts w:ascii="TH SarabunPSK" w:eastAsia="TH Sarabun PSK" w:hAnsi="TH SarabunPSK" w:cs="TH SarabunPSK"/>
-          <w:color w:val="000000" w:themeColor="text1"/>
-          <w:sz w:val="32"/>
-          <w:szCs w:val="32"/>
-          <w:lang w:val="en-US"/>
-        </w:rPr>
-        <w:ind w:left="1440"/>
-      </w:pPr>
-      <w:r>
-        <w:rPr>
-          <w:rFonts w:ascii="TH SarabunPSK" w:eastAsia="TH Sarabun PSK" w:hAnsi="TH SarabunPSK" w:cs="TH SarabunPSK"/>
-          <w:color w:val="000000" w:themeColor="text1"/>
-          <w:sz w:val="32"/>
-          <w:szCs w:val="32"/>
-          <w:lang w:val="en-US"/>
-        </w:rPr>
-        <w:t xml:space="preserve">{{tick.updateFrequencyUnit.R}} R เวลาตามจริง</w:t>
-      </w:r>
-      <w:r>
-        <w:rPr>
-          <w:rFonts w:ascii="TH SarabunPSK" w:eastAsia="TH Sarabun PSK" w:hAnsi="TH SarabunPSK" w:cs="TH SarabunPSK" w:hint="cs"/>
-          <w:color w:val="000000" w:themeColor="text1"/>
-          <w:sz w:val="32"/>
-          <w:szCs w:val="32"/>
-          <w:cs/>
-          <w:lang w:val="en-US"/>
-        </w:rPr>
-        <w:t xml:space="preserve"/>
-      </w:r>
-    </w:p>
-    <w:p>
-      <w:pPr>
-        <w:pStyle w:val="ListParagraph"/>
-        <w:rPr>
-          <w:rFonts w:ascii="TH SarabunPSK" w:eastAsia="TH Sarabun PSK" w:hAnsi="TH SarabunPSK" w:cs="TH SarabunPSK"/>
-          <w:color w:val="000000" w:themeColor="text1"/>
-          <w:sz w:val="32"/>
-          <w:szCs w:val="32"/>
-          <w:lang w:val="en-US"/>
-        </w:rPr>
-        <w:ind w:left="1440"/>
-      </w:pPr>
-      <w:r>
-        <w:rPr>
-          <w:rFonts w:ascii="TH SarabunPSK" w:eastAsia="TH Sarabun PSK" w:hAnsi="TH SarabunPSK" w:cs="TH SarabunPSK"/>
-          <w:color w:val="000000" w:themeColor="text1"/>
-          <w:sz w:val="32"/>
-          <w:szCs w:val="32"/>
-          <w:lang w:val="en-US"/>
-        </w:rPr>
-        <w:t xml:space="preserve">{{tick.updateFrequencyUnit.O}} O ไม่มีการปรับปรุงหลังจากการจัดเก็บข้อมูล</w:t>
-      </w:r>
-      <w:r>
-        <w:rPr>
-          <w:rFonts w:ascii="TH SarabunPSK" w:eastAsia="TH Sarabun PSK" w:hAnsi="TH SarabunPSK" w:cs="TH SarabunPSK" w:hint="cs"/>
-          <w:color w:val="000000" w:themeColor="text1"/>
-          <w:sz w:val="32"/>
-          <w:szCs w:val="32"/>
-          <w:cs/>
-          <w:lang w:val="en-US"/>
-        </w:rPr>
-        <w:t xml:space="preserve"/>
-      </w:r>
-    </w:p>
-    <w:p>
-      <w:pPr>
-        <w:pStyle w:val="ListParagraph"/>
-        <w:rPr>
-          <w:rFonts w:ascii="TH SarabunPSK" w:eastAsia="TH Sarabun PSK" w:hAnsi="TH SarabunPSK" w:cs="TH SarabunPSK"/>
-          <w:color w:val="000000" w:themeColor="text1"/>
-          <w:sz w:val="32"/>
-          <w:szCs w:val="32"/>
-          <w:cs/>
-          <w:lang w:val="en-US"/>
-        </w:rPr>
-        <w:ind w:left="1440"/>
-      </w:pPr>
-      <w:r>
-        <w:rPr>
-          <w:rFonts w:ascii="TH SarabunPSK" w:eastAsia="TH Sarabun PSK" w:hAnsi="TH SarabunPSK" w:cs="TH SarabunPSK"/>
-          <w:color w:val="000000" w:themeColor="text1"/>
-          <w:sz w:val="32"/>
-          <w:szCs w:val="32"/>
-          <w:lang w:val="en-US"/>
-        </w:rPr>
-        <w:t xml:space="preserve">{{tick.updateFrequencyUnit.U}} U ไม่ทราบ</w:t>
-      </w:r>
-      <w:r>
-        <w:rPr>
-          <w:rFonts w:ascii="TH SarabunPSK" w:eastAsia="TH Sarabun PSK" w:hAnsi="TH SarabunPSK" w:cs="TH SarabunPSK" w:hint="cs"/>
-          <w:color w:val="000000" w:themeColor="text1"/>
-          <w:sz w:val="32"/>
-          <w:szCs w:val="32"/>
-          <w:cs/>
-          <w:lang w:val="en-US"/>
-        </w:rPr>
-        <w:t xml:space="preserve"/>
-      </w:r>
-    </w:p>
-    <w:p>
-      <w:pPr>
-        <w:ind w:left="720"/>
-        <w:rPr>
-          <w:rFonts w:ascii="TH SarabunPSK" w:eastAsia="TH Sarabun PSK" w:hAnsi="TH SarabunPSK" w:cs="TH SarabunPSK"/>
-          <w:color w:val="000000" w:themeColor="text1"/>
-          <w:sz w:val="32"/>
-          <w:szCs w:val="32"/>
-          <w:lang w:val="en-US"/>
-        </w:rPr>
-      </w:pPr>
-      <w:r>
-        <w:rPr>
-          <w:rFonts w:ascii="TH SarabunPSK" w:eastAsia="TH Sarabun PSK" w:hAnsi="TH SarabunPSK" w:cs="TH SarabunPSK"/>
-          <w:color w:val="000000" w:themeColor="text1"/>
-          <w:sz w:val="32"/>
-          <w:szCs w:val="32"/>
-          <w:cs/>
-        </w:rPr>
-        <w:t xml:space="preserve">9.2 ค่าความถี่ของการปรับปรุงข้อมูลต้นทาง {{dataset.updateFrequencyInterval}}</w:t>
-      </w:r>
-      <w:r>
-        <w:rPr>
-          <w:rFonts w:ascii="TH SarabunPSK" w:eastAsia="TH Sarabun PSK" w:hAnsi="TH SarabunPSK" w:cs="TH SarabunPSK" w:hint="cs"/>
-          <w:color w:val="000000" w:themeColor="text1"/>
-          <w:sz w:val="32"/>
-          <w:szCs w:val="32"/>
-          <w:cs/>
-        </w:rPr>
-        <w:t xml:space="preserve"/>
-      </w:r>
-      <w:r>
-        <w:rPr>
-          <w:rFonts w:ascii="TH SarabunPSK" w:eastAsia="TH Sarabun PSK" w:hAnsi="TH SarabunPSK" w:cs="TH SarabunPSK" w:hint="cs"/>
-          <w:color w:val="000000" w:themeColor="text1"/>
-          <w:sz w:val="32"/>
-          <w:szCs w:val="32"/>
-          <w:cs/>
-        </w:rPr>
-        <w:t xml:space="preserve"/>
-      </w:r>
-      <w:r>
-        <w:rPr>
-          <w:rFonts w:ascii="TH SarabunPSK" w:eastAsia="TH Sarabun PSK" w:hAnsi="TH SarabunPSK" w:cs="TH SarabunPSK"/>
-          <w:color w:val="000000" w:themeColor="text1"/>
-          <w:sz w:val="32"/>
-          <w:szCs w:val="32"/>
-          <w:lang w:val="en-US"/>
-        </w:rPr>
-        <w:t xml:space="preserve"/>
-      </w:r>
-    </w:p>
-    <w:p>
-      <w:pPr>
-        <w:ind w:left="720"/>
-        <w:rPr>
-          <w:rFonts w:ascii="TH SarabunPSK" w:eastAsia="TH Sarabun PSK" w:hAnsi="TH SarabunPSK" w:cs="TH SarabunPSK"/>
-          <w:color w:val="000000" w:themeColor="text1"/>
-          <w:sz w:val="32"/>
-          <w:szCs w:val="32"/>
-        </w:rPr>
-      </w:pPr>
-      <w:r>
-        <w:rPr>
-          <w:rFonts w:ascii="TH SarabunPSK" w:eastAsia="TH Sarabun PSK" w:hAnsi="TH SarabunPSK" w:cs="TH SarabunPSK"/>
-          <w:color w:val="000000" w:themeColor="text1"/>
-          <w:sz w:val="32"/>
-          <w:szCs w:val="32"/>
-          <w:lang w:val="en-US"/>
-        </w:rPr>
-        <w:t>9</w:t>
-      </w:r>
-      <w:r>
-        <w:rPr>
-          <w:rFonts w:ascii="TH SarabunPSK" w:eastAsia="TH Sarabun PSK" w:hAnsi="TH SarabunPSK" w:cs="TH SarabunPSK"/>
-          <w:color w:val="000000" w:themeColor="text1"/>
-          <w:sz w:val="32"/>
-          <w:szCs w:val="32"/>
-          <w:cs/>
-        </w:rPr>
-        <w:t>.3</w:t>
-      </w:r>
-      <w:r>
-        <w:rPr>
-          <w:rFonts w:ascii="TH SarabunPSK" w:eastAsia="TH Sarabun PSK" w:hAnsi="TH SarabunPSK" w:cs="TH SarabunPSK" w:hint="cs"/>
-          <w:color w:val="000000" w:themeColor="text1"/>
-          <w:sz w:val="32"/>
-          <w:szCs w:val="32"/>
-          <w:cs/>
-        </w:rPr>
-        <w:t xml:space="preserve"> ความถี่ของการนำส่งข้อมูลเข้าสู่ระบบกลาง</w:t>
-      </w:r>
-    </w:p>
-    <w:p>
-      <w:pPr>
-        <w:pStyle w:val="ListParagraph"/>
-        <w:rPr>
-          <w:rFonts w:ascii="TH SarabunPSK" w:eastAsia="TH Sarabun PSK" w:hAnsi="TH SarabunPSK" w:cs="TH SarabunPSK"/>
-          <w:color w:val="000000" w:themeColor="text1"/>
-          <w:sz w:val="32"/>
-          <w:szCs w:val="32"/>
-        </w:rPr>
-        <w:ind w:left="1440"/>
-      </w:pPr>
-      <w:proofErr w:type="spellStart"/>
-      <w:r>
-        <w:rPr>
-          <w:rFonts w:ascii="TH SarabunPSK" w:eastAsia="TH Sarabun PSK" w:hAnsi="TH SarabunPSK" w:cs="TH SarabunPSK"/>
-          <w:color w:val="000000" w:themeColor="text1"/>
-          <w:sz w:val="32"/>
-          <w:szCs w:val="32"/>
-        </w:rPr>
-        <w:t xml:space="preserve">{{tick.deliveryFrequency.1}} เมื่อมีการร้องขอ หรือเมื่อมีคำสั่ง</w:t>
-      </w:r>
-      <w:proofErr w:type="spellEnd"/>
-      <w:r>
-        <w:rPr>
-          <w:rFonts w:ascii="TH SarabunPSK" w:eastAsia="TH Sarabun PSK" w:hAnsi="TH SarabunPSK" w:cs="TH SarabunPSK"/>
-          <w:color w:val="000000" w:themeColor="text1"/>
-          <w:sz w:val="32"/>
-          <w:szCs w:val="32"/>
-        </w:rPr>
-        <w:t xml:space="preserve"/>
-      </w:r>
-      <w:proofErr w:type="spellStart"/>
-      <w:r>
-        <w:rPr>
-          <w:rFonts w:ascii="TH SarabunPSK" w:eastAsia="TH Sarabun PSK" w:hAnsi="TH SarabunPSK" w:cs="TH SarabunPSK"/>
-          <w:color w:val="000000" w:themeColor="text1"/>
-          <w:sz w:val="32"/>
-          <w:szCs w:val="32"/>
-        </w:rPr>
-        <w:t xml:space="preserve"/>
-      </w:r>
-      <w:proofErr w:type="spellEnd"/>
-    </w:p>
-    <w:p>
-      <w:pPr>
-        <w:pStyle w:val="ListParagraph"/>
-        <w:rPr>
-          <w:rFonts w:ascii="TH SarabunPSK" w:eastAsia="TH Sarabun PSK" w:hAnsi="TH SarabunPSK" w:cs="TH SarabunPSK"/>
-          <w:color w:val="000000" w:themeColor="text1"/>
-          <w:sz w:val="32"/>
-          <w:szCs w:val="32"/>
-        </w:rPr>
-        <w:ind w:left="1440"/>
-      </w:pPr>
-      <w:proofErr w:type="spellStart"/>
-      <w:r>
-        <w:rPr>
-          <w:rFonts w:ascii="TH SarabunPSK" w:eastAsia="TH Sarabun PSK" w:hAnsi="TH SarabunPSK" w:cs="TH SarabunPSK"/>
-          <w:color w:val="000000" w:themeColor="text1"/>
-          <w:sz w:val="32"/>
-          <w:szCs w:val="32"/>
-        </w:rPr>
-        <w:t xml:space="preserve">{{tick.deliveryFrequency.2}} ต่อเนื่องรายเดือน</w:t>
-      </w:r>
-      <w:r>
-        <w:rPr>
-          <w:rFonts w:ascii="TH SarabunPSK" w:eastAsia="TH Sarabun PSK" w:hAnsi="TH SarabunPSK" w:cs="TH SarabunPSK"/>
-          <w:color w:val="000000" w:themeColor="text1"/>
-          <w:sz w:val="32"/>
-          <w:szCs w:val="32"/>
-        </w:rPr>
-        <w:t xml:space="preserve"/>
-      </w:r>
-      <w:proofErr w:type="spellEnd"/>
-    </w:p>
-    <w:p>
-      <w:pPr>
-        <w:pStyle w:val="ListParagraph"/>
-        <w:rPr>
-          <w:rFonts w:ascii="TH SarabunPSK" w:eastAsia="TH Sarabun PSK" w:hAnsi="TH SarabunPSK" w:cs="TH SarabunPSK"/>
-          <w:color w:val="000000" w:themeColor="text1"/>
-          <w:sz w:val="32"/>
-          <w:szCs w:val="32"/>
-        </w:rPr>
-        <w:ind w:left="1440"/>
-      </w:pPr>
-      <w:r>
-        <w:rPr>
-          <w:rFonts w:ascii="TH SarabunPSK" w:eastAsia="TH Sarabun PSK" w:hAnsi="TH SarabunPSK" w:cs="TH SarabunPSK"/>
-          <w:color w:val="000000" w:themeColor="text1"/>
-          <w:sz w:val="32"/>
-          <w:szCs w:val="32"/>
-          <w:cs/>
-        </w:rPr>
-        <w:t xml:space="preserve">{{tick.deliveryFrequency.3}} ต่อเนื่องรายไตรมาส</w:t>
-      </w:r>
-    </w:p>
-    <w:p>
-      <w:pPr>
-        <w:pStyle w:val="ListParagraph"/>
-        <w:rPr>
-          <w:rFonts w:ascii="TH SarabunPSK" w:eastAsia="TH Sarabun PSK" w:hAnsi="TH SarabunPSK" w:cs="TH SarabunPSK"/>
-          <w:color w:val="000000" w:themeColor="text1"/>
-          <w:sz w:val="32"/>
-          <w:szCs w:val="32"/>
-        </w:rPr>
-        <w:ind w:left="1440"/>
-      </w:pPr>
-      <w:r>
-        <w:rPr>
-          <w:rFonts w:ascii="TH SarabunPSK" w:eastAsia="TH Sarabun PSK" w:hAnsi="TH SarabunPSK" w:cs="TH SarabunPSK"/>
-          <w:color w:val="000000" w:themeColor="text1"/>
-          <w:sz w:val="32"/>
-          <w:szCs w:val="32"/>
-          <w:cs/>
-        </w:rPr>
-        <w:t xml:space="preserve">{{tick.deliveryFrequency.4}} ต่อเนื่องรายครึ่งปี</w:t>
-      </w:r>
-    </w:p>
-    <w:p>
-      <w:pPr>
-        <w:pStyle w:val="ListParagraph"/>
-        <w:rPr>
-          <w:rFonts w:ascii="TH SarabunPSK" w:eastAsia="TH Sarabun PSK" w:hAnsi="TH SarabunPSK" w:cs="TH SarabunPSK"/>
-          <w:color w:val="000000" w:themeColor="text1"/>
-          <w:sz w:val="32"/>
-          <w:szCs w:val="32"/>
-        </w:rPr>
-        <w:ind w:left="1440"/>
-      </w:pPr>
-      <w:r>
-        <w:rPr>
-          <w:rFonts w:ascii="TH SarabunPSK" w:eastAsia="TH Sarabun PSK" w:hAnsi="TH SarabunPSK" w:cs="TH SarabunPSK"/>
-          <w:color w:val="000000" w:themeColor="text1"/>
-          <w:sz w:val="32"/>
-          <w:szCs w:val="32"/>
-          <w:cs/>
-        </w:rPr>
-        <w:t xml:space="preserve">{{tick.deliveryFrequency.5}} ต่อเนื่องรายปี</w:t>
+          <w:rFonts w:ascii="DejaVu Sans" w:hAnsi="DejaVu Sans" w:cs="DejaVu Sans"/>
+          <w:sz w:val="28"/>
+          <w:szCs w:val="28"/>
+        </w:rPr>
+        <w:t xml:space="preserve">{{tick.deliveryFrequency.5}} </w:t>
+      </w:r>
+      <w:r>
+        <w:rPr>
+          <w:rFonts w:ascii="TH SarabunPSK" w:eastAsia="TH Sarabun PSK" w:hAnsi="TH SarabunPSK" w:cs="TH SarabunPSK"/>
+          <w:color w:val="000000" w:themeColor="text1"/>
+          <w:sz w:val="32"/>
+          <w:szCs w:val="32"/>
+          <w:cs/>
+        </w:rPr>
+        <w:t>ต่อเนื่องรายปี</w:t>
       </w:r>
     </w:p>
     <w:p>
@@ -1938,14 +2149,22 @@
       </w:pPr>
       <w:r>
         <w:rPr>
-          <w:rFonts w:ascii="TH SarabunPSK" w:eastAsia="TH Sarabun PSK" w:hAnsi="TH SarabunPSK" w:cs="TH SarabunPSK"/>
-          <w:color w:val="000000" w:themeColor="text1"/>
-          <w:sz w:val="32"/>
-          <w:szCs w:val="32"/>
-          <w:cs/>
-          <w:lang w:val="en-US"/>
-        </w:rPr>
-        <w:t xml:space="preserve">{{tick.geoCoverage.00}} ไม่มี</w:t>
+          <w:rFonts w:ascii="DejaVu Sans" w:hAnsi="DejaVu Sans" w:cs="DejaVu Sans"/>
+          <w:sz w:val="28"/>
+          <w:szCs w:val="28"/>
+        </w:rPr>
+        <w:t xml:space="preserve">{{tick.geoCoverage.00}} </w:t>
+      </w:r>
+      <w:r>
+        <w:rPr>
+          <w:rFonts w:ascii="TH SarabunPSK" w:eastAsia="TH Sarabun PSK" w:hAnsi="TH SarabunPSK" w:cs="TH SarabunPSK"/>
+          <w:color w:val="000000" w:themeColor="text1"/>
+          <w:sz w:val="32"/>
+          <w:szCs w:val="32"/>
+          <w:cs/>
+          <w:lang w:val="en-US"/>
+        </w:rPr>
+        <w:t>ไม่มี</w:t>
       </w:r>
     </w:p>
     <w:p>
@@ -1962,14 +2181,22 @@
       </w:pPr>
       <w:r>
         <w:rPr>
-          <w:rFonts w:ascii="TH SarabunPSK" w:eastAsia="TH Sarabun PSK" w:hAnsi="TH SarabunPSK" w:cs="TH SarabunPSK"/>
-          <w:color w:val="000000" w:themeColor="text1"/>
-          <w:sz w:val="32"/>
-          <w:szCs w:val="32"/>
-          <w:cs/>
-          <w:lang w:val="en-US"/>
-        </w:rPr>
-        <w:t xml:space="preserve">{{tick.geoCoverage.01}} โลก</w:t>
+          <w:rFonts w:ascii="DejaVu Sans" w:hAnsi="DejaVu Sans" w:cs="DejaVu Sans"/>
+          <w:sz w:val="28"/>
+          <w:szCs w:val="28"/>
+        </w:rPr>
+        <w:t xml:space="preserve">{{tick.geoCoverage.01}} </w:t>
+      </w:r>
+      <w:r>
+        <w:rPr>
+          <w:rFonts w:ascii="TH SarabunPSK" w:eastAsia="TH Sarabun PSK" w:hAnsi="TH SarabunPSK" w:cs="TH SarabunPSK"/>
+          <w:color w:val="000000" w:themeColor="text1"/>
+          <w:sz w:val="32"/>
+          <w:szCs w:val="32"/>
+          <w:cs/>
+          <w:lang w:val="en-US"/>
+        </w:rPr>
+        <w:t>โลก</w:t>
       </w:r>
     </w:p>
     <w:p>
@@ -1986,14 +2213,22 @@
       </w:pPr>
       <w:r>
         <w:rPr>
-          <w:rFonts w:ascii="TH SarabunPSK" w:eastAsia="TH Sarabun PSK" w:hAnsi="TH SarabunPSK" w:cs="TH SarabunPSK"/>
-          <w:color w:val="000000" w:themeColor="text1"/>
-          <w:sz w:val="32"/>
-          <w:szCs w:val="32"/>
-          <w:cs/>
-          <w:lang w:val="en-US"/>
-        </w:rPr>
-        <w:t xml:space="preserve">{{tick.geoCoverage.02}} ทวีป/กลุ่มประเทศในทวีป</w:t>
+          <w:rFonts w:ascii="DejaVu Sans" w:hAnsi="DejaVu Sans" w:cs="DejaVu Sans"/>
+          <w:sz w:val="28"/>
+          <w:szCs w:val="28"/>
+        </w:rPr>
+        <w:t xml:space="preserve">{{tick.geoCoverage.02}} </w:t>
+      </w:r>
+      <w:r>
+        <w:rPr>
+          <w:rFonts w:ascii="TH SarabunPSK" w:eastAsia="TH Sarabun PSK" w:hAnsi="TH SarabunPSK" w:cs="TH SarabunPSK"/>
+          <w:color w:val="000000" w:themeColor="text1"/>
+          <w:sz w:val="32"/>
+          <w:szCs w:val="32"/>
+          <w:cs/>
+          <w:lang w:val="en-US"/>
+        </w:rPr>
+        <w:t>ทวีป/กลุ่มประเทศในทวีป</w:t>
       </w:r>
     </w:p>
     <w:p>
@@ -2010,14 +2245,22 @@
       </w:pPr>
       <w:r>
         <w:rPr>
-          <w:rFonts w:ascii="TH SarabunPSK" w:eastAsia="TH Sarabun PSK" w:hAnsi="TH SarabunPSK" w:cs="TH SarabunPSK"/>
-          <w:color w:val="000000" w:themeColor="text1"/>
-          <w:sz w:val="32"/>
-          <w:szCs w:val="32"/>
-          <w:cs/>
-          <w:lang w:val="en-US"/>
-        </w:rPr>
-        <w:t xml:space="preserve">{{tick.geoCoverage.03}} กลุ่มประเทศทางเศรษฐกิจ</w:t>
+          <w:rFonts w:ascii="DejaVu Sans" w:hAnsi="DejaVu Sans" w:cs="DejaVu Sans"/>
+          <w:sz w:val="28"/>
+          <w:szCs w:val="28"/>
+        </w:rPr>
+        <w:t xml:space="preserve">{{tick.geoCoverage.03}} </w:t>
+      </w:r>
+      <w:r>
+        <w:rPr>
+          <w:rFonts w:ascii="TH SarabunPSK" w:eastAsia="TH Sarabun PSK" w:hAnsi="TH SarabunPSK" w:cs="TH SarabunPSK"/>
+          <w:color w:val="000000" w:themeColor="text1"/>
+          <w:sz w:val="32"/>
+          <w:szCs w:val="32"/>
+          <w:cs/>
+          <w:lang w:val="en-US"/>
+        </w:rPr>
+        <w:t>กลุ่มประเทศทางเศรษฐกิจ</w:t>
       </w:r>
     </w:p>
     <w:p>
@@ -2034,14 +2277,22 @@
       </w:pPr>
       <w:r>
         <w:rPr>
-          <w:rFonts w:ascii="TH SarabunPSK" w:eastAsia="TH Sarabun PSK" w:hAnsi="TH SarabunPSK" w:cs="TH SarabunPSK"/>
-          <w:color w:val="000000" w:themeColor="text1"/>
-          <w:sz w:val="32"/>
-          <w:szCs w:val="32"/>
-          <w:cs/>
-          <w:lang w:val="en-US"/>
-        </w:rPr>
-        <w:t xml:space="preserve">{{tick.geoCoverage.04}} ประเทศ</w:t>
+          <w:rFonts w:ascii="DejaVu Sans" w:hAnsi="DejaVu Sans" w:cs="DejaVu Sans"/>
+          <w:sz w:val="28"/>
+          <w:szCs w:val="28"/>
+        </w:rPr>
+        <w:t xml:space="preserve">{{tick.geoCoverage.04}} </w:t>
+      </w:r>
+      <w:r>
+        <w:rPr>
+          <w:rFonts w:ascii="TH SarabunPSK" w:eastAsia="TH Sarabun PSK" w:hAnsi="TH SarabunPSK" w:cs="TH SarabunPSK"/>
+          <w:color w:val="000000" w:themeColor="text1"/>
+          <w:sz w:val="32"/>
+          <w:szCs w:val="32"/>
+          <w:cs/>
+          <w:lang w:val="en-US"/>
+        </w:rPr>
+        <w:t>ประเทศ</w:t>
       </w:r>
     </w:p>
     <w:p>
@@ -2058,14 +2309,22 @@
       </w:pPr>
       <w:r>
         <w:rPr>
-          <w:rFonts w:ascii="TH SarabunPSK" w:eastAsia="TH Sarabun PSK" w:hAnsi="TH SarabunPSK" w:cs="TH SarabunPSK"/>
-          <w:color w:val="000000" w:themeColor="text1"/>
-          <w:sz w:val="32"/>
-          <w:szCs w:val="32"/>
-          <w:cs/>
-          <w:lang w:val="en-US"/>
-        </w:rPr>
-        <w:t xml:space="preserve">{{tick.geoCoverage.05}} ภาค</w:t>
+          <w:rFonts w:ascii="DejaVu Sans" w:hAnsi="DejaVu Sans" w:cs="DejaVu Sans"/>
+          <w:sz w:val="28"/>
+          <w:szCs w:val="28"/>
+        </w:rPr>
+        <w:t xml:space="preserve">{{tick.geoCoverage.05}} </w:t>
+      </w:r>
+      <w:r>
+        <w:rPr>
+          <w:rFonts w:ascii="TH SarabunPSK" w:eastAsia="TH Sarabun PSK" w:hAnsi="TH SarabunPSK" w:cs="TH SarabunPSK"/>
+          <w:color w:val="000000" w:themeColor="text1"/>
+          <w:sz w:val="32"/>
+          <w:szCs w:val="32"/>
+          <w:cs/>
+          <w:lang w:val="en-US"/>
+        </w:rPr>
+        <w:t>ภาค</w:t>
       </w:r>
     </w:p>
     <w:p>
@@ -2082,14 +2341,22 @@
       </w:pPr>
       <w:r>
         <w:rPr>
-          <w:rFonts w:ascii="TH SarabunPSK" w:eastAsia="TH Sarabun PSK" w:hAnsi="TH SarabunPSK" w:cs="TH SarabunPSK"/>
-          <w:color w:val="000000" w:themeColor="text1"/>
-          <w:sz w:val="32"/>
-          <w:szCs w:val="32"/>
-          <w:cs/>
-          <w:lang w:val="en-US"/>
-        </w:rPr>
-        <w:t xml:space="preserve">{{tick.geoCoverage.06}} จังหวัด</w:t>
+          <w:rFonts w:ascii="DejaVu Sans" w:hAnsi="DejaVu Sans" w:cs="DejaVu Sans"/>
+          <w:sz w:val="28"/>
+          <w:szCs w:val="28"/>
+        </w:rPr>
+        <w:t xml:space="preserve">{{tick.geoCoverage.06}} </w:t>
+      </w:r>
+      <w:r>
+        <w:rPr>
+          <w:rFonts w:ascii="TH SarabunPSK" w:eastAsia="TH Sarabun PSK" w:hAnsi="TH SarabunPSK" w:cs="TH SarabunPSK"/>
+          <w:color w:val="000000" w:themeColor="text1"/>
+          <w:sz w:val="32"/>
+          <w:szCs w:val="32"/>
+          <w:cs/>
+          <w:lang w:val="en-US"/>
+        </w:rPr>
+        <w:t>จังหวัด</w:t>
       </w:r>
     </w:p>
     <w:p>
@@ -2106,14 +2373,22 @@
       </w:pPr>
       <w:r>
         <w:rPr>
-          <w:rFonts w:ascii="TH SarabunPSK" w:eastAsia="TH Sarabun PSK" w:hAnsi="TH SarabunPSK" w:cs="TH SarabunPSK"/>
-          <w:color w:val="000000" w:themeColor="text1"/>
-          <w:sz w:val="32"/>
-          <w:szCs w:val="32"/>
-          <w:cs/>
-          <w:lang w:val="en-US"/>
-        </w:rPr>
-        <w:t xml:space="preserve">{{tick.geoCoverage.07}} อำเภอ</w:t>
+          <w:rFonts w:ascii="DejaVu Sans" w:hAnsi="DejaVu Sans" w:cs="DejaVu Sans"/>
+          <w:sz w:val="28"/>
+          <w:szCs w:val="28"/>
+        </w:rPr>
+        <w:t xml:space="preserve">{{tick.geoCoverage.07}} </w:t>
+      </w:r>
+      <w:r>
+        <w:rPr>
+          <w:rFonts w:ascii="TH SarabunPSK" w:eastAsia="TH Sarabun PSK" w:hAnsi="TH SarabunPSK" w:cs="TH SarabunPSK"/>
+          <w:color w:val="000000" w:themeColor="text1"/>
+          <w:sz w:val="32"/>
+          <w:szCs w:val="32"/>
+          <w:cs/>
+          <w:lang w:val="en-US"/>
+        </w:rPr>
+        <w:t>อำเภอ</w:t>
       </w:r>
     </w:p>
     <w:p>
@@ -2130,14 +2405,22 @@
       </w:pPr>
       <w:r>
         <w:rPr>
-          <w:rFonts w:ascii="TH SarabunPSK" w:eastAsia="TH Sarabun PSK" w:hAnsi="TH SarabunPSK" w:cs="TH SarabunPSK"/>
-          <w:color w:val="000000" w:themeColor="text1"/>
-          <w:sz w:val="32"/>
-          <w:szCs w:val="32"/>
-          <w:cs/>
-          <w:lang w:val="en-US"/>
-        </w:rPr>
-        <w:t xml:space="preserve">{{tick.geoCoverage.08}} ตำบล</w:t>
+          <w:rFonts w:ascii="DejaVu Sans" w:hAnsi="DejaVu Sans" w:cs="DejaVu Sans"/>
+          <w:sz w:val="28"/>
+          <w:szCs w:val="28"/>
+        </w:rPr>
+        <w:t xml:space="preserve">{{tick.geoCoverage.08}} </w:t>
+      </w:r>
+      <w:r>
+        <w:rPr>
+          <w:rFonts w:ascii="TH SarabunPSK" w:eastAsia="TH Sarabun PSK" w:hAnsi="TH SarabunPSK" w:cs="TH SarabunPSK"/>
+          <w:color w:val="000000" w:themeColor="text1"/>
+          <w:sz w:val="32"/>
+          <w:szCs w:val="32"/>
+          <w:cs/>
+          <w:lang w:val="en-US"/>
+        </w:rPr>
+        <w:t>ตำบล</w:t>
       </w:r>
     </w:p>
     <w:p>
@@ -2154,14 +2437,22 @@
       </w:pPr>
       <w:r>
         <w:rPr>
-          <w:rFonts w:ascii="TH SarabunPSK" w:eastAsia="TH Sarabun PSK" w:hAnsi="TH SarabunPSK" w:cs="TH SarabunPSK"/>
-          <w:color w:val="000000" w:themeColor="text1"/>
-          <w:sz w:val="32"/>
-          <w:szCs w:val="32"/>
-          <w:cs/>
-          <w:lang w:val="en-US"/>
-        </w:rPr>
-        <w:t xml:space="preserve">{{tick.geoCoverage.09}} หมู่บ้าน</w:t>
+          <w:rFonts w:ascii="DejaVu Sans" w:hAnsi="DejaVu Sans" w:cs="DejaVu Sans"/>
+          <w:sz w:val="28"/>
+          <w:szCs w:val="28"/>
+        </w:rPr>
+        <w:t xml:space="preserve">{{tick.geoCoverage.09}} </w:t>
+      </w:r>
+      <w:r>
+        <w:rPr>
+          <w:rFonts w:ascii="TH SarabunPSK" w:eastAsia="TH Sarabun PSK" w:hAnsi="TH SarabunPSK" w:cs="TH SarabunPSK"/>
+          <w:color w:val="000000" w:themeColor="text1"/>
+          <w:sz w:val="32"/>
+          <w:szCs w:val="32"/>
+          <w:cs/>
+          <w:lang w:val="en-US"/>
+        </w:rPr>
+        <w:t>หมู่บ้าน</w:t>
       </w:r>
     </w:p>
     <w:p>
@@ -2178,22 +2469,167 @@
       </w:pPr>
       <w:r>
         <w:rPr>
-          <w:rFonts w:ascii="TH SarabunPSK" w:eastAsia="TH Sarabun PSK" w:hAnsi="TH SarabunPSK" w:cs="TH SarabunPSK"/>
-          <w:color w:val="000000" w:themeColor="text1"/>
-          <w:sz w:val="32"/>
-          <w:szCs w:val="32"/>
-          <w:cs/>
-          <w:lang w:val="en-US"/>
-        </w:rPr>
-        <w:t xml:space="preserve">{{tick.geoCoverage.10}} เทศบาล/อบต. (องค์การปกครองส่วนท้องถิ่น)</w:t>
-      </w:r>
-      <w:r>
-        <w:rPr>
-          <w:rFonts w:ascii="TH SarabunPSK" w:eastAsia="TH Sarabun PSK" w:hAnsi="TH SarabunPSK" w:cs="TH SarabunPSK"/>
-          <w:color w:val="000000" w:themeColor="text1"/>
-          <w:sz w:val="32"/>
-          <w:szCs w:val="32"/>
-          <w:lang w:val="en-US"/>
+          <w:rFonts w:ascii="DejaVu Sans" w:hAnsi="DejaVu Sans" w:cs="DejaVu Sans"/>
+          <w:sz w:val="28"/>
+          <w:szCs w:val="28"/>
+        </w:rPr>
+        <w:t xml:space="preserve">{{tick.geoCoverage.10}} </w:t>
+      </w:r>
+      <w:r>
+        <w:rPr>
+          <w:rFonts w:ascii="TH SarabunPSK" w:eastAsia="TH Sarabun PSK" w:hAnsi="TH SarabunPSK" w:cs="TH SarabunPSK"/>
+          <w:color w:val="000000" w:themeColor="text1"/>
+          <w:sz w:val="32"/>
+          <w:szCs w:val="32"/>
+          <w:cs/>
+          <w:lang w:val="en-US"/>
+        </w:rPr>
+        <w:t>เทศบาล/อบต.</w:t>
+      </w:r>
+      <w:r>
+        <w:rPr>
+          <w:rFonts w:ascii="TH SarabunPSK" w:eastAsia="TH Sarabun PSK" w:hAnsi="TH SarabunPSK" w:cs="TH SarabunPSK"/>
+          <w:color w:val="000000" w:themeColor="text1"/>
+          <w:sz w:val="32"/>
+          <w:szCs w:val="32"/>
+          <w:lang w:val="en-US"/>
+        </w:rPr>
+        <w:t xml:space="preserve"> </w:t>
+      </w:r>
+      <w:r>
+        <w:rPr>
+          <w:rFonts w:ascii="TH SarabunPSK" w:eastAsia="TH Sarabun PSK" w:hAnsi="TH SarabunPSK" w:cs="TH SarabunPSK"/>
+          <w:color w:val="000000" w:themeColor="text1"/>
+          <w:sz w:val="32"/>
+          <w:szCs w:val="32"/>
+          <w:cs/>
+          <w:lang w:val="en-US"/>
+        </w:rPr>
+        <w:t>(องค์การปกครองส่วนท้องถิ่น)</w:t>
+      </w:r>
+    </w:p>
+    <w:p>
+      <w:pPr>
+        <w:pStyle w:val="ListParagraph"/>
+        <w:rPr>
+          <w:rFonts w:ascii="TH SarabunPSK" w:eastAsia="TH Sarabun PSK" w:hAnsi="TH SarabunPSK" w:cs="TH SarabunPSK"/>
+          <w:color w:val="000000" w:themeColor="text1"/>
+          <w:sz w:val="32"/>
+          <w:szCs w:val="32"/>
+          <w:lang w:val="en-US"/>
+        </w:rPr>
+        <w:ind w:left="1440"/>
+      </w:pPr>
+      <w:r>
+        <w:rPr>
+          <w:rFonts w:ascii="DejaVu Sans" w:hAnsi="DejaVu Sans" w:cs="DejaVu Sans"/>
+          <w:sz w:val="28"/>
+          <w:szCs w:val="28"/>
+        </w:rPr>
+        <w:t xml:space="preserve">{{tick.geoCoverage.11}} </w:t>
+      </w:r>
+      <w:r>
+        <w:rPr>
+          <w:rFonts w:ascii="TH SarabunPSK" w:eastAsia="TH Sarabun PSK" w:hAnsi="TH SarabunPSK" w:cs="TH SarabunPSK"/>
+          <w:color w:val="000000" w:themeColor="text1"/>
+          <w:sz w:val="32"/>
+          <w:szCs w:val="32"/>
+          <w:cs/>
+          <w:lang w:val="en-US"/>
+        </w:rPr>
+        <w:t>พิกัด</w:t>
+      </w:r>
+      <w:r>
+        <w:rPr>
+          <w:rFonts w:ascii="TH SarabunPSK" w:eastAsia="TH Sarabun PSK" w:hAnsi="TH SarabunPSK" w:cs="TH SarabunPSK"/>
+          <w:color w:val="000000" w:themeColor="text1"/>
+          <w:sz w:val="32"/>
+          <w:szCs w:val="32"/>
+          <w:lang w:val="en-US"/>
+        </w:rPr>
+        <w:t xml:space="preserve"> </w:t>
+      </w:r>
+      <w:r>
+        <w:rPr>
+          <w:rFonts w:ascii="TH SarabunPSK" w:eastAsia="TH Sarabun PSK" w:hAnsi="TH SarabunPSK" w:cs="TH SarabunPSK"/>
+          <w:color w:val="000000" w:themeColor="text1"/>
+          <w:sz w:val="32"/>
+          <w:szCs w:val="32"/>
+          <w:cs/>
+          <w:lang w:val="en-US"/>
+        </w:rPr>
+        <w:t>(ค่าของตัวเลขที่ใช้อธิบายตำแหน่งของจุดบนระนาบหรือปริภูมิ)</w:t>
+      </w:r>
+    </w:p>
+    <w:p>
+      <w:pPr>
+        <w:pStyle w:val="ListParagraph"/>
+        <w:rPr>
+          <w:rFonts w:ascii="TH SarabunPSK" w:eastAsia="TH Sarabun PSK" w:hAnsi="TH SarabunPSK" w:cs="TH SarabunPSK"/>
+          <w:color w:val="000000" w:themeColor="text1"/>
+          <w:sz w:val="32"/>
+          <w:szCs w:val="32"/>
+          <w:lang w:val="en-US"/>
+        </w:rPr>
+        <w:ind w:left="1440"/>
+      </w:pPr>
+      <w:r>
+        <w:rPr>
+          <w:rFonts w:ascii="DejaVu Sans" w:hAnsi="DejaVu Sans" w:cs="DejaVu Sans"/>
+          <w:sz w:val="28"/>
+          <w:szCs w:val="28"/>
+        </w:rPr>
+        <w:t xml:space="preserve">{{tick.geoCoverage.98}} </w:t>
+      </w:r>
+      <w:proofErr w:type="spellStart"/>
+      <w:r>
+        <w:rPr>
+          <w:rFonts w:ascii="TH SarabunPSK" w:eastAsia="TH Sarabun PSK" w:hAnsi="TH SarabunPSK" w:cs="TH SarabunPSK"/>
+          <w:color w:val="000000" w:themeColor="text1"/>
+          <w:sz w:val="32"/>
+          <w:szCs w:val="32"/>
+          <w:lang w:val="en-US"/>
+        </w:rPr>
+        <w:t>ไม่ทราบ</w:t>
+      </w:r>
+      <w:proofErr w:type="spellEnd"/>
+    </w:p>
+    <w:p>
+      <w:pPr>
+        <w:pStyle w:val="ListParagraph"/>
+        <w:rPr>
+          <w:rFonts w:ascii="TH SarabunPSK" w:eastAsia="TH Sarabun PSK" w:hAnsi="TH SarabunPSK" w:cs="TH SarabunPSK"/>
+          <w:color w:val="000000" w:themeColor="text1"/>
+          <w:sz w:val="32"/>
+          <w:szCs w:val="32"/>
+          <w:cs/>
+        </w:rPr>
+        <w:ind w:left="1440"/>
+      </w:pPr>
+      <w:r>
+        <w:rPr>
+          <w:rFonts w:ascii="DejaVu Sans" w:hAnsi="DejaVu Sans" w:cs="DejaVu Sans"/>
+          <w:sz w:val="28"/>
+          <w:szCs w:val="28"/>
+        </w:rPr>
+        <w:t xml:space="preserve">{{tick.geoCoverage.99}} </w:t>
+      </w:r>
+      <w:r>
+        <w:rPr>
+          <w:rFonts w:ascii="TH SarabunPSK" w:eastAsia="TH Sarabun PSK" w:hAnsi="TH SarabunPSK" w:cs="TH SarabunPSK"/>
+          <w:color w:val="000000" w:themeColor="text1"/>
+          <w:sz w:val="32"/>
+          <w:szCs w:val="32"/>
+        </w:rPr>
+        <w:t xml:space="preserve">อื่น ๆ {{dataset.geoCoverageOther}}</w:t>
+      </w:r>
+      <w:r>
+        <w:rPr>
+          <w:rFonts w:ascii="TH SarabunPSK" w:eastAsia="TH Sarabun PSK" w:hAnsi="TH SarabunPSK" w:cs="TH SarabunPSK"/>
+          <w:color w:val="000000" w:themeColor="text1"/>
+          <w:sz w:val="32"/>
+          <w:szCs w:val="32"/>
+          <w:cs/>
         </w:rPr>
         <w:t xml:space="preserve"/>
       </w:r>
@@ -2203,42 +2639,16 @@
           <w:color w:val="000000" w:themeColor="text1"/>
           <w:sz w:val="32"/>
           <w:szCs w:val="32"/>
-          <w:cs/>
-          <w:lang w:val="en-US"/>
         </w:rPr>
         <w:t xml:space="preserve"/>
       </w:r>
-    </w:p>
-    <w:p>
-      <w:pPr>
-        <w:pStyle w:val="ListParagraph"/>
-        <w:rPr>
-          <w:rFonts w:ascii="TH SarabunPSK" w:eastAsia="TH Sarabun PSK" w:hAnsi="TH SarabunPSK" w:cs="TH SarabunPSK"/>
-          <w:color w:val="000000" w:themeColor="text1"/>
-          <w:sz w:val="32"/>
-          <w:szCs w:val="32"/>
-          <w:lang w:val="en-US"/>
-        </w:rPr>
-        <w:ind w:left="1440"/>
-      </w:pPr>
-      <w:r>
-        <w:rPr>
-          <w:rFonts w:ascii="TH SarabunPSK" w:eastAsia="TH Sarabun PSK" w:hAnsi="TH SarabunPSK" w:cs="TH SarabunPSK"/>
-          <w:color w:val="000000" w:themeColor="text1"/>
-          <w:sz w:val="32"/>
-          <w:szCs w:val="32"/>
-          <w:cs/>
-          <w:lang w:val="en-US"/>
-        </w:rPr>
-        <w:t xml:space="preserve">{{tick.geoCoverage.11}} พิกัด (ค่าของตัวเลขที่ใช้อธิบายตำแหน่งของจุดบนระนาบหรือปริภูมิ)</w:t>
-      </w:r>
-      <w:r>
-        <w:rPr>
-          <w:rFonts w:ascii="TH SarabunPSK" w:eastAsia="TH Sarabun PSK" w:hAnsi="TH SarabunPSK" w:cs="TH SarabunPSK"/>
-          <w:color w:val="000000" w:themeColor="text1"/>
-          <w:sz w:val="32"/>
-          <w:szCs w:val="32"/>
-          <w:lang w:val="en-US"/>
+      <w:r>
+        <w:rPr>
+          <w:rFonts w:ascii="TH SarabunPSK" w:eastAsia="TH Sarabun PSK" w:hAnsi="TH SarabunPSK" w:cs="TH SarabunPSK"/>
+          <w:color w:val="000000" w:themeColor="text1"/>
+          <w:sz w:val="32"/>
+          <w:szCs w:val="32"/>
+          <w:cs/>
         </w:rPr>
         <w:t xml:space="preserve"/>
       </w:r>
@@ -2248,67 +2658,15 @@
           <w:color w:val="000000" w:themeColor="text1"/>
           <w:sz w:val="32"/>
           <w:szCs w:val="32"/>
-          <w:cs/>
-          <w:lang w:val="en-US"/>
         </w:rPr>
         <w:t xml:space="preserve"/>
       </w:r>
-    </w:p>
-    <w:p>
-      <w:pPr>
-        <w:pStyle w:val="ListParagraph"/>
-        <w:rPr>
-          <w:rFonts w:ascii="TH SarabunPSK" w:eastAsia="TH Sarabun PSK" w:hAnsi="TH SarabunPSK" w:cs="TH SarabunPSK"/>
-          <w:color w:val="000000" w:themeColor="text1"/>
-          <w:sz w:val="32"/>
-          <w:szCs w:val="32"/>
-          <w:lang w:val="en-US"/>
-        </w:rPr>
-        <w:ind w:left="1440"/>
-      </w:pPr>
-      <w:proofErr w:type="spellStart"/>
-      <w:r>
-        <w:rPr>
-          <w:rFonts w:ascii="TH SarabunPSK" w:eastAsia="TH Sarabun PSK" w:hAnsi="TH SarabunPSK" w:cs="TH SarabunPSK"/>
-          <w:color w:val="000000" w:themeColor="text1"/>
-          <w:sz w:val="32"/>
-          <w:szCs w:val="32"/>
-          <w:lang w:val="en-US"/>
-        </w:rPr>
-        <w:t xml:space="preserve">{{tick.geoCoverage.98}} ไม่ทราบ</w:t>
-      </w:r>
-      <w:proofErr w:type="spellEnd"/>
-    </w:p>
-    <w:p>
-      <w:pPr>
-        <w:pStyle w:val="ListParagraph"/>
-        <w:rPr>
-          <w:rFonts w:ascii="TH SarabunPSK" w:eastAsia="TH Sarabun PSK" w:hAnsi="TH SarabunPSK" w:cs="TH SarabunPSK"/>
-          <w:color w:val="000000" w:themeColor="text1"/>
-          <w:sz w:val="32"/>
-          <w:szCs w:val="32"/>
-          <w:highlight w:val="yellow"/>
-          <w:cs/>
-        </w:rPr>
-        <w:ind w:left="1440"/>
-      </w:pPr>
-      <w:r>
-        <w:rPr>
-          <w:rFonts w:ascii="TH SarabunPSK" w:eastAsia="TH Sarabun PSK" w:hAnsi="TH SarabunPSK" w:cs="TH SarabunPSK"/>
-          <w:color w:val="000000" w:themeColor="text1"/>
-          <w:sz w:val="32"/>
-          <w:szCs w:val="32"/>
-          <w:highlight w:val="yellow"/>
-        </w:rPr>
-        <w:t xml:space="preserve">{{tick.geoCoverage.99}} อื่น ๆ {{dataset.geoCoverageOther}}</w:t>
-      </w:r>
-      <w:r>
-        <w:rPr>
-          <w:rFonts w:ascii="TH SarabunPSK" w:eastAsia="TH Sarabun PSK" w:hAnsi="TH SarabunPSK" w:cs="TH SarabunPSK"/>
-          <w:color w:val="000000" w:themeColor="text1"/>
-          <w:sz w:val="32"/>
-          <w:szCs w:val="32"/>
-          <w:highlight w:val="yellow"/>
+      <w:r>
+        <w:rPr>
+          <w:rFonts w:ascii="TH SarabunPSK" w:eastAsia="TH Sarabun PSK" w:hAnsi="TH SarabunPSK" w:cs="TH SarabunPSK"/>
+          <w:color w:val="000000" w:themeColor="text1"/>
+          <w:sz w:val="32"/>
+          <w:szCs w:val="32"/>
           <w:cs/>
         </w:rPr>
         <w:t xml:space="preserve"/>
@@ -2319,49 +2677,6 @@
           <w:color w:val="000000" w:themeColor="text1"/>
           <w:sz w:val="32"/>
           <w:szCs w:val="32"/>
-          <w:highlight w:val="yellow"/>
-        </w:rPr>
-        <w:t xml:space="preserve"/>
-      </w:r>
-      <w:r>
-        <w:rPr>
-          <w:rFonts w:ascii="TH SarabunPSK" w:eastAsia="TH Sarabun PSK" w:hAnsi="TH SarabunPSK" w:cs="TH SarabunPSK"/>
-          <w:color w:val="000000" w:themeColor="text1"/>
-          <w:sz w:val="32"/>
-          <w:szCs w:val="32"/>
-          <w:highlight w:val="yellow"/>
-          <w:cs/>
-        </w:rPr>
-        <w:t xml:space="preserve"/>
-      </w:r>
-      <w:r>
-        <w:rPr>
-          <w:rFonts w:ascii="TH SarabunPSK" w:eastAsia="TH Sarabun PSK" w:hAnsi="TH SarabunPSK" w:cs="TH SarabunPSK"/>
-          <w:color w:val="000000" w:themeColor="text1"/>
-          <w:sz w:val="32"/>
-          <w:szCs w:val="32"/>
-          <w:highlight w:val="yellow"/>
-        </w:rPr>
-        <w:t xml:space="preserve"/>
-      </w:r>
-      <w:r>
-        <w:rPr>
-          <w:rFonts w:ascii="TH SarabunPSK" w:eastAsia="TH Sarabun PSK" w:hAnsi="TH SarabunPSK" w:cs="TH SarabunPSK"/>
-          <w:color w:val="000000" w:themeColor="text1"/>
-          <w:sz w:val="32"/>
-          <w:szCs w:val="32"/>
-          <w:highlight w:val="yellow"/>
-          <w:cs/>
-        </w:rPr>
-        <w:t xml:space="preserve"/>
-      </w:r>
-      <w:r>
-        <w:rPr>
-          <w:rFonts w:ascii="TH SarabunPSK" w:eastAsia="TH Sarabun PSK" w:hAnsi="TH SarabunPSK" w:cs="TH SarabunPSK"/>
-          <w:color w:val="000000" w:themeColor="text1"/>
-          <w:sz w:val="32"/>
-          <w:szCs w:val="32"/>
-          <w:highlight w:val="yellow"/>
         </w:rPr>
         <w:t xml:space="preserve"/>
       </w:r>
@@ -2436,13 +2751,21 @@
       </w:pPr>
       <w:r>
         <w:rPr>
-          <w:rFonts w:ascii="TH SarabunPSK" w:eastAsia="TH Sarabun PSK" w:hAnsi="TH SarabunPSK" w:cs="TH SarabunPSK"/>
-          <w:color w:val="000000" w:themeColor="text1"/>
-          <w:sz w:val="32"/>
-          <w:szCs w:val="32"/>
-          <w:cs/>
-        </w:rPr>
-        <w:t xml:space="preserve">{{tick.dataFormat.1}} วางไฟล์</w:t>
+          <w:rFonts w:ascii="DejaVu Sans" w:hAnsi="DejaVu Sans" w:cs="DejaVu Sans"/>
+          <w:sz w:val="28"/>
+          <w:szCs w:val="28"/>
+        </w:rPr>
+        <w:t xml:space="preserve">{{tick.dataFormat.1}} </w:t>
+      </w:r>
+      <w:r>
+        <w:rPr>
+          <w:rFonts w:ascii="TH SarabunPSK" w:eastAsia="TH Sarabun PSK" w:hAnsi="TH SarabunPSK" w:cs="TH SarabunPSK"/>
+          <w:color w:val="000000" w:themeColor="text1"/>
+          <w:sz w:val="32"/>
+          <w:szCs w:val="32"/>
+          <w:cs/>
+        </w:rPr>
+        <w:t>วางไฟล์</w:t>
       </w:r>
     </w:p>
     <w:p>
@@ -2459,13 +2782,21 @@
       </w:pPr>
       <w:r>
         <w:rPr>
-          <w:rFonts w:ascii="TH SarabunPSK" w:eastAsia="TH Sarabun PSK" w:hAnsi="TH SarabunPSK" w:cs="TH SarabunPSK"/>
-          <w:color w:val="000000" w:themeColor="text1"/>
-          <w:sz w:val="32"/>
-          <w:szCs w:val="32"/>
-          <w:lang w:val="en-US"/>
-        </w:rPr>
-        <w:t xml:space="preserve">{{tick.dataFormat.2}} Database synchronization</w:t>
+          <w:rFonts w:ascii="DejaVu Sans" w:hAnsi="DejaVu Sans" w:cs="DejaVu Sans"/>
+          <w:sz w:val="28"/>
+          <w:szCs w:val="28"/>
+        </w:rPr>
+        <w:t xml:space="preserve">{{tick.dataFormat.2}} </w:t>
+      </w:r>
+      <w:r>
+        <w:rPr>
+          <w:rFonts w:ascii="TH SarabunPSK" w:eastAsia="TH Sarabun PSK" w:hAnsi="TH SarabunPSK" w:cs="TH SarabunPSK"/>
+          <w:color w:val="000000" w:themeColor="text1"/>
+          <w:sz w:val="32"/>
+          <w:szCs w:val="32"/>
+          <w:lang w:val="en-US"/>
+        </w:rPr>
+        <w:t>Database synchronization</w:t>
       </w:r>
     </w:p>
     <w:p>
@@ -2482,13 +2813,21 @@
       </w:pPr>
       <w:r>
         <w:rPr>
-          <w:rFonts w:ascii="TH SarabunPSK" w:eastAsia="TH Sarabun PSK" w:hAnsi="TH SarabunPSK" w:cs="TH SarabunPSK"/>
-          <w:color w:val="000000" w:themeColor="text1"/>
-          <w:sz w:val="32"/>
-          <w:szCs w:val="32"/>
-          <w:lang w:val="en-US"/>
-        </w:rPr>
-        <w:t xml:space="preserve">{{tick.dataFormat.3}} Batch API</w:t>
+          <w:rFonts w:ascii="DejaVu Sans" w:hAnsi="DejaVu Sans" w:cs="DejaVu Sans"/>
+          <w:sz w:val="28"/>
+          <w:szCs w:val="28"/>
+        </w:rPr>
+        <w:t xml:space="preserve">{{tick.dataFormat.3}} </w:t>
+      </w:r>
+      <w:r>
+        <w:rPr>
+          <w:rFonts w:ascii="TH SarabunPSK" w:eastAsia="TH Sarabun PSK" w:hAnsi="TH SarabunPSK" w:cs="TH SarabunPSK"/>
+          <w:color w:val="000000" w:themeColor="text1"/>
+          <w:sz w:val="32"/>
+          <w:szCs w:val="32"/>
+          <w:lang w:val="en-US"/>
+        </w:rPr>
+        <w:t>Batch API</w:t>
       </w:r>
     </w:p>
     <w:p>
@@ -2506,14 +2845,22 @@
       </w:pPr>
       <w:r>
         <w:rPr>
-          <w:rFonts w:ascii="TH SarabunPSK" w:eastAsia="TH Sarabun PSK" w:hAnsi="TH SarabunPSK" w:cs="TH SarabunPSK"/>
-          <w:color w:val="000000" w:themeColor="text1"/>
-          <w:sz w:val="32"/>
-          <w:szCs w:val="32"/>
-          <w:cs/>
-          <w:lang w:val="en-US"/>
-        </w:rPr>
-        <w:t xml:space="preserve">{{tick.dataFormat.4}} ผ่านระบบเชื่อมโยงข้อมูลอื่น   {{dataset.dataFormatOther}}</w:t>
+          <w:rFonts w:ascii="DejaVu Sans" w:hAnsi="DejaVu Sans" w:cs="DejaVu Sans"/>
+          <w:sz w:val="28"/>
+          <w:szCs w:val="28"/>
+        </w:rPr>
+        <w:t xml:space="preserve">{{tick.dataFormat.4}} </w:t>
+      </w:r>
+      <w:r>
+        <w:rPr>
+          <w:rFonts w:ascii="TH SarabunPSK" w:eastAsia="TH Sarabun PSK" w:hAnsi="TH SarabunPSK" w:cs="TH SarabunPSK"/>
+          <w:color w:val="000000" w:themeColor="text1"/>
+          <w:sz w:val="32"/>
+          <w:szCs w:val="32"/>
+          <w:cs/>
+          <w:lang w:val="en-US"/>
+        </w:rPr>
+        <w:t xml:space="preserve">ผ่านระบบเชื่อมโยงข้อมูลอื่น   {{dataset.dataFormatOther}}</w:t>
       </w:r>
       <w:r>
         <w:rPr>
@@ -2676,6 +3023,14 @@
       </w:pPr>
       <w:r>
         <w:rPr>
+          <w:rFonts w:ascii="DejaVu Sans" w:hAnsi="DejaVu Sans" w:cs="DejaVu Sans"/>
+          <w:sz w:val="28"/>
+          <w:szCs w:val="28"/>
+        </w:rPr>
+        <w:t xml:space="preserve">{{tick.dataCategory.a}} </w:t>
+      </w:r>
+      <w:r>
+        <w:rPr>
           <w:rFonts w:ascii="TH SarabunPSK" w:eastAsia="TH Sarabun PSK" w:hAnsi="TH SarabunPSK" w:cs="TH SarabunPSK"/>
           <w:color w:val="000000" w:themeColor="text1"/>
           <w:sz w:val="32"/>
@@ -2683,7 +3038,7 @@
           <w:cs/>
         </w:rPr>
         <w:lastRenderedPageBreak/>
-        <w:t xml:space="preserve">{{tick.dataCategory.a}} ข้อมูลสาธารณะ</w:t>
+        <w:t>ข้อมูลสาธารณะ</w:t>
       </w:r>
     </w:p>
     <w:p>
@@ -2699,13 +3054,21 @@
       </w:pPr>
       <w:r>
         <w:rPr>
-          <w:rFonts w:ascii="TH SarabunPSK" w:eastAsia="TH Sarabun PSK" w:hAnsi="TH SarabunPSK" w:cs="TH SarabunPSK"/>
-          <w:color w:val="000000" w:themeColor="text1"/>
-          <w:sz w:val="32"/>
-          <w:szCs w:val="32"/>
-          <w:cs/>
-        </w:rPr>
-        <w:t xml:space="preserve">{{tick.dataCategory.b}} ข้อมูลใช้ภายใน</w:t>
+          <w:rFonts w:ascii="DejaVu Sans" w:hAnsi="DejaVu Sans" w:cs="DejaVu Sans"/>
+          <w:sz w:val="28"/>
+          <w:szCs w:val="28"/>
+        </w:rPr>
+        <w:t xml:space="preserve">{{tick.dataCategory.b}} </w:t>
+      </w:r>
+      <w:r>
+        <w:rPr>
+          <w:rFonts w:ascii="TH SarabunPSK" w:eastAsia="TH Sarabun PSK" w:hAnsi="TH SarabunPSK" w:cs="TH SarabunPSK"/>
+          <w:color w:val="000000" w:themeColor="text1"/>
+          <w:sz w:val="32"/>
+          <w:szCs w:val="32"/>
+          <w:cs/>
+        </w:rPr>
+        <w:t>ข้อมูลใช้ภายใน</w:t>
       </w:r>
     </w:p>
     <w:p>
@@ -2721,13 +3084,21 @@
       </w:pPr>
       <w:r>
         <w:rPr>
-          <w:rFonts w:ascii="TH SarabunPSK" w:eastAsia="TH Sarabun PSK" w:hAnsi="TH SarabunPSK" w:cs="TH SarabunPSK"/>
-          <w:color w:val="000000" w:themeColor="text1"/>
-          <w:sz w:val="32"/>
-          <w:szCs w:val="32"/>
-          <w:cs/>
-        </w:rPr>
-        <w:t xml:space="preserve">{{tick.dataCategory.c}} ข้อมูลความลับทางราชการ</w:t>
+          <w:rFonts w:ascii="DejaVu Sans" w:hAnsi="DejaVu Sans" w:cs="DejaVu Sans"/>
+          <w:sz w:val="28"/>
+          <w:szCs w:val="28"/>
+        </w:rPr>
+        <w:t xml:space="preserve">{{tick.dataCategory.c}} </w:t>
+      </w:r>
+      <w:r>
+        <w:rPr>
+          <w:rFonts w:ascii="TH SarabunPSK" w:eastAsia="TH Sarabun PSK" w:hAnsi="TH SarabunPSK" w:cs="TH SarabunPSK"/>
+          <w:color w:val="000000" w:themeColor="text1"/>
+          <w:sz w:val="32"/>
+          <w:szCs w:val="32"/>
+          <w:cs/>
+        </w:rPr>
+        <w:t>ข้อมูลความลับทางราชการ</w:t>
       </w:r>
     </w:p>
     <w:p>
@@ -2743,13 +3114,21 @@
       </w:pPr>
       <w:r>
         <w:rPr>
-          <w:rFonts w:ascii="TH SarabunPSK" w:eastAsia="TH Sarabun PSK" w:hAnsi="TH SarabunPSK" w:cs="TH SarabunPSK"/>
-          <w:color w:val="000000" w:themeColor="text1"/>
-          <w:sz w:val="32"/>
-          <w:szCs w:val="32"/>
-          <w:lang w:val="en-US"/>
-        </w:rPr>
-        <w:t xml:space="preserve">{{tick.dataCategory.d}} ข้อมูลความมั่นคง</w:t>
+          <w:rFonts w:ascii="DejaVu Sans" w:hAnsi="DejaVu Sans" w:cs="DejaVu Sans"/>
+          <w:sz w:val="28"/>
+          <w:szCs w:val="28"/>
+        </w:rPr>
+        <w:t xml:space="preserve">{{tick.dataCategory.d}} </w:t>
+      </w:r>
+      <w:r>
+        <w:rPr>
+          <w:rFonts w:ascii="TH SarabunPSK" w:eastAsia="TH Sarabun PSK" w:hAnsi="TH SarabunPSK" w:cs="TH SarabunPSK"/>
+          <w:color w:val="000000" w:themeColor="text1"/>
+          <w:sz w:val="32"/>
+          <w:szCs w:val="32"/>
+          <w:lang w:val="en-US"/>
+        </w:rPr>
+        <w:t>ข</w:t>
       </w:r>
       <w:proofErr w:type="spellStart"/>
       <w:r>
@@ -2759,7 +3138,7 @@
           <w:sz w:val="32"/>
           <w:szCs w:val="32"/>
         </w:rPr>
-        <w:t xml:space="preserve"/>
+        <w:t>้อมูลความมั่นคง</w:t>
       </w:r>
       <w:proofErr w:type="spellEnd"/>
     </w:p>
@@ -2807,13 +3186,21 @@
       </w:pPr>
       <w:r>
         <w:rPr>
+          <w:rFonts w:ascii="DejaVu Sans" w:hAnsi="DejaVu Sans" w:cs="DejaVu Sans"/>
+          <w:sz w:val="28"/>
+          <w:szCs w:val="28"/>
+        </w:rPr>
+        <w:t xml:space="preserve">{{tick.containsPersonalData.true}} </w:t>
+      </w:r>
+      <w:r>
+        <w:rPr>
           <w:rFonts w:ascii="TH SarabunPSK" w:eastAsia="TH Sarabun PSK" w:hAnsi="TH SarabunPSK" w:cs="TH SarabunPSK" w:hint="cs"/>
           <w:color w:val="000000" w:themeColor="text1"/>
           <w:sz w:val="32"/>
           <w:szCs w:val="32"/>
           <w:cs/>
         </w:rPr>
-        <w:t xml:space="preserve">{{tick.containsPersonalData.true}} มี</w:t>
+        <w:t>มี</w:t>
       </w:r>
     </w:p>
     <w:p>
@@ -2829,13 +3216,21 @@
       </w:pPr>
       <w:r>
         <w:rPr>
+          <w:rFonts w:ascii="DejaVu Sans" w:hAnsi="DejaVu Sans" w:cs="DejaVu Sans"/>
+          <w:sz w:val="28"/>
+          <w:szCs w:val="28"/>
+        </w:rPr>
+        <w:t xml:space="preserve">{{tick.containsPersonalData.false}} </w:t>
+      </w:r>
+      <w:r>
+        <w:rPr>
           <w:rFonts w:ascii="TH SarabunPSK" w:eastAsia="TH Sarabun PSK" w:hAnsi="TH SarabunPSK" w:cs="TH SarabunPSK" w:hint="cs"/>
           <w:color w:val="000000" w:themeColor="text1"/>
           <w:sz w:val="32"/>
           <w:szCs w:val="32"/>
           <w:cs/>
         </w:rPr>
-        <w:t xml:space="preserve">{{tick.containsPersonalData.false}} ไม่มี</w:t>
+        <w:t>ไม่มี</w:t>
       </w:r>
     </w:p>
     <w:p>
@@ -3037,6 +3432,14 @@
           <w:szCs w:val="32"/>
         </w:rPr>
       </w:pPr>
+      <w:r>
+        <w:rPr>
+          <w:rFonts w:ascii="DejaVu Sans" w:hAnsi="DejaVu Sans" w:cs="DejaVu Sans"/>
+          <w:sz w:val="28"/>
+          <w:szCs w:val="28"/>
+        </w:rPr>
+        <w:t xml:space="preserve">{{tick.personalDataProcessingPeriod.a}} </w:t>
+      </w:r>
       <w:proofErr w:type="spellStart"/>
       <w:r>
         <w:rPr>
@@ -3045,7 +3448,7 @@
           <w:sz w:val="32"/>
           <w:szCs w:val="32"/>
         </w:rPr>
-        <w:t xml:space="preserve">{{tick.personalDataProcessingPeriod.a}} จนกว่าจะมีคำสั่งให้ยุติการประมวลผลข้อมูลส่วนบุคคล</w:t>
+        <w:t>จนกว่าจะมีคำสั่งให้ยุติการประมวลผลข้อมูลส่วนบุคคล</w:t>
       </w:r>
       <w:proofErr w:type="spellEnd"/>
       <w:r>
@@ -3055,7 +3458,7 @@
           <w:sz w:val="32"/>
           <w:szCs w:val="32"/>
         </w:rPr>
-        <w:t xml:space="preserve"/>
+        <w:t xml:space="preserve"> </w:t>
       </w:r>
     </w:p>
     <w:p>
@@ -3078,12 +3481,20 @@
       </w:pPr>
       <w:r>
         <w:rPr>
-          <w:rFonts w:ascii="TH SarabunPSK" w:eastAsia="TH Sarabun PSK" w:hAnsi="TH SarabunPSK" w:cs="TH SarabunPSK"/>
-          <w:color w:val="000000" w:themeColor="text1"/>
-          <w:sz w:val="32"/>
-          <w:szCs w:val="32"/>
-        </w:rPr>
-        <w:t xml:space="preserve">{{tick.personalDataProcessingPeriod.b}} อื่น ๆ ระบุ ระยะเวลา {{dataset.personalDataPeriodYear}} ปี {{dataset.personalDataPeriodMonth}} เดือน</w:t>
+          <w:rFonts w:ascii="DejaVu Sans" w:hAnsi="DejaVu Sans" w:cs="DejaVu Sans"/>
+          <w:sz w:val="28"/>
+          <w:szCs w:val="28"/>
+        </w:rPr>
+        <w:t xml:space="preserve">{{tick.personalDataProcessingPeriod.b}} </w:t>
+      </w:r>
+      <w:r>
+        <w:rPr>
+          <w:rFonts w:ascii="TH SarabunPSK" w:eastAsia="TH Sarabun PSK" w:hAnsi="TH SarabunPSK" w:cs="TH SarabunPSK"/>
+          <w:color w:val="000000" w:themeColor="text1"/>
+          <w:sz w:val="32"/>
+          <w:szCs w:val="32"/>
+        </w:rPr>
+        <w:t xml:space="preserve">อื่น ๆ ระบุ ระยะเวลา {{dataset.personalDataPeriodYear}} ปี {{dataset.personalDataPeriodMonth}} เดือน</w:t>
       </w:r>
       <w:r>
         <w:rPr>
@@ -3219,23 +3630,31 @@
       </w:pPr>
       <w:r>
         <w:rPr>
-          <w:rFonts w:ascii="TH SarabunPSK" w:eastAsia="TH Sarabun PSK" w:hAnsi="TH SarabunPSK" w:cs="TH SarabunPSK"/>
-          <w:color w:val="000000" w:themeColor="text1"/>
-          <w:sz w:val="32"/>
-          <w:szCs w:val="32"/>
-          <w:cs/>
-        </w:rPr>
-        <w:t xml:space="preserve">{{tick.dataClassification.01}} เปิดเผย</w:t>
-      </w:r>
-      <w:r>
-        <w:rPr>
-          <w:rFonts w:ascii="TH SarabunPSK" w:eastAsia="TH Sarabun PSK" w:hAnsi="TH SarabunPSK" w:cs="TH SarabunPSK"/>
-          <w:color w:val="000000" w:themeColor="text1"/>
-          <w:sz w:val="32"/>
-          <w:szCs w:val="32"/>
-          <w:cs/>
-        </w:rPr>
-        <w:t xml:space="preserve"/>
+          <w:rFonts w:ascii="DejaVu Sans" w:hAnsi="DejaVu Sans" w:cs="DejaVu Sans"/>
+          <w:sz w:val="28"/>
+          <w:szCs w:val="28"/>
+        </w:rPr>
+        <w:t xml:space="preserve">{{tick.dataClassification.01}} </w:t>
+      </w:r>
+      <w:r>
+        <w:rPr>
+          <w:rFonts w:ascii="TH SarabunPSK" w:eastAsia="TH Sarabun PSK" w:hAnsi="TH SarabunPSK" w:cs="TH SarabunPSK"/>
+          <w:color w:val="000000" w:themeColor="text1"/>
+          <w:sz w:val="32"/>
+          <w:szCs w:val="32"/>
+          <w:cs/>
+        </w:rPr>
+        <w:t>เปิดเผย</w:t>
+      </w:r>
+      <w:r>
+        <w:rPr>
+          <w:rFonts w:ascii="TH SarabunPSK" w:eastAsia="TH Sarabun PSK" w:hAnsi="TH SarabunPSK" w:cs="TH SarabunPSK"/>
+          <w:color w:val="000000" w:themeColor="text1"/>
+          <w:sz w:val="32"/>
+          <w:szCs w:val="32"/>
+          <w:cs/>
+        </w:rPr>
+        <w:t xml:space="preserve"> </w:t>
       </w:r>
     </w:p>
     <w:p>
@@ -3252,14 +3671,22 @@
       </w:pPr>
       <w:r>
         <w:rPr>
-          <w:rFonts w:ascii="TH SarabunPSK" w:eastAsia="TH Sarabun PSK" w:hAnsi="TH SarabunPSK" w:cs="TH SarabunPSK"/>
-          <w:color w:val="000000" w:themeColor="text1"/>
-          <w:sz w:val="32"/>
-          <w:szCs w:val="32"/>
-          <w:cs/>
-          <w:lang w:val="en-US"/>
-        </w:rPr>
-        <w:t xml:space="preserve">{{tick.dataClassification.02}} เผยแพร่ภายในองค์กร</w:t>
+          <w:rFonts w:ascii="DejaVu Sans" w:hAnsi="DejaVu Sans" w:cs="DejaVu Sans"/>
+          <w:sz w:val="28"/>
+          <w:szCs w:val="28"/>
+        </w:rPr>
+        <w:t xml:space="preserve">{{tick.dataClassification.02}} </w:t>
+      </w:r>
+      <w:r>
+        <w:rPr>
+          <w:rFonts w:ascii="TH SarabunPSK" w:eastAsia="TH Sarabun PSK" w:hAnsi="TH SarabunPSK" w:cs="TH SarabunPSK"/>
+          <w:color w:val="000000" w:themeColor="text1"/>
+          <w:sz w:val="32"/>
+          <w:szCs w:val="32"/>
+          <w:cs/>
+          <w:lang w:val="en-US"/>
+        </w:rPr>
+        <w:t xml:space="preserve">เผยแพร่ภายในองค์กร </w:t>
       </w:r>
     </w:p>
     <w:p>
@@ -3276,14 +3703,22 @@
       </w:pPr>
       <w:r>
         <w:rPr>
-          <w:rFonts w:ascii="TH SarabunPSK" w:eastAsia="TH Sarabun PSK" w:hAnsi="TH SarabunPSK" w:cs="TH SarabunPSK"/>
-          <w:color w:val="000000" w:themeColor="text1"/>
-          <w:sz w:val="32"/>
-          <w:szCs w:val="32"/>
-          <w:cs/>
-          <w:lang w:val="en-US"/>
-        </w:rPr>
-        <w:t xml:space="preserve">{{tick.dataClassification.03}} ลับ</w:t>
+          <w:rFonts w:ascii="DejaVu Sans" w:hAnsi="DejaVu Sans" w:cs="DejaVu Sans"/>
+          <w:sz w:val="28"/>
+          <w:szCs w:val="28"/>
+        </w:rPr>
+        <w:t xml:space="preserve">{{tick.dataClassification.03}} </w:t>
+      </w:r>
+      <w:r>
+        <w:rPr>
+          <w:rFonts w:ascii="TH SarabunPSK" w:eastAsia="TH Sarabun PSK" w:hAnsi="TH SarabunPSK" w:cs="TH SarabunPSK"/>
+          <w:color w:val="000000" w:themeColor="text1"/>
+          <w:sz w:val="32"/>
+          <w:szCs w:val="32"/>
+          <w:cs/>
+          <w:lang w:val="en-US"/>
+        </w:rPr>
+        <w:t xml:space="preserve">ลับ </w:t>
       </w:r>
     </w:p>
     <w:p>
@@ -3300,14 +3735,22 @@
       </w:pPr>
       <w:r>
         <w:rPr>
-          <w:rFonts w:ascii="TH SarabunPSK" w:eastAsia="TH Sarabun PSK" w:hAnsi="TH SarabunPSK" w:cs="TH SarabunPSK"/>
-          <w:color w:val="000000" w:themeColor="text1"/>
-          <w:sz w:val="32"/>
-          <w:szCs w:val="32"/>
-          <w:cs/>
-          <w:lang w:val="en-US"/>
-        </w:rPr>
-        <w:t xml:space="preserve">{{tick.dataClassification.04}} ลับมาก</w:t>
+          <w:rFonts w:ascii="DejaVu Sans" w:hAnsi="DejaVu Sans" w:cs="DejaVu Sans"/>
+          <w:sz w:val="28"/>
+          <w:szCs w:val="28"/>
+        </w:rPr>
+        <w:t xml:space="preserve">{{tick.dataClassification.04}} </w:t>
+      </w:r>
+      <w:r>
+        <w:rPr>
+          <w:rFonts w:ascii="TH SarabunPSK" w:eastAsia="TH Sarabun PSK" w:hAnsi="TH SarabunPSK" w:cs="TH SarabunPSK"/>
+          <w:color w:val="000000" w:themeColor="text1"/>
+          <w:sz w:val="32"/>
+          <w:szCs w:val="32"/>
+          <w:cs/>
+          <w:lang w:val="en-US"/>
+        </w:rPr>
+        <w:t xml:space="preserve">ลับมาก </w:t>
       </w:r>
     </w:p>
     <w:p>
@@ -3324,14 +3767,22 @@
       </w:pPr>
       <w:r>
         <w:rPr>
-          <w:rFonts w:ascii="TH SarabunPSK" w:eastAsia="TH Sarabun PSK" w:hAnsi="TH SarabunPSK" w:cs="TH SarabunPSK"/>
-          <w:color w:val="000000" w:themeColor="text1"/>
-          <w:sz w:val="32"/>
-          <w:szCs w:val="32"/>
-          <w:cs/>
-          <w:lang w:val="en-US"/>
-        </w:rPr>
-        <w:t xml:space="preserve">{{tick.dataClassification.05}} ลับที่สุด</w:t>
+          <w:rFonts w:ascii="DejaVu Sans" w:hAnsi="DejaVu Sans" w:cs="DejaVu Sans"/>
+          <w:sz w:val="28"/>
+          <w:szCs w:val="28"/>
+        </w:rPr>
+        <w:t xml:space="preserve">{{tick.dataClassification.05}} </w:t>
+      </w:r>
+      <w:r>
+        <w:rPr>
+          <w:rFonts w:ascii="TH SarabunPSK" w:eastAsia="TH Sarabun PSK" w:hAnsi="TH SarabunPSK" w:cs="TH SarabunPSK"/>
+          <w:color w:val="000000" w:themeColor="text1"/>
+          <w:sz w:val="32"/>
+          <w:szCs w:val="32"/>
+          <w:cs/>
+          <w:lang w:val="en-US"/>
+        </w:rPr>
+        <w:t xml:space="preserve">ลับที่สุด </w:t>
       </w:r>
     </w:p>
     <w:p>
@@ -3372,43 +3823,51 @@
       </w:pPr>
       <w:r>
         <w:rPr>
-          <w:rFonts w:ascii="TH SarabunPSK" w:eastAsia="TH Sarabun PSK" w:hAnsi="TH SarabunPSK" w:cs="TH SarabunPSK"/>
-          <w:color w:val="000000" w:themeColor="text1"/>
-          <w:sz w:val="32"/>
-          <w:szCs w:val="32"/>
-          <w:lang w:val="en-US"/>
-        </w:rPr>
-        <w:t xml:space="preserve">{{tick.licenseId.G0}} G0 Open Data Common</w:t>
-      </w:r>
-      <w:r>
-        <w:rPr>
-          <w:rFonts w:ascii="TH SarabunPSK" w:eastAsia="TH Sarabun PSK" w:hAnsi="TH SarabunPSK" w:cs="TH SarabunPSK"/>
-          <w:color w:val="000000" w:themeColor="text1"/>
-          <w:sz w:val="32"/>
-          <w:szCs w:val="32"/>
-          <w:lang w:val="en-US"/>
-        </w:rPr>
-        <w:t xml:space="preserve"/>
-      </w:r>
-      <w:r>
-        <w:rPr>
-          <w:rFonts w:ascii="TH SarabunPSK" w:eastAsia="TH Sarabun PSK" w:hAnsi="TH SarabunPSK" w:cs="TH SarabunPSK"/>
-          <w:color w:val="000000" w:themeColor="text1"/>
-          <w:sz w:val="32"/>
-          <w:szCs w:val="32"/>
-          <w:lang w:val="en-US"/>
-        </w:rPr>
-        <w:t xml:space="preserve"/>
-      </w:r>
-      <w:r>
-        <w:rPr>
-          <w:rFonts w:ascii="TH SarabunPSK" w:eastAsia="TH Sarabun PSK" w:hAnsi="TH SarabunPSK" w:cs="TH SarabunPSK"/>
-          <w:color w:val="000000" w:themeColor="text1"/>
-          <w:sz w:val="32"/>
-          <w:szCs w:val="32"/>
-          <w:lang w:val="en-US"/>
-        </w:rPr>
-        <w:t xml:space="preserve"/>
+          <w:rFonts w:ascii="DejaVu Sans" w:hAnsi="DejaVu Sans" w:cs="DejaVu Sans"/>
+          <w:sz w:val="28"/>
+          <w:szCs w:val="28"/>
+        </w:rPr>
+        <w:t xml:space="preserve">{{tick.licenseId.G0}} </w:t>
+      </w:r>
+      <w:r>
+        <w:rPr>
+          <w:rFonts w:ascii="TH SarabunPSK" w:eastAsia="TH Sarabun PSK" w:hAnsi="TH SarabunPSK" w:cs="TH SarabunPSK"/>
+          <w:color w:val="000000" w:themeColor="text1"/>
+          <w:sz w:val="32"/>
+          <w:szCs w:val="32"/>
+          <w:lang w:val="en-US"/>
+        </w:rPr>
+        <w:t>G</w:t>
+      </w:r>
+      <w:r>
+        <w:rPr>
+          <w:rFonts w:ascii="TH SarabunPSK" w:eastAsia="TH Sarabun PSK" w:hAnsi="TH SarabunPSK" w:cs="TH SarabunPSK"/>
+          <w:color w:val="000000" w:themeColor="text1"/>
+          <w:sz w:val="32"/>
+          <w:szCs w:val="32"/>
+          <w:lang w:val="en-US"/>
+        </w:rPr>
+        <w:t>0</w:t>
+      </w:r>
+      <w:r>
+        <w:rPr>
+          <w:rFonts w:ascii="TH SarabunPSK" w:eastAsia="TH Sarabun PSK" w:hAnsi="TH SarabunPSK" w:cs="TH SarabunPSK"/>
+          <w:color w:val="000000" w:themeColor="text1"/>
+          <w:sz w:val="32"/>
+          <w:szCs w:val="32"/>
+          <w:lang w:val="en-US"/>
+        </w:rPr>
+        <w:t xml:space="preserve"> Open Data Common</w:t>
+      </w:r>
+      <w:r>
+        <w:rPr>
+          <w:rFonts w:ascii="TH SarabunPSK" w:eastAsia="TH Sarabun PSK" w:hAnsi="TH SarabunPSK" w:cs="TH SarabunPSK"/>
+          <w:color w:val="000000" w:themeColor="text1"/>
+          <w:sz w:val="32"/>
+          <w:szCs w:val="32"/>
+          <w:lang w:val="en-US"/>
+        </w:rPr>
+        <w:t xml:space="preserve"> </w:t>
       </w:r>
     </w:p>
     <w:p>
@@ -3425,53 +3884,61 @@
       </w:pPr>
       <w:r>
         <w:rPr>
-          <w:rFonts w:ascii="TH SarabunPSK" w:eastAsia="TH Sarabun PSK" w:hAnsi="TH SarabunPSK" w:cs="TH SarabunPSK"/>
-          <w:color w:val="000000" w:themeColor="text1"/>
-          <w:sz w:val="32"/>
-          <w:szCs w:val="32"/>
-          <w:lang w:val="en-US"/>
-        </w:rPr>
-        <w:t xml:space="preserve">{{tick.licenseId.G2}} G2 Creative Commons Attribution-NonCommercial</w:t>
-      </w:r>
-      <w:r>
-        <w:rPr>
-          <w:rFonts w:ascii="TH SarabunPSK" w:eastAsia="TH Sarabun PSK" w:hAnsi="TH SarabunPSK" w:cs="TH SarabunPSK"/>
-          <w:color w:val="000000" w:themeColor="text1"/>
-          <w:sz w:val="32"/>
-          <w:szCs w:val="32"/>
-          <w:lang w:val="en-US"/>
-        </w:rPr>
-        <w:t xml:space="preserve"/>
-      </w:r>
-      <w:r>
-        <w:rPr>
-          <w:rFonts w:ascii="TH SarabunPSK" w:eastAsia="TH Sarabun PSK" w:hAnsi="TH SarabunPSK" w:cs="TH SarabunPSK"/>
-          <w:color w:val="000000" w:themeColor="text1"/>
-          <w:sz w:val="32"/>
-          <w:szCs w:val="32"/>
-          <w:lang w:val="en-US"/>
-        </w:rPr>
-        <w:t xml:space="preserve"/>
-      </w:r>
-      <w:r>
-        <w:rPr>
-          <w:rFonts w:ascii="TH SarabunPSK" w:eastAsia="TH Sarabun PSK" w:hAnsi="TH SarabunPSK" w:cs="TH SarabunPSK"/>
-          <w:color w:val="000000" w:themeColor="text1"/>
-          <w:sz w:val="32"/>
-          <w:szCs w:val="32"/>
-          <w:lang w:val="en-US"/>
-        </w:rPr>
-        <w:t xml:space="preserve"/>
-      </w:r>
-      <w:r>
-        <w:rPr>
-          <w:rFonts w:ascii="TH SarabunPSK" w:eastAsia="TH Sarabun PSK" w:hAnsi="TH SarabunPSK" w:cs="TH SarabunPSK"/>
-          <w:color w:val="000000" w:themeColor="text1"/>
-          <w:sz w:val="32"/>
-          <w:szCs w:val="32"/>
-          <w:lang w:val="en-US"/>
-        </w:rPr>
-        <w:t xml:space="preserve"/>
+          <w:rFonts w:ascii="DejaVu Sans" w:hAnsi="DejaVu Sans" w:cs="DejaVu Sans"/>
+          <w:sz w:val="28"/>
+          <w:szCs w:val="28"/>
+        </w:rPr>
+        <w:t xml:space="preserve">{{tick.licenseId.G2}} </w:t>
+      </w:r>
+      <w:r>
+        <w:rPr>
+          <w:rFonts w:ascii="TH SarabunPSK" w:eastAsia="TH Sarabun PSK" w:hAnsi="TH SarabunPSK" w:cs="TH SarabunPSK"/>
+          <w:color w:val="000000" w:themeColor="text1"/>
+          <w:sz w:val="32"/>
+          <w:szCs w:val="32"/>
+          <w:lang w:val="en-US"/>
+        </w:rPr>
+        <w:t>G</w:t>
+      </w:r>
+      <w:r>
+        <w:rPr>
+          <w:rFonts w:ascii="TH SarabunPSK" w:eastAsia="TH Sarabun PSK" w:hAnsi="TH SarabunPSK" w:cs="TH SarabunPSK"/>
+          <w:color w:val="000000" w:themeColor="text1"/>
+          <w:sz w:val="32"/>
+          <w:szCs w:val="32"/>
+          <w:lang w:val="en-US"/>
+        </w:rPr>
+        <w:t>2</w:t>
+      </w:r>
+      <w:r>
+        <w:rPr>
+          <w:rFonts w:ascii="TH SarabunPSK" w:eastAsia="TH Sarabun PSK" w:hAnsi="TH SarabunPSK" w:cs="TH SarabunPSK"/>
+          <w:color w:val="000000" w:themeColor="text1"/>
+          <w:sz w:val="32"/>
+          <w:szCs w:val="32"/>
+          <w:lang w:val="en-US"/>
+        </w:rPr>
+        <w:t xml:space="preserve"> Creative Common</w:t>
+      </w:r>
+      <w:r>
+        <w:rPr>
+          <w:rFonts w:ascii="TH SarabunPSK" w:eastAsia="TH Sarabun PSK" w:hAnsi="TH SarabunPSK" w:cs="TH SarabunPSK"/>
+          <w:color w:val="000000" w:themeColor="text1"/>
+          <w:sz w:val="32"/>
+          <w:szCs w:val="32"/>
+          <w:lang w:val="en-US"/>
+        </w:rPr>
+        <w:t>s Attribution</w:t>
+      </w:r>
+      <w:r>
+        <w:rPr>
+          <w:rFonts w:ascii="TH SarabunPSK" w:eastAsia="TH Sarabun PSK" w:hAnsi="TH SarabunPSK" w:cs="TH SarabunPSK"/>
+          <w:color w:val="000000" w:themeColor="text1"/>
+          <w:sz w:val="32"/>
+          <w:szCs w:val="32"/>
+          <w:lang w:val="en-US"/>
+        </w:rPr>
+        <w:t>-</w:t>
       </w:r>
       <w:proofErr w:type="spellStart"/>
       <w:r>
@@ -3482,7 +3949,7 @@
           <w:szCs w:val="32"/>
           <w:lang w:val="en-US"/>
         </w:rPr>
-        <w:t xml:space="preserve"/>
+        <w:t>NonCommercial</w:t>
       </w:r>
       <w:proofErr w:type="spellEnd"/>
       <w:r>
@@ -3493,7 +3960,7 @@
           <w:szCs w:val="32"/>
           <w:lang w:val="en-US"/>
         </w:rPr>
-        <w:t xml:space="preserve"/>
+        <w:t xml:space="preserve"> </w:t>
       </w:r>
     </w:p>
     <w:p>
@@ -3510,23 +3977,31 @@
       </w:pPr>
       <w:r>
         <w:rPr>
-          <w:rFonts w:ascii="TH SarabunPSK" w:eastAsia="TH Sarabun PSK" w:hAnsi="TH SarabunPSK" w:cs="TH SarabunPSK"/>
-          <w:color w:val="000000" w:themeColor="text1"/>
-          <w:sz w:val="32"/>
-          <w:szCs w:val="32"/>
-          <w:lang w:val="en-US"/>
-        </w:rPr>
-        <w:t xml:space="preserve">{{tick.licenseId.G5}} G5 Other License</w:t>
-      </w:r>
-      <w:r>
-        <w:rPr>
-          <w:rFonts w:ascii="TH SarabunPSK" w:eastAsia="TH Sarabun PSK" w:hAnsi="TH SarabunPSK" w:cs="TH SarabunPSK"/>
-          <w:color w:val="000000" w:themeColor="text1"/>
-          <w:sz w:val="32"/>
-          <w:szCs w:val="32"/>
-          <w:lang w:val="en-US"/>
-        </w:rPr>
-        <w:t xml:space="preserve"/>
+          <w:rFonts w:ascii="DejaVu Sans" w:hAnsi="DejaVu Sans" w:cs="DejaVu Sans"/>
+          <w:sz w:val="28"/>
+          <w:szCs w:val="28"/>
+        </w:rPr>
+        <w:t xml:space="preserve">{{tick.licenseId.G5}} </w:t>
+      </w:r>
+      <w:r>
+        <w:rPr>
+          <w:rFonts w:ascii="TH SarabunPSK" w:eastAsia="TH Sarabun PSK" w:hAnsi="TH SarabunPSK" w:cs="TH SarabunPSK"/>
+          <w:color w:val="000000" w:themeColor="text1"/>
+          <w:sz w:val="32"/>
+          <w:szCs w:val="32"/>
+          <w:lang w:val="en-US"/>
+        </w:rPr>
+        <w:t>G5</w:t>
+      </w:r>
+      <w:r>
+        <w:rPr>
+          <w:rFonts w:ascii="TH SarabunPSK" w:eastAsia="TH Sarabun PSK" w:hAnsi="TH SarabunPSK" w:cs="TH SarabunPSK"/>
+          <w:color w:val="000000" w:themeColor="text1"/>
+          <w:sz w:val="32"/>
+          <w:szCs w:val="32"/>
+          <w:lang w:val="en-US"/>
+        </w:rPr>
+        <w:t xml:space="preserve"> Other License</w:t>
       </w:r>
     </w:p>
     <w:p>
@@ -3647,13 +4122,21 @@
       </w:pPr>
       <w:r>
         <w:rPr>
-          <w:rFonts w:ascii="TH SarabunPSK" w:eastAsia="TH Sarabun PSK" w:hAnsi="TH SarabunPSK" w:cs="TH SarabunPSK"/>
-          <w:color w:val="000000" w:themeColor="text1"/>
-          <w:sz w:val="32"/>
-          <w:szCs w:val="32"/>
-          <w:cs/>
-        </w:rPr>
-        <w:t xml:space="preserve">{{tick.allowOriginalRawDataRetention.true}} อนุญาต</w:t>
+          <w:rFonts w:ascii="DejaVu Sans" w:hAnsi="DejaVu Sans" w:cs="DejaVu Sans"/>
+          <w:sz w:val="28"/>
+          <w:szCs w:val="28"/>
+        </w:rPr>
+        <w:t xml:space="preserve">{{tick.allowOriginalRawDataRetention.true}} </w:t>
+      </w:r>
+      <w:r>
+        <w:rPr>
+          <w:rFonts w:ascii="TH SarabunPSK" w:eastAsia="TH Sarabun PSK" w:hAnsi="TH SarabunPSK" w:cs="TH SarabunPSK"/>
+          <w:color w:val="000000" w:themeColor="text1"/>
+          <w:sz w:val="32"/>
+          <w:szCs w:val="32"/>
+          <w:cs/>
+        </w:rPr>
+        <w:t>อนุญาต</w:t>
       </w:r>
     </w:p>
     <w:p>
@@ -3669,14 +4152,22 @@
       </w:pPr>
       <w:r>
         <w:rPr>
-          <w:rFonts w:ascii="TH SarabunPSK" w:eastAsia="TH Sarabun PSK" w:hAnsi="TH SarabunPSK" w:cs="TH SarabunPSK"/>
-          <w:color w:val="000000" w:themeColor="text1"/>
-          <w:sz w:val="32"/>
-          <w:szCs w:val="32"/>
-          <w:cs/>
-          <w:lang w:val="en-US"/>
-        </w:rPr>
-        <w:t xml:space="preserve">{{tick.allowOriginalRawDataRetention.false}} ไม่อนุญาต</w:t>
+          <w:rFonts w:ascii="DejaVu Sans" w:hAnsi="DejaVu Sans" w:cs="DejaVu Sans"/>
+          <w:sz w:val="28"/>
+          <w:szCs w:val="28"/>
+        </w:rPr>
+        <w:t xml:space="preserve">{{tick.allowOriginalRawDataRetention.false}} </w:t>
+      </w:r>
+      <w:r>
+        <w:rPr>
+          <w:rFonts w:ascii="TH SarabunPSK" w:eastAsia="TH Sarabun PSK" w:hAnsi="TH SarabunPSK" w:cs="TH SarabunPSK"/>
+          <w:color w:val="000000" w:themeColor="text1"/>
+          <w:sz w:val="32"/>
+          <w:szCs w:val="32"/>
+          <w:cs/>
+          <w:lang w:val="en-US"/>
+        </w:rPr>
+        <w:t>ไม่อนุญาต</w:t>
       </w:r>
     </w:p>
     <w:p>
@@ -3756,13 +4247,21 @@
       </w:pPr>
       <w:r>
         <w:rPr>
-          <w:rFonts w:ascii="TH SarabunPSK" w:eastAsia="TH Sarabun PSK" w:hAnsi="TH SarabunPSK" w:cs="TH SarabunPSK"/>
-          <w:color w:val="000000" w:themeColor="text1"/>
-          <w:sz w:val="32"/>
-          <w:szCs w:val="32"/>
-          <w:cs/>
-        </w:rPr>
-        <w:t xml:space="preserve">{{tick.allowOriginalRawDataSharing.true}} อนุญาต</w:t>
+          <w:rFonts w:ascii="DejaVu Sans" w:hAnsi="DejaVu Sans" w:cs="DejaVu Sans"/>
+          <w:sz w:val="28"/>
+          <w:szCs w:val="28"/>
+        </w:rPr>
+        <w:t xml:space="preserve">{{tick.allowOriginalRawDataSharing.true}} </w:t>
+      </w:r>
+      <w:r>
+        <w:rPr>
+          <w:rFonts w:ascii="TH SarabunPSK" w:eastAsia="TH Sarabun PSK" w:hAnsi="TH SarabunPSK" w:cs="TH SarabunPSK"/>
+          <w:color w:val="000000" w:themeColor="text1"/>
+          <w:sz w:val="32"/>
+          <w:szCs w:val="32"/>
+          <w:cs/>
+        </w:rPr>
+        <w:t>อนุญาต</w:t>
       </w:r>
     </w:p>
     <w:p>
@@ -3778,14 +4277,22 @@
       </w:pPr>
       <w:r>
         <w:rPr>
-          <w:rFonts w:ascii="TH SarabunPSK" w:eastAsia="TH Sarabun PSK" w:hAnsi="TH SarabunPSK" w:cs="TH SarabunPSK"/>
-          <w:color w:val="000000" w:themeColor="text1"/>
-          <w:sz w:val="32"/>
-          <w:szCs w:val="32"/>
-          <w:cs/>
-          <w:lang w:val="en-US"/>
-        </w:rPr>
-        <w:t xml:space="preserve">{{tick.allowOriginalRawDataSharing.false}} ไม่อนุญาต</w:t>
+          <w:rFonts w:ascii="DejaVu Sans" w:hAnsi="DejaVu Sans" w:cs="DejaVu Sans"/>
+          <w:sz w:val="28"/>
+          <w:szCs w:val="28"/>
+        </w:rPr>
+        <w:t xml:space="preserve">{{tick.allowOriginalRawDataSharing.false}} </w:t>
+      </w:r>
+      <w:r>
+        <w:rPr>
+          <w:rFonts w:ascii="TH SarabunPSK" w:eastAsia="TH Sarabun PSK" w:hAnsi="TH SarabunPSK" w:cs="TH SarabunPSK"/>
+          <w:color w:val="000000" w:themeColor="text1"/>
+          <w:sz w:val="32"/>
+          <w:szCs w:val="32"/>
+          <w:cs/>
+          <w:lang w:val="en-US"/>
+        </w:rPr>
+        <w:t>ไม่อนุญาต</w:t>
       </w:r>
     </w:p>
     <w:p>
@@ -3858,13 +4365,21 @@
       </w:pPr>
       <w:r>
         <w:rPr>
-          <w:rFonts w:ascii="TH SarabunPSK" w:eastAsia="TH Sarabun PSK" w:hAnsi="TH SarabunPSK" w:cs="TH SarabunPSK"/>
-          <w:color w:val="000000" w:themeColor="text1"/>
-          <w:sz w:val="32"/>
-          <w:szCs w:val="32"/>
-          <w:cs/>
-        </w:rPr>
-        <w:t xml:space="preserve">{{tick.allowTransformedRawDataSharing.true}} อนุญาต</w:t>
+          <w:rFonts w:ascii="DejaVu Sans" w:hAnsi="DejaVu Sans" w:cs="DejaVu Sans"/>
+          <w:sz w:val="28"/>
+          <w:szCs w:val="28"/>
+        </w:rPr>
+        <w:t xml:space="preserve">{{tick.allowTransformedRawDataSharing.true}} </w:t>
+      </w:r>
+      <w:r>
+        <w:rPr>
+          <w:rFonts w:ascii="TH SarabunPSK" w:eastAsia="TH Sarabun PSK" w:hAnsi="TH SarabunPSK" w:cs="TH SarabunPSK"/>
+          <w:color w:val="000000" w:themeColor="text1"/>
+          <w:sz w:val="32"/>
+          <w:szCs w:val="32"/>
+          <w:cs/>
+        </w:rPr>
+        <w:t>อนุญาต</w:t>
       </w:r>
     </w:p>
     <w:p>
@@ -3874,7 +4389,6 @@
           <w:rFonts w:ascii="TH SarabunPSK" w:eastAsia="TH Sarabun PSK" w:hAnsi="TH SarabunPSK" w:cs="TH SarabunPSK" w:hint="cs"/>
           <w:sz w:val="32"/>
           <w:szCs w:val="32"/>
-          <w:highlight w:val="yellow"/>
         </w:rPr>
         <w:ind w:left="1440"/>
       </w:pPr>
@@ -3883,7 +4397,6 @@
           <w:rFonts w:ascii="TH SarabunPSK" w:eastAsia="TH Sarabun PSK" w:hAnsi="TH SarabunPSK" w:cs="TH SarabunPSK"/>
           <w:sz w:val="32"/>
           <w:szCs w:val="32"/>
-          <w:highlight w:val="yellow"/>
           <w:cs/>
         </w:rPr>
         <w:lastRenderedPageBreak/>
@@ -3894,7 +4407,6 @@
           <w:rFonts w:ascii="TH SarabunPSK" w:eastAsia="TH Sarabun PSK" w:hAnsi="TH SarabunPSK" w:cs="TH SarabunPSK"/>
           <w:sz w:val="32"/>
           <w:szCs w:val="32"/>
-          <w:highlight w:val="yellow"/>
         </w:rPr>
         <w:t xml:space="preserve"/>
       </w:r>
@@ -3903,7 +4415,6 @@
           <w:rFonts w:ascii="TH SarabunPSK" w:eastAsia="TH Sarabun PSK" w:hAnsi="TH SarabunPSK" w:cs="TH SarabunPSK"/>
           <w:sz w:val="32"/>
           <w:szCs w:val="32"/>
-          <w:highlight w:val="yellow"/>
           <w:cs/>
         </w:rPr>
         <w:t xml:space="preserve"/>
@@ -3913,15 +4424,12 @@
           <w:rFonts w:ascii="TH SarabunPSK" w:eastAsia="TH Sarabun PSK" w:hAnsi="TH SarabunPSK" w:cs="TH SarabunPSK"/>
           <w:sz w:val="32"/>
           <w:szCs w:val="32"/>
-          <w:highlight w:val="yellow"/>
           <w:cs/>
         </w:rPr>
         <w:t xml:space="preserve"/>
       </w:r>
       <w:r>
-        <w:rPr>
-          <w:highlight w:val="yellow"/>
-        </w:rPr>
+        <w:rPr/>
         <w:br/>
       </w:r>
       <w:r>
@@ -3929,7 +4437,6 @@
           <w:rFonts w:ascii="TH SarabunPSK" w:eastAsia="TH Sarabun PSK" w:hAnsi="TH SarabunPSK" w:cs="TH SarabunPSK"/>
           <w:sz w:val="32"/>
           <w:szCs w:val="32"/>
-          <w:highlight w:val="yellow"/>
         </w:rPr>
         <w:t xml:space="preserve"/>
       </w:r>
@@ -3938,7 +4445,6 @@
           <w:rFonts w:ascii="TH SarabunPSK" w:eastAsia="TH Sarabun PSK" w:hAnsi="TH SarabunPSK" w:cs="TH SarabunPSK"/>
           <w:sz w:val="32"/>
           <w:szCs w:val="32"/>
-          <w:highlight w:val="yellow"/>
         </w:rPr>
         <w:t xml:space="preserve"/>
       </w:r>
@@ -3947,7 +4453,6 @@
           <w:rFonts w:ascii="TH SarabunPSK" w:eastAsia="TH Sarabun PSK" w:hAnsi="TH SarabunPSK" w:cs="TH SarabunPSK"/>
           <w:sz w:val="32"/>
           <w:szCs w:val="32"/>
-          <w:highlight w:val="yellow"/>
         </w:rPr>
         <w:t xml:space="preserve"/>
       </w:r>
@@ -3956,7 +4461,6 @@
           <w:rFonts w:ascii="TH SarabunPSK" w:eastAsia="TH Sarabun PSK" w:hAnsi="TH SarabunPSK" w:cs="TH SarabunPSK"/>
           <w:sz w:val="32"/>
           <w:szCs w:val="32"/>
-          <w:highlight w:val="yellow"/>
         </w:rPr>
         <w:t xml:space="preserve"/>
       </w:r>
@@ -3974,14 +4478,22 @@
       </w:pPr>
       <w:r>
         <w:rPr>
-          <w:rFonts w:ascii="TH SarabunPSK" w:eastAsia="TH Sarabun PSK" w:hAnsi="TH SarabunPSK" w:cs="TH SarabunPSK"/>
-          <w:color w:val="000000" w:themeColor="text1"/>
-          <w:sz w:val="32"/>
-          <w:szCs w:val="32"/>
-          <w:cs/>
-          <w:lang w:val="en-US"/>
-        </w:rPr>
-        <w:t xml:space="preserve">{{tick.allowTransformedRawDataSharing.false}} ไม่อนุญาต</w:t>
+          <w:rFonts w:ascii="DejaVu Sans" w:hAnsi="DejaVu Sans" w:cs="DejaVu Sans"/>
+          <w:sz w:val="28"/>
+          <w:szCs w:val="28"/>
+        </w:rPr>
+        <w:t xml:space="preserve">{{tick.allowTransformedRawDataSharing.false}} </w:t>
+      </w:r>
+      <w:r>
+        <w:rPr>
+          <w:rFonts w:ascii="TH SarabunPSK" w:eastAsia="TH Sarabun PSK" w:hAnsi="TH SarabunPSK" w:cs="TH SarabunPSK"/>
+          <w:color w:val="000000" w:themeColor="text1"/>
+          <w:sz w:val="32"/>
+          <w:szCs w:val="32"/>
+          <w:cs/>
+          <w:lang w:val="en-US"/>
+        </w:rPr>
+        <w:t>ไม่อนุญาต</w:t>
       </w:r>
     </w:p>
     <w:p>
@@ -4062,13 +4574,21 @@
       </w:pPr>
       <w:r>
         <w:rPr>
-          <w:rFonts w:ascii="TH SarabunPSK" w:eastAsia="TH Sarabun PSK" w:hAnsi="TH SarabunPSK" w:cs="TH SarabunPSK"/>
-          <w:color w:val="000000" w:themeColor="text1"/>
-          <w:sz w:val="32"/>
-          <w:szCs w:val="32"/>
-          <w:cs/>
-        </w:rPr>
-        <w:t xml:space="preserve">{{tick.allowTransformedRawDataGdxSharing.true}} อนุญาต</w:t>
+          <w:rFonts w:ascii="DejaVu Sans" w:hAnsi="DejaVu Sans" w:cs="DejaVu Sans"/>
+          <w:sz w:val="28"/>
+          <w:szCs w:val="28"/>
+        </w:rPr>
+        <w:t xml:space="preserve">{{tick.allowTransformedRawDataGdxSharing.true}} </w:t>
+      </w:r>
+      <w:r>
+        <w:rPr>
+          <w:rFonts w:ascii="TH SarabunPSK" w:eastAsia="TH Sarabun PSK" w:hAnsi="TH SarabunPSK" w:cs="TH SarabunPSK"/>
+          <w:color w:val="000000" w:themeColor="text1"/>
+          <w:sz w:val="32"/>
+          <w:szCs w:val="32"/>
+          <w:cs/>
+        </w:rPr>
+        <w:t>อนุญาต</w:t>
       </w:r>
     </w:p>
     <w:p>
@@ -4084,14 +4604,22 @@
       </w:pPr>
       <w:r>
         <w:rPr>
-          <w:rFonts w:ascii="TH SarabunPSK" w:eastAsia="TH Sarabun PSK" w:hAnsi="TH SarabunPSK" w:cs="TH SarabunPSK"/>
-          <w:color w:val="000000" w:themeColor="text1"/>
-          <w:sz w:val="32"/>
-          <w:szCs w:val="32"/>
-          <w:cs/>
-          <w:lang w:val="en-US"/>
-        </w:rPr>
-        <w:t xml:space="preserve">{{tick.allowTransformedRawDataGdxSharing.false}} ไม่อนุญาต</w:t>
+          <w:rFonts w:ascii="DejaVu Sans" w:hAnsi="DejaVu Sans" w:cs="DejaVu Sans"/>
+          <w:sz w:val="28"/>
+          <w:szCs w:val="28"/>
+        </w:rPr>
+        <w:t xml:space="preserve">{{tick.allowTransformedRawDataGdxSharing.false}} </w:t>
+      </w:r>
+      <w:r>
+        <w:rPr>
+          <w:rFonts w:ascii="TH SarabunPSK" w:eastAsia="TH Sarabun PSK" w:hAnsi="TH SarabunPSK" w:cs="TH SarabunPSK"/>
+          <w:color w:val="000000" w:themeColor="text1"/>
+          <w:sz w:val="32"/>
+          <w:szCs w:val="32"/>
+          <w:cs/>
+          <w:lang w:val="en-US"/>
+        </w:rPr>
+        <w:t>ไม่อนุญาต</w:t>
       </w:r>
     </w:p>
     <w:p>
@@ -4173,13 +4701,21 @@
       </w:pPr>
       <w:r>
         <w:rPr>
-          <w:rFonts w:ascii="TH SarabunPSK" w:eastAsia="TH Sarabun PSK" w:hAnsi="TH SarabunPSK" w:cs="TH SarabunPSK"/>
-          <w:color w:val="000000" w:themeColor="text1"/>
-          <w:sz w:val="32"/>
-          <w:szCs w:val="32"/>
-          <w:cs/>
-        </w:rPr>
-        <w:t xml:space="preserve">{{tick.allowAggregatedDataSharing.true}} อนุญาต</w:t>
+          <w:rFonts w:ascii="DejaVu Sans" w:hAnsi="DejaVu Sans" w:cs="DejaVu Sans"/>
+          <w:sz w:val="28"/>
+          <w:szCs w:val="28"/>
+        </w:rPr>
+        <w:t xml:space="preserve">{{tick.allowAggregatedDataSharing.true}} </w:t>
+      </w:r>
+      <w:r>
+        <w:rPr>
+          <w:rFonts w:ascii="TH SarabunPSK" w:eastAsia="TH Sarabun PSK" w:hAnsi="TH SarabunPSK" w:cs="TH SarabunPSK"/>
+          <w:color w:val="000000" w:themeColor="text1"/>
+          <w:sz w:val="32"/>
+          <w:szCs w:val="32"/>
+          <w:cs/>
+        </w:rPr>
+        <w:t>อนุญาต</w:t>
       </w:r>
     </w:p>
     <w:p>
@@ -4195,14 +4731,22 @@
       </w:pPr>
       <w:r>
         <w:rPr>
-          <w:rFonts w:ascii="TH SarabunPSK" w:eastAsia="TH Sarabun PSK" w:hAnsi="TH SarabunPSK" w:cs="TH SarabunPSK"/>
-          <w:color w:val="000000" w:themeColor="text1"/>
-          <w:sz w:val="32"/>
-          <w:szCs w:val="32"/>
-          <w:cs/>
-          <w:lang w:val="en-US"/>
-        </w:rPr>
-        <w:t xml:space="preserve">{{tick.allowAggregatedDataSharing.false}} ไม่อนุญาต</w:t>
+          <w:rFonts w:ascii="DejaVu Sans" w:hAnsi="DejaVu Sans" w:cs="DejaVu Sans"/>
+          <w:sz w:val="28"/>
+          <w:szCs w:val="28"/>
+        </w:rPr>
+        <w:t xml:space="preserve">{{tick.allowAggregatedDataSharing.false}} </w:t>
+      </w:r>
+      <w:r>
+        <w:rPr>
+          <w:rFonts w:ascii="TH SarabunPSK" w:eastAsia="TH Sarabun PSK" w:hAnsi="TH SarabunPSK" w:cs="TH SarabunPSK"/>
+          <w:color w:val="000000" w:themeColor="text1"/>
+          <w:sz w:val="32"/>
+          <w:szCs w:val="32"/>
+          <w:cs/>
+          <w:lang w:val="en-US"/>
+        </w:rPr>
+        <w:t>ไม่อนุญาต</w:t>
       </w:r>
     </w:p>
     <w:p>
@@ -4323,13 +4867,21 @@
       </w:pPr>
       <w:r>
         <w:rPr>
-          <w:rFonts w:ascii="TH SarabunPSK" w:eastAsia="TH Sarabun PSK" w:hAnsi="TH SarabunPSK" w:cs="TH SarabunPSK"/>
-          <w:color w:val="000000" w:themeColor="text1"/>
-          <w:sz w:val="32"/>
-          <w:szCs w:val="32"/>
-          <w:cs/>
-        </w:rPr>
-        <w:t xml:space="preserve">{{tick.authorizePersonalDataAnonymization.true}} มอบหมาย</w:t>
+          <w:rFonts w:ascii="DejaVu Sans" w:hAnsi="DejaVu Sans" w:cs="DejaVu Sans"/>
+          <w:sz w:val="28"/>
+          <w:szCs w:val="28"/>
+        </w:rPr>
+        <w:t xml:space="preserve">{{tick.authorizePersonalDataAnonymization.true}} </w:t>
+      </w:r>
+      <w:r>
+        <w:rPr>
+          <w:rFonts w:ascii="TH SarabunPSK" w:eastAsia="TH Sarabun PSK" w:hAnsi="TH SarabunPSK" w:cs="TH SarabunPSK"/>
+          <w:color w:val="000000" w:themeColor="text1"/>
+          <w:sz w:val="32"/>
+          <w:szCs w:val="32"/>
+          <w:cs/>
+        </w:rPr>
+        <w:t>มอบหมาย</w:t>
       </w:r>
     </w:p>
     <w:p>
@@ -4352,12 +4904,20 @@
       </w:pPr>
       <w:r>
         <w:rPr>
-          <w:rFonts w:ascii="TH SarabunPSK" w:eastAsia="TH Sarabun PSK" w:hAnsi="TH SarabunPSK" w:cs="TH SarabunPSK"/>
-          <w:color w:val="000000" w:themeColor="text1"/>
-          <w:sz w:val="32"/>
-          <w:szCs w:val="32"/>
-        </w:rPr>
-        <w:t xml:space="preserve">{{tick.authorizePersonalDataAnonymization.false}} ไม่มอบหมาย</w:t>
+          <w:rFonts w:ascii="DejaVu Sans" w:hAnsi="DejaVu Sans" w:cs="DejaVu Sans"/>
+          <w:sz w:val="28"/>
+          <w:szCs w:val="28"/>
+        </w:rPr>
+        <w:t xml:space="preserve">{{tick.authorizePersonalDataAnonymization.false}} </w:t>
+      </w:r>
+      <w:r>
+        <w:rPr>
+          <w:rFonts w:ascii="TH SarabunPSK" w:eastAsia="TH Sarabun PSK" w:hAnsi="TH SarabunPSK" w:cs="TH SarabunPSK"/>
+          <w:color w:val="000000" w:themeColor="text1"/>
+          <w:sz w:val="32"/>
+          <w:szCs w:val="32"/>
+        </w:rPr>
+        <w:t>ไม่มอบหมาย</w:t>
       </w:r>
     </w:p>
     <w:p>
